--- a/docx_resources/ЛПД/6 тиждень/6т_5-ЛПД.docx
+++ b/docx_resources/ЛПД/6 тиждень/6т_5-ЛПД.docx
@@ -663,7 +663,7 @@
         <w:jc w:val="both"/>
       </w:pPr>
       <w:r>
-        <w:t>Благословен єси, Господи Боже, вседержителю, що відаєш ум людський, що знаєш, чого потребуємо, багато більше, ніж просимо або розуміємо. Сам, чоловіколюбче царю, в усьому благий, удовольни нас множеством щедрот твоїх, щоб бездоганною совістю призивати святе ім’я Твоє; і не введи нас у спокусу, але ізбав нас від лукавого, і промислом твоїм усе на користь нашу учини.</w:t>
+        <w:t>Благословен єси, Господи Боже, вседержителю, що відаєш ум людський, що знаєш, чого потребуємо, багато більше, ніж просимо або розуміємо. Сам, Людинолюбче царю, в усьому благий, удовольни нас множеством щедрот твоїх, щоб бездоганною совістю призивати святе ім’я Твоє; і не введи нас у спокусу, але ізбав нас від лукавого, і промислом твоїм усе на користь нашу учини.</w:t>
       </w:r>
     </w:p>
     <w:p>
@@ -742,8 +742,7 @@
         <w:jc w:val="both"/>
       </w:pPr>
       <w:r>
-        <w:lastRenderedPageBreak/>
-        <w:t xml:space="preserve">Боже великий і дивний, що несказанною благістю і багатим промислом управляєш усім і добра світу нам дарував, і дав нам запоруку обіцяного царства дарованими нам благами. Ти вчинив, щоб і минулу частину дня ми ухилилися від усякого зла; даруй нам і останок непорочно довершити перед святою славою Твоєю, оспівувати Тебе, єдиного благого й чоловіколюбного Бога нашого. </w:t>
+        <w:t xml:space="preserve">Боже великий і дивний, що несказанною благістю і багатим промислом управляєш усім і добра світу нам дарував, і дав нам запоруку обіцяного царства дарованими нам благами. Ти вчинив, щоб і минулу частину дня ми ухилилися від усякого зла; даруй нам і останок непорочно довершити перед святою славою Твоєю, оспівувати Тебе, єдиного благого й людинолюбного Бога нашого. </w:t>
       </w:r>
     </w:p>
     <w:p>
@@ -782,17 +781,17 @@
         <w:jc w:val="both"/>
       </w:pPr>
       <w:r>
-        <w:t>Боже великий і всевишній, що єдиний маєш безсмертя, що в світлі живеш неприступнім, що всю твар сотворив у премудрості, що розділив між світлом і темрявою, і поставив сонце володіти днем, а місяць та зорі володіти ніччю, що сподобив нас, грішних, і в теперішній час стати перед лицем твоїм в ісповідуванні, і принести Тобі вечірнє славослов’я. Сам, чоловіколюбче, справ молитву нашу, як кадило перед тобою, і прийми її, як приємний запах. Подай же нам цей вечір і надходячу ніч мирну, одягни нас у броню світла, ізбав нас від страху нічного і всякої речі, що в темряві проходить. І дай сон, що його Ти дарував на спочинок нашої немочі, вільний від усяких диявольських примар. Так, Владико, благих подателю, нехай і ми в ночі на наших ложах каючись споминаємо ім’я Твоє і, просвічувані поученням твоїх заповідей, встанемо в душевній радості на славослов’я Твоєї благости, приносячи молитви й моління Твоєму милосердю за прогрішення наші і всіх людей твоїх, яких, молитвами святої Богородиці, в милості навісти.</w:t>
-      </w:r>
-    </w:p>
-    <w:p>
-      <w:pPr>
-        <w:widowControl w:val="0"/>
-        <w:spacing w:after="120"/>
-        <w:jc w:val="both"/>
-      </w:pPr>
-      <w:r>
-        <w:t>Бо Ти благий і чоловіколюбець Бог єси і Тобі славу возсилаємо, Отцю, і Сину, і Святому Духові, нині і повсякчас, і на віки віків. Амінь.</w:t>
+        <w:t>Боже великий і всевишній, що єдиний маєш безсмертя, що в світлі живеш неприступнім, що всю твар сотворив у премудрості, що розділив між світлом і темрявою, і поставив сонце володіти днем, а місяць та зорі володіти ніччю, що сподобив нас, грішних, і в теперішній час стати перед лицем твоїм в ісповідуванні, і принести Тобі вечірнє славослов’я. Сам, Людинолюбче, справ молитву нашу, як кадило перед тобою, і прийми її, як приємний запах. Подай же нам цей вечір і надходячу ніч мирну, одягни нас у броню світла, ізбав нас від страху нічного і всякої речі, що в темряві проходить. І дай сон, що його Ти дарував на спочинок нашої немочі, вільний від усяких диявольських примар. Так, Владико, благих подателю, нехай і ми в ночі на наших ложах каючись споминаємо ім’я Твоє і, просвічувані поученням твоїх заповідей, встанемо в душевній радості на славослов’я Твоєї благости, приносячи молитви й моління Твоєму милосердю за прогрішення наші і всіх людей твоїх, яких, молитвами святої Богородиці, в милості навісти.</w:t>
+      </w:r>
+    </w:p>
+    <w:p>
+      <w:pPr>
+        <w:widowControl w:val="0"/>
+        <w:spacing w:after="120"/>
+        <w:jc w:val="both"/>
+      </w:pPr>
+      <w:r>
+        <w:t>Бо Ти благий і людинолюбний Бог єси і Тобі славу возсилаємо, Отцю, і Сину, і Святому Духові, нині і повсякчас, і на віки віків. Амінь.</w:t>
       </w:r>
     </w:p>
     <w:p>
@@ -1020,12 +1019,126 @@
     </w:p>
     <w:p>
       <w:pPr>
-        <w:widowControl w:val="0"/>
-        <w:spacing w:after="120"/>
-        <w:jc w:val="both"/>
-      </w:pPr>
-      <w:r>
-        <w:t>Заступи, спаси, помилуй і охорони нас, Боже, Твоєю благодаттю.</w:t>
+        <w:spacing w:after="120"/>
+      </w:pPr>
+      <w:r>
+        <w:rPr>
+          <w:rFonts w:ascii="Times New Roman" w:hAnsi="Times New Roman"/>
+          <w:sz w:val="24"/>
+        </w:rPr>
+        <w:t>Заступи,</w:t>
+      </w:r>
+      <w:r>
+        <w:rPr>
+          <w:rFonts w:ascii="Times New Roman" w:hAnsi="Times New Roman"/>
+          <w:sz w:val="24"/>
+        </w:rPr>
+        <w:t xml:space="preserve"> </w:t>
+      </w:r>
+      <w:r>
+        <w:rPr>
+          <w:rFonts w:ascii="Times New Roman" w:hAnsi="Times New Roman"/>
+          <w:sz w:val="24"/>
+        </w:rPr>
+        <w:t>спаси,</w:t>
+      </w:r>
+      <w:r>
+        <w:rPr>
+          <w:rFonts w:ascii="Times New Roman" w:hAnsi="Times New Roman"/>
+          <w:sz w:val="24"/>
+        </w:rPr>
+        <w:t xml:space="preserve"> </w:t>
+      </w:r>
+      <w:r>
+        <w:rPr>
+          <w:rFonts w:ascii="Times New Roman" w:hAnsi="Times New Roman"/>
+          <w:sz w:val="24"/>
+        </w:rPr>
+        <w:t>помилуй</w:t>
+      </w:r>
+      <w:r>
+        <w:rPr>
+          <w:rFonts w:ascii="Times New Roman" w:hAnsi="Times New Roman"/>
+          <w:sz w:val="24"/>
+        </w:rPr>
+        <w:t xml:space="preserve"> </w:t>
+      </w:r>
+      <w:r>
+        <w:rPr>
+          <w:rFonts w:ascii="Times New Roman" w:hAnsi="Times New Roman"/>
+          <w:sz w:val="24"/>
+        </w:rPr>
+        <w:t>і</w:t>
+      </w:r>
+      <w:r>
+        <w:rPr>
+          <w:rFonts w:ascii="Times New Roman" w:hAnsi="Times New Roman"/>
+          <w:sz w:val="24"/>
+        </w:rPr>
+        <w:t xml:space="preserve"> </w:t>
+      </w:r>
+      <w:r>
+        <w:rPr>
+          <w:rFonts w:ascii="Times New Roman" w:hAnsi="Times New Roman"/>
+          <w:sz w:val="24"/>
+        </w:rPr>
+        <w:t>охорони</w:t>
+      </w:r>
+      <w:r>
+        <w:rPr>
+          <w:rFonts w:ascii="Times New Roman" w:hAnsi="Times New Roman"/>
+          <w:sz w:val="24"/>
+        </w:rPr>
+        <w:t xml:space="preserve"> </w:t>
+      </w:r>
+      <w:r>
+        <w:rPr>
+          <w:rFonts w:ascii="Times New Roman" w:hAnsi="Times New Roman"/>
+          <w:sz w:val="24"/>
+        </w:rPr>
+        <w:t>нас,</w:t>
+      </w:r>
+      <w:r>
+        <w:rPr>
+          <w:rFonts w:ascii="Times New Roman" w:hAnsi="Times New Roman"/>
+          <w:sz w:val="24"/>
+        </w:rPr>
+        <w:t xml:space="preserve"> </w:t>
+      </w:r>
+      <w:r>
+        <w:rPr>
+          <w:rFonts w:ascii="Times New Roman" w:hAnsi="Times New Roman"/>
+          <w:sz w:val="24"/>
+        </w:rPr>
+        <w:t>Боже,</w:t>
+      </w:r>
+      <w:r>
+        <w:rPr>
+          <w:rFonts w:ascii="Times New Roman" w:hAnsi="Times New Roman"/>
+          <w:sz w:val="24"/>
+        </w:rPr>
+        <w:t xml:space="preserve"> </w:t>
+      </w:r>
+      <w:r>
+        <w:rPr>
+          <w:rFonts w:ascii="Times New Roman" w:hAnsi="Times New Roman"/>
+          <w:sz w:val="24"/>
+        </w:rPr>
+        <w:t>Твоєю</w:t>
+      </w:r>
+      <w:r>
+        <w:rPr>
+          <w:rFonts w:ascii="Times New Roman" w:hAnsi="Times New Roman"/>
+          <w:sz w:val="24"/>
+        </w:rPr>
+        <w:t xml:space="preserve"> </w:t>
+      </w:r>
+      <w:r>
+        <w:rPr>
+          <w:rFonts w:ascii="Times New Roman" w:hAnsi="Times New Roman"/>
+          <w:sz w:val="24"/>
+        </w:rPr>
+        <w:t>благодаттю</w:t>
       </w:r>
     </w:p>
     <w:p>
@@ -1067,19 +1180,310 @@
     </w:p>
     <w:p>
       <w:pPr>
-        <w:widowControl w:val="0"/>
-        <w:spacing w:after="120"/>
-        <w:jc w:val="both"/>
-      </w:pPr>
-      <w:r>
-        <w:rPr>
-          <w:i/>
-          <w:color w:val="FF0000"/>
-        </w:rPr>
-        <w:t>Священик:</w:t>
-      </w:r>
-      <w:r>
-        <w:t xml:space="preserve"> Бо Тобі належить усяка слава, честь і поклоніння, Отцю, і Сину, і Святому Духові, нині і повсякчас, і на віки віків. </w:t>
+        <w:spacing w:after="120"/>
+      </w:pPr>
+      <w:r>
+        <w:rPr>
+          <w:rFonts w:ascii="Times New Roman" w:hAnsi="Times New Roman"/>
+          <w:i/>
+          <w:color w:val="FF4400"/>
+          <w:sz w:val="24"/>
+        </w:rPr>
+        <w:t>Священник:</w:t>
+      </w:r>
+      <w:r>
+        <w:rPr>
+          <w:rFonts w:ascii="Times New Roman" w:hAnsi="Times New Roman"/>
+          <w:sz w:val="24"/>
+        </w:rPr>
+        <w:t xml:space="preserve"> </w:t>
+      </w:r>
+      <w:r>
+        <w:rPr>
+          <w:rFonts w:ascii="Times New Roman" w:hAnsi="Times New Roman"/>
+          <w:sz w:val="24"/>
+        </w:rPr>
+        <w:t>Бо</w:t>
+      </w:r>
+      <w:r>
+        <w:rPr>
+          <w:rFonts w:ascii="Times New Roman" w:hAnsi="Times New Roman"/>
+          <w:sz w:val="24"/>
+        </w:rPr>
+        <w:t xml:space="preserve"> </w:t>
+      </w:r>
+      <w:r>
+        <w:rPr>
+          <w:rFonts w:ascii="Times New Roman" w:hAnsi="Times New Roman"/>
+          <w:sz w:val="24"/>
+        </w:rPr>
+        <w:t>Тобі</w:t>
+      </w:r>
+      <w:r>
+        <w:rPr>
+          <w:rFonts w:ascii="Times New Roman" w:hAnsi="Times New Roman"/>
+          <w:sz w:val="24"/>
+        </w:rPr>
+        <w:t xml:space="preserve"> </w:t>
+      </w:r>
+      <w:r>
+        <w:rPr>
+          <w:rFonts w:ascii="Times New Roman" w:hAnsi="Times New Roman"/>
+          <w:sz w:val="24"/>
+        </w:rPr>
+        <w:t>належить</w:t>
+      </w:r>
+      <w:r>
+        <w:rPr>
+          <w:rFonts w:ascii="Times New Roman" w:hAnsi="Times New Roman"/>
+          <w:sz w:val="24"/>
+        </w:rPr>
+        <w:t xml:space="preserve"> </w:t>
+      </w:r>
+      <w:r>
+        <w:rPr>
+          <w:rFonts w:ascii="Times New Roman" w:hAnsi="Times New Roman"/>
+          <w:sz w:val="24"/>
+        </w:rPr>
+        <w:t>усяка</w:t>
+      </w:r>
+      <w:r>
+        <w:rPr>
+          <w:rFonts w:ascii="Times New Roman" w:hAnsi="Times New Roman"/>
+          <w:sz w:val="24"/>
+        </w:rPr>
+        <w:t xml:space="preserve"> </w:t>
+      </w:r>
+      <w:r>
+        <w:rPr>
+          <w:rFonts w:ascii="Times New Roman" w:hAnsi="Times New Roman"/>
+          <w:sz w:val="24"/>
+        </w:rPr>
+        <w:t>слава,</w:t>
+      </w:r>
+      <w:r>
+        <w:rPr>
+          <w:rFonts w:ascii="Times New Roman" w:hAnsi="Times New Roman"/>
+          <w:sz w:val="24"/>
+        </w:rPr>
+        <w:t xml:space="preserve"> </w:t>
+      </w:r>
+      <w:r>
+        <w:rPr>
+          <w:rFonts w:ascii="Times New Roman" w:hAnsi="Times New Roman"/>
+          <w:sz w:val="24"/>
+        </w:rPr>
+        <w:t>честь</w:t>
+      </w:r>
+      <w:r>
+        <w:rPr>
+          <w:rFonts w:ascii="Times New Roman" w:hAnsi="Times New Roman"/>
+          <w:sz w:val="24"/>
+        </w:rPr>
+        <w:t xml:space="preserve"> </w:t>
+      </w:r>
+      <w:r>
+        <w:rPr>
+          <w:rFonts w:ascii="Times New Roman" w:hAnsi="Times New Roman"/>
+          <w:sz w:val="24"/>
+        </w:rPr>
+        <w:t>і</w:t>
+      </w:r>
+      <w:r>
+        <w:rPr>
+          <w:rFonts w:ascii="Times New Roman" w:hAnsi="Times New Roman"/>
+          <w:sz w:val="24"/>
+        </w:rPr>
+        <w:t xml:space="preserve"> </w:t>
+      </w:r>
+      <w:r>
+        <w:rPr>
+          <w:rFonts w:ascii="Times New Roman" w:hAnsi="Times New Roman"/>
+          <w:sz w:val="24"/>
+        </w:rPr>
+        <w:t>поклоніння,</w:t>
+      </w:r>
+      <w:r>
+        <w:rPr>
+          <w:rFonts w:ascii="Times New Roman" w:hAnsi="Times New Roman"/>
+          <w:sz w:val="24"/>
+        </w:rPr>
+        <w:t xml:space="preserve"> </w:t>
+      </w:r>
+      <w:r>
+        <w:rPr>
+          <w:rFonts w:ascii="Times New Roman" w:hAnsi="Times New Roman"/>
+          <w:sz w:val="24"/>
+        </w:rPr>
+        <w:t>Отцю,</w:t>
+      </w:r>
+      <w:r>
+        <w:rPr>
+          <w:rFonts w:ascii="Times New Roman" w:hAnsi="Times New Roman"/>
+          <w:sz w:val="24"/>
+        </w:rPr>
+        <w:t xml:space="preserve"> </w:t>
+      </w:r>
+      <w:r>
+        <w:rPr>
+          <w:rFonts w:ascii="Times New Roman" w:hAnsi="Times New Roman"/>
+          <w:sz w:val="24"/>
+        </w:rPr>
+        <w:t>і</w:t>
+      </w:r>
+      <w:r>
+        <w:rPr>
+          <w:rFonts w:ascii="Times New Roman" w:hAnsi="Times New Roman"/>
+          <w:sz w:val="24"/>
+        </w:rPr>
+        <w:t xml:space="preserve"> </w:t>
+      </w:r>
+      <w:r>
+        <w:rPr>
+          <w:rFonts w:ascii="Times New Roman" w:hAnsi="Times New Roman"/>
+          <w:sz w:val="24"/>
+        </w:rPr>
+        <w:t>Сину,</w:t>
+      </w:r>
+      <w:r>
+        <w:rPr>
+          <w:rFonts w:ascii="Times New Roman" w:hAnsi="Times New Roman"/>
+          <w:sz w:val="24"/>
+        </w:rPr>
+        <w:t xml:space="preserve"> </w:t>
+      </w:r>
+      <w:r>
+        <w:rPr>
+          <w:rFonts w:ascii="Times New Roman" w:hAnsi="Times New Roman"/>
+          <w:sz w:val="24"/>
+        </w:rPr>
+        <w:t>і</w:t>
+      </w:r>
+      <w:r>
+        <w:rPr>
+          <w:rFonts w:ascii="Times New Roman" w:hAnsi="Times New Roman"/>
+          <w:sz w:val="24"/>
+        </w:rPr>
+        <w:t xml:space="preserve"> </w:t>
+      </w:r>
+      <w:r>
+        <w:rPr>
+          <w:rFonts w:ascii="Times New Roman" w:hAnsi="Times New Roman"/>
+          <w:sz w:val="24"/>
+        </w:rPr>
+        <w:t>Святому</w:t>
+      </w:r>
+      <w:r>
+        <w:rPr>
+          <w:rFonts w:ascii="Times New Roman" w:hAnsi="Times New Roman"/>
+          <w:sz w:val="24"/>
+        </w:rPr>
+        <w:t xml:space="preserve"> </w:t>
+      </w:r>
+      <w:r>
+        <w:rPr>
+          <w:rFonts w:ascii="Times New Roman" w:hAnsi="Times New Roman"/>
+          <w:sz w:val="24"/>
+        </w:rPr>
+        <w:t>Духові,</w:t>
+      </w:r>
+      <w:r>
+        <w:rPr>
+          <w:rFonts w:ascii="Times New Roman" w:hAnsi="Times New Roman"/>
+          <w:sz w:val="24"/>
+        </w:rPr>
+        <w:t xml:space="preserve"> </w:t>
+      </w:r>
+      <w:r>
+        <w:rPr>
+          <w:rFonts w:ascii="Times New Roman" w:hAnsi="Times New Roman"/>
+          <w:sz w:val="24"/>
+        </w:rPr>
+        <w:t>нині,</w:t>
+      </w:r>
+      <w:r>
+        <w:rPr>
+          <w:rFonts w:ascii="Times New Roman" w:hAnsi="Times New Roman"/>
+          <w:sz w:val="24"/>
+        </w:rPr>
+        <w:t xml:space="preserve"> </w:t>
+      </w:r>
+      <w:r>
+        <w:rPr>
+          <w:rFonts w:ascii="Times New Roman" w:hAnsi="Times New Roman"/>
+          <w:sz w:val="24"/>
+        </w:rPr>
+        <w:t>і</w:t>
+      </w:r>
+      <w:r>
+        <w:rPr>
+          <w:rFonts w:ascii="Times New Roman" w:hAnsi="Times New Roman"/>
+          <w:sz w:val="24"/>
+        </w:rPr>
+        <w:t xml:space="preserve"> </w:t>
+      </w:r>
+      <w:r>
+        <w:rPr>
+          <w:rFonts w:ascii="Times New Roman" w:hAnsi="Times New Roman"/>
+          <w:sz w:val="24"/>
+        </w:rPr>
+        <w:t>повсякчас,</w:t>
+      </w:r>
+      <w:r>
+        <w:rPr>
+          <w:rFonts w:ascii="Times New Roman" w:hAnsi="Times New Roman"/>
+          <w:sz w:val="24"/>
+        </w:rPr>
+        <w:t xml:space="preserve"> </w:t>
+      </w:r>
+      <w:r>
+        <w:rPr>
+          <w:rFonts w:ascii="Times New Roman" w:hAnsi="Times New Roman"/>
+          <w:sz w:val="24"/>
+        </w:rPr>
+        <w:t>і</w:t>
+      </w:r>
+      <w:r>
+        <w:rPr>
+          <w:rFonts w:ascii="Times New Roman" w:hAnsi="Times New Roman"/>
+          <w:sz w:val="24"/>
+        </w:rPr>
+        <w:t xml:space="preserve"> </w:t>
+      </w:r>
+      <w:r>
+        <w:rPr>
+          <w:rFonts w:ascii="Times New Roman" w:hAnsi="Times New Roman"/>
+          <w:sz w:val="24"/>
+        </w:rPr>
+        <w:t>на</w:t>
+      </w:r>
+      <w:r>
+        <w:rPr>
+          <w:rFonts w:ascii="Times New Roman" w:hAnsi="Times New Roman"/>
+          <w:sz w:val="24"/>
+        </w:rPr>
+        <w:t xml:space="preserve"> </w:t>
+      </w:r>
+      <w:r>
+        <w:rPr>
+          <w:rFonts w:ascii="Times New Roman" w:hAnsi="Times New Roman"/>
+          <w:sz w:val="24"/>
+        </w:rPr>
+        <w:t>віки</w:t>
+      </w:r>
+      <w:r>
+        <w:rPr>
+          <w:rFonts w:ascii="Times New Roman" w:hAnsi="Times New Roman"/>
+          <w:sz w:val="24"/>
+        </w:rPr>
+        <w:t xml:space="preserve"> </w:t>
+      </w:r>
+      <w:r>
+        <w:rPr>
+          <w:rFonts w:ascii="Times New Roman" w:hAnsi="Times New Roman"/>
+          <w:sz w:val="24"/>
+        </w:rPr>
+        <w:t>віків.</w:t>
       </w:r>
     </w:p>
     <w:p>
@@ -1713,11 +2117,126 @@
     </w:p>
     <w:p>
       <w:pPr>
-        <w:widowControl w:val="0"/>
-        <w:spacing w:after="120"/>
-      </w:pPr>
-      <w:r>
-        <w:t>Заступи, спаси, помилуй і охорони нас, Боже, Твоєю благодаттю.</w:t>
+        <w:spacing w:after="120"/>
+      </w:pPr>
+      <w:r>
+        <w:rPr>
+          <w:rFonts w:ascii="Times New Roman" w:hAnsi="Times New Roman"/>
+          <w:sz w:val="24"/>
+        </w:rPr>
+        <w:t>Заступи,</w:t>
+      </w:r>
+      <w:r>
+        <w:rPr>
+          <w:rFonts w:ascii="Times New Roman" w:hAnsi="Times New Roman"/>
+          <w:sz w:val="24"/>
+        </w:rPr>
+        <w:t xml:space="preserve"> </w:t>
+      </w:r>
+      <w:r>
+        <w:rPr>
+          <w:rFonts w:ascii="Times New Roman" w:hAnsi="Times New Roman"/>
+          <w:sz w:val="24"/>
+        </w:rPr>
+        <w:t>спаси,</w:t>
+      </w:r>
+      <w:r>
+        <w:rPr>
+          <w:rFonts w:ascii="Times New Roman" w:hAnsi="Times New Roman"/>
+          <w:sz w:val="24"/>
+        </w:rPr>
+        <w:t xml:space="preserve"> </w:t>
+      </w:r>
+      <w:r>
+        <w:rPr>
+          <w:rFonts w:ascii="Times New Roman" w:hAnsi="Times New Roman"/>
+          <w:sz w:val="24"/>
+        </w:rPr>
+        <w:t>помилуй</w:t>
+      </w:r>
+      <w:r>
+        <w:rPr>
+          <w:rFonts w:ascii="Times New Roman" w:hAnsi="Times New Roman"/>
+          <w:sz w:val="24"/>
+        </w:rPr>
+        <w:t xml:space="preserve"> </w:t>
+      </w:r>
+      <w:r>
+        <w:rPr>
+          <w:rFonts w:ascii="Times New Roman" w:hAnsi="Times New Roman"/>
+          <w:sz w:val="24"/>
+        </w:rPr>
+        <w:t>і</w:t>
+      </w:r>
+      <w:r>
+        <w:rPr>
+          <w:rFonts w:ascii="Times New Roman" w:hAnsi="Times New Roman"/>
+          <w:sz w:val="24"/>
+        </w:rPr>
+        <w:t xml:space="preserve"> </w:t>
+      </w:r>
+      <w:r>
+        <w:rPr>
+          <w:rFonts w:ascii="Times New Roman" w:hAnsi="Times New Roman"/>
+          <w:sz w:val="24"/>
+        </w:rPr>
+        <w:t>охорони</w:t>
+      </w:r>
+      <w:r>
+        <w:rPr>
+          <w:rFonts w:ascii="Times New Roman" w:hAnsi="Times New Roman"/>
+          <w:sz w:val="24"/>
+        </w:rPr>
+        <w:t xml:space="preserve"> </w:t>
+      </w:r>
+      <w:r>
+        <w:rPr>
+          <w:rFonts w:ascii="Times New Roman" w:hAnsi="Times New Roman"/>
+          <w:sz w:val="24"/>
+        </w:rPr>
+        <w:t>нас,</w:t>
+      </w:r>
+      <w:r>
+        <w:rPr>
+          <w:rFonts w:ascii="Times New Roman" w:hAnsi="Times New Roman"/>
+          <w:sz w:val="24"/>
+        </w:rPr>
+        <w:t xml:space="preserve"> </w:t>
+      </w:r>
+      <w:r>
+        <w:rPr>
+          <w:rFonts w:ascii="Times New Roman" w:hAnsi="Times New Roman"/>
+          <w:sz w:val="24"/>
+        </w:rPr>
+        <w:t>Боже,</w:t>
+      </w:r>
+      <w:r>
+        <w:rPr>
+          <w:rFonts w:ascii="Times New Roman" w:hAnsi="Times New Roman"/>
+          <w:sz w:val="24"/>
+        </w:rPr>
+        <w:t xml:space="preserve"> </w:t>
+      </w:r>
+      <w:r>
+        <w:rPr>
+          <w:rFonts w:ascii="Times New Roman" w:hAnsi="Times New Roman"/>
+          <w:sz w:val="24"/>
+        </w:rPr>
+        <w:t>Твоєю</w:t>
+      </w:r>
+      <w:r>
+        <w:rPr>
+          <w:rFonts w:ascii="Times New Roman" w:hAnsi="Times New Roman"/>
+          <w:sz w:val="24"/>
+        </w:rPr>
+        <w:t xml:space="preserve"> </w:t>
+      </w:r>
+      <w:r>
+        <w:rPr>
+          <w:rFonts w:ascii="Times New Roman" w:hAnsi="Times New Roman"/>
+          <w:sz w:val="24"/>
+        </w:rPr>
+        <w:t>благодаттю</w:t>
       </w:r>
     </w:p>
     <w:p>
@@ -2472,11 +2991,126 @@
     </w:p>
     <w:p>
       <w:pPr>
-        <w:widowControl w:val="0"/>
-        <w:spacing w:after="120"/>
-      </w:pPr>
-      <w:r>
-        <w:t>Заступи, спаси, помилуй і охорони нас, Боже, Твоєю благодаттю.</w:t>
+        <w:spacing w:after="120"/>
+      </w:pPr>
+      <w:r>
+        <w:rPr>
+          <w:rFonts w:ascii="Times New Roman" w:hAnsi="Times New Roman"/>
+          <w:sz w:val="24"/>
+        </w:rPr>
+        <w:t>Заступи,</w:t>
+      </w:r>
+      <w:r>
+        <w:rPr>
+          <w:rFonts w:ascii="Times New Roman" w:hAnsi="Times New Roman"/>
+          <w:sz w:val="24"/>
+        </w:rPr>
+        <w:t xml:space="preserve"> </w:t>
+      </w:r>
+      <w:r>
+        <w:rPr>
+          <w:rFonts w:ascii="Times New Roman" w:hAnsi="Times New Roman"/>
+          <w:sz w:val="24"/>
+        </w:rPr>
+        <w:t>спаси,</w:t>
+      </w:r>
+      <w:r>
+        <w:rPr>
+          <w:rFonts w:ascii="Times New Roman" w:hAnsi="Times New Roman"/>
+          <w:sz w:val="24"/>
+        </w:rPr>
+        <w:t xml:space="preserve"> </w:t>
+      </w:r>
+      <w:r>
+        <w:rPr>
+          <w:rFonts w:ascii="Times New Roman" w:hAnsi="Times New Roman"/>
+          <w:sz w:val="24"/>
+        </w:rPr>
+        <w:t>помилуй</w:t>
+      </w:r>
+      <w:r>
+        <w:rPr>
+          <w:rFonts w:ascii="Times New Roman" w:hAnsi="Times New Roman"/>
+          <w:sz w:val="24"/>
+        </w:rPr>
+        <w:t xml:space="preserve"> </w:t>
+      </w:r>
+      <w:r>
+        <w:rPr>
+          <w:rFonts w:ascii="Times New Roman" w:hAnsi="Times New Roman"/>
+          <w:sz w:val="24"/>
+        </w:rPr>
+        <w:t>і</w:t>
+      </w:r>
+      <w:r>
+        <w:rPr>
+          <w:rFonts w:ascii="Times New Roman" w:hAnsi="Times New Roman"/>
+          <w:sz w:val="24"/>
+        </w:rPr>
+        <w:t xml:space="preserve"> </w:t>
+      </w:r>
+      <w:r>
+        <w:rPr>
+          <w:rFonts w:ascii="Times New Roman" w:hAnsi="Times New Roman"/>
+          <w:sz w:val="24"/>
+        </w:rPr>
+        <w:t>охорони</w:t>
+      </w:r>
+      <w:r>
+        <w:rPr>
+          <w:rFonts w:ascii="Times New Roman" w:hAnsi="Times New Roman"/>
+          <w:sz w:val="24"/>
+        </w:rPr>
+        <w:t xml:space="preserve"> </w:t>
+      </w:r>
+      <w:r>
+        <w:rPr>
+          <w:rFonts w:ascii="Times New Roman" w:hAnsi="Times New Roman"/>
+          <w:sz w:val="24"/>
+        </w:rPr>
+        <w:t>нас,</w:t>
+      </w:r>
+      <w:r>
+        <w:rPr>
+          <w:rFonts w:ascii="Times New Roman" w:hAnsi="Times New Roman"/>
+          <w:sz w:val="24"/>
+        </w:rPr>
+        <w:t xml:space="preserve"> </w:t>
+      </w:r>
+      <w:r>
+        <w:rPr>
+          <w:rFonts w:ascii="Times New Roman" w:hAnsi="Times New Roman"/>
+          <w:sz w:val="24"/>
+        </w:rPr>
+        <w:t>Боже,</w:t>
+      </w:r>
+      <w:r>
+        <w:rPr>
+          <w:rFonts w:ascii="Times New Roman" w:hAnsi="Times New Roman"/>
+          <w:sz w:val="24"/>
+        </w:rPr>
+        <w:t xml:space="preserve"> </w:t>
+      </w:r>
+      <w:r>
+        <w:rPr>
+          <w:rFonts w:ascii="Times New Roman" w:hAnsi="Times New Roman"/>
+          <w:sz w:val="24"/>
+        </w:rPr>
+        <w:t>Твоєю</w:t>
+      </w:r>
+      <w:r>
+        <w:rPr>
+          <w:rFonts w:ascii="Times New Roman" w:hAnsi="Times New Roman"/>
+          <w:sz w:val="24"/>
+        </w:rPr>
+        <w:t xml:space="preserve"> </w:t>
+      </w:r>
+      <w:r>
+        <w:rPr>
+          <w:rFonts w:ascii="Times New Roman" w:hAnsi="Times New Roman"/>
+          <w:sz w:val="24"/>
+        </w:rPr>
+        <w:t>благодаттю</w:t>
       </w:r>
     </w:p>
     <w:p>
@@ -2577,7 +3211,7 @@
         <w:jc w:val="both"/>
       </w:pPr>
       <w:r>
-        <w:t>Бо Ти благий і чоловіколюбець Бог єси, і Тобі славу возсилаємо, Отцю, і Сину, і Святому Духові, нині і повсякчас, і на віки віків.</w:t>
+        <w:t>Бо Ти благий і людинолюбний Бог єси, і Тобі славу возсилаємо, Отцю, і Сину, і Святому Духові, нині і повсякчас, і на віки віків.</w:t>
       </w:r>
     </w:p>
     <w:p>
@@ -3232,12 +3866,126 @@
     </w:p>
     <w:p>
       <w:pPr>
-        <w:widowControl w:val="0"/>
-        <w:spacing w:after="120"/>
-        <w:jc w:val="both"/>
-      </w:pPr>
-      <w:r>
-        <w:t>Заступи, спаси, помилуй і охорони нас, Боже, Твоєю благодаттю.</w:t>
+        <w:spacing w:after="120"/>
+      </w:pPr>
+      <w:r>
+        <w:rPr>
+          <w:rFonts w:ascii="Times New Roman" w:hAnsi="Times New Roman"/>
+          <w:sz w:val="24"/>
+        </w:rPr>
+        <w:t>Заступи,</w:t>
+      </w:r>
+      <w:r>
+        <w:rPr>
+          <w:rFonts w:ascii="Times New Roman" w:hAnsi="Times New Roman"/>
+          <w:sz w:val="24"/>
+        </w:rPr>
+        <w:t xml:space="preserve"> </w:t>
+      </w:r>
+      <w:r>
+        <w:rPr>
+          <w:rFonts w:ascii="Times New Roman" w:hAnsi="Times New Roman"/>
+          <w:sz w:val="24"/>
+        </w:rPr>
+        <w:t>спаси,</w:t>
+      </w:r>
+      <w:r>
+        <w:rPr>
+          <w:rFonts w:ascii="Times New Roman" w:hAnsi="Times New Roman"/>
+          <w:sz w:val="24"/>
+        </w:rPr>
+        <w:t xml:space="preserve"> </w:t>
+      </w:r>
+      <w:r>
+        <w:rPr>
+          <w:rFonts w:ascii="Times New Roman" w:hAnsi="Times New Roman"/>
+          <w:sz w:val="24"/>
+        </w:rPr>
+        <w:t>помилуй</w:t>
+      </w:r>
+      <w:r>
+        <w:rPr>
+          <w:rFonts w:ascii="Times New Roman" w:hAnsi="Times New Roman"/>
+          <w:sz w:val="24"/>
+        </w:rPr>
+        <w:t xml:space="preserve"> </w:t>
+      </w:r>
+      <w:r>
+        <w:rPr>
+          <w:rFonts w:ascii="Times New Roman" w:hAnsi="Times New Roman"/>
+          <w:sz w:val="24"/>
+        </w:rPr>
+        <w:t>і</w:t>
+      </w:r>
+      <w:r>
+        <w:rPr>
+          <w:rFonts w:ascii="Times New Roman" w:hAnsi="Times New Roman"/>
+          <w:sz w:val="24"/>
+        </w:rPr>
+        <w:t xml:space="preserve"> </w:t>
+      </w:r>
+      <w:r>
+        <w:rPr>
+          <w:rFonts w:ascii="Times New Roman" w:hAnsi="Times New Roman"/>
+          <w:sz w:val="24"/>
+        </w:rPr>
+        <w:t>охорони</w:t>
+      </w:r>
+      <w:r>
+        <w:rPr>
+          <w:rFonts w:ascii="Times New Roman" w:hAnsi="Times New Roman"/>
+          <w:sz w:val="24"/>
+        </w:rPr>
+        <w:t xml:space="preserve"> </w:t>
+      </w:r>
+      <w:r>
+        <w:rPr>
+          <w:rFonts w:ascii="Times New Roman" w:hAnsi="Times New Roman"/>
+          <w:sz w:val="24"/>
+        </w:rPr>
+        <w:t>нас,</w:t>
+      </w:r>
+      <w:r>
+        <w:rPr>
+          <w:rFonts w:ascii="Times New Roman" w:hAnsi="Times New Roman"/>
+          <w:sz w:val="24"/>
+        </w:rPr>
+        <w:t xml:space="preserve"> </w:t>
+      </w:r>
+      <w:r>
+        <w:rPr>
+          <w:rFonts w:ascii="Times New Roman" w:hAnsi="Times New Roman"/>
+          <w:sz w:val="24"/>
+        </w:rPr>
+        <w:t>Боже,</w:t>
+      </w:r>
+      <w:r>
+        <w:rPr>
+          <w:rFonts w:ascii="Times New Roman" w:hAnsi="Times New Roman"/>
+          <w:sz w:val="24"/>
+        </w:rPr>
+        <w:t xml:space="preserve"> </w:t>
+      </w:r>
+      <w:r>
+        <w:rPr>
+          <w:rFonts w:ascii="Times New Roman" w:hAnsi="Times New Roman"/>
+          <w:sz w:val="24"/>
+        </w:rPr>
+        <w:t>Твоєю</w:t>
+      </w:r>
+      <w:r>
+        <w:rPr>
+          <w:rFonts w:ascii="Times New Roman" w:hAnsi="Times New Roman"/>
+          <w:sz w:val="24"/>
+        </w:rPr>
+        <w:t xml:space="preserve"> </w:t>
+      </w:r>
+      <w:r>
+        <w:rPr>
+          <w:rFonts w:ascii="Times New Roman" w:hAnsi="Times New Roman"/>
+          <w:sz w:val="24"/>
+        </w:rPr>
+        <w:t>благодаттю</w:t>
       </w:r>
     </w:p>
     <w:p>
@@ -4240,7 +4988,7 @@
           <w:color w:val="000000"/>
           <w:highlight w:val="yellow"/>
         </w:rPr>
-        <w:t>Сонце і місяць побачили тебе, Чоловіколюбче,* повішене на дереві сонце правди, Христе мій,* та й скрили проміння;* основи землі сколихнулися зо страху перед твоєю силою,* а твоя мати, боліючи серцем, закликала до тебе:* Ісусе предобрий, слава твоєму добросердю!</w:t>
+        <w:t>Сонце і місяць побачили тебе, Людинолюбче,* повішене на дереві сонце правди, Христе мій,* та й скрили проміння;* основи землі сколихнулися зо страху перед твоєю силою,* а твоя мати, боліючи серцем, закликала до тебе:* Ісусе предобрий, слава твоєму добросердю!</w:t>
       </w:r>
     </w:p>
     <w:p>
@@ -4326,7 +5074,7 @@
         <w:t>Священик:</w:t>
       </w:r>
       <w:r>
-        <w:t xml:space="preserve"> Увечері, і вранці, і опівдні благословимо, благодаримо і молимось до Тебе, Владико всіх, чоловіколюбче Господи. Направ молитву нашу, як кадило, перед тобою, не дай нахилити сердець наших до слів або помислів лукавих, але ізбав нас від усього, що ловить душі наші, бо до Тебе, Господи, Господи, очі наші, і на Тебе ми уповали, не посором нас, Боже наш.</w:t>
+        <w:t xml:space="preserve"> Увечері, і вранці, і опівдні благословимо, благодаримо і молимось до Тебе, Владико всіх, Людинолюбче Господи. Направ молитву нашу, як кадило, перед тобою, не дай нахилити сердець наших до слів або помислів лукавих, але ізбав нас від усього, що ловить душі наші, бо до Тебе, Господи, Господи, очі наші, і на Тебе ми уповали, не посором нас, Боже наш.</w:t>
       </w:r>
     </w:p>
     <w:p>
@@ -5850,19 +6598,340 @@
     </w:p>
     <w:p>
       <w:pPr>
-        <w:widowControl w:val="0"/>
-        <w:spacing w:after="120"/>
-        <w:jc w:val="both"/>
-      </w:pPr>
-      <w:r>
-        <w:rPr>
-          <w:i/>
-          <w:color w:val="FF0000"/>
-        </w:rPr>
-        <w:t>Священик:</w:t>
-      </w:r>
-      <w:r>
-        <w:t xml:space="preserve"> Бо милостивий і чоловіколюбець Бог єси, і Тобі славу возсилаємо, Отцю, і Сину, і Святому Духові, нині і повсякчас, і на віки віків.</w:t>
+        <w:spacing w:after="120"/>
+      </w:pPr>
+      <w:r>
+        <w:rPr>
+          <w:rFonts w:ascii="Times New Roman" w:hAnsi="Times New Roman"/>
+          <w:i/>
+          <w:color w:val="FF4400"/>
+          <w:sz w:val="24"/>
+        </w:rPr>
+        <w:t>Священник:</w:t>
+      </w:r>
+      <w:r>
+        <w:rPr>
+          <w:rFonts w:ascii="Times New Roman" w:hAnsi="Times New Roman"/>
+          <w:i/>
+          <w:color w:val="FF4400"/>
+          <w:sz w:val="24"/>
+        </w:rPr>
+        <w:t xml:space="preserve"> </w:t>
+      </w:r>
+      <w:r>
+        <w:rPr>
+          <w:rFonts w:ascii="Times New Roman" w:hAnsi="Times New Roman"/>
+          <w:sz w:val="24"/>
+        </w:rPr>
+        <w:t>Бо</w:t>
+      </w:r>
+      <w:r>
+        <w:rPr>
+          <w:rFonts w:ascii="Times New Roman" w:hAnsi="Times New Roman"/>
+          <w:sz w:val="24"/>
+        </w:rPr>
+        <w:t xml:space="preserve"> </w:t>
+      </w:r>
+      <w:r>
+        <w:rPr>
+          <w:rFonts w:ascii="Times New Roman" w:hAnsi="Times New Roman"/>
+          <w:sz w:val="24"/>
+        </w:rPr>
+        <w:t>милостивий</w:t>
+      </w:r>
+      <w:r>
+        <w:rPr>
+          <w:rFonts w:ascii="Times New Roman" w:hAnsi="Times New Roman"/>
+          <w:sz w:val="24"/>
+        </w:rPr>
+        <w:t xml:space="preserve"> </w:t>
+      </w:r>
+      <w:r>
+        <w:rPr>
+          <w:rFonts w:ascii="Times New Roman" w:hAnsi="Times New Roman"/>
+          <w:sz w:val="24"/>
+        </w:rPr>
+        <w:t>і</w:t>
+      </w:r>
+      <w:r>
+        <w:rPr>
+          <w:rFonts w:ascii="Times New Roman" w:hAnsi="Times New Roman"/>
+          <w:sz w:val="24"/>
+        </w:rPr>
+        <w:t xml:space="preserve"> </w:t>
+      </w:r>
+      <w:r>
+        <w:rPr>
+          <w:rFonts w:ascii="Times New Roman" w:hAnsi="Times New Roman"/>
+          <w:sz w:val="24"/>
+        </w:rPr>
+        <w:t>людинолюбний</w:t>
+      </w:r>
+      <w:r>
+        <w:rPr>
+          <w:rFonts w:ascii="Times New Roman" w:hAnsi="Times New Roman"/>
+          <w:sz w:val="24"/>
+        </w:rPr>
+        <w:t xml:space="preserve"> </w:t>
+      </w:r>
+      <w:r>
+        <w:rPr>
+          <w:rFonts w:ascii="Times New Roman" w:hAnsi="Times New Roman"/>
+          <w:sz w:val="24"/>
+        </w:rPr>
+        <w:t>Бог</w:t>
+      </w:r>
+      <w:r>
+        <w:rPr>
+          <w:rFonts w:ascii="Times New Roman" w:hAnsi="Times New Roman"/>
+          <w:sz w:val="24"/>
+        </w:rPr>
+        <w:t xml:space="preserve"> </w:t>
+      </w:r>
+      <w:r>
+        <w:rPr>
+          <w:rFonts w:ascii="Times New Roman" w:hAnsi="Times New Roman"/>
+          <w:sz w:val="24"/>
+        </w:rPr>
+        <w:t>єси,</w:t>
+      </w:r>
+      <w:r>
+        <w:rPr>
+          <w:rFonts w:ascii="Times New Roman" w:hAnsi="Times New Roman"/>
+          <w:sz w:val="24"/>
+        </w:rPr>
+        <w:t xml:space="preserve"> </w:t>
+      </w:r>
+      <w:r>
+        <w:rPr>
+          <w:rFonts w:ascii="Times New Roman" w:hAnsi="Times New Roman"/>
+          <w:sz w:val="24"/>
+        </w:rPr>
+        <w:t>і</w:t>
+      </w:r>
+      <w:r>
+        <w:rPr>
+          <w:rFonts w:ascii="Times New Roman" w:hAnsi="Times New Roman"/>
+          <w:sz w:val="24"/>
+        </w:rPr>
+        <w:t xml:space="preserve"> </w:t>
+      </w:r>
+      <w:r>
+        <w:rPr>
+          <w:rFonts w:ascii="Times New Roman" w:hAnsi="Times New Roman"/>
+          <w:sz w:val="24"/>
+        </w:rPr>
+        <w:t>Тобі</w:t>
+      </w:r>
+      <w:r>
+        <w:rPr>
+          <w:rFonts w:ascii="Times New Roman" w:hAnsi="Times New Roman"/>
+          <w:sz w:val="24"/>
+        </w:rPr>
+        <w:t xml:space="preserve"> </w:t>
+      </w:r>
+      <w:r>
+        <w:rPr>
+          <w:rFonts w:ascii="Times New Roman" w:hAnsi="Times New Roman"/>
+          <w:sz w:val="24"/>
+        </w:rPr>
+        <w:t>славу</w:t>
+      </w:r>
+      <w:r>
+        <w:rPr>
+          <w:rFonts w:ascii="Times New Roman" w:hAnsi="Times New Roman"/>
+          <w:sz w:val="24"/>
+        </w:rPr>
+        <w:t xml:space="preserve"> </w:t>
+      </w:r>
+      <w:r>
+        <w:rPr>
+          <w:rFonts w:ascii="Times New Roman" w:hAnsi="Times New Roman"/>
+          <w:sz w:val="24"/>
+        </w:rPr>
+        <w:t>возсилаємо,</w:t>
+      </w:r>
+      <w:r>
+        <w:rPr>
+          <w:rFonts w:ascii="Times New Roman" w:hAnsi="Times New Roman"/>
+          <w:sz w:val="24"/>
+        </w:rPr>
+        <w:t xml:space="preserve"> </w:t>
+      </w:r>
+      <w:r>
+        <w:rPr>
+          <w:rFonts w:ascii="Times New Roman" w:hAnsi="Times New Roman"/>
+          <w:sz w:val="24"/>
+        </w:rPr>
+        <w:t>Отцю,</w:t>
+      </w:r>
+      <w:r>
+        <w:rPr>
+          <w:rFonts w:ascii="Times New Roman" w:hAnsi="Times New Roman"/>
+          <w:sz w:val="24"/>
+        </w:rPr>
+        <w:t xml:space="preserve"> </w:t>
+      </w:r>
+      <w:r>
+        <w:rPr>
+          <w:rFonts w:ascii="Times New Roman" w:hAnsi="Times New Roman"/>
+          <w:sz w:val="24"/>
+        </w:rPr>
+        <w:t>і</w:t>
+      </w:r>
+      <w:r>
+        <w:rPr>
+          <w:rFonts w:ascii="Times New Roman" w:hAnsi="Times New Roman"/>
+          <w:sz w:val="24"/>
+        </w:rPr>
+        <w:t xml:space="preserve"> </w:t>
+      </w:r>
+      <w:r>
+        <w:rPr>
+          <w:rFonts w:ascii="Times New Roman" w:hAnsi="Times New Roman"/>
+          <w:sz w:val="24"/>
+        </w:rPr>
+        <w:t>Сину,</w:t>
+      </w:r>
+      <w:r>
+        <w:rPr>
+          <w:rFonts w:ascii="Times New Roman" w:hAnsi="Times New Roman"/>
+          <w:sz w:val="24"/>
+        </w:rPr>
+        <w:t xml:space="preserve"> </w:t>
+      </w:r>
+      <w:r>
+        <w:rPr>
+          <w:rFonts w:ascii="Times New Roman" w:hAnsi="Times New Roman"/>
+          <w:sz w:val="24"/>
+        </w:rPr>
+        <w:t>і</w:t>
+      </w:r>
+      <w:r>
+        <w:rPr>
+          <w:rFonts w:ascii="Times New Roman" w:hAnsi="Times New Roman"/>
+          <w:sz w:val="24"/>
+        </w:rPr>
+        <w:t xml:space="preserve"> </w:t>
+      </w:r>
+      <w:r>
+        <w:rPr>
+          <w:rFonts w:ascii="Times New Roman" w:hAnsi="Times New Roman"/>
+          <w:sz w:val="24"/>
+        </w:rPr>
+        <w:t>Святому</w:t>
+      </w:r>
+      <w:r>
+        <w:rPr>
+          <w:rFonts w:ascii="Times New Roman" w:hAnsi="Times New Roman"/>
+          <w:sz w:val="24"/>
+        </w:rPr>
+        <w:t xml:space="preserve"> </w:t>
+      </w:r>
+      <w:r>
+        <w:rPr>
+          <w:rFonts w:ascii="Times New Roman" w:hAnsi="Times New Roman"/>
+          <w:sz w:val="24"/>
+        </w:rPr>
+        <w:t>Духові,</w:t>
+      </w:r>
+      <w:r>
+        <w:rPr>
+          <w:rFonts w:ascii="Times New Roman" w:hAnsi="Times New Roman"/>
+          <w:sz w:val="24"/>
+        </w:rPr>
+        <w:t xml:space="preserve"> </w:t>
+      </w:r>
+      <w:r>
+        <w:rPr>
+          <w:rFonts w:ascii="Times New Roman" w:hAnsi="Times New Roman"/>
+          <w:sz w:val="24"/>
+        </w:rPr>
+        <w:t>нині,</w:t>
+      </w:r>
+      <w:r>
+        <w:rPr>
+          <w:rFonts w:ascii="Times New Roman" w:hAnsi="Times New Roman"/>
+          <w:sz w:val="24"/>
+        </w:rPr>
+        <w:t xml:space="preserve"> </w:t>
+      </w:r>
+      <w:r>
+        <w:rPr>
+          <w:rFonts w:ascii="Times New Roman" w:hAnsi="Times New Roman"/>
+          <w:sz w:val="24"/>
+        </w:rPr>
+        <w:t>і</w:t>
+      </w:r>
+      <w:r>
+        <w:rPr>
+          <w:rFonts w:ascii="Times New Roman" w:hAnsi="Times New Roman"/>
+          <w:sz w:val="24"/>
+        </w:rPr>
+        <w:t xml:space="preserve"> </w:t>
+      </w:r>
+      <w:r>
+        <w:rPr>
+          <w:rFonts w:ascii="Times New Roman" w:hAnsi="Times New Roman"/>
+          <w:sz w:val="24"/>
+        </w:rPr>
+        <w:t>повсякчас,</w:t>
+      </w:r>
+      <w:r>
+        <w:rPr>
+          <w:rFonts w:ascii="Times New Roman" w:hAnsi="Times New Roman"/>
+          <w:sz w:val="24"/>
+        </w:rPr>
+        <w:t xml:space="preserve"> </w:t>
+      </w:r>
+      <w:r>
+        <w:rPr>
+          <w:rFonts w:ascii="Times New Roman" w:hAnsi="Times New Roman"/>
+          <w:sz w:val="24"/>
+        </w:rPr>
+        <w:t>і</w:t>
+      </w:r>
+      <w:r>
+        <w:rPr>
+          <w:rFonts w:ascii="Times New Roman" w:hAnsi="Times New Roman"/>
+          <w:sz w:val="24"/>
+        </w:rPr>
+        <w:t xml:space="preserve"> </w:t>
+      </w:r>
+      <w:r>
+        <w:rPr>
+          <w:rFonts w:ascii="Times New Roman" w:hAnsi="Times New Roman"/>
+          <w:sz w:val="24"/>
+        </w:rPr>
+        <w:t>на</w:t>
+      </w:r>
+      <w:r>
+        <w:rPr>
+          <w:rFonts w:ascii="Times New Roman" w:hAnsi="Times New Roman"/>
+          <w:sz w:val="24"/>
+        </w:rPr>
+        <w:t xml:space="preserve"> </w:t>
+      </w:r>
+      <w:r>
+        <w:rPr>
+          <w:rFonts w:ascii="Times New Roman" w:hAnsi="Times New Roman"/>
+          <w:sz w:val="24"/>
+        </w:rPr>
+        <w:t>віки</w:t>
+      </w:r>
+      <w:r>
+        <w:rPr>
+          <w:rFonts w:ascii="Times New Roman" w:hAnsi="Times New Roman"/>
+          <w:sz w:val="24"/>
+        </w:rPr>
+        <w:t xml:space="preserve"> </w:t>
+      </w:r>
+      <w:r>
+        <w:rPr>
+          <w:rFonts w:ascii="Times New Roman" w:hAnsi="Times New Roman"/>
+          <w:sz w:val="24"/>
+        </w:rPr>
+        <w:t>віків.</w:t>
       </w:r>
     </w:p>
     <w:p>
@@ -6450,11 +7519,126 @@
     </w:p>
     <w:p>
       <w:pPr>
-        <w:widowControl w:val="0"/>
-        <w:spacing w:after="120"/>
-      </w:pPr>
-      <w:r>
-        <w:t>Заступи, спаси, помилуй і охорони нас, Боже, Твоєю благодаттю.</w:t>
+        <w:spacing w:after="120"/>
+      </w:pPr>
+      <w:r>
+        <w:rPr>
+          <w:rFonts w:ascii="Times New Roman" w:hAnsi="Times New Roman"/>
+          <w:sz w:val="24"/>
+        </w:rPr>
+        <w:t>Заступи,</w:t>
+      </w:r>
+      <w:r>
+        <w:rPr>
+          <w:rFonts w:ascii="Times New Roman" w:hAnsi="Times New Roman"/>
+          <w:sz w:val="24"/>
+        </w:rPr>
+        <w:t xml:space="preserve"> </w:t>
+      </w:r>
+      <w:r>
+        <w:rPr>
+          <w:rFonts w:ascii="Times New Roman" w:hAnsi="Times New Roman"/>
+          <w:sz w:val="24"/>
+        </w:rPr>
+        <w:t>спаси,</w:t>
+      </w:r>
+      <w:r>
+        <w:rPr>
+          <w:rFonts w:ascii="Times New Roman" w:hAnsi="Times New Roman"/>
+          <w:sz w:val="24"/>
+        </w:rPr>
+        <w:t xml:space="preserve"> </w:t>
+      </w:r>
+      <w:r>
+        <w:rPr>
+          <w:rFonts w:ascii="Times New Roman" w:hAnsi="Times New Roman"/>
+          <w:sz w:val="24"/>
+        </w:rPr>
+        <w:t>помилуй</w:t>
+      </w:r>
+      <w:r>
+        <w:rPr>
+          <w:rFonts w:ascii="Times New Roman" w:hAnsi="Times New Roman"/>
+          <w:sz w:val="24"/>
+        </w:rPr>
+        <w:t xml:space="preserve"> </w:t>
+      </w:r>
+      <w:r>
+        <w:rPr>
+          <w:rFonts w:ascii="Times New Roman" w:hAnsi="Times New Roman"/>
+          <w:sz w:val="24"/>
+        </w:rPr>
+        <w:t>і</w:t>
+      </w:r>
+      <w:r>
+        <w:rPr>
+          <w:rFonts w:ascii="Times New Roman" w:hAnsi="Times New Roman"/>
+          <w:sz w:val="24"/>
+        </w:rPr>
+        <w:t xml:space="preserve"> </w:t>
+      </w:r>
+      <w:r>
+        <w:rPr>
+          <w:rFonts w:ascii="Times New Roman" w:hAnsi="Times New Roman"/>
+          <w:sz w:val="24"/>
+        </w:rPr>
+        <w:t>охорони</w:t>
+      </w:r>
+      <w:r>
+        <w:rPr>
+          <w:rFonts w:ascii="Times New Roman" w:hAnsi="Times New Roman"/>
+          <w:sz w:val="24"/>
+        </w:rPr>
+        <w:t xml:space="preserve"> </w:t>
+      </w:r>
+      <w:r>
+        <w:rPr>
+          <w:rFonts w:ascii="Times New Roman" w:hAnsi="Times New Roman"/>
+          <w:sz w:val="24"/>
+        </w:rPr>
+        <w:t>нас,</w:t>
+      </w:r>
+      <w:r>
+        <w:rPr>
+          <w:rFonts w:ascii="Times New Roman" w:hAnsi="Times New Roman"/>
+          <w:sz w:val="24"/>
+        </w:rPr>
+        <w:t xml:space="preserve"> </w:t>
+      </w:r>
+      <w:r>
+        <w:rPr>
+          <w:rFonts w:ascii="Times New Roman" w:hAnsi="Times New Roman"/>
+          <w:sz w:val="24"/>
+        </w:rPr>
+        <w:t>Боже,</w:t>
+      </w:r>
+      <w:r>
+        <w:rPr>
+          <w:rFonts w:ascii="Times New Roman" w:hAnsi="Times New Roman"/>
+          <w:sz w:val="24"/>
+        </w:rPr>
+        <w:t xml:space="preserve"> </w:t>
+      </w:r>
+      <w:r>
+        <w:rPr>
+          <w:rFonts w:ascii="Times New Roman" w:hAnsi="Times New Roman"/>
+          <w:sz w:val="24"/>
+        </w:rPr>
+        <w:t>Твоєю</w:t>
+      </w:r>
+      <w:r>
+        <w:rPr>
+          <w:rFonts w:ascii="Times New Roman" w:hAnsi="Times New Roman"/>
+          <w:sz w:val="24"/>
+        </w:rPr>
+        <w:t xml:space="preserve"> </w:t>
+      </w:r>
+      <w:r>
+        <w:rPr>
+          <w:rFonts w:ascii="Times New Roman" w:hAnsi="Times New Roman"/>
+          <w:sz w:val="24"/>
+        </w:rPr>
+        <w:t>благодаттю</w:t>
       </w:r>
     </w:p>
     <w:p>
@@ -6589,11 +7773,126 @@
     </w:p>
     <w:p>
       <w:pPr>
-        <w:widowControl w:val="0"/>
-        <w:spacing w:after="120"/>
-      </w:pPr>
-      <w:r>
-        <w:t>Заступи, спаси, помилуй і охорони нас, Боже, Твоєю благодаттю.</w:t>
+        <w:spacing w:after="120"/>
+      </w:pPr>
+      <w:r>
+        <w:rPr>
+          <w:rFonts w:ascii="Times New Roman" w:hAnsi="Times New Roman"/>
+          <w:sz w:val="24"/>
+        </w:rPr>
+        <w:t>Заступи,</w:t>
+      </w:r>
+      <w:r>
+        <w:rPr>
+          <w:rFonts w:ascii="Times New Roman" w:hAnsi="Times New Roman"/>
+          <w:sz w:val="24"/>
+        </w:rPr>
+        <w:t xml:space="preserve"> </w:t>
+      </w:r>
+      <w:r>
+        <w:rPr>
+          <w:rFonts w:ascii="Times New Roman" w:hAnsi="Times New Roman"/>
+          <w:sz w:val="24"/>
+        </w:rPr>
+        <w:t>спаси,</w:t>
+      </w:r>
+      <w:r>
+        <w:rPr>
+          <w:rFonts w:ascii="Times New Roman" w:hAnsi="Times New Roman"/>
+          <w:sz w:val="24"/>
+        </w:rPr>
+        <w:t xml:space="preserve"> </w:t>
+      </w:r>
+      <w:r>
+        <w:rPr>
+          <w:rFonts w:ascii="Times New Roman" w:hAnsi="Times New Roman"/>
+          <w:sz w:val="24"/>
+        </w:rPr>
+        <w:t>помилуй</w:t>
+      </w:r>
+      <w:r>
+        <w:rPr>
+          <w:rFonts w:ascii="Times New Roman" w:hAnsi="Times New Roman"/>
+          <w:sz w:val="24"/>
+        </w:rPr>
+        <w:t xml:space="preserve"> </w:t>
+      </w:r>
+      <w:r>
+        <w:rPr>
+          <w:rFonts w:ascii="Times New Roman" w:hAnsi="Times New Roman"/>
+          <w:sz w:val="24"/>
+        </w:rPr>
+        <w:t>і</w:t>
+      </w:r>
+      <w:r>
+        <w:rPr>
+          <w:rFonts w:ascii="Times New Roman" w:hAnsi="Times New Roman"/>
+          <w:sz w:val="24"/>
+        </w:rPr>
+        <w:t xml:space="preserve"> </w:t>
+      </w:r>
+      <w:r>
+        <w:rPr>
+          <w:rFonts w:ascii="Times New Roman" w:hAnsi="Times New Roman"/>
+          <w:sz w:val="24"/>
+        </w:rPr>
+        <w:t>охорони</w:t>
+      </w:r>
+      <w:r>
+        <w:rPr>
+          <w:rFonts w:ascii="Times New Roman" w:hAnsi="Times New Roman"/>
+          <w:sz w:val="24"/>
+        </w:rPr>
+        <w:t xml:space="preserve"> </w:t>
+      </w:r>
+      <w:r>
+        <w:rPr>
+          <w:rFonts w:ascii="Times New Roman" w:hAnsi="Times New Roman"/>
+          <w:sz w:val="24"/>
+        </w:rPr>
+        <w:t>нас,</w:t>
+      </w:r>
+      <w:r>
+        <w:rPr>
+          <w:rFonts w:ascii="Times New Roman" w:hAnsi="Times New Roman"/>
+          <w:sz w:val="24"/>
+        </w:rPr>
+        <w:t xml:space="preserve"> </w:t>
+      </w:r>
+      <w:r>
+        <w:rPr>
+          <w:rFonts w:ascii="Times New Roman" w:hAnsi="Times New Roman"/>
+          <w:sz w:val="24"/>
+        </w:rPr>
+        <w:t>Боже,</w:t>
+      </w:r>
+      <w:r>
+        <w:rPr>
+          <w:rFonts w:ascii="Times New Roman" w:hAnsi="Times New Roman"/>
+          <w:sz w:val="24"/>
+        </w:rPr>
+        <w:t xml:space="preserve"> </w:t>
+      </w:r>
+      <w:r>
+        <w:rPr>
+          <w:rFonts w:ascii="Times New Roman" w:hAnsi="Times New Roman"/>
+          <w:sz w:val="24"/>
+        </w:rPr>
+        <w:t>Твоєю</w:t>
+      </w:r>
+      <w:r>
+        <w:rPr>
+          <w:rFonts w:ascii="Times New Roman" w:hAnsi="Times New Roman"/>
+          <w:sz w:val="24"/>
+        </w:rPr>
+        <w:t xml:space="preserve"> </w:t>
+      </w:r>
+      <w:r>
+        <w:rPr>
+          <w:rFonts w:ascii="Times New Roman" w:hAnsi="Times New Roman"/>
+          <w:sz w:val="24"/>
+        </w:rPr>
+        <w:t>благодаттю</w:t>
       </w:r>
     </w:p>
     <w:p>
@@ -6923,12 +8222,126 @@
     </w:p>
     <w:p>
       <w:pPr>
-        <w:widowControl w:val="0"/>
-        <w:spacing w:after="120"/>
-        <w:jc w:val="both"/>
-      </w:pPr>
-      <w:r>
-        <w:t>Заступи, спаси, помилуй і охорони нас, Боже, Твоєю благодаттю.</w:t>
+        <w:spacing w:after="120"/>
+      </w:pPr>
+      <w:r>
+        <w:rPr>
+          <w:rFonts w:ascii="Times New Roman" w:hAnsi="Times New Roman"/>
+          <w:sz w:val="24"/>
+        </w:rPr>
+        <w:t>Заступи,</w:t>
+      </w:r>
+      <w:r>
+        <w:rPr>
+          <w:rFonts w:ascii="Times New Roman" w:hAnsi="Times New Roman"/>
+          <w:sz w:val="24"/>
+        </w:rPr>
+        <w:t xml:space="preserve"> </w:t>
+      </w:r>
+      <w:r>
+        <w:rPr>
+          <w:rFonts w:ascii="Times New Roman" w:hAnsi="Times New Roman"/>
+          <w:sz w:val="24"/>
+        </w:rPr>
+        <w:t>спаси,</w:t>
+      </w:r>
+      <w:r>
+        <w:rPr>
+          <w:rFonts w:ascii="Times New Roman" w:hAnsi="Times New Roman"/>
+          <w:sz w:val="24"/>
+        </w:rPr>
+        <w:t xml:space="preserve"> </w:t>
+      </w:r>
+      <w:r>
+        <w:rPr>
+          <w:rFonts w:ascii="Times New Roman" w:hAnsi="Times New Roman"/>
+          <w:sz w:val="24"/>
+        </w:rPr>
+        <w:t>помилуй</w:t>
+      </w:r>
+      <w:r>
+        <w:rPr>
+          <w:rFonts w:ascii="Times New Roman" w:hAnsi="Times New Roman"/>
+          <w:sz w:val="24"/>
+        </w:rPr>
+        <w:t xml:space="preserve"> </w:t>
+      </w:r>
+      <w:r>
+        <w:rPr>
+          <w:rFonts w:ascii="Times New Roman" w:hAnsi="Times New Roman"/>
+          <w:sz w:val="24"/>
+        </w:rPr>
+        <w:t>і</w:t>
+      </w:r>
+      <w:r>
+        <w:rPr>
+          <w:rFonts w:ascii="Times New Roman" w:hAnsi="Times New Roman"/>
+          <w:sz w:val="24"/>
+        </w:rPr>
+        <w:t xml:space="preserve"> </w:t>
+      </w:r>
+      <w:r>
+        <w:rPr>
+          <w:rFonts w:ascii="Times New Roman" w:hAnsi="Times New Roman"/>
+          <w:sz w:val="24"/>
+        </w:rPr>
+        <w:t>охорони</w:t>
+      </w:r>
+      <w:r>
+        <w:rPr>
+          <w:rFonts w:ascii="Times New Roman" w:hAnsi="Times New Roman"/>
+          <w:sz w:val="24"/>
+        </w:rPr>
+        <w:t xml:space="preserve"> </w:t>
+      </w:r>
+      <w:r>
+        <w:rPr>
+          <w:rFonts w:ascii="Times New Roman" w:hAnsi="Times New Roman"/>
+          <w:sz w:val="24"/>
+        </w:rPr>
+        <w:t>нас,</w:t>
+      </w:r>
+      <w:r>
+        <w:rPr>
+          <w:rFonts w:ascii="Times New Roman" w:hAnsi="Times New Roman"/>
+          <w:sz w:val="24"/>
+        </w:rPr>
+        <w:t xml:space="preserve"> </w:t>
+      </w:r>
+      <w:r>
+        <w:rPr>
+          <w:rFonts w:ascii="Times New Roman" w:hAnsi="Times New Roman"/>
+          <w:sz w:val="24"/>
+        </w:rPr>
+        <w:t>Боже,</w:t>
+      </w:r>
+      <w:r>
+        <w:rPr>
+          <w:rFonts w:ascii="Times New Roman" w:hAnsi="Times New Roman"/>
+          <w:sz w:val="24"/>
+        </w:rPr>
+        <w:t xml:space="preserve"> </w:t>
+      </w:r>
+      <w:r>
+        <w:rPr>
+          <w:rFonts w:ascii="Times New Roman" w:hAnsi="Times New Roman"/>
+          <w:sz w:val="24"/>
+        </w:rPr>
+        <w:t>Твоєю</w:t>
+      </w:r>
+      <w:r>
+        <w:rPr>
+          <w:rFonts w:ascii="Times New Roman" w:hAnsi="Times New Roman"/>
+          <w:sz w:val="24"/>
+        </w:rPr>
+        <w:t xml:space="preserve"> </w:t>
+      </w:r>
+      <w:r>
+        <w:rPr>
+          <w:rFonts w:ascii="Times New Roman" w:hAnsi="Times New Roman"/>
+          <w:sz w:val="24"/>
+        </w:rPr>
+        <w:t>благодаттю</w:t>
       </w:r>
     </w:p>
     <w:p>
@@ -7483,92 +8896,1692 @@
     </w:p>
     <w:p>
       <w:pPr>
-        <w:widowControl w:val="0"/>
-        <w:spacing w:after="120"/>
-        <w:jc w:val="both"/>
-      </w:pPr>
-      <w:r>
-        <w:t>Вірую, Господи, і ісповідую, що Ти єси воістину Христос, Син Бога живого, що прийшов у світ грішників спасти, з яких перший (перша) я.</w:t>
-      </w:r>
-    </w:p>
-    <w:p>
-      <w:pPr>
-        <w:widowControl w:val="0"/>
-        <w:spacing w:after="120"/>
-        <w:jc w:val="both"/>
-      </w:pPr>
-      <w:r>
-        <w:t>Вечері Твоєї тайної днесь, Сину Божий, мене причасника (причасницю) прийми, бо ворогам твоїм тайни не повім і поцілунку не дам Тобі, як Юда, але, як розбійник, сповідаюся Тобі:</w:t>
-      </w:r>
-    </w:p>
-    <w:p>
-      <w:pPr>
-        <w:widowControl w:val="0"/>
-        <w:spacing w:after="120"/>
-        <w:jc w:val="both"/>
-      </w:pPr>
-      <w:r>
-        <w:t>Пом’яни мене, Господи, коли прийдеш, у царстві твоїм.</w:t>
-      </w:r>
-    </w:p>
-    <w:p>
-      <w:pPr>
-        <w:widowControl w:val="0"/>
-        <w:spacing w:after="120"/>
-        <w:jc w:val="both"/>
-      </w:pPr>
-      <w:r>
-        <w:t>Пом’яни мене, Владико, коли прийдеш, у царстві твоїм.</w:t>
-      </w:r>
-    </w:p>
-    <w:p>
-      <w:pPr>
-        <w:widowControl w:val="0"/>
-        <w:spacing w:after="120"/>
-        <w:jc w:val="both"/>
-      </w:pPr>
-      <w:r>
-        <w:t>Пом’яни мене, Святий, коли прийдеш, у царстві твоїм.</w:t>
-      </w:r>
-    </w:p>
-    <w:p>
-      <w:pPr>
-        <w:widowControl w:val="0"/>
-        <w:spacing w:after="120"/>
-        <w:jc w:val="both"/>
-      </w:pPr>
-      <w:r>
-        <w:t>Нехай не на суд і не в осудження буде мені причастя святих твоїх таїн, Господи, а на зцілення душі і тіла.</w:t>
-      </w:r>
-    </w:p>
-    <w:p>
-      <w:pPr>
-        <w:widowControl w:val="0"/>
-        <w:spacing w:after="120"/>
-        <w:jc w:val="both"/>
-      </w:pPr>
-      <w:r>
-        <w:t>Боже, милостивий будь мені, грішному (грішній).</w:t>
-      </w:r>
-    </w:p>
-    <w:p>
-      <w:pPr>
-        <w:widowControl w:val="0"/>
-        <w:spacing w:after="120"/>
-        <w:jc w:val="both"/>
-      </w:pPr>
-      <w:r>
-        <w:t>Боже, очисти мої гріхи і помилуй мене.</w:t>
-      </w:r>
-    </w:p>
-    <w:p>
-      <w:pPr>
-        <w:widowControl w:val="0"/>
-        <w:spacing w:after="120"/>
-        <w:jc w:val="both"/>
-      </w:pPr>
-      <w:r>
-        <w:t>Без числа нагрішив (нагрішила) я, Господи, прости мені.</w:t>
+        <w:spacing w:after="120"/>
+      </w:pPr>
+      <w:r>
+        <w:rPr>
+          <w:rFonts w:ascii="Times New Roman" w:hAnsi="Times New Roman"/>
+          <w:sz w:val="24"/>
+        </w:rPr>
+        <w:t>Вíрую,</w:t>
+      </w:r>
+      <w:r>
+        <w:rPr>
+          <w:rFonts w:ascii="Times New Roman" w:hAnsi="Times New Roman"/>
+          <w:sz w:val="24"/>
+        </w:rPr>
+        <w:t xml:space="preserve"> </w:t>
+      </w:r>
+      <w:r>
+        <w:rPr>
+          <w:rFonts w:ascii="Times New Roman" w:hAnsi="Times New Roman"/>
+          <w:sz w:val="24"/>
+        </w:rPr>
+        <w:t>Го́споди,</w:t>
+      </w:r>
+      <w:r>
+        <w:rPr>
+          <w:rFonts w:ascii="Times New Roman" w:hAnsi="Times New Roman"/>
+          <w:sz w:val="24"/>
+        </w:rPr>
+        <w:t xml:space="preserve"> </w:t>
+      </w:r>
+      <w:r>
+        <w:rPr>
+          <w:rFonts w:ascii="Times New Roman" w:hAnsi="Times New Roman"/>
+          <w:sz w:val="24"/>
+        </w:rPr>
+        <w:t>і</w:t>
+      </w:r>
+      <w:r>
+        <w:rPr>
+          <w:rFonts w:ascii="Times New Roman" w:hAnsi="Times New Roman"/>
+          <w:sz w:val="24"/>
+        </w:rPr>
+        <w:t xml:space="preserve"> </w:t>
+      </w:r>
+      <w:r>
+        <w:rPr>
+          <w:rFonts w:ascii="Times New Roman" w:hAnsi="Times New Roman"/>
+          <w:sz w:val="24"/>
+        </w:rPr>
+        <w:t>ісповíдую,</w:t>
+      </w:r>
+      <w:r>
+        <w:rPr>
+          <w:rFonts w:ascii="Times New Roman" w:hAnsi="Times New Roman"/>
+          <w:sz w:val="24"/>
+        </w:rPr>
+        <w:t xml:space="preserve"> </w:t>
+      </w:r>
+      <w:r>
+        <w:rPr>
+          <w:rFonts w:ascii="Times New Roman" w:hAnsi="Times New Roman"/>
+          <w:sz w:val="24"/>
+        </w:rPr>
+        <w:t>що</w:t>
+      </w:r>
+      <w:r>
+        <w:rPr>
+          <w:rFonts w:ascii="Times New Roman" w:hAnsi="Times New Roman"/>
+          <w:sz w:val="24"/>
+        </w:rPr>
+        <w:t xml:space="preserve"> </w:t>
+      </w:r>
+      <w:r>
+        <w:rPr>
+          <w:rFonts w:ascii="Times New Roman" w:hAnsi="Times New Roman"/>
+          <w:sz w:val="24"/>
+        </w:rPr>
+        <w:t>Ти</w:t>
+      </w:r>
+      <w:r>
+        <w:rPr>
+          <w:rFonts w:ascii="Times New Roman" w:hAnsi="Times New Roman"/>
+          <w:sz w:val="24"/>
+        </w:rPr>
+        <w:t xml:space="preserve"> </w:t>
+      </w:r>
+      <w:r>
+        <w:rPr>
+          <w:rFonts w:ascii="Times New Roman" w:hAnsi="Times New Roman"/>
+          <w:sz w:val="24"/>
+        </w:rPr>
+        <w:t>—</w:t>
+      </w:r>
+      <w:r>
+        <w:rPr>
+          <w:rFonts w:ascii="Times New Roman" w:hAnsi="Times New Roman"/>
+          <w:sz w:val="24"/>
+        </w:rPr>
+        <w:t xml:space="preserve"> </w:t>
+      </w:r>
+      <w:r>
+        <w:rPr>
+          <w:rFonts w:ascii="Times New Roman" w:hAnsi="Times New Roman"/>
+          <w:sz w:val="24"/>
+        </w:rPr>
+        <w:t>воíстину</w:t>
+      </w:r>
+      <w:r>
+        <w:rPr>
+          <w:rFonts w:ascii="Times New Roman" w:hAnsi="Times New Roman"/>
+          <w:sz w:val="24"/>
+        </w:rPr>
+        <w:t xml:space="preserve"> </w:t>
+      </w:r>
+      <w:r>
+        <w:rPr>
+          <w:rFonts w:ascii="Times New Roman" w:hAnsi="Times New Roman"/>
+          <w:sz w:val="24"/>
+        </w:rPr>
+        <w:t>Христо́с,</w:t>
+      </w:r>
+      <w:r>
+        <w:rPr>
+          <w:rFonts w:ascii="Times New Roman" w:hAnsi="Times New Roman"/>
+          <w:sz w:val="24"/>
+        </w:rPr>
+        <w:t xml:space="preserve"> </w:t>
+      </w:r>
+      <w:r>
+        <w:rPr>
+          <w:rFonts w:ascii="Times New Roman" w:hAnsi="Times New Roman"/>
+          <w:sz w:val="24"/>
+        </w:rPr>
+        <w:t>Син</w:t>
+      </w:r>
+      <w:r>
+        <w:rPr>
+          <w:rFonts w:ascii="Times New Roman" w:hAnsi="Times New Roman"/>
+          <w:sz w:val="24"/>
+        </w:rPr>
+        <w:t xml:space="preserve"> </w:t>
+      </w:r>
+      <w:r>
+        <w:rPr>
+          <w:rFonts w:ascii="Times New Roman" w:hAnsi="Times New Roman"/>
+          <w:sz w:val="24"/>
+        </w:rPr>
+        <w:t>Бо́га</w:t>
+      </w:r>
+      <w:r>
+        <w:rPr>
+          <w:rFonts w:ascii="Times New Roman" w:hAnsi="Times New Roman"/>
+          <w:sz w:val="24"/>
+        </w:rPr>
+        <w:t xml:space="preserve"> </w:t>
+      </w:r>
+      <w:r>
+        <w:rPr>
+          <w:rFonts w:ascii="Times New Roman" w:hAnsi="Times New Roman"/>
+          <w:sz w:val="24"/>
+        </w:rPr>
+        <w:t>живо́го,</w:t>
+      </w:r>
+      <w:r>
+        <w:rPr>
+          <w:rFonts w:ascii="Times New Roman" w:hAnsi="Times New Roman"/>
+          <w:sz w:val="24"/>
+        </w:rPr>
+        <w:t xml:space="preserve"> </w:t>
+      </w:r>
+      <w:r>
+        <w:rPr>
+          <w:rFonts w:ascii="Times New Roman" w:hAnsi="Times New Roman"/>
+          <w:sz w:val="24"/>
+        </w:rPr>
+        <w:t>що</w:t>
+      </w:r>
+      <w:r>
+        <w:rPr>
+          <w:rFonts w:ascii="Times New Roman" w:hAnsi="Times New Roman"/>
+          <w:sz w:val="24"/>
+        </w:rPr>
+        <w:t xml:space="preserve"> </w:t>
+      </w:r>
+      <w:r>
+        <w:rPr>
+          <w:rFonts w:ascii="Times New Roman" w:hAnsi="Times New Roman"/>
+          <w:sz w:val="24"/>
+        </w:rPr>
+        <w:t>прийшо́в</w:t>
+      </w:r>
+      <w:r>
+        <w:rPr>
+          <w:rFonts w:ascii="Times New Roman" w:hAnsi="Times New Roman"/>
+          <w:sz w:val="24"/>
+        </w:rPr>
+        <w:t xml:space="preserve"> </w:t>
+      </w:r>
+      <w:r>
+        <w:rPr>
+          <w:rFonts w:ascii="Times New Roman" w:hAnsi="Times New Roman"/>
+          <w:sz w:val="24"/>
+        </w:rPr>
+        <w:t>у</w:t>
+      </w:r>
+      <w:r>
+        <w:rPr>
+          <w:rFonts w:ascii="Times New Roman" w:hAnsi="Times New Roman"/>
+          <w:sz w:val="24"/>
+        </w:rPr>
+        <w:t xml:space="preserve"> </w:t>
+      </w:r>
+      <w:r>
+        <w:rPr>
+          <w:rFonts w:ascii="Times New Roman" w:hAnsi="Times New Roman"/>
+          <w:sz w:val="24"/>
+        </w:rPr>
+        <w:t>світ</w:t>
+      </w:r>
+      <w:r>
+        <w:rPr>
+          <w:rFonts w:ascii="Times New Roman" w:hAnsi="Times New Roman"/>
+          <w:sz w:val="24"/>
+        </w:rPr>
+        <w:t xml:space="preserve"> </w:t>
+      </w:r>
+      <w:r>
+        <w:rPr>
+          <w:rFonts w:ascii="Times New Roman" w:hAnsi="Times New Roman"/>
+          <w:sz w:val="24"/>
+        </w:rPr>
+        <w:t>грíшників</w:t>
+      </w:r>
+      <w:r>
+        <w:rPr>
+          <w:rFonts w:ascii="Times New Roman" w:hAnsi="Times New Roman"/>
+          <w:sz w:val="24"/>
+        </w:rPr>
+        <w:t xml:space="preserve"> </w:t>
+      </w:r>
+      <w:r>
+        <w:rPr>
+          <w:rFonts w:ascii="Times New Roman" w:hAnsi="Times New Roman"/>
+          <w:sz w:val="24"/>
+        </w:rPr>
+        <w:t>спасти́,</w:t>
+      </w:r>
+      <w:r>
+        <w:rPr>
+          <w:rFonts w:ascii="Times New Roman" w:hAnsi="Times New Roman"/>
+          <w:sz w:val="24"/>
+        </w:rPr>
+        <w:t xml:space="preserve"> </w:t>
+      </w:r>
+      <w:r>
+        <w:rPr>
+          <w:rFonts w:ascii="Times New Roman" w:hAnsi="Times New Roman"/>
+          <w:sz w:val="24"/>
+        </w:rPr>
+        <w:t>з</w:t>
+      </w:r>
+      <w:r>
+        <w:rPr>
+          <w:rFonts w:ascii="Times New Roman" w:hAnsi="Times New Roman"/>
+          <w:sz w:val="24"/>
+        </w:rPr>
+        <w:t xml:space="preserve"> </w:t>
+      </w:r>
+      <w:r>
+        <w:rPr>
+          <w:rFonts w:ascii="Times New Roman" w:hAnsi="Times New Roman"/>
+          <w:sz w:val="24"/>
+        </w:rPr>
+        <w:t>яки́х</w:t>
+      </w:r>
+      <w:r>
+        <w:rPr>
+          <w:rFonts w:ascii="Times New Roman" w:hAnsi="Times New Roman"/>
+          <w:sz w:val="24"/>
+        </w:rPr>
+        <w:t xml:space="preserve"> </w:t>
+      </w:r>
+      <w:r>
+        <w:rPr>
+          <w:rFonts w:ascii="Times New Roman" w:hAnsi="Times New Roman"/>
+          <w:sz w:val="24"/>
+        </w:rPr>
+        <w:t>пе́рший</w:t>
+      </w:r>
+      <w:r>
+        <w:rPr>
+          <w:rFonts w:ascii="Times New Roman" w:hAnsi="Times New Roman"/>
+          <w:sz w:val="24"/>
+        </w:rPr>
+        <w:t xml:space="preserve"> </w:t>
+      </w:r>
+      <w:r>
+        <w:rPr>
+          <w:rFonts w:ascii="Times New Roman" w:hAnsi="Times New Roman"/>
+          <w:sz w:val="24"/>
+        </w:rPr>
+        <w:t>(пе́рша)</w:t>
+      </w:r>
+      <w:r>
+        <w:rPr>
+          <w:rFonts w:ascii="Times New Roman" w:hAnsi="Times New Roman"/>
+          <w:sz w:val="24"/>
+        </w:rPr>
+        <w:t xml:space="preserve"> </w:t>
+      </w:r>
+      <w:r>
+        <w:rPr>
+          <w:rFonts w:ascii="Times New Roman" w:hAnsi="Times New Roman"/>
+          <w:sz w:val="24"/>
+        </w:rPr>
+        <w:t>—</w:t>
+      </w:r>
+      <w:r>
+        <w:rPr>
+          <w:rFonts w:ascii="Times New Roman" w:hAnsi="Times New Roman"/>
+          <w:sz w:val="24"/>
+        </w:rPr>
+        <w:t xml:space="preserve"> </w:t>
+      </w:r>
+      <w:r>
+        <w:rPr>
+          <w:rFonts w:ascii="Times New Roman" w:hAnsi="Times New Roman"/>
+          <w:sz w:val="24"/>
+        </w:rPr>
+        <w:t>я.</w:t>
+      </w:r>
+    </w:p>
+    <w:p>
+      <w:pPr>
+        <w:spacing w:after="120"/>
+      </w:pPr>
+      <w:r>
+        <w:rPr>
+          <w:rFonts w:ascii="Times New Roman" w:hAnsi="Times New Roman"/>
+          <w:sz w:val="24"/>
+        </w:rPr>
+        <w:t>Вече́рі</w:t>
+      </w:r>
+      <w:r>
+        <w:rPr>
+          <w:rFonts w:ascii="Times New Roman" w:hAnsi="Times New Roman"/>
+          <w:sz w:val="24"/>
+        </w:rPr>
+        <w:t xml:space="preserve"> </w:t>
+      </w:r>
+      <w:r>
+        <w:rPr>
+          <w:rFonts w:ascii="Times New Roman" w:hAnsi="Times New Roman"/>
+          <w:sz w:val="24"/>
+        </w:rPr>
+        <w:t>Твоє́ї</w:t>
+      </w:r>
+      <w:r>
+        <w:rPr>
+          <w:rFonts w:ascii="Times New Roman" w:hAnsi="Times New Roman"/>
+          <w:sz w:val="24"/>
+        </w:rPr>
+        <w:t xml:space="preserve"> </w:t>
+      </w:r>
+      <w:r>
+        <w:rPr>
+          <w:rFonts w:ascii="Times New Roman" w:hAnsi="Times New Roman"/>
+          <w:sz w:val="24"/>
+        </w:rPr>
+        <w:t>та́йної</w:t>
+      </w:r>
+      <w:r>
+        <w:rPr>
+          <w:rFonts w:ascii="Times New Roman" w:hAnsi="Times New Roman"/>
+          <w:sz w:val="24"/>
+        </w:rPr>
+        <w:t xml:space="preserve"> </w:t>
+      </w:r>
+      <w:r>
+        <w:rPr>
+          <w:rFonts w:ascii="Times New Roman" w:hAnsi="Times New Roman"/>
+          <w:sz w:val="24"/>
+        </w:rPr>
+        <w:t>сього́дні,</w:t>
+      </w:r>
+      <w:r>
+        <w:rPr>
+          <w:rFonts w:ascii="Times New Roman" w:hAnsi="Times New Roman"/>
+          <w:sz w:val="24"/>
+        </w:rPr>
+        <w:t xml:space="preserve"> </w:t>
+      </w:r>
+      <w:r>
+        <w:rPr>
+          <w:rFonts w:ascii="Times New Roman" w:hAnsi="Times New Roman"/>
+          <w:sz w:val="24"/>
+        </w:rPr>
+        <w:t>Си́ну</w:t>
+      </w:r>
+      <w:r>
+        <w:rPr>
+          <w:rFonts w:ascii="Times New Roman" w:hAnsi="Times New Roman"/>
+          <w:sz w:val="24"/>
+        </w:rPr>
+        <w:t xml:space="preserve"> </w:t>
+      </w:r>
+      <w:r>
+        <w:rPr>
+          <w:rFonts w:ascii="Times New Roman" w:hAnsi="Times New Roman"/>
+          <w:sz w:val="24"/>
+        </w:rPr>
+        <w:t>Бо́жий,</w:t>
+      </w:r>
+      <w:r>
+        <w:rPr>
+          <w:rFonts w:ascii="Times New Roman" w:hAnsi="Times New Roman"/>
+          <w:sz w:val="24"/>
+        </w:rPr>
+        <w:t xml:space="preserve"> </w:t>
+      </w:r>
+      <w:r>
+        <w:rPr>
+          <w:rFonts w:ascii="Times New Roman" w:hAnsi="Times New Roman"/>
+          <w:sz w:val="24"/>
+        </w:rPr>
+        <w:t>мене́,</w:t>
+      </w:r>
+      <w:r>
+        <w:rPr>
+          <w:rFonts w:ascii="Times New Roman" w:hAnsi="Times New Roman"/>
+          <w:sz w:val="24"/>
+        </w:rPr>
+        <w:t xml:space="preserve"> </w:t>
+      </w:r>
+      <w:r>
+        <w:rPr>
+          <w:rFonts w:ascii="Times New Roman" w:hAnsi="Times New Roman"/>
+          <w:sz w:val="24"/>
+        </w:rPr>
+        <w:t>прича́сника</w:t>
+      </w:r>
+      <w:r>
+        <w:rPr>
+          <w:rFonts w:ascii="Times New Roman" w:hAnsi="Times New Roman"/>
+          <w:sz w:val="24"/>
+        </w:rPr>
+        <w:t xml:space="preserve"> </w:t>
+      </w:r>
+      <w:r>
+        <w:rPr>
+          <w:rFonts w:ascii="Times New Roman" w:hAnsi="Times New Roman"/>
+          <w:sz w:val="24"/>
+        </w:rPr>
+        <w:t>(прича́сницю),</w:t>
+      </w:r>
+      <w:r>
+        <w:rPr>
+          <w:rFonts w:ascii="Times New Roman" w:hAnsi="Times New Roman"/>
+          <w:sz w:val="24"/>
+        </w:rPr>
+        <w:t xml:space="preserve"> </w:t>
+      </w:r>
+      <w:r>
+        <w:rPr>
+          <w:rFonts w:ascii="Times New Roman" w:hAnsi="Times New Roman"/>
+          <w:sz w:val="24"/>
+        </w:rPr>
+        <w:t>прийми́,</w:t>
+      </w:r>
+      <w:r>
+        <w:rPr>
+          <w:rFonts w:ascii="Times New Roman" w:hAnsi="Times New Roman"/>
+          <w:sz w:val="24"/>
+        </w:rPr>
+        <w:t xml:space="preserve"> </w:t>
+      </w:r>
+      <w:r>
+        <w:rPr>
+          <w:rFonts w:ascii="Times New Roman" w:hAnsi="Times New Roman"/>
+          <w:sz w:val="24"/>
+        </w:rPr>
+        <w:t>бо</w:t>
+      </w:r>
+      <w:r>
+        <w:rPr>
+          <w:rFonts w:ascii="Times New Roman" w:hAnsi="Times New Roman"/>
+          <w:sz w:val="24"/>
+        </w:rPr>
+        <w:t xml:space="preserve"> </w:t>
+      </w:r>
+      <w:r>
+        <w:rPr>
+          <w:rFonts w:ascii="Times New Roman" w:hAnsi="Times New Roman"/>
+          <w:sz w:val="24"/>
+        </w:rPr>
+        <w:t>ворога́м</w:t>
+      </w:r>
+      <w:r>
+        <w:rPr>
+          <w:rFonts w:ascii="Times New Roman" w:hAnsi="Times New Roman"/>
+          <w:sz w:val="24"/>
+        </w:rPr>
+        <w:t xml:space="preserve"> </w:t>
+      </w:r>
+      <w:r>
+        <w:rPr>
+          <w:rFonts w:ascii="Times New Roman" w:hAnsi="Times New Roman"/>
+          <w:sz w:val="24"/>
+        </w:rPr>
+        <w:t>Твої́м</w:t>
+      </w:r>
+      <w:r>
+        <w:rPr>
+          <w:rFonts w:ascii="Times New Roman" w:hAnsi="Times New Roman"/>
+          <w:sz w:val="24"/>
+        </w:rPr>
+        <w:t xml:space="preserve"> </w:t>
+      </w:r>
+      <w:r>
+        <w:rPr>
+          <w:rFonts w:ascii="Times New Roman" w:hAnsi="Times New Roman"/>
+          <w:sz w:val="24"/>
+        </w:rPr>
+        <w:t>та́йни</w:t>
+      </w:r>
+      <w:r>
+        <w:rPr>
+          <w:rFonts w:ascii="Times New Roman" w:hAnsi="Times New Roman"/>
+          <w:sz w:val="24"/>
+        </w:rPr>
+        <w:t xml:space="preserve"> </w:t>
+      </w:r>
+      <w:r>
+        <w:rPr>
+          <w:rFonts w:ascii="Times New Roman" w:hAnsi="Times New Roman"/>
+          <w:sz w:val="24"/>
+        </w:rPr>
+        <w:t>не</w:t>
+      </w:r>
+      <w:r>
+        <w:rPr>
+          <w:rFonts w:ascii="Times New Roman" w:hAnsi="Times New Roman"/>
+          <w:sz w:val="24"/>
+        </w:rPr>
+        <w:t xml:space="preserve"> </w:t>
+      </w:r>
+      <w:r>
+        <w:rPr>
+          <w:rFonts w:ascii="Times New Roman" w:hAnsi="Times New Roman"/>
+          <w:sz w:val="24"/>
+        </w:rPr>
+        <w:t>повíм</w:t>
+      </w:r>
+      <w:r>
+        <w:rPr>
+          <w:rFonts w:ascii="Times New Roman" w:hAnsi="Times New Roman"/>
+          <w:sz w:val="24"/>
+        </w:rPr>
+        <w:t xml:space="preserve"> </w:t>
+      </w:r>
+      <w:r>
+        <w:rPr>
+          <w:rFonts w:ascii="Times New Roman" w:hAnsi="Times New Roman"/>
+          <w:sz w:val="24"/>
+        </w:rPr>
+        <w:t>і</w:t>
+      </w:r>
+      <w:r>
+        <w:rPr>
+          <w:rFonts w:ascii="Times New Roman" w:hAnsi="Times New Roman"/>
+          <w:sz w:val="24"/>
+        </w:rPr>
+        <w:t xml:space="preserve"> </w:t>
+      </w:r>
+      <w:r>
+        <w:rPr>
+          <w:rFonts w:ascii="Times New Roman" w:hAnsi="Times New Roman"/>
+          <w:sz w:val="24"/>
+        </w:rPr>
+        <w:t>поцілу́нку</w:t>
+      </w:r>
+      <w:r>
+        <w:rPr>
+          <w:rFonts w:ascii="Times New Roman" w:hAnsi="Times New Roman"/>
+          <w:sz w:val="24"/>
+        </w:rPr>
+        <w:t xml:space="preserve"> </w:t>
+      </w:r>
+      <w:r>
+        <w:rPr>
+          <w:rFonts w:ascii="Times New Roman" w:hAnsi="Times New Roman"/>
+          <w:sz w:val="24"/>
+        </w:rPr>
+        <w:t>не</w:t>
+      </w:r>
+      <w:r>
+        <w:rPr>
+          <w:rFonts w:ascii="Times New Roman" w:hAnsi="Times New Roman"/>
+          <w:sz w:val="24"/>
+        </w:rPr>
+        <w:t xml:space="preserve"> </w:t>
+      </w:r>
+      <w:r>
+        <w:rPr>
+          <w:rFonts w:ascii="Times New Roman" w:hAnsi="Times New Roman"/>
+          <w:sz w:val="24"/>
+        </w:rPr>
+        <w:t>дам</w:t>
+      </w:r>
+      <w:r>
+        <w:rPr>
+          <w:rFonts w:ascii="Times New Roman" w:hAnsi="Times New Roman"/>
+          <w:sz w:val="24"/>
+        </w:rPr>
+        <w:t xml:space="preserve"> </w:t>
+      </w:r>
+      <w:r>
+        <w:rPr>
+          <w:rFonts w:ascii="Times New Roman" w:hAnsi="Times New Roman"/>
+          <w:sz w:val="24"/>
+        </w:rPr>
+        <w:t>Тобí,</w:t>
+      </w:r>
+      <w:r>
+        <w:rPr>
+          <w:rFonts w:ascii="Times New Roman" w:hAnsi="Times New Roman"/>
+          <w:sz w:val="24"/>
+        </w:rPr>
+        <w:t xml:space="preserve"> </w:t>
+      </w:r>
+      <w:r>
+        <w:rPr>
+          <w:rFonts w:ascii="Times New Roman" w:hAnsi="Times New Roman"/>
+          <w:sz w:val="24"/>
+        </w:rPr>
+        <w:t>як</w:t>
+      </w:r>
+      <w:r>
+        <w:rPr>
+          <w:rFonts w:ascii="Times New Roman" w:hAnsi="Times New Roman"/>
+          <w:sz w:val="24"/>
+        </w:rPr>
+        <w:t xml:space="preserve"> </w:t>
+      </w:r>
+      <w:r>
+        <w:rPr>
+          <w:rFonts w:ascii="Times New Roman" w:hAnsi="Times New Roman"/>
+          <w:sz w:val="24"/>
+        </w:rPr>
+        <w:t>Ю́да,</w:t>
+      </w:r>
+      <w:r>
+        <w:rPr>
+          <w:rFonts w:ascii="Times New Roman" w:hAnsi="Times New Roman"/>
+          <w:sz w:val="24"/>
+        </w:rPr>
+        <w:t xml:space="preserve"> </w:t>
+      </w:r>
+      <w:r>
+        <w:rPr>
+          <w:rFonts w:ascii="Times New Roman" w:hAnsi="Times New Roman"/>
+          <w:sz w:val="24"/>
+        </w:rPr>
+        <w:t>але́,</w:t>
+      </w:r>
+      <w:r>
+        <w:rPr>
+          <w:rFonts w:ascii="Times New Roman" w:hAnsi="Times New Roman"/>
+          <w:sz w:val="24"/>
+        </w:rPr>
+        <w:t xml:space="preserve"> </w:t>
+      </w:r>
+      <w:r>
+        <w:rPr>
+          <w:rFonts w:ascii="Times New Roman" w:hAnsi="Times New Roman"/>
+          <w:sz w:val="24"/>
+        </w:rPr>
+        <w:t>як</w:t>
+      </w:r>
+      <w:r>
+        <w:rPr>
+          <w:rFonts w:ascii="Times New Roman" w:hAnsi="Times New Roman"/>
+          <w:sz w:val="24"/>
+        </w:rPr>
+        <w:t xml:space="preserve"> </w:t>
+      </w:r>
+      <w:r>
+        <w:rPr>
+          <w:rFonts w:ascii="Times New Roman" w:hAnsi="Times New Roman"/>
+          <w:sz w:val="24"/>
+        </w:rPr>
+        <w:t>розбíйник,</w:t>
+      </w:r>
+      <w:r>
+        <w:rPr>
+          <w:rFonts w:ascii="Times New Roman" w:hAnsi="Times New Roman"/>
+          <w:sz w:val="24"/>
+        </w:rPr>
+        <w:t xml:space="preserve"> </w:t>
+      </w:r>
+      <w:r>
+        <w:rPr>
+          <w:rFonts w:ascii="Times New Roman" w:hAnsi="Times New Roman"/>
+          <w:sz w:val="24"/>
+        </w:rPr>
+        <w:t>ісповíдую</w:t>
+      </w:r>
+      <w:r>
+        <w:rPr>
+          <w:rFonts w:ascii="Times New Roman" w:hAnsi="Times New Roman"/>
+          <w:sz w:val="24"/>
+        </w:rPr>
+        <w:t xml:space="preserve"> </w:t>
+      </w:r>
+      <w:r>
+        <w:rPr>
+          <w:rFonts w:ascii="Times New Roman" w:hAnsi="Times New Roman"/>
+          <w:sz w:val="24"/>
+        </w:rPr>
+        <w:t>Тебе́:</w:t>
+      </w:r>
+    </w:p>
+    <w:p>
+      <w:pPr>
+        <w:spacing w:after="120"/>
+      </w:pPr>
+      <w:r>
+        <w:rPr>
+          <w:rFonts w:ascii="Times New Roman" w:hAnsi="Times New Roman"/>
+          <w:sz w:val="24"/>
+        </w:rPr>
+        <w:t>Пом’яни́</w:t>
+      </w:r>
+      <w:r>
+        <w:rPr>
+          <w:rFonts w:ascii="Times New Roman" w:hAnsi="Times New Roman"/>
+          <w:sz w:val="24"/>
+        </w:rPr>
+        <w:t xml:space="preserve"> </w:t>
+      </w:r>
+      <w:r>
+        <w:rPr>
+          <w:rFonts w:ascii="Times New Roman" w:hAnsi="Times New Roman"/>
+          <w:sz w:val="24"/>
+        </w:rPr>
+        <w:t>мене́,</w:t>
+      </w:r>
+      <w:r>
+        <w:rPr>
+          <w:rFonts w:ascii="Times New Roman" w:hAnsi="Times New Roman"/>
+          <w:sz w:val="24"/>
+        </w:rPr>
+        <w:t xml:space="preserve"> </w:t>
+      </w:r>
+      <w:r>
+        <w:rPr>
+          <w:rFonts w:ascii="Times New Roman" w:hAnsi="Times New Roman"/>
+          <w:sz w:val="24"/>
+        </w:rPr>
+        <w:t>Го́споди,</w:t>
+      </w:r>
+      <w:r>
+        <w:rPr>
+          <w:rFonts w:ascii="Times New Roman" w:hAnsi="Times New Roman"/>
+          <w:sz w:val="24"/>
+        </w:rPr>
+        <w:t xml:space="preserve"> </w:t>
+      </w:r>
+      <w:r>
+        <w:rPr>
+          <w:rFonts w:ascii="Times New Roman" w:hAnsi="Times New Roman"/>
+          <w:sz w:val="24"/>
+        </w:rPr>
+        <w:t>коли́</w:t>
+      </w:r>
+      <w:r>
+        <w:rPr>
+          <w:rFonts w:ascii="Times New Roman" w:hAnsi="Times New Roman"/>
+          <w:sz w:val="24"/>
+        </w:rPr>
+        <w:t xml:space="preserve"> </w:t>
+      </w:r>
+      <w:r>
+        <w:rPr>
+          <w:rFonts w:ascii="Times New Roman" w:hAnsi="Times New Roman"/>
+          <w:sz w:val="24"/>
+        </w:rPr>
+        <w:t>при́йдеш</w:t>
+      </w:r>
+      <w:r>
+        <w:rPr>
+          <w:rFonts w:ascii="Times New Roman" w:hAnsi="Times New Roman"/>
+          <w:sz w:val="24"/>
+        </w:rPr>
+        <w:t xml:space="preserve"> </w:t>
+      </w:r>
+      <w:r>
+        <w:rPr>
+          <w:rFonts w:ascii="Times New Roman" w:hAnsi="Times New Roman"/>
+          <w:sz w:val="24"/>
+        </w:rPr>
+        <w:t>—</w:t>
+      </w:r>
+      <w:r>
+        <w:rPr>
+          <w:rFonts w:ascii="Times New Roman" w:hAnsi="Times New Roman"/>
+          <w:sz w:val="24"/>
+        </w:rPr>
+        <w:t xml:space="preserve"> </w:t>
+      </w:r>
+      <w:r>
+        <w:rPr>
+          <w:rFonts w:ascii="Times New Roman" w:hAnsi="Times New Roman"/>
+          <w:sz w:val="24"/>
+        </w:rPr>
+        <w:t>у</w:t>
+      </w:r>
+      <w:r>
+        <w:rPr>
+          <w:rFonts w:ascii="Times New Roman" w:hAnsi="Times New Roman"/>
+          <w:sz w:val="24"/>
+        </w:rPr>
+        <w:t xml:space="preserve"> </w:t>
+      </w:r>
+      <w:r>
+        <w:rPr>
+          <w:rFonts w:ascii="Times New Roman" w:hAnsi="Times New Roman"/>
+          <w:sz w:val="24"/>
+        </w:rPr>
+        <w:t>ца́рстві</w:t>
+      </w:r>
+      <w:r>
+        <w:rPr>
+          <w:rFonts w:ascii="Times New Roman" w:hAnsi="Times New Roman"/>
+          <w:sz w:val="24"/>
+        </w:rPr>
+        <w:t xml:space="preserve"> </w:t>
+      </w:r>
+      <w:r>
+        <w:rPr>
+          <w:rFonts w:ascii="Times New Roman" w:hAnsi="Times New Roman"/>
+          <w:sz w:val="24"/>
+        </w:rPr>
+        <w:t>Твої́м.</w:t>
+      </w:r>
+    </w:p>
+    <w:p>
+      <w:pPr>
+        <w:spacing w:after="120"/>
+      </w:pPr>
+      <w:r>
+        <w:rPr>
+          <w:rFonts w:ascii="Times New Roman" w:hAnsi="Times New Roman"/>
+          <w:sz w:val="24"/>
+        </w:rPr>
+        <w:t>Пом’яни́</w:t>
+      </w:r>
+      <w:r>
+        <w:rPr>
+          <w:rFonts w:ascii="Times New Roman" w:hAnsi="Times New Roman"/>
+          <w:sz w:val="24"/>
+        </w:rPr>
+        <w:t xml:space="preserve"> </w:t>
+      </w:r>
+      <w:r>
+        <w:rPr>
+          <w:rFonts w:ascii="Times New Roman" w:hAnsi="Times New Roman"/>
+          <w:sz w:val="24"/>
+        </w:rPr>
+        <w:t>мене́,</w:t>
+      </w:r>
+      <w:r>
+        <w:rPr>
+          <w:rFonts w:ascii="Times New Roman" w:hAnsi="Times New Roman"/>
+          <w:sz w:val="24"/>
+        </w:rPr>
+        <w:t xml:space="preserve"> </w:t>
+      </w:r>
+      <w:r>
+        <w:rPr>
+          <w:rFonts w:ascii="Times New Roman" w:hAnsi="Times New Roman"/>
+          <w:sz w:val="24"/>
+        </w:rPr>
+        <w:t>Влади́ко,</w:t>
+      </w:r>
+      <w:r>
+        <w:rPr>
+          <w:rFonts w:ascii="Times New Roman" w:hAnsi="Times New Roman"/>
+          <w:sz w:val="24"/>
+        </w:rPr>
+        <w:t xml:space="preserve"> </w:t>
+      </w:r>
+      <w:r>
+        <w:rPr>
+          <w:rFonts w:ascii="Times New Roman" w:hAnsi="Times New Roman"/>
+          <w:sz w:val="24"/>
+        </w:rPr>
+        <w:t>коли́</w:t>
+      </w:r>
+      <w:r>
+        <w:rPr>
+          <w:rFonts w:ascii="Times New Roman" w:hAnsi="Times New Roman"/>
+          <w:sz w:val="24"/>
+        </w:rPr>
+        <w:t xml:space="preserve"> </w:t>
+      </w:r>
+      <w:r>
+        <w:rPr>
+          <w:rFonts w:ascii="Times New Roman" w:hAnsi="Times New Roman"/>
+          <w:sz w:val="24"/>
+        </w:rPr>
+        <w:t>при́йдеш</w:t>
+      </w:r>
+      <w:r>
+        <w:rPr>
+          <w:rFonts w:ascii="Times New Roman" w:hAnsi="Times New Roman"/>
+          <w:sz w:val="24"/>
+        </w:rPr>
+        <w:t xml:space="preserve"> </w:t>
+      </w:r>
+      <w:r>
+        <w:rPr>
+          <w:rFonts w:ascii="Times New Roman" w:hAnsi="Times New Roman"/>
+          <w:sz w:val="24"/>
+        </w:rPr>
+        <w:t>—</w:t>
+      </w:r>
+      <w:r>
+        <w:rPr>
+          <w:rFonts w:ascii="Times New Roman" w:hAnsi="Times New Roman"/>
+          <w:sz w:val="24"/>
+        </w:rPr>
+        <w:t xml:space="preserve"> </w:t>
+      </w:r>
+      <w:r>
+        <w:rPr>
+          <w:rFonts w:ascii="Times New Roman" w:hAnsi="Times New Roman"/>
+          <w:sz w:val="24"/>
+        </w:rPr>
+        <w:t>у</w:t>
+      </w:r>
+      <w:r>
+        <w:rPr>
+          <w:rFonts w:ascii="Times New Roman" w:hAnsi="Times New Roman"/>
+          <w:sz w:val="24"/>
+        </w:rPr>
+        <w:t xml:space="preserve"> </w:t>
+      </w:r>
+      <w:r>
+        <w:rPr>
+          <w:rFonts w:ascii="Times New Roman" w:hAnsi="Times New Roman"/>
+          <w:sz w:val="24"/>
+        </w:rPr>
+        <w:t>ца́рстві</w:t>
+      </w:r>
+      <w:r>
+        <w:rPr>
+          <w:rFonts w:ascii="Times New Roman" w:hAnsi="Times New Roman"/>
+          <w:sz w:val="24"/>
+        </w:rPr>
+        <w:t xml:space="preserve"> </w:t>
+      </w:r>
+      <w:r>
+        <w:rPr>
+          <w:rFonts w:ascii="Times New Roman" w:hAnsi="Times New Roman"/>
+          <w:sz w:val="24"/>
+        </w:rPr>
+        <w:t>Твої́м.</w:t>
+      </w:r>
+    </w:p>
+    <w:p>
+      <w:pPr>
+        <w:spacing w:after="120"/>
+      </w:pPr>
+      <w:r>
+        <w:rPr>
+          <w:rFonts w:ascii="Times New Roman" w:hAnsi="Times New Roman"/>
+          <w:sz w:val="24"/>
+        </w:rPr>
+        <w:t>Пом’яни́</w:t>
+      </w:r>
+      <w:r>
+        <w:rPr>
+          <w:rFonts w:ascii="Times New Roman" w:hAnsi="Times New Roman"/>
+          <w:sz w:val="24"/>
+        </w:rPr>
+        <w:t xml:space="preserve"> </w:t>
+      </w:r>
+      <w:r>
+        <w:rPr>
+          <w:rFonts w:ascii="Times New Roman" w:hAnsi="Times New Roman"/>
+          <w:sz w:val="24"/>
+        </w:rPr>
+        <w:t>мене́,</w:t>
+      </w:r>
+      <w:r>
+        <w:rPr>
+          <w:rFonts w:ascii="Times New Roman" w:hAnsi="Times New Roman"/>
+          <w:sz w:val="24"/>
+        </w:rPr>
+        <w:t xml:space="preserve"> </w:t>
+      </w:r>
+      <w:r>
+        <w:rPr>
+          <w:rFonts w:ascii="Times New Roman" w:hAnsi="Times New Roman"/>
+          <w:sz w:val="24"/>
+        </w:rPr>
+        <w:t>Святи́й,</w:t>
+      </w:r>
+      <w:r>
+        <w:rPr>
+          <w:rFonts w:ascii="Times New Roman" w:hAnsi="Times New Roman"/>
+          <w:sz w:val="24"/>
+        </w:rPr>
+        <w:t xml:space="preserve"> </w:t>
+      </w:r>
+      <w:r>
+        <w:rPr>
+          <w:rFonts w:ascii="Times New Roman" w:hAnsi="Times New Roman"/>
+          <w:sz w:val="24"/>
+        </w:rPr>
+        <w:t>коли́</w:t>
+      </w:r>
+      <w:r>
+        <w:rPr>
+          <w:rFonts w:ascii="Times New Roman" w:hAnsi="Times New Roman"/>
+          <w:sz w:val="24"/>
+        </w:rPr>
+        <w:t xml:space="preserve"> </w:t>
+      </w:r>
+      <w:r>
+        <w:rPr>
+          <w:rFonts w:ascii="Times New Roman" w:hAnsi="Times New Roman"/>
+          <w:sz w:val="24"/>
+        </w:rPr>
+        <w:t>при́йдеш</w:t>
+      </w:r>
+      <w:r>
+        <w:rPr>
+          <w:rFonts w:ascii="Times New Roman" w:hAnsi="Times New Roman"/>
+          <w:sz w:val="24"/>
+        </w:rPr>
+        <w:t xml:space="preserve"> </w:t>
+      </w:r>
+      <w:r>
+        <w:rPr>
+          <w:rFonts w:ascii="Times New Roman" w:hAnsi="Times New Roman"/>
+          <w:sz w:val="24"/>
+        </w:rPr>
+        <w:t>—</w:t>
+      </w:r>
+      <w:r>
+        <w:rPr>
+          <w:rFonts w:ascii="Times New Roman" w:hAnsi="Times New Roman"/>
+          <w:sz w:val="24"/>
+        </w:rPr>
+        <w:t xml:space="preserve"> </w:t>
+      </w:r>
+      <w:r>
+        <w:rPr>
+          <w:rFonts w:ascii="Times New Roman" w:hAnsi="Times New Roman"/>
+          <w:sz w:val="24"/>
+        </w:rPr>
+        <w:t>у</w:t>
+      </w:r>
+      <w:r>
+        <w:rPr>
+          <w:rFonts w:ascii="Times New Roman" w:hAnsi="Times New Roman"/>
+          <w:sz w:val="24"/>
+        </w:rPr>
+        <w:t xml:space="preserve"> </w:t>
+      </w:r>
+      <w:r>
+        <w:rPr>
+          <w:rFonts w:ascii="Times New Roman" w:hAnsi="Times New Roman"/>
+          <w:sz w:val="24"/>
+        </w:rPr>
+        <w:t>ца́рстві</w:t>
+      </w:r>
+      <w:r>
+        <w:rPr>
+          <w:rFonts w:ascii="Times New Roman" w:hAnsi="Times New Roman"/>
+          <w:sz w:val="24"/>
+        </w:rPr>
+        <w:t xml:space="preserve"> </w:t>
+      </w:r>
+      <w:r>
+        <w:rPr>
+          <w:rFonts w:ascii="Times New Roman" w:hAnsi="Times New Roman"/>
+          <w:sz w:val="24"/>
+        </w:rPr>
+        <w:t>Твої́м.</w:t>
+      </w:r>
+    </w:p>
+    <w:p>
+      <w:pPr>
+        <w:spacing w:after="120"/>
+      </w:pPr>
+      <w:r>
+        <w:rPr>
+          <w:rFonts w:ascii="Times New Roman" w:hAnsi="Times New Roman"/>
+          <w:sz w:val="24"/>
+        </w:rPr>
+        <w:t>Неха́й</w:t>
+      </w:r>
+      <w:r>
+        <w:rPr>
+          <w:rFonts w:ascii="Times New Roman" w:hAnsi="Times New Roman"/>
+          <w:sz w:val="24"/>
+        </w:rPr>
+        <w:t xml:space="preserve"> </w:t>
+      </w:r>
+      <w:r>
+        <w:rPr>
+          <w:rFonts w:ascii="Times New Roman" w:hAnsi="Times New Roman"/>
+          <w:sz w:val="24"/>
+        </w:rPr>
+        <w:t>не</w:t>
+      </w:r>
+      <w:r>
+        <w:rPr>
+          <w:rFonts w:ascii="Times New Roman" w:hAnsi="Times New Roman"/>
+          <w:sz w:val="24"/>
+        </w:rPr>
+        <w:t xml:space="preserve"> </w:t>
+      </w:r>
+      <w:r>
+        <w:rPr>
+          <w:rFonts w:ascii="Times New Roman" w:hAnsi="Times New Roman"/>
+          <w:sz w:val="24"/>
+        </w:rPr>
+        <w:t>на</w:t>
+      </w:r>
+      <w:r>
+        <w:rPr>
+          <w:rFonts w:ascii="Times New Roman" w:hAnsi="Times New Roman"/>
+          <w:sz w:val="24"/>
+        </w:rPr>
+        <w:t xml:space="preserve"> </w:t>
+      </w:r>
+      <w:r>
+        <w:rPr>
+          <w:rFonts w:ascii="Times New Roman" w:hAnsi="Times New Roman"/>
+          <w:sz w:val="24"/>
+        </w:rPr>
+        <w:t>суд</w:t>
+      </w:r>
+      <w:r>
+        <w:rPr>
+          <w:rFonts w:ascii="Times New Roman" w:hAnsi="Times New Roman"/>
+          <w:sz w:val="24"/>
+        </w:rPr>
+        <w:t xml:space="preserve"> </w:t>
+      </w:r>
+      <w:r>
+        <w:rPr>
+          <w:rFonts w:ascii="Times New Roman" w:hAnsi="Times New Roman"/>
+          <w:sz w:val="24"/>
+        </w:rPr>
+        <w:t>і</w:t>
+      </w:r>
+      <w:r>
+        <w:rPr>
+          <w:rFonts w:ascii="Times New Roman" w:hAnsi="Times New Roman"/>
+          <w:sz w:val="24"/>
+        </w:rPr>
+        <w:t xml:space="preserve"> </w:t>
+      </w:r>
+      <w:r>
+        <w:rPr>
+          <w:rFonts w:ascii="Times New Roman" w:hAnsi="Times New Roman"/>
+          <w:sz w:val="24"/>
+        </w:rPr>
+        <w:t>не</w:t>
+      </w:r>
+      <w:r>
+        <w:rPr>
+          <w:rFonts w:ascii="Times New Roman" w:hAnsi="Times New Roman"/>
+          <w:sz w:val="24"/>
+        </w:rPr>
+        <w:t xml:space="preserve"> </w:t>
+      </w:r>
+      <w:r>
+        <w:rPr>
+          <w:rFonts w:ascii="Times New Roman" w:hAnsi="Times New Roman"/>
+          <w:sz w:val="24"/>
+        </w:rPr>
+        <w:t>на</w:t>
+      </w:r>
+      <w:r>
+        <w:rPr>
+          <w:rFonts w:ascii="Times New Roman" w:hAnsi="Times New Roman"/>
+          <w:sz w:val="24"/>
+        </w:rPr>
+        <w:t xml:space="preserve"> </w:t>
+      </w:r>
+      <w:r>
+        <w:rPr>
+          <w:rFonts w:ascii="Times New Roman" w:hAnsi="Times New Roman"/>
+          <w:sz w:val="24"/>
+        </w:rPr>
+        <w:t>осу́дження</w:t>
+      </w:r>
+      <w:r>
+        <w:rPr>
+          <w:rFonts w:ascii="Times New Roman" w:hAnsi="Times New Roman"/>
+          <w:sz w:val="24"/>
+        </w:rPr>
+        <w:t xml:space="preserve"> </w:t>
+      </w:r>
+      <w:r>
+        <w:rPr>
+          <w:rFonts w:ascii="Times New Roman" w:hAnsi="Times New Roman"/>
+          <w:sz w:val="24"/>
+        </w:rPr>
+        <w:t>бу́де</w:t>
+      </w:r>
+      <w:r>
+        <w:rPr>
+          <w:rFonts w:ascii="Times New Roman" w:hAnsi="Times New Roman"/>
+          <w:sz w:val="24"/>
+        </w:rPr>
+        <w:t xml:space="preserve"> </w:t>
+      </w:r>
+      <w:r>
+        <w:rPr>
+          <w:rFonts w:ascii="Times New Roman" w:hAnsi="Times New Roman"/>
+          <w:sz w:val="24"/>
+        </w:rPr>
+        <w:t>менí</w:t>
+      </w:r>
+      <w:r>
+        <w:rPr>
+          <w:rFonts w:ascii="Times New Roman" w:hAnsi="Times New Roman"/>
+          <w:sz w:val="24"/>
+        </w:rPr>
+        <w:t xml:space="preserve"> </w:t>
+      </w:r>
+      <w:r>
+        <w:rPr>
+          <w:rFonts w:ascii="Times New Roman" w:hAnsi="Times New Roman"/>
+          <w:sz w:val="24"/>
+        </w:rPr>
+        <w:t>прича́стя</w:t>
+      </w:r>
+      <w:r>
+        <w:rPr>
+          <w:rFonts w:ascii="Times New Roman" w:hAnsi="Times New Roman"/>
+          <w:sz w:val="24"/>
+        </w:rPr>
+        <w:t xml:space="preserve"> </w:t>
+      </w:r>
+      <w:r>
+        <w:rPr>
+          <w:rFonts w:ascii="Times New Roman" w:hAnsi="Times New Roman"/>
+          <w:sz w:val="24"/>
+        </w:rPr>
+        <w:t>святи́х</w:t>
+      </w:r>
+      <w:r>
+        <w:rPr>
+          <w:rFonts w:ascii="Times New Roman" w:hAnsi="Times New Roman"/>
+          <w:sz w:val="24"/>
+        </w:rPr>
+        <w:t xml:space="preserve"> </w:t>
+      </w:r>
+      <w:r>
+        <w:rPr>
+          <w:rFonts w:ascii="Times New Roman" w:hAnsi="Times New Roman"/>
+          <w:sz w:val="24"/>
+        </w:rPr>
+        <w:t>Твої́х</w:t>
+      </w:r>
+      <w:r>
+        <w:rPr>
+          <w:rFonts w:ascii="Times New Roman" w:hAnsi="Times New Roman"/>
+          <w:sz w:val="24"/>
+        </w:rPr>
+        <w:t xml:space="preserve"> </w:t>
+      </w:r>
+      <w:r>
+        <w:rPr>
+          <w:rFonts w:ascii="Times New Roman" w:hAnsi="Times New Roman"/>
+          <w:sz w:val="24"/>
+        </w:rPr>
+        <w:t>Та́їн,</w:t>
+      </w:r>
+      <w:r>
+        <w:rPr>
+          <w:rFonts w:ascii="Times New Roman" w:hAnsi="Times New Roman"/>
+          <w:sz w:val="24"/>
+        </w:rPr>
+        <w:t xml:space="preserve"> </w:t>
+      </w:r>
+      <w:r>
+        <w:rPr>
+          <w:rFonts w:ascii="Times New Roman" w:hAnsi="Times New Roman"/>
+          <w:sz w:val="24"/>
+        </w:rPr>
+        <w:t>Го́споди,</w:t>
+      </w:r>
+      <w:r>
+        <w:rPr>
+          <w:rFonts w:ascii="Times New Roman" w:hAnsi="Times New Roman"/>
+          <w:sz w:val="24"/>
+        </w:rPr>
+        <w:t xml:space="preserve"> </w:t>
+      </w:r>
+      <w:r>
+        <w:rPr>
+          <w:rFonts w:ascii="Times New Roman" w:hAnsi="Times New Roman"/>
+          <w:sz w:val="24"/>
+        </w:rPr>
+        <w:t>а</w:t>
+      </w:r>
+      <w:r>
+        <w:rPr>
+          <w:rFonts w:ascii="Times New Roman" w:hAnsi="Times New Roman"/>
+          <w:sz w:val="24"/>
+        </w:rPr>
+        <w:t xml:space="preserve"> </w:t>
+      </w:r>
+      <w:r>
+        <w:rPr>
+          <w:rFonts w:ascii="Times New Roman" w:hAnsi="Times New Roman"/>
+          <w:sz w:val="24"/>
+        </w:rPr>
+        <w:t>на</w:t>
+      </w:r>
+      <w:r>
+        <w:rPr>
+          <w:rFonts w:ascii="Times New Roman" w:hAnsi="Times New Roman"/>
+          <w:sz w:val="24"/>
+        </w:rPr>
+        <w:t xml:space="preserve"> </w:t>
+      </w:r>
+      <w:r>
+        <w:rPr>
+          <w:rFonts w:ascii="Times New Roman" w:hAnsi="Times New Roman"/>
+          <w:sz w:val="24"/>
+        </w:rPr>
+        <w:t>зцíлення</w:t>
+      </w:r>
+      <w:r>
+        <w:rPr>
+          <w:rFonts w:ascii="Times New Roman" w:hAnsi="Times New Roman"/>
+          <w:sz w:val="24"/>
+        </w:rPr>
+        <w:t xml:space="preserve"> </w:t>
+      </w:r>
+      <w:r>
+        <w:rPr>
+          <w:rFonts w:ascii="Times New Roman" w:hAnsi="Times New Roman"/>
+          <w:sz w:val="24"/>
+        </w:rPr>
+        <w:t>душí</w:t>
+      </w:r>
+      <w:r>
+        <w:rPr>
+          <w:rFonts w:ascii="Times New Roman" w:hAnsi="Times New Roman"/>
+          <w:sz w:val="24"/>
+        </w:rPr>
+        <w:t xml:space="preserve"> </w:t>
+      </w:r>
+      <w:r>
+        <w:rPr>
+          <w:rFonts w:ascii="Times New Roman" w:hAnsi="Times New Roman"/>
+          <w:sz w:val="24"/>
+        </w:rPr>
+        <w:t>і</w:t>
+      </w:r>
+      <w:r>
+        <w:rPr>
+          <w:rFonts w:ascii="Times New Roman" w:hAnsi="Times New Roman"/>
+          <w:sz w:val="24"/>
+        </w:rPr>
+        <w:t xml:space="preserve"> </w:t>
+      </w:r>
+      <w:r>
+        <w:rPr>
+          <w:rFonts w:ascii="Times New Roman" w:hAnsi="Times New Roman"/>
+          <w:sz w:val="24"/>
+        </w:rPr>
+        <w:t>тíла.</w:t>
+      </w:r>
+    </w:p>
+    <w:p>
+      <w:pPr>
+        <w:spacing w:after="120"/>
+      </w:pPr>
+      <w:r>
+        <w:rPr>
+          <w:rFonts w:ascii="Times New Roman" w:hAnsi="Times New Roman"/>
+          <w:sz w:val="24"/>
+        </w:rPr>
+        <w:t>Бо́же,</w:t>
+      </w:r>
+      <w:r>
+        <w:rPr>
+          <w:rFonts w:ascii="Times New Roman" w:hAnsi="Times New Roman"/>
+          <w:sz w:val="24"/>
+        </w:rPr>
+        <w:t xml:space="preserve"> </w:t>
+      </w:r>
+      <w:r>
+        <w:rPr>
+          <w:rFonts w:ascii="Times New Roman" w:hAnsi="Times New Roman"/>
+          <w:sz w:val="24"/>
+        </w:rPr>
+        <w:t>будь</w:t>
+      </w:r>
+      <w:r>
+        <w:rPr>
+          <w:rFonts w:ascii="Times New Roman" w:hAnsi="Times New Roman"/>
+          <w:sz w:val="24"/>
+        </w:rPr>
+        <w:t xml:space="preserve"> </w:t>
+      </w:r>
+      <w:r>
+        <w:rPr>
+          <w:rFonts w:ascii="Times New Roman" w:hAnsi="Times New Roman"/>
+          <w:sz w:val="24"/>
+        </w:rPr>
+        <w:t>милости́вим</w:t>
+      </w:r>
+      <w:r>
+        <w:rPr>
+          <w:rFonts w:ascii="Times New Roman" w:hAnsi="Times New Roman"/>
+          <w:sz w:val="24"/>
+        </w:rPr>
+        <w:t xml:space="preserve"> </w:t>
+      </w:r>
+      <w:r>
+        <w:rPr>
+          <w:rFonts w:ascii="Times New Roman" w:hAnsi="Times New Roman"/>
+          <w:sz w:val="24"/>
+        </w:rPr>
+        <w:t>до</w:t>
+      </w:r>
+      <w:r>
+        <w:rPr>
+          <w:rFonts w:ascii="Times New Roman" w:hAnsi="Times New Roman"/>
+          <w:sz w:val="24"/>
+        </w:rPr>
+        <w:t xml:space="preserve"> </w:t>
+      </w:r>
+      <w:r>
+        <w:rPr>
+          <w:rFonts w:ascii="Times New Roman" w:hAnsi="Times New Roman"/>
+          <w:sz w:val="24"/>
+        </w:rPr>
+        <w:t>ме́не,</w:t>
+      </w:r>
+      <w:r>
+        <w:rPr>
+          <w:rFonts w:ascii="Times New Roman" w:hAnsi="Times New Roman"/>
+          <w:sz w:val="24"/>
+        </w:rPr>
+        <w:t xml:space="preserve"> </w:t>
+      </w:r>
+      <w:r>
+        <w:rPr>
+          <w:rFonts w:ascii="Times New Roman" w:hAnsi="Times New Roman"/>
+          <w:sz w:val="24"/>
+        </w:rPr>
+        <w:t>грíшного</w:t>
+      </w:r>
+      <w:r>
+        <w:rPr>
+          <w:rFonts w:ascii="Times New Roman" w:hAnsi="Times New Roman"/>
+          <w:sz w:val="24"/>
+        </w:rPr>
+        <w:t xml:space="preserve"> </w:t>
+      </w:r>
+      <w:r>
+        <w:rPr>
+          <w:rFonts w:ascii="Times New Roman" w:hAnsi="Times New Roman"/>
+          <w:sz w:val="24"/>
+        </w:rPr>
+        <w:t>(грíшної).</w:t>
+      </w:r>
+    </w:p>
+    <w:p>
+      <w:pPr>
+        <w:spacing w:after="120"/>
+      </w:pPr>
+      <w:r>
+        <w:rPr>
+          <w:rFonts w:ascii="Times New Roman" w:hAnsi="Times New Roman"/>
+          <w:sz w:val="24"/>
+        </w:rPr>
+        <w:t>Бо́же,</w:t>
+      </w:r>
+      <w:r>
+        <w:rPr>
+          <w:rFonts w:ascii="Times New Roman" w:hAnsi="Times New Roman"/>
+          <w:sz w:val="24"/>
+        </w:rPr>
+        <w:t xml:space="preserve"> </w:t>
+      </w:r>
+      <w:r>
+        <w:rPr>
+          <w:rFonts w:ascii="Times New Roman" w:hAnsi="Times New Roman"/>
+          <w:sz w:val="24"/>
+        </w:rPr>
+        <w:t>очи́сти</w:t>
+      </w:r>
+      <w:r>
+        <w:rPr>
+          <w:rFonts w:ascii="Times New Roman" w:hAnsi="Times New Roman"/>
+          <w:sz w:val="24"/>
+        </w:rPr>
+        <w:t xml:space="preserve"> </w:t>
+      </w:r>
+      <w:r>
+        <w:rPr>
+          <w:rFonts w:ascii="Times New Roman" w:hAnsi="Times New Roman"/>
+          <w:sz w:val="24"/>
+        </w:rPr>
+        <w:t>мої́</w:t>
+      </w:r>
+      <w:r>
+        <w:rPr>
+          <w:rFonts w:ascii="Times New Roman" w:hAnsi="Times New Roman"/>
+          <w:sz w:val="24"/>
+        </w:rPr>
+        <w:t xml:space="preserve"> </w:t>
+      </w:r>
+      <w:r>
+        <w:rPr>
+          <w:rFonts w:ascii="Times New Roman" w:hAnsi="Times New Roman"/>
+          <w:sz w:val="24"/>
+        </w:rPr>
+        <w:t>гріхи́</w:t>
+      </w:r>
+      <w:r>
+        <w:rPr>
+          <w:rFonts w:ascii="Times New Roman" w:hAnsi="Times New Roman"/>
+          <w:sz w:val="24"/>
+        </w:rPr>
+        <w:t xml:space="preserve"> </w:t>
+      </w:r>
+      <w:r>
+        <w:rPr>
+          <w:rFonts w:ascii="Times New Roman" w:hAnsi="Times New Roman"/>
+          <w:sz w:val="24"/>
+        </w:rPr>
+        <w:t>і</w:t>
+      </w:r>
+      <w:r>
+        <w:rPr>
+          <w:rFonts w:ascii="Times New Roman" w:hAnsi="Times New Roman"/>
+          <w:sz w:val="24"/>
+        </w:rPr>
+        <w:t xml:space="preserve"> </w:t>
+      </w:r>
+      <w:r>
+        <w:rPr>
+          <w:rFonts w:ascii="Times New Roman" w:hAnsi="Times New Roman"/>
+          <w:sz w:val="24"/>
+        </w:rPr>
+        <w:t>поми́луй</w:t>
+      </w:r>
+      <w:r>
+        <w:rPr>
+          <w:rFonts w:ascii="Times New Roman" w:hAnsi="Times New Roman"/>
+          <w:sz w:val="24"/>
+        </w:rPr>
+        <w:t xml:space="preserve"> </w:t>
+      </w:r>
+      <w:r>
+        <w:rPr>
+          <w:rFonts w:ascii="Times New Roman" w:hAnsi="Times New Roman"/>
+          <w:sz w:val="24"/>
+        </w:rPr>
+        <w:t>мене́.</w:t>
+      </w:r>
+    </w:p>
+    <w:p>
+      <w:pPr>
+        <w:spacing w:after="120"/>
+      </w:pPr>
+      <w:r>
+        <w:rPr>
+          <w:rFonts w:ascii="Times New Roman" w:hAnsi="Times New Roman"/>
+          <w:sz w:val="24"/>
+        </w:rPr>
+        <w:t>Без</w:t>
+      </w:r>
+      <w:r>
+        <w:rPr>
+          <w:rFonts w:ascii="Times New Roman" w:hAnsi="Times New Roman"/>
+          <w:sz w:val="24"/>
+        </w:rPr>
+        <w:t xml:space="preserve"> </w:t>
+      </w:r>
+      <w:r>
+        <w:rPr>
+          <w:rFonts w:ascii="Times New Roman" w:hAnsi="Times New Roman"/>
+          <w:sz w:val="24"/>
+        </w:rPr>
+        <w:t>числа́</w:t>
+      </w:r>
+      <w:r>
+        <w:rPr>
+          <w:rFonts w:ascii="Times New Roman" w:hAnsi="Times New Roman"/>
+          <w:sz w:val="24"/>
+        </w:rPr>
+        <w:t xml:space="preserve"> </w:t>
+      </w:r>
+      <w:r>
+        <w:rPr>
+          <w:rFonts w:ascii="Times New Roman" w:hAnsi="Times New Roman"/>
+          <w:sz w:val="24"/>
+        </w:rPr>
+        <w:t>нагріши́в</w:t>
+      </w:r>
+      <w:r>
+        <w:rPr>
+          <w:rFonts w:ascii="Times New Roman" w:hAnsi="Times New Roman"/>
+          <w:sz w:val="24"/>
+        </w:rPr>
+        <w:t xml:space="preserve"> </w:t>
+      </w:r>
+      <w:r>
+        <w:rPr>
+          <w:rFonts w:ascii="Times New Roman" w:hAnsi="Times New Roman"/>
+          <w:sz w:val="24"/>
+        </w:rPr>
+        <w:t>(нагріши́ла)</w:t>
+      </w:r>
+      <w:r>
+        <w:rPr>
+          <w:rFonts w:ascii="Times New Roman" w:hAnsi="Times New Roman"/>
+          <w:sz w:val="24"/>
+        </w:rPr>
+        <w:t xml:space="preserve"> </w:t>
+      </w:r>
+      <w:r>
+        <w:rPr>
+          <w:rFonts w:ascii="Times New Roman" w:hAnsi="Times New Roman"/>
+          <w:sz w:val="24"/>
+        </w:rPr>
+        <w:t>я,</w:t>
+      </w:r>
+      <w:r>
+        <w:rPr>
+          <w:rFonts w:ascii="Times New Roman" w:hAnsi="Times New Roman"/>
+          <w:sz w:val="24"/>
+        </w:rPr>
+        <w:t xml:space="preserve"> </w:t>
+      </w:r>
+      <w:r>
+        <w:rPr>
+          <w:rFonts w:ascii="Times New Roman" w:hAnsi="Times New Roman"/>
+          <w:sz w:val="24"/>
+        </w:rPr>
+        <w:t>Го́споди,</w:t>
+      </w:r>
+      <w:r>
+        <w:rPr>
+          <w:rFonts w:ascii="Times New Roman" w:hAnsi="Times New Roman"/>
+          <w:sz w:val="24"/>
+        </w:rPr>
+        <w:t xml:space="preserve"> </w:t>
+      </w:r>
+      <w:r>
+        <w:rPr>
+          <w:rFonts w:ascii="Times New Roman" w:hAnsi="Times New Roman"/>
+          <w:sz w:val="24"/>
+        </w:rPr>
+        <w:t>прости́</w:t>
+      </w:r>
+      <w:r>
+        <w:rPr>
+          <w:rFonts w:ascii="Times New Roman" w:hAnsi="Times New Roman"/>
+          <w:sz w:val="24"/>
+        </w:rPr>
+        <w:t xml:space="preserve"> </w:t>
+      </w:r>
+      <w:r>
+        <w:rPr>
+          <w:rFonts w:ascii="Times New Roman" w:hAnsi="Times New Roman"/>
+          <w:sz w:val="24"/>
+        </w:rPr>
+        <w:t>менí.</w:t>
       </w:r>
     </w:p>
     <w:p>
@@ -7846,11 +10859,126 @@
     </w:p>
     <w:p>
       <w:pPr>
-        <w:widowControl w:val="0"/>
-        <w:spacing w:after="120"/>
-      </w:pPr>
-      <w:r>
-        <w:t>Заступи, спаси, помилуй і охорони нас, Боже, Твоєю благодаттю.</w:t>
+        <w:spacing w:after="120"/>
+      </w:pPr>
+      <w:r>
+        <w:rPr>
+          <w:rFonts w:ascii="Times New Roman" w:hAnsi="Times New Roman"/>
+          <w:sz w:val="24"/>
+        </w:rPr>
+        <w:t>Заступи,</w:t>
+      </w:r>
+      <w:r>
+        <w:rPr>
+          <w:rFonts w:ascii="Times New Roman" w:hAnsi="Times New Roman"/>
+          <w:sz w:val="24"/>
+        </w:rPr>
+        <w:t xml:space="preserve"> </w:t>
+      </w:r>
+      <w:r>
+        <w:rPr>
+          <w:rFonts w:ascii="Times New Roman" w:hAnsi="Times New Roman"/>
+          <w:sz w:val="24"/>
+        </w:rPr>
+        <w:t>спаси,</w:t>
+      </w:r>
+      <w:r>
+        <w:rPr>
+          <w:rFonts w:ascii="Times New Roman" w:hAnsi="Times New Roman"/>
+          <w:sz w:val="24"/>
+        </w:rPr>
+        <w:t xml:space="preserve"> </w:t>
+      </w:r>
+      <w:r>
+        <w:rPr>
+          <w:rFonts w:ascii="Times New Roman" w:hAnsi="Times New Roman"/>
+          <w:sz w:val="24"/>
+        </w:rPr>
+        <w:t>помилуй</w:t>
+      </w:r>
+      <w:r>
+        <w:rPr>
+          <w:rFonts w:ascii="Times New Roman" w:hAnsi="Times New Roman"/>
+          <w:sz w:val="24"/>
+        </w:rPr>
+        <w:t xml:space="preserve"> </w:t>
+      </w:r>
+      <w:r>
+        <w:rPr>
+          <w:rFonts w:ascii="Times New Roman" w:hAnsi="Times New Roman"/>
+          <w:sz w:val="24"/>
+        </w:rPr>
+        <w:t>і</w:t>
+      </w:r>
+      <w:r>
+        <w:rPr>
+          <w:rFonts w:ascii="Times New Roman" w:hAnsi="Times New Roman"/>
+          <w:sz w:val="24"/>
+        </w:rPr>
+        <w:t xml:space="preserve"> </w:t>
+      </w:r>
+      <w:r>
+        <w:rPr>
+          <w:rFonts w:ascii="Times New Roman" w:hAnsi="Times New Roman"/>
+          <w:sz w:val="24"/>
+        </w:rPr>
+        <w:t>охорони</w:t>
+      </w:r>
+      <w:r>
+        <w:rPr>
+          <w:rFonts w:ascii="Times New Roman" w:hAnsi="Times New Roman"/>
+          <w:sz w:val="24"/>
+        </w:rPr>
+        <w:t xml:space="preserve"> </w:t>
+      </w:r>
+      <w:r>
+        <w:rPr>
+          <w:rFonts w:ascii="Times New Roman" w:hAnsi="Times New Roman"/>
+          <w:sz w:val="24"/>
+        </w:rPr>
+        <w:t>нас,</w:t>
+      </w:r>
+      <w:r>
+        <w:rPr>
+          <w:rFonts w:ascii="Times New Roman" w:hAnsi="Times New Roman"/>
+          <w:sz w:val="24"/>
+        </w:rPr>
+        <w:t xml:space="preserve"> </w:t>
+      </w:r>
+      <w:r>
+        <w:rPr>
+          <w:rFonts w:ascii="Times New Roman" w:hAnsi="Times New Roman"/>
+          <w:sz w:val="24"/>
+        </w:rPr>
+        <w:t>Боже,</w:t>
+      </w:r>
+      <w:r>
+        <w:rPr>
+          <w:rFonts w:ascii="Times New Roman" w:hAnsi="Times New Roman"/>
+          <w:sz w:val="24"/>
+        </w:rPr>
+        <w:t xml:space="preserve"> </w:t>
+      </w:r>
+      <w:r>
+        <w:rPr>
+          <w:rFonts w:ascii="Times New Roman" w:hAnsi="Times New Roman"/>
+          <w:sz w:val="24"/>
+        </w:rPr>
+        <w:t>Твоєю</w:t>
+      </w:r>
+      <w:r>
+        <w:rPr>
+          <w:rFonts w:ascii="Times New Roman" w:hAnsi="Times New Roman"/>
+          <w:sz w:val="24"/>
+        </w:rPr>
+        <w:t xml:space="preserve"> </w:t>
+      </w:r>
+      <w:r>
+        <w:rPr>
+          <w:rFonts w:ascii="Times New Roman" w:hAnsi="Times New Roman"/>
+          <w:sz w:val="24"/>
+        </w:rPr>
+        <w:t>благодаттю</w:t>
       </w:r>
     </w:p>
     <w:p>
@@ -7936,7 +11064,7 @@
         <w:t>Священик:</w:t>
       </w:r>
       <w:r>
-        <w:t xml:space="preserve"> Благодаримо Тебе, Спаса всіх Бога, за всі блага, які Ти подав нам, і за причастя святого тіла і крови Христа твого, і молимось до Тебе, Владико чоловіколюбче: Захорони нас під покровом крил твоїх, і дай нам аж до останнього нашого віддиху достойно причащатися твоїх святощів, на просвічення душі і тіла, у насліддя небесного царства.</w:t>
+        <w:t xml:space="preserve"> Благодаримо Тебе, Спаса всіх Бога, за всі блага, які Ти подав нам, і за причастя святого тіла і крови Христа твого, і молимось до Тебе, Владико Людинолюбче: Захорони нас під покровом крил твоїх, і дай нам аж до останнього нашого віддиху достойно причащатися твоїх святощів, на просвічення душі і тіла, у насліддя небесного царства.</w:t>
       </w:r>
     </w:p>
     <w:p>
@@ -8642,7 +11770,7 @@
         <w:t>вятого священномученика Василія, пресвітера Анкирського</w:t>
       </w:r>
       <w:r>
-        <w:t>, і всіх святих, помилує і спасе нас, як благий і чоловіколюбець.</w:t>
+        <w:t>, і всіх святих, помилує і спасе нас, як благий і людинолюбний.</w:t>
       </w:r>
     </w:p>
     <w:p>

--- a/docx_resources/ЛПД/6 тиждень/6т_5-ЛПД.docx
+++ b/docx_resources/ЛПД/6 тиждень/6т_5-ЛПД.docx
@@ -47,12 +47,18 @@
       </w:pPr>
       <w:r>
         <w:rPr>
-          <w:i/>
-          <w:color w:val="FF0000"/>
-        </w:rPr>
-        <w:t>Священик:</w:t>
-      </w:r>
-      <w:r>
+          <w:rFonts w:ascii="Times New Roman" w:hAnsi="Times New Roman"/>
+          <w:i/>
+          <w:color w:val="FF0000"/>
+          <w:sz w:val="24"/>
+        </w:rPr>
+        <w:t>Священник:</w:t>
+      </w:r>
+      <w:r>
+        <w:rPr>
+          <w:rFonts w:ascii="Times New Roman" w:hAnsi="Times New Roman"/>
+          <w:sz w:val="24"/>
+        </w:rPr>
         <w:t xml:space="preserve"> Благословенне царство Отця, і Сина, і Святого Духа нині і повсякчас, і на віки віків. </w:t>
       </w:r>
     </w:p>
@@ -67,14 +73,18 @@
       </w:pPr>
       <w:r>
         <w:rPr>
-          <w:i/>
-          <w:color w:val="FF0000"/>
+          <w:rFonts w:ascii="Times New Roman" w:hAnsi="Times New Roman"/>
+          <w:i/>
+          <w:color w:val="FF0000"/>
+          <w:sz w:val="24"/>
         </w:rPr>
         <w:t>Вірні:</w:t>
       </w:r>
       <w:r>
         <w:rPr>
-          <w:b/>
+          <w:rFonts w:ascii="Times New Roman" w:hAnsi="Times New Roman"/>
+          <w:b/>
+          <w:sz w:val="24"/>
         </w:rPr>
         <w:t xml:space="preserve"> Амінь.</w:t>
       </w:r>
@@ -90,7 +100,9 @@
       </w:pPr>
       <w:r>
         <w:rPr>
-          <w:b/>
+          <w:rFonts w:ascii="Times New Roman" w:hAnsi="Times New Roman"/>
+          <w:b/>
+          <w:sz w:val="24"/>
         </w:rPr>
         <w:t>Прийдіте, поклонімся цареві нашому – Богу.</w:t>
       </w:r>
@@ -106,7 +118,9 @@
       </w:pPr>
       <w:r>
         <w:rPr>
-          <w:b/>
+          <w:rFonts w:ascii="Times New Roman" w:hAnsi="Times New Roman"/>
+          <w:b/>
+          <w:sz w:val="24"/>
         </w:rPr>
         <w:t>Прийдіте, поклонімся Христові, цареві нашому – Богу.</w:t>
       </w:r>
@@ -122,7 +136,9 @@
       </w:pPr>
       <w:r>
         <w:rPr>
-          <w:b/>
+          <w:rFonts w:ascii="Times New Roman" w:hAnsi="Times New Roman"/>
+          <w:b/>
+          <w:sz w:val="24"/>
         </w:rPr>
         <w:t>Прийдіте, поклонімся і припадім до самого Господа Ісуса Христа – царя і Бога нашого.</w:t>
       </w:r>
@@ -164,15 +180,25 @@
         <w:jc w:val="both"/>
       </w:pPr>
       <w:r>
+        <w:rPr>
+          <w:rFonts w:ascii="Times New Roman" w:hAnsi="Times New Roman"/>
+          <w:sz w:val="24"/>
+        </w:rPr>
         <w:t>Благослови, душе моя, Господа, Господи Боже мій, Ти возвеличився єси</w:t>
       </w:r>
       <w:r>
         <w:rPr>
-          <w:b/>
-        </w:rPr>
-        <w:t xml:space="preserve"> </w:t>
-      </w:r>
-      <w:r>
+          <w:rFonts w:ascii="Times New Roman" w:hAnsi="Times New Roman"/>
+          <w:b/>
+          <w:sz w:val="24"/>
+        </w:rPr>
+        <w:t xml:space="preserve"> </w:t>
+      </w:r>
+      <w:r>
+        <w:rPr>
+          <w:rFonts w:ascii="Times New Roman" w:hAnsi="Times New Roman"/>
+          <w:sz w:val="24"/>
+        </w:rPr>
         <w:t>вельми.</w:t>
       </w:r>
     </w:p>
@@ -183,6 +209,10 @@
         <w:jc w:val="both"/>
       </w:pPr>
       <w:r>
+        <w:rPr>
+          <w:rFonts w:ascii="Times New Roman" w:hAnsi="Times New Roman"/>
+          <w:sz w:val="24"/>
+        </w:rPr>
         <w:t>В ісповідання і велич-красу загорнувся Ти, одіваєшся світлом, як ризою.</w:t>
       </w:r>
     </w:p>
@@ -193,6 +223,10 @@
         <w:jc w:val="both"/>
       </w:pPr>
       <w:r>
+        <w:rPr>
+          <w:rFonts w:ascii="Times New Roman" w:hAnsi="Times New Roman"/>
+          <w:sz w:val="24"/>
+        </w:rPr>
         <w:t>Ти простираєш небо, як кожу, покриваючи водами височини свої.</w:t>
       </w:r>
     </w:p>
@@ -203,6 +237,10 @@
         <w:jc w:val="both"/>
       </w:pPr>
       <w:r>
+        <w:rPr>
+          <w:rFonts w:ascii="Times New Roman" w:hAnsi="Times New Roman"/>
+          <w:sz w:val="24"/>
+        </w:rPr>
         <w:t>Ти кладеш облаки на сходження своє, ходячи на крилах вітряних.</w:t>
       </w:r>
     </w:p>
@@ -213,6 +251,10 @@
         <w:jc w:val="both"/>
       </w:pPr>
       <w:r>
+        <w:rPr>
+          <w:rFonts w:ascii="Times New Roman" w:hAnsi="Times New Roman"/>
+          <w:sz w:val="24"/>
+        </w:rPr>
         <w:t>Ти твориш вітри ангелами своїми і слугами своїми полумінь вогненний.</w:t>
       </w:r>
     </w:p>
@@ -223,6 +265,10 @@
         <w:jc w:val="both"/>
       </w:pPr>
       <w:r>
+        <w:rPr>
+          <w:rFonts w:ascii="Times New Roman" w:hAnsi="Times New Roman"/>
+          <w:sz w:val="24"/>
+        </w:rPr>
         <w:t>Ти основуєш землю на тверді її, не похилиться на віки віків.</w:t>
       </w:r>
     </w:p>
@@ -233,6 +279,10 @@
         <w:jc w:val="both"/>
       </w:pPr>
       <w:r>
+        <w:rPr>
+          <w:rFonts w:ascii="Times New Roman" w:hAnsi="Times New Roman"/>
+          <w:sz w:val="24"/>
+        </w:rPr>
         <w:t>Безодня, як риза, одіння її, на горах стануть води.</w:t>
       </w:r>
     </w:p>
@@ -243,6 +293,10 @@
         <w:jc w:val="both"/>
       </w:pPr>
       <w:r>
+        <w:rPr>
+          <w:rFonts w:ascii="Times New Roman" w:hAnsi="Times New Roman"/>
+          <w:sz w:val="24"/>
+        </w:rPr>
         <w:t>Від погрози Твоєї побігнуть, від голосу грому твого злякаються.</w:t>
       </w:r>
     </w:p>
@@ -253,6 +307,10 @@
         <w:jc w:val="both"/>
       </w:pPr>
       <w:r>
+        <w:rPr>
+          <w:rFonts w:ascii="Times New Roman" w:hAnsi="Times New Roman"/>
+          <w:sz w:val="24"/>
+        </w:rPr>
         <w:t>Зводяться гори і сходять поля на місце, яке Ти оснував їм.</w:t>
       </w:r>
     </w:p>
@@ -263,6 +321,10 @@
         <w:jc w:val="both"/>
       </w:pPr>
       <w:r>
+        <w:rPr>
+          <w:rFonts w:ascii="Times New Roman" w:hAnsi="Times New Roman"/>
+          <w:sz w:val="24"/>
+        </w:rPr>
         <w:t>Границю Ти положив, якої не перейдуть, ні не повернуться, щоб покрити землю.</w:t>
       </w:r>
     </w:p>
@@ -273,6 +335,10 @@
         <w:jc w:val="both"/>
       </w:pPr>
       <w:r>
+        <w:rPr>
+          <w:rFonts w:ascii="Times New Roman" w:hAnsi="Times New Roman"/>
+          <w:sz w:val="24"/>
+        </w:rPr>
         <w:t>Посилаєш джерела в ярах, посеред гір перейдуть води.</w:t>
       </w:r>
     </w:p>
@@ -283,6 +349,10 @@
         <w:jc w:val="both"/>
       </w:pPr>
       <w:r>
+        <w:rPr>
+          <w:rFonts w:ascii="Times New Roman" w:hAnsi="Times New Roman"/>
+          <w:sz w:val="24"/>
+        </w:rPr>
         <w:t>Вони напоюють усіх звірів пільних, дожидають онагри в спразі своїй.</w:t>
       </w:r>
     </w:p>
@@ -293,6 +363,10 @@
         <w:jc w:val="both"/>
       </w:pPr>
       <w:r>
+        <w:rPr>
+          <w:rFonts w:ascii="Times New Roman" w:hAnsi="Times New Roman"/>
+          <w:sz w:val="24"/>
+        </w:rPr>
         <w:t>На них птиці небесні витають, з посеред скель видадуть голос.</w:t>
       </w:r>
     </w:p>
@@ -303,6 +377,10 @@
         <w:jc w:val="both"/>
       </w:pPr>
       <w:r>
+        <w:rPr>
+          <w:rFonts w:ascii="Times New Roman" w:hAnsi="Times New Roman"/>
+          <w:sz w:val="24"/>
+        </w:rPr>
         <w:t>Ти напоюєш гори з височин своїх, плодом діл твоїх насититься земля.</w:t>
       </w:r>
     </w:p>
@@ -313,6 +391,10 @@
         <w:jc w:val="both"/>
       </w:pPr>
       <w:r>
+        <w:rPr>
+          <w:rFonts w:ascii="Times New Roman" w:hAnsi="Times New Roman"/>
+          <w:sz w:val="24"/>
+        </w:rPr>
         <w:t>Ти вирощуєш траву для скоту і зела на службу людям:</w:t>
       </w:r>
     </w:p>
@@ -323,6 +405,10 @@
         <w:jc w:val="both"/>
       </w:pPr>
       <w:r>
+        <w:rPr>
+          <w:rFonts w:ascii="Times New Roman" w:hAnsi="Times New Roman"/>
+          <w:sz w:val="24"/>
+        </w:rPr>
         <w:t>Щоб видавати хліб із землі, і вино веселить серце чоловіка.</w:t>
       </w:r>
     </w:p>
@@ -333,6 +419,10 @@
         <w:jc w:val="both"/>
       </w:pPr>
       <w:r>
+        <w:rPr>
+          <w:rFonts w:ascii="Times New Roman" w:hAnsi="Times New Roman"/>
+          <w:sz w:val="24"/>
+        </w:rPr>
         <w:t>Щоб намастити лице єлеєм, і хліб серце чоловіка укріпить.</w:t>
       </w:r>
     </w:p>
@@ -343,6 +433,10 @@
         <w:jc w:val="both"/>
       </w:pPr>
       <w:r>
+        <w:rPr>
+          <w:rFonts w:ascii="Times New Roman" w:hAnsi="Times New Roman"/>
+          <w:sz w:val="24"/>
+        </w:rPr>
         <w:t xml:space="preserve">Наситяться дерева пільні, кедри ливанські, що їх Ти насадив, там птиці загніздяться. </w:t>
       </w:r>
     </w:p>
@@ -353,6 +447,10 @@
         <w:jc w:val="both"/>
       </w:pPr>
       <w:r>
+        <w:rPr>
+          <w:rFonts w:ascii="Times New Roman" w:hAnsi="Times New Roman"/>
+          <w:sz w:val="24"/>
+        </w:rPr>
         <w:t>Журавлине жилище перед веде між ними, гори високі оленям, скелі – прибіжище зайцям.</w:t>
       </w:r>
     </w:p>
@@ -363,6 +461,10 @@
         <w:jc w:val="both"/>
       </w:pPr>
       <w:r>
+        <w:rPr>
+          <w:rFonts w:ascii="Times New Roman" w:hAnsi="Times New Roman"/>
+          <w:sz w:val="24"/>
+        </w:rPr>
         <w:t>Ти сотворив місяць задля часу, сонце пізнало захід свій.</w:t>
       </w:r>
     </w:p>
@@ -373,6 +475,10 @@
         <w:jc w:val="both"/>
       </w:pPr>
       <w:r>
+        <w:rPr>
+          <w:rFonts w:ascii="Times New Roman" w:hAnsi="Times New Roman"/>
+          <w:sz w:val="24"/>
+        </w:rPr>
         <w:t>Ти положив темряву і настала ніч, що в ній проходити будуть усі звірі дібровні.</w:t>
       </w:r>
     </w:p>
@@ -383,6 +489,10 @@
         <w:jc w:val="both"/>
       </w:pPr>
       <w:r>
+        <w:rPr>
+          <w:rFonts w:ascii="Times New Roman" w:hAnsi="Times New Roman"/>
+          <w:sz w:val="24"/>
+        </w:rPr>
         <w:t>Левенята рикають, щоб схопити і знайти від Бога поживу для себе.</w:t>
       </w:r>
     </w:p>
@@ -393,6 +503,10 @@
         <w:jc w:val="both"/>
       </w:pPr>
       <w:r>
+        <w:rPr>
+          <w:rFonts w:ascii="Times New Roman" w:hAnsi="Times New Roman"/>
+          <w:sz w:val="24"/>
+        </w:rPr>
         <w:t>Засіяло сонце, і зібралися, і в леговищах своїх ляжуть.</w:t>
       </w:r>
     </w:p>
@@ -403,6 +517,10 @@
         <w:jc w:val="both"/>
       </w:pPr>
       <w:r>
+        <w:rPr>
+          <w:rFonts w:ascii="Times New Roman" w:hAnsi="Times New Roman"/>
+          <w:sz w:val="24"/>
+        </w:rPr>
         <w:t>Вийде чоловік на діло своє і на працю свою до вечора.</w:t>
       </w:r>
     </w:p>
@@ -413,6 +531,10 @@
         <w:jc w:val="both"/>
       </w:pPr>
       <w:r>
+        <w:rPr>
+          <w:rFonts w:ascii="Times New Roman" w:hAnsi="Times New Roman"/>
+          <w:sz w:val="24"/>
+        </w:rPr>
         <w:t>Які то величні діла твої, Господи, все в премудрості сотворив Ти, сповнилася земля тварі Твоєї.</w:t>
       </w:r>
     </w:p>
@@ -423,6 +545,10 @@
         <w:jc w:val="both"/>
       </w:pPr>
       <w:r>
+        <w:rPr>
+          <w:rFonts w:ascii="Times New Roman" w:hAnsi="Times New Roman"/>
+          <w:sz w:val="24"/>
+        </w:rPr>
         <w:t>Це море велике і просторе, там гади, яким нема числа:</w:t>
       </w:r>
     </w:p>
@@ -433,6 +559,10 @@
         <w:jc w:val="both"/>
       </w:pPr>
       <w:r>
+        <w:rPr>
+          <w:rFonts w:ascii="Times New Roman" w:hAnsi="Times New Roman"/>
+          <w:sz w:val="24"/>
+        </w:rPr>
         <w:t>Животини малі з великими, там кораблі перепливають.</w:t>
       </w:r>
     </w:p>
@@ -443,6 +573,10 @@
         <w:jc w:val="both"/>
       </w:pPr>
       <w:r>
+        <w:rPr>
+          <w:rFonts w:ascii="Times New Roman" w:hAnsi="Times New Roman"/>
+          <w:sz w:val="24"/>
+        </w:rPr>
         <w:lastRenderedPageBreak/>
         <w:t>Змій цей, що Ти його сотворив, щоб насміхатися з нього. Все на Тебе чекає, щоб дати їм поживу у свій час.</w:t>
       </w:r>
@@ -454,6 +588,10 @@
         <w:jc w:val="both"/>
       </w:pPr>
       <w:r>
+        <w:rPr>
+          <w:rFonts w:ascii="Times New Roman" w:hAnsi="Times New Roman"/>
+          <w:sz w:val="24"/>
+        </w:rPr>
         <w:t>Коли Ти дав їм, зберуть, коли Ти відкрив руку твою, все наповниться благости.</w:t>
       </w:r>
     </w:p>
@@ -464,6 +602,10 @@
         <w:jc w:val="both"/>
       </w:pPr>
       <w:r>
+        <w:rPr>
+          <w:rFonts w:ascii="Times New Roman" w:hAnsi="Times New Roman"/>
+          <w:sz w:val="24"/>
+        </w:rPr>
         <w:t>Коли ж Ти відвернеш лице, вони затривожаться, забереш їхній дух, то щезнуть і повернуться у свій порох.</w:t>
       </w:r>
     </w:p>
@@ -474,6 +616,10 @@
         <w:jc w:val="both"/>
       </w:pPr>
       <w:r>
+        <w:rPr>
+          <w:rFonts w:ascii="Times New Roman" w:hAnsi="Times New Roman"/>
+          <w:sz w:val="24"/>
+        </w:rPr>
         <w:t>Пошлеш духа твого, і створені будуть, і Ти обновиш лице землі.</w:t>
       </w:r>
     </w:p>
@@ -484,6 +630,10 @@
         <w:jc w:val="both"/>
       </w:pPr>
       <w:r>
+        <w:rPr>
+          <w:rFonts w:ascii="Times New Roman" w:hAnsi="Times New Roman"/>
+          <w:sz w:val="24"/>
+        </w:rPr>
         <w:t>Нехай буде слава Господня на віки, возвеселиться Господь ділами своїми.</w:t>
       </w:r>
     </w:p>
@@ -494,6 +644,10 @@
         <w:jc w:val="both"/>
       </w:pPr>
       <w:r>
+        <w:rPr>
+          <w:rFonts w:ascii="Times New Roman" w:hAnsi="Times New Roman"/>
+          <w:sz w:val="24"/>
+        </w:rPr>
         <w:t>Він спогляне на землю і чинить, що вона трясеться, доторкається гір, і димляться.</w:t>
       </w:r>
     </w:p>
@@ -504,6 +658,10 @@
         <w:jc w:val="both"/>
       </w:pPr>
       <w:r>
+        <w:rPr>
+          <w:rFonts w:ascii="Times New Roman" w:hAnsi="Times New Roman"/>
+          <w:sz w:val="24"/>
+        </w:rPr>
         <w:t>Заспіваю Господові в житті моїм, Богові моєму співаю, поки я є.</w:t>
       </w:r>
     </w:p>
@@ -514,6 +672,10 @@
         <w:jc w:val="both"/>
       </w:pPr>
       <w:r>
+        <w:rPr>
+          <w:rFonts w:ascii="Times New Roman" w:hAnsi="Times New Roman"/>
+          <w:sz w:val="24"/>
+        </w:rPr>
         <w:t>Нехай солодкою буде йому бесіда моя, я ж возвеселюся в Господі.</w:t>
       </w:r>
     </w:p>
@@ -524,6 +686,10 @@
         <w:jc w:val="both"/>
       </w:pPr>
       <w:r>
+        <w:rPr>
+          <w:rFonts w:ascii="Times New Roman" w:hAnsi="Times New Roman"/>
+          <w:sz w:val="24"/>
+        </w:rPr>
         <w:t>Нехай щезнуть грішники з землі, і беззаконники, щоб їх не 6уло. Благослови, душе моя, Господа.</w:t>
       </w:r>
     </w:p>
@@ -533,6 +699,10 @@
         <w:spacing w:after="120"/>
       </w:pPr>
       <w:r>
+        <w:rPr>
+          <w:rFonts w:ascii="Times New Roman" w:hAnsi="Times New Roman"/>
+          <w:sz w:val="24"/>
+        </w:rPr>
         <w:t>Сонце пізнало захід свій, положив Ти темряву і настала ніч.</w:t>
       </w:r>
     </w:p>
@@ -542,6 +712,10 @@
         <w:spacing w:after="120"/>
       </w:pPr>
       <w:r>
+        <w:rPr>
+          <w:rFonts w:ascii="Times New Roman" w:hAnsi="Times New Roman"/>
+          <w:sz w:val="24"/>
+        </w:rPr>
         <w:t>Які то величні діла твої, Господи, все в премудрості сотворив Ти.</w:t>
       </w:r>
     </w:p>
@@ -552,6 +726,10 @@
         <w:jc w:val="both"/>
       </w:pPr>
       <w:r>
+        <w:rPr>
+          <w:rFonts w:ascii="Times New Roman" w:hAnsi="Times New Roman"/>
+          <w:sz w:val="24"/>
+        </w:rPr>
         <w:t>Слава Отцю, і Сину, і Святому Духові, і нині, і повсякчас, і на віки віків. Амінь.</w:t>
       </w:r>
     </w:p>
@@ -562,12 +740,18 @@
         <w:jc w:val="both"/>
       </w:pPr>
       <w:r>
+        <w:rPr>
+          <w:rFonts w:ascii="Times New Roman" w:hAnsi="Times New Roman"/>
+          <w:sz w:val="24"/>
+        </w:rPr>
         <w:t xml:space="preserve">Алилуя, алилуя, алилуя, слава тобі, Боже </w:t>
       </w:r>
       <w:r>
         <w:rPr>
-          <w:i/>
-          <w:color w:val="FF0000"/>
+          <w:rFonts w:ascii="Times New Roman" w:hAnsi="Times New Roman"/>
+          <w:i/>
+          <w:color w:val="FF0000"/>
+          <w:sz w:val="24"/>
         </w:rPr>
         <w:t>(3 р.)</w:t>
       </w:r>
@@ -594,7 +778,7 @@
           <w:szCs w:val="24"/>
           <w:lang w:val="uk-UA"/>
         </w:rPr>
-        <w:t>Священик мовить вечірні молитви:</w:t>
+        <w:t>Священник мовить вечірні молитви:</w:t>
       </w:r>
     </w:p>
     <w:p>
@@ -609,9 +793,11 @@
       </w:pPr>
       <w:r>
         <w:rPr>
-          <w:b/>
-          <w:i/>
-          <w:color w:val="FF0000"/>
+          <w:rFonts w:ascii="Times New Roman" w:hAnsi="Times New Roman"/>
+          <w:b/>
+          <w:i/>
+          <w:color w:val="FF0000"/>
+          <w:sz w:val="24"/>
         </w:rPr>
         <w:t>Четверта молитва</w:t>
       </w:r>
@@ -623,6 +809,10 @@
         <w:jc w:val="both"/>
       </w:pPr>
       <w:r>
+        <w:rPr>
+          <w:rFonts w:ascii="Times New Roman" w:hAnsi="Times New Roman"/>
+          <w:sz w:val="24"/>
+        </w:rPr>
         <w:t>Невмовкаючими піснями і безперестанними славословленнями святими силами оспівуваний, наповни уста наші хвалінням твоїм, щоб воздати величення імені Твоєму святому, і дай нам участь і насліддя з усіма, що воістину бояться Тебе і зберігають заповіді твої, молитвами святої Богородиці і всіх святих твоїх.</w:t>
       </w:r>
     </w:p>
@@ -633,6 +823,10 @@
         <w:jc w:val="both"/>
       </w:pPr>
       <w:r>
+        <w:rPr>
+          <w:rFonts w:ascii="Times New Roman" w:hAnsi="Times New Roman"/>
+          <w:sz w:val="24"/>
+        </w:rPr>
         <w:t>Бо Тобі належить усяка слава, честь і поклонення, Отцю, і Сину, і Святому Духові, нині і повсякчас, і на віки віків. Амінь.</w:t>
       </w:r>
     </w:p>
@@ -649,9 +843,11 @@
       </w:pPr>
       <w:r>
         <w:rPr>
-          <w:b/>
-          <w:i/>
-          <w:color w:val="FF0000"/>
+          <w:rFonts w:ascii="Times New Roman" w:hAnsi="Times New Roman"/>
+          <w:b/>
+          <w:i/>
+          <w:color w:val="FF0000"/>
+          <w:sz w:val="24"/>
         </w:rPr>
         <w:t>П’ята молитва</w:t>
       </w:r>
@@ -663,6 +859,10 @@
         <w:jc w:val="both"/>
       </w:pPr>
       <w:r>
+        <w:rPr>
+          <w:rFonts w:ascii="Times New Roman" w:hAnsi="Times New Roman"/>
+          <w:sz w:val="24"/>
+        </w:rPr>
         <w:t>Благословен єси, Господи Боже, вседержителю, що відаєш ум людський, що знаєш, чого потребуємо, багато більше, ніж просимо або розуміємо. Сам, Людинолюбче царю, в усьому благий, удовольни нас множеством щедрот твоїх, щоб бездоганною совістю призивати святе ім’я Твоє; і не введи нас у спокусу, але ізбав нас від лукавого, і промислом твоїм усе на користь нашу учини.</w:t>
       </w:r>
     </w:p>
@@ -673,6 +873,10 @@
         <w:jc w:val="both"/>
       </w:pPr>
       <w:r>
+        <w:rPr>
+          <w:rFonts w:ascii="Times New Roman" w:hAnsi="Times New Roman"/>
+          <w:sz w:val="24"/>
+        </w:rPr>
         <w:t>Бо Тобі належить усяка слава, честь і полонення, Отцю, і Сину, і Святому Духові, нині і повсякчас, і на віки віків. Амінь.</w:t>
       </w:r>
     </w:p>
@@ -688,9 +892,11 @@
       </w:pPr>
       <w:r>
         <w:rPr>
-          <w:b/>
-          <w:i/>
-          <w:color w:val="FF0000"/>
+          <w:rFonts w:ascii="Times New Roman" w:hAnsi="Times New Roman"/>
+          <w:b/>
+          <w:i/>
+          <w:color w:val="FF0000"/>
+          <w:sz w:val="24"/>
         </w:rPr>
         <w:t>Шоста молитва</w:t>
       </w:r>
@@ -702,6 +908,10 @@
         <w:jc w:val="both"/>
       </w:pPr>
       <w:r>
+        <w:rPr>
+          <w:rFonts w:ascii="Times New Roman" w:hAnsi="Times New Roman"/>
+          <w:sz w:val="24"/>
+        </w:rPr>
         <w:t xml:space="preserve">Господи, Господи, що держиш усе пречистою Твоєю долонею, що довготерпиш із-за всіх нас і жалієш за злоби наші, пом’яни щедроти і милость твою, навідай нас Твоєю благістю і дай нам уникнути і в останок теперішнього дня різних підступів лукавого, і життя наше збережи безпечним благодаттю всесвятого твого Духа. </w:t>
       </w:r>
     </w:p>
@@ -712,6 +922,10 @@
         <w:jc w:val="both"/>
       </w:pPr>
       <w:r>
+        <w:rPr>
+          <w:rFonts w:ascii="Times New Roman" w:hAnsi="Times New Roman"/>
+          <w:sz w:val="24"/>
+        </w:rPr>
         <w:t>Милістю і чоловіколюбієм єдинородного твого Сина, що з ним благословен єси, з пресвятим, і благим, і животворящим твоїм Духом, нині і повсякчас, і на віки віків. Амінь.</w:t>
       </w:r>
     </w:p>
@@ -728,9 +942,11 @@
       </w:pPr>
       <w:r>
         <w:rPr>
-          <w:b/>
-          <w:i/>
-          <w:color w:val="FF0000"/>
+          <w:rFonts w:ascii="Times New Roman" w:hAnsi="Times New Roman"/>
+          <w:b/>
+          <w:i/>
+          <w:color w:val="FF0000"/>
+          <w:sz w:val="24"/>
         </w:rPr>
         <w:t>Сьома молитва</w:t>
       </w:r>
@@ -742,6 +958,10 @@
         <w:jc w:val="both"/>
       </w:pPr>
       <w:r>
+        <w:rPr>
+          <w:rFonts w:ascii="Times New Roman" w:hAnsi="Times New Roman"/>
+          <w:sz w:val="24"/>
+        </w:rPr>
         <w:t xml:space="preserve">Боже великий і дивний, що несказанною благістю і багатим промислом управляєш усім і добра світу нам дарував, і дав нам запоруку обіцяного царства дарованими нам благами. Ти вчинив, щоб і минулу частину дня ми ухилилися від усякого зла; даруй нам і останок непорочно довершити перед святою славою Твоєю, оспівувати Тебе, єдиного благого й людинолюбного Бога нашого. </w:t>
       </w:r>
     </w:p>
@@ -752,6 +972,10 @@
         <w:jc w:val="both"/>
       </w:pPr>
       <w:r>
+        <w:rPr>
+          <w:rFonts w:ascii="Times New Roman" w:hAnsi="Times New Roman"/>
+          <w:sz w:val="24"/>
+        </w:rPr>
         <w:t>Бо Ти єси Бог наш і Тобі славу возсилаємо, Отцю, і Сину, і Святому Духові, нині і повсякчас, і на віки віків. Амінь.</w:t>
       </w:r>
     </w:p>
@@ -767,9 +991,11 @@
       </w:pPr>
       <w:r>
         <w:rPr>
-          <w:b/>
-          <w:i/>
-          <w:color w:val="FF0000"/>
+          <w:rFonts w:ascii="Times New Roman" w:hAnsi="Times New Roman"/>
+          <w:b/>
+          <w:i/>
+          <w:color w:val="FF0000"/>
+          <w:sz w:val="24"/>
         </w:rPr>
         <w:t>Восьма молитва</w:t>
       </w:r>
@@ -781,6 +1007,10 @@
         <w:jc w:val="both"/>
       </w:pPr>
       <w:r>
+        <w:rPr>
+          <w:rFonts w:ascii="Times New Roman" w:hAnsi="Times New Roman"/>
+          <w:sz w:val="24"/>
+        </w:rPr>
         <w:t>Боже великий і всевишній, що єдиний маєш безсмертя, що в світлі живеш неприступнім, що всю твар сотворив у премудрості, що розділив між світлом і темрявою, і поставив сонце володіти днем, а місяць та зорі володіти ніччю, що сподобив нас, грішних, і в теперішній час стати перед лицем твоїм в ісповідуванні, і принести Тобі вечірнє славослов’я. Сам, Людинолюбче, справ молитву нашу, як кадило перед тобою, і прийми її, як приємний запах. Подай же нам цей вечір і надходячу ніч мирну, одягни нас у броню світла, ізбав нас від страху нічного і всякої речі, що в темряві проходить. І дай сон, що його Ти дарував на спочинок нашої немочі, вільний від усяких диявольських примар. Так, Владико, благих подателю, нехай і ми в ночі на наших ложах каючись споминаємо ім’я Твоє і, просвічувані поученням твоїх заповідей, встанемо в душевній радості на славослов’я Твоєї благости, приносячи молитви й моління Твоєму милосердю за прогрішення наші і всіх людей твоїх, яких, молитвами святої Богородиці, в милості навісти.</w:t>
       </w:r>
     </w:p>
@@ -791,6 +1021,10 @@
         <w:jc w:val="both"/>
       </w:pPr>
       <w:r>
+        <w:rPr>
+          <w:rFonts w:ascii="Times New Roman" w:hAnsi="Times New Roman"/>
+          <w:sz w:val="24"/>
+        </w:rPr>
         <w:t>Бо Ти благий і людинолюбний Бог єси і Тобі славу возсилаємо, Отцю, і Сину, і Святому Духові, нині і повсякчас, і на віки віків. Амінь.</w:t>
       </w:r>
     </w:p>
@@ -840,6 +1074,10 @@
         <w:jc w:val="both"/>
       </w:pPr>
       <w:r>
+        <w:rPr>
+          <w:rFonts w:ascii="Times New Roman" w:hAnsi="Times New Roman"/>
+          <w:sz w:val="24"/>
+        </w:rPr>
         <w:t>В мирі Господеві помолімся.</w:t>
       </w:r>
     </w:p>
@@ -855,21 +1093,27 @@
       </w:pPr>
       <w:r>
         <w:rPr>
-          <w:i/>
-          <w:color w:val="FF0000"/>
+          <w:rFonts w:ascii="Times New Roman" w:hAnsi="Times New Roman"/>
+          <w:i/>
+          <w:color w:val="FF0000"/>
+          <w:sz w:val="24"/>
         </w:rPr>
         <w:t>Вірні, на кожне прошення</w:t>
       </w:r>
       <w:r>
         <w:rPr>
-          <w:b/>
-          <w:color w:val="FF0000"/>
+          <w:rFonts w:ascii="Times New Roman" w:hAnsi="Times New Roman"/>
+          <w:b/>
+          <w:color w:val="FF0000"/>
+          <w:sz w:val="24"/>
         </w:rPr>
         <w:t>:</w:t>
       </w:r>
       <w:r>
         <w:rPr>
-          <w:b/>
+          <w:rFonts w:ascii="Times New Roman" w:hAnsi="Times New Roman"/>
+          <w:b/>
+          <w:sz w:val="24"/>
         </w:rPr>
         <w:t xml:space="preserve"> Господи, помилуй.</w:t>
       </w:r>
@@ -881,6 +1125,10 @@
         <w:jc w:val="both"/>
       </w:pPr>
       <w:r>
+        <w:rPr>
+          <w:rFonts w:ascii="Times New Roman" w:hAnsi="Times New Roman"/>
+          <w:sz w:val="24"/>
+        </w:rPr>
         <w:t>За мир з висот і спасіння душ наших Господеві помолімся.</w:t>
       </w:r>
     </w:p>
@@ -891,6 +1139,10 @@
         <w:jc w:val="both"/>
       </w:pPr>
       <w:r>
+        <w:rPr>
+          <w:rFonts w:ascii="Times New Roman" w:hAnsi="Times New Roman"/>
+          <w:sz w:val="24"/>
+        </w:rPr>
         <w:t>За мир всього світу, добрий стан святих божих церков і з’єднання всіх Господеві помолімся.</w:t>
       </w:r>
     </w:p>
@@ -901,6 +1153,10 @@
         <w:jc w:val="both"/>
       </w:pPr>
       <w:r>
+        <w:rPr>
+          <w:rFonts w:ascii="Times New Roman" w:hAnsi="Times New Roman"/>
+          <w:sz w:val="24"/>
+        </w:rPr>
         <w:t>За святий храм цей і тих, що з вірою, благоговінням і страхом божим входять до нього, Господеві помолімся.</w:t>
       </w:r>
     </w:p>
@@ -911,59 +1167,95 @@
         <w:jc w:val="both"/>
       </w:pPr>
       <w:r>
+        <w:rPr>
+          <w:rFonts w:ascii="Times New Roman" w:hAnsi="Times New Roman"/>
+          <w:sz w:val="24"/>
+        </w:rPr>
         <w:t xml:space="preserve">За святішого вселенського </w:t>
       </w:r>
       <w:r>
+        <w:rPr>
+          <w:rFonts w:ascii="Times New Roman" w:hAnsi="Times New Roman"/>
+          <w:sz w:val="24"/>
+        </w:rPr>
         <w:t>Архиєрея Франциска</w:t>
       </w:r>
       <w:r>
         <w:rPr>
-          <w:i/>
+          <w:rFonts w:ascii="Times New Roman" w:hAnsi="Times New Roman"/>
+          <w:i/>
+          <w:sz w:val="24"/>
         </w:rPr>
         <w:t>,</w:t>
       </w:r>
       <w:r>
+        <w:rPr>
+          <w:rFonts w:ascii="Times New Roman" w:hAnsi="Times New Roman"/>
+          <w:sz w:val="24"/>
+        </w:rPr>
         <w:t xml:space="preserve"> папу Римського, і за блаженнішого патріярха нашого Святослава</w:t>
       </w:r>
       <w:r>
         <w:rPr>
-          <w:i/>
+          <w:rFonts w:ascii="Times New Roman" w:hAnsi="Times New Roman"/>
+          <w:i/>
+          <w:sz w:val="24"/>
         </w:rPr>
         <w:t>,</w:t>
       </w:r>
       <w:r>
+        <w:rPr>
+          <w:rFonts w:ascii="Times New Roman" w:hAnsi="Times New Roman"/>
+          <w:sz w:val="24"/>
+        </w:rPr>
         <w:t xml:space="preserve"> і за преосвященнішого архиєпископа й митрополита нашого Кир </w:t>
       </w:r>
       <w:r>
         <w:rPr>
-          <w:i/>
-          <w:color w:val="FF0000"/>
+          <w:rFonts w:ascii="Times New Roman" w:hAnsi="Times New Roman"/>
+          <w:i/>
+          <w:color w:val="FF0000"/>
+          <w:sz w:val="24"/>
         </w:rPr>
         <w:t>(ім’я)</w:t>
       </w:r>
       <w:r>
         <w:rPr>
-          <w:i/>
+          <w:rFonts w:ascii="Times New Roman" w:hAnsi="Times New Roman"/>
+          <w:i/>
+          <w:sz w:val="24"/>
         </w:rPr>
         <w:t>,</w:t>
       </w:r>
       <w:r>
+        <w:rPr>
+          <w:rFonts w:ascii="Times New Roman" w:hAnsi="Times New Roman"/>
+          <w:sz w:val="24"/>
+        </w:rPr>
         <w:t xml:space="preserve"> боголюбивого єпископа нашого Кир </w:t>
       </w:r>
       <w:r>
         <w:rPr>
-          <w:i/>
-          <w:color w:val="FF0000"/>
+          <w:rFonts w:ascii="Times New Roman" w:hAnsi="Times New Roman"/>
+          <w:i/>
+          <w:color w:val="FF0000"/>
+          <w:sz w:val="24"/>
         </w:rPr>
         <w:t>(ім’я)</w:t>
       </w:r>
       <w:r>
         <w:rPr>
-          <w:i/>
+          <w:rFonts w:ascii="Times New Roman" w:hAnsi="Times New Roman"/>
+          <w:i/>
+          <w:sz w:val="24"/>
         </w:rPr>
         <w:t>,</w:t>
       </w:r>
       <w:r>
+        <w:rPr>
+          <w:rFonts w:ascii="Times New Roman" w:hAnsi="Times New Roman"/>
+          <w:sz w:val="24"/>
+        </w:rPr>
         <w:t xml:space="preserve"> чесне пресвітерство, у Христі дияконство, за ввесь причет і людей Господеві помолімся.</w:t>
       </w:r>
     </w:p>
@@ -974,6 +1266,10 @@
         <w:jc w:val="both"/>
       </w:pPr>
       <w:r>
+        <w:rPr>
+          <w:rFonts w:ascii="Times New Roman" w:hAnsi="Times New Roman"/>
+          <w:sz w:val="24"/>
+        </w:rPr>
         <w:t>За Богом бережений народ наш, за правління і все військо Господеві помолімся.</w:t>
       </w:r>
     </w:p>
@@ -984,6 +1280,10 @@
         <w:jc w:val="both"/>
       </w:pPr>
       <w:r>
+        <w:rPr>
+          <w:rFonts w:ascii="Times New Roman" w:hAnsi="Times New Roman"/>
+          <w:sz w:val="24"/>
+        </w:rPr>
         <w:t>За місто це (За село це, За святу обитель цю), і за всяке місто, країну, і за тих, що вірою живуть у них, Господеві помолімся.</w:t>
       </w:r>
     </w:p>
@@ -994,6 +1294,10 @@
         <w:jc w:val="both"/>
       </w:pPr>
       <w:r>
+        <w:rPr>
+          <w:rFonts w:ascii="Times New Roman" w:hAnsi="Times New Roman"/>
+          <w:sz w:val="24"/>
+        </w:rPr>
         <w:t>За добре поліття, за врожай плодів земних і часи мирні Господеві помолімся.</w:t>
       </w:r>
     </w:p>
@@ -1004,6 +1308,10 @@
         <w:jc w:val="both"/>
       </w:pPr>
       <w:r>
+        <w:rPr>
+          <w:rFonts w:ascii="Times New Roman" w:hAnsi="Times New Roman"/>
+          <w:sz w:val="24"/>
+        </w:rPr>
         <w:t>За плаваючих, подорожуючих (на землі і в повітрі), недужих, страждаючих, полонених, і за спасення їх Господеві помолімся.</w:t>
       </w:r>
     </w:p>
@@ -1014,6 +1322,10 @@
         <w:jc w:val="both"/>
       </w:pPr>
       <w:r>
+        <w:rPr>
+          <w:rFonts w:ascii="Times New Roman" w:hAnsi="Times New Roman"/>
+          <w:sz w:val="24"/>
+        </w:rPr>
         <w:t>Щоб ізбавитися нам від усякої скорби, гніву, й нужди, Господеві помолімся.</w:t>
       </w:r>
     </w:p>
@@ -1148,9 +1460,17 @@
         <w:jc w:val="both"/>
       </w:pPr>
       <w:r>
+        <w:rPr>
+          <w:rFonts w:ascii="Times New Roman" w:hAnsi="Times New Roman"/>
+          <w:sz w:val="24"/>
+        </w:rPr>
         <w:t xml:space="preserve">Пресвяту, пречисту, преблагословенну, славну Владичицю нашу Богородицю і приснодіву </w:t>
       </w:r>
       <w:r>
+        <w:rPr>
+          <w:rFonts w:ascii="Times New Roman" w:hAnsi="Times New Roman"/>
+          <w:sz w:val="24"/>
+        </w:rPr>
         <w:lastRenderedPageBreak/>
         <w:t>Марію, з усіма святими пом’янувши, самі себе, і один одного і все життя наше Христу Богові віддаймо.</w:t>
       </w:r>
@@ -1166,14 +1486,18 @@
       </w:pPr>
       <w:r>
         <w:rPr>
-          <w:i/>
-          <w:color w:val="FF0000"/>
+          <w:rFonts w:ascii="Times New Roman" w:hAnsi="Times New Roman"/>
+          <w:i/>
+          <w:color w:val="FF0000"/>
+          <w:sz w:val="24"/>
         </w:rPr>
         <w:t>Вірні:</w:t>
       </w:r>
       <w:r>
         <w:rPr>
-          <w:b/>
+          <w:rFonts w:ascii="Times New Roman" w:hAnsi="Times New Roman"/>
+          <w:b/>
+          <w:sz w:val="24"/>
         </w:rPr>
         <w:t xml:space="preserve"> Тобі, Господи.</w:t>
       </w:r>
@@ -1497,17 +1821,25 @@
       </w:pPr>
       <w:r>
         <w:rPr>
-          <w:i/>
-          <w:color w:val="FF0000"/>
+          <w:rFonts w:ascii="Times New Roman" w:hAnsi="Times New Roman"/>
+          <w:i/>
+          <w:color w:val="FF0000"/>
+          <w:sz w:val="24"/>
         </w:rPr>
         <w:t>Вірні:</w:t>
       </w:r>
       <w:r>
-        <w:t xml:space="preserve"> </w:t>
-      </w:r>
-      <w:r>
-        <w:rPr>
-          <w:b/>
+        <w:rPr>
+          <w:rFonts w:ascii="Times New Roman" w:hAnsi="Times New Roman"/>
+          <w:sz w:val="24"/>
+        </w:rPr>
+        <w:t xml:space="preserve"> </w:t>
+      </w:r>
+      <w:r>
+        <w:rPr>
+          <w:rFonts w:ascii="Times New Roman" w:hAnsi="Times New Roman"/>
+          <w:b/>
+          <w:sz w:val="24"/>
         </w:rPr>
         <w:t>Амінь.</w:t>
       </w:r>
@@ -1578,9 +1910,11 @@
       </w:pPr>
       <w:r>
         <w:rPr>
-          <w:b/>
-          <w:i/>
-          <w:color w:val="FF0000"/>
+          <w:rFonts w:ascii="Times New Roman" w:hAnsi="Times New Roman"/>
+          <w:b/>
+          <w:i/>
+          <w:color w:val="FF0000"/>
+          <w:sz w:val="24"/>
         </w:rPr>
         <w:t>Псалом 119</w:t>
       </w:r>
@@ -1592,6 +1926,10 @@
         <w:jc w:val="both"/>
       </w:pPr>
       <w:r>
+        <w:rPr>
+          <w:rFonts w:ascii="Times New Roman" w:hAnsi="Times New Roman"/>
+          <w:sz w:val="24"/>
+        </w:rPr>
         <w:t>До Господа в скорботі моїй взивав я, і він вислухав мене.</w:t>
       </w:r>
     </w:p>
@@ -1602,6 +1940,10 @@
         <w:jc w:val="both"/>
       </w:pPr>
       <w:r>
+        <w:rPr>
+          <w:rFonts w:ascii="Times New Roman" w:hAnsi="Times New Roman"/>
+          <w:sz w:val="24"/>
+        </w:rPr>
         <w:t>Господи, визволь душу мою від уст неправедних і від язика зрадливого!</w:t>
       </w:r>
     </w:p>
@@ -1612,6 +1954,10 @@
         <w:jc w:val="both"/>
       </w:pPr>
       <w:r>
+        <w:rPr>
+          <w:rFonts w:ascii="Times New Roman" w:hAnsi="Times New Roman"/>
+          <w:sz w:val="24"/>
+        </w:rPr>
         <w:t>Що дасться Тобі, або що приложиться Тобі до язика зрадливого?</w:t>
       </w:r>
     </w:p>
@@ -1622,6 +1968,10 @@
         <w:jc w:val="both"/>
       </w:pPr>
       <w:r>
+        <w:rPr>
+          <w:rFonts w:ascii="Times New Roman" w:hAnsi="Times New Roman"/>
+          <w:sz w:val="24"/>
+        </w:rPr>
         <w:t>Гострі стріли сильного з вугіллям, що нищить.</w:t>
       </w:r>
     </w:p>
@@ -1632,6 +1982,10 @@
         <w:jc w:val="both"/>
       </w:pPr>
       <w:r>
+        <w:rPr>
+          <w:rFonts w:ascii="Times New Roman" w:hAnsi="Times New Roman"/>
+          <w:sz w:val="24"/>
+        </w:rPr>
         <w:t>Лихо мені, що подорож моя продовжилася; оселивсь я між оселями кидарськими.</w:t>
       </w:r>
     </w:p>
@@ -1642,6 +1996,10 @@
         <w:jc w:val="both"/>
       </w:pPr>
       <w:r>
+        <w:rPr>
+          <w:rFonts w:ascii="Times New Roman" w:hAnsi="Times New Roman"/>
+          <w:sz w:val="24"/>
+        </w:rPr>
         <w:t>Довго подорожувала душа моя: з тими, що ненавидять мир, був я сумирний.</w:t>
       </w:r>
     </w:p>
@@ -1652,6 +2010,10 @@
         <w:jc w:val="both"/>
       </w:pPr>
       <w:r>
+        <w:rPr>
+          <w:rFonts w:ascii="Times New Roman" w:hAnsi="Times New Roman"/>
+          <w:sz w:val="24"/>
+        </w:rPr>
         <w:t>Коли промовляв до них, вони без вини ворогували проти мене!</w:t>
       </w:r>
     </w:p>
@@ -1668,9 +2030,11 @@
       </w:pPr>
       <w:r>
         <w:rPr>
-          <w:b/>
-          <w:i/>
-          <w:color w:val="FF0000"/>
+          <w:rFonts w:ascii="Times New Roman" w:hAnsi="Times New Roman"/>
+          <w:b/>
+          <w:i/>
+          <w:color w:val="FF0000"/>
+          <w:sz w:val="24"/>
         </w:rPr>
         <w:t>Псалом 120</w:t>
       </w:r>
@@ -1682,6 +2046,10 @@
         <w:jc w:val="both"/>
       </w:pPr>
       <w:r>
+        <w:rPr>
+          <w:rFonts w:ascii="Times New Roman" w:hAnsi="Times New Roman"/>
+          <w:sz w:val="24"/>
+        </w:rPr>
         <w:t>Я звів очі мої в гори; звідки прийде поміч моя?</w:t>
       </w:r>
     </w:p>
@@ -1692,6 +2060,10 @@
         <w:jc w:val="both"/>
       </w:pPr>
       <w:r>
+        <w:rPr>
+          <w:rFonts w:ascii="Times New Roman" w:hAnsi="Times New Roman"/>
+          <w:sz w:val="24"/>
+        </w:rPr>
         <w:t>Поміч моя від Господа, що сотворив небо та землю.</w:t>
       </w:r>
     </w:p>
@@ -1702,6 +2074,10 @@
         <w:jc w:val="both"/>
       </w:pPr>
       <w:r>
+        <w:rPr>
+          <w:rFonts w:ascii="Times New Roman" w:hAnsi="Times New Roman"/>
+          <w:sz w:val="24"/>
+        </w:rPr>
         <w:t>Не дай нозі твоїй захитатися, і не задрімає той, що охороняє Тебе!</w:t>
       </w:r>
     </w:p>
@@ -1712,6 +2088,10 @@
         <w:jc w:val="both"/>
       </w:pPr>
       <w:r>
+        <w:rPr>
+          <w:rFonts w:ascii="Times New Roman" w:hAnsi="Times New Roman"/>
+          <w:sz w:val="24"/>
+        </w:rPr>
         <w:t>От, не задрімає і не засне той, що оберігає Ізраїля.</w:t>
       </w:r>
     </w:p>
@@ -1722,6 +2102,10 @@
         <w:jc w:val="both"/>
       </w:pPr>
       <w:r>
+        <w:rPr>
+          <w:rFonts w:ascii="Times New Roman" w:hAnsi="Times New Roman"/>
+          <w:sz w:val="24"/>
+        </w:rPr>
         <w:t>Господь охоронить Тебе. Господь – оборона твоя праворуч Тебе.</w:t>
       </w:r>
     </w:p>
@@ -1732,6 +2116,10 @@
         <w:jc w:val="both"/>
       </w:pPr>
       <w:r>
+        <w:rPr>
+          <w:rFonts w:ascii="Times New Roman" w:hAnsi="Times New Roman"/>
+          <w:sz w:val="24"/>
+        </w:rPr>
         <w:t>Удень сонце не припече Тебе, ані місяць уночі.</w:t>
       </w:r>
     </w:p>
@@ -1742,6 +2130,10 @@
         <w:jc w:val="both"/>
       </w:pPr>
       <w:r>
+        <w:rPr>
+          <w:rFonts w:ascii="Times New Roman" w:hAnsi="Times New Roman"/>
+          <w:sz w:val="24"/>
+        </w:rPr>
         <w:t>Господь збереже Тебе від усякого зла, збереже душу твою Господь.</w:t>
       </w:r>
     </w:p>
@@ -1752,6 +2144,10 @@
         <w:jc w:val="both"/>
       </w:pPr>
       <w:r>
+        <w:rPr>
+          <w:rFonts w:ascii="Times New Roman" w:hAnsi="Times New Roman"/>
+          <w:sz w:val="24"/>
+        </w:rPr>
         <w:t>Господь збереже вхід твій і вихід твій віднині і до віку.</w:t>
       </w:r>
     </w:p>
@@ -1768,9 +2164,11 @@
       </w:pPr>
       <w:r>
         <w:rPr>
-          <w:b/>
-          <w:i/>
-          <w:color w:val="FF0000"/>
+          <w:rFonts w:ascii="Times New Roman" w:hAnsi="Times New Roman"/>
+          <w:b/>
+          <w:i/>
+          <w:color w:val="FF0000"/>
+          <w:sz w:val="24"/>
         </w:rPr>
         <w:t>Псалом 121</w:t>
       </w:r>
@@ -1782,6 +2180,10 @@
         <w:jc w:val="both"/>
       </w:pPr>
       <w:r>
+        <w:rPr>
+          <w:rFonts w:ascii="Times New Roman" w:hAnsi="Times New Roman"/>
+          <w:sz w:val="24"/>
+        </w:rPr>
         <w:t>Зрадів я, коли сказали мені: підемо до дому Господнього.</w:t>
       </w:r>
     </w:p>
@@ -1792,6 +2194,10 @@
         <w:jc w:val="both"/>
       </w:pPr>
       <w:r>
+        <w:rPr>
+          <w:rFonts w:ascii="Times New Roman" w:hAnsi="Times New Roman"/>
+          <w:sz w:val="24"/>
+        </w:rPr>
         <w:t>Стояли ноги наші у дворах твоїх, Єрусалиме.</w:t>
       </w:r>
     </w:p>
@@ -1802,6 +2208,10 @@
         <w:jc w:val="both"/>
       </w:pPr>
       <w:r>
+        <w:rPr>
+          <w:rFonts w:ascii="Times New Roman" w:hAnsi="Times New Roman"/>
+          <w:sz w:val="24"/>
+        </w:rPr>
         <w:t>Єрусалим, що будується, як місто, якого будівлі стоять разом.</w:t>
       </w:r>
     </w:p>
@@ -1812,6 +2222,10 @@
         <w:jc w:val="both"/>
       </w:pPr>
       <w:r>
+        <w:rPr>
+          <w:rFonts w:ascii="Times New Roman" w:hAnsi="Times New Roman"/>
+          <w:sz w:val="24"/>
+        </w:rPr>
         <w:t>Бо туди приходили покоління, покоління Господні, за заповітом ізраїлевим, прославити ім’я Господнє.</w:t>
       </w:r>
     </w:p>
@@ -1822,6 +2236,10 @@
         <w:jc w:val="both"/>
       </w:pPr>
       <w:r>
+        <w:rPr>
+          <w:rFonts w:ascii="Times New Roman" w:hAnsi="Times New Roman"/>
+          <w:sz w:val="24"/>
+        </w:rPr>
         <w:t>Бо там поставлено престоли для суду, престоли в домі Давида.</w:t>
       </w:r>
     </w:p>
@@ -1832,6 +2250,10 @@
         <w:jc w:val="both"/>
       </w:pPr>
       <w:r>
+        <w:rPr>
+          <w:rFonts w:ascii="Times New Roman" w:hAnsi="Times New Roman"/>
+          <w:sz w:val="24"/>
+        </w:rPr>
         <w:t>Просіте миру для Єрусалиму і достатку для тих, що люблять Тебе!</w:t>
       </w:r>
     </w:p>
@@ -1842,6 +2264,10 @@
         <w:jc w:val="both"/>
       </w:pPr>
       <w:r>
+        <w:rPr>
+          <w:rFonts w:ascii="Times New Roman" w:hAnsi="Times New Roman"/>
+          <w:sz w:val="24"/>
+        </w:rPr>
         <w:t>Тож нехай буде мир у силі твоїй і достаток у палатах твоїх!</w:t>
       </w:r>
     </w:p>
@@ -1852,6 +2278,10 @@
         <w:jc w:val="both"/>
       </w:pPr>
       <w:r>
+        <w:rPr>
+          <w:rFonts w:ascii="Times New Roman" w:hAnsi="Times New Roman"/>
+          <w:sz w:val="24"/>
+        </w:rPr>
         <w:t>Задля братів моїх і ближніх моїх говорив я: Мир Тобі!</w:t>
       </w:r>
     </w:p>
@@ -1862,6 +2292,10 @@
         <w:jc w:val="both"/>
       </w:pPr>
       <w:r>
+        <w:rPr>
+          <w:rFonts w:ascii="Times New Roman" w:hAnsi="Times New Roman"/>
+          <w:sz w:val="24"/>
+        </w:rPr>
         <w:t>Задля дому Господа, Бога нашого, шукав я добра Тобі.</w:t>
       </w:r>
     </w:p>
@@ -1878,9 +2312,11 @@
       </w:pPr>
       <w:r>
         <w:rPr>
-          <w:b/>
-          <w:i/>
-          <w:color w:val="FF0000"/>
+          <w:rFonts w:ascii="Times New Roman" w:hAnsi="Times New Roman"/>
+          <w:b/>
+          <w:i/>
+          <w:color w:val="FF0000"/>
+          <w:sz w:val="24"/>
         </w:rPr>
         <w:t>Псалом 122</w:t>
       </w:r>
@@ -1892,6 +2328,10 @@
         <w:jc w:val="both"/>
       </w:pPr>
       <w:r>
+        <w:rPr>
+          <w:rFonts w:ascii="Times New Roman" w:hAnsi="Times New Roman"/>
+          <w:sz w:val="24"/>
+        </w:rPr>
         <w:lastRenderedPageBreak/>
         <w:t>До Тебе, що перебуваєш на небі, звів я очі мої.</w:t>
       </w:r>
@@ -1903,6 +2343,10 @@
         <w:jc w:val="both"/>
       </w:pPr>
       <w:r>
+        <w:rPr>
+          <w:rFonts w:ascii="Times New Roman" w:hAnsi="Times New Roman"/>
+          <w:sz w:val="24"/>
+        </w:rPr>
         <w:t>Так як очі слуг звертаються до рук господарів своїх, як очі служниці – до рук господині її.</w:t>
       </w:r>
     </w:p>
@@ -1913,6 +2357,10 @@
         <w:jc w:val="both"/>
       </w:pPr>
       <w:r>
+        <w:rPr>
+          <w:rFonts w:ascii="Times New Roman" w:hAnsi="Times New Roman"/>
+          <w:sz w:val="24"/>
+        </w:rPr>
         <w:t>Так очі наші – до Господа, Бога нашого, поки помилує нас.</w:t>
       </w:r>
     </w:p>
@@ -1923,6 +2371,10 @@
         <w:jc w:val="both"/>
       </w:pPr>
       <w:r>
+        <w:rPr>
+          <w:rFonts w:ascii="Times New Roman" w:hAnsi="Times New Roman"/>
+          <w:sz w:val="24"/>
+        </w:rPr>
         <w:t>Помилуй нас, Господи, помилуй нас, бо надто сповнені ми погорди.</w:t>
       </w:r>
     </w:p>
@@ -1933,6 +2385,10 @@
         <w:jc w:val="both"/>
       </w:pPr>
       <w:r>
+        <w:rPr>
+          <w:rFonts w:ascii="Times New Roman" w:hAnsi="Times New Roman"/>
+          <w:sz w:val="24"/>
+        </w:rPr>
         <w:t>Надміру сповнена душа наша ганьби від багатих та зневаги від гордих.</w:t>
       </w:r>
     </w:p>
@@ -1949,9 +2405,11 @@
       </w:pPr>
       <w:r>
         <w:rPr>
-          <w:b/>
-          <w:i/>
-          <w:color w:val="FF0000"/>
+          <w:rFonts w:ascii="Times New Roman" w:hAnsi="Times New Roman"/>
+          <w:b/>
+          <w:i/>
+          <w:color w:val="FF0000"/>
+          <w:sz w:val="24"/>
         </w:rPr>
         <w:t>Псалом 123</w:t>
       </w:r>
@@ -1963,6 +2421,10 @@
         <w:jc w:val="both"/>
       </w:pPr>
       <w:r>
+        <w:rPr>
+          <w:rFonts w:ascii="Times New Roman" w:hAnsi="Times New Roman"/>
+          <w:sz w:val="24"/>
+        </w:rPr>
         <w:t>Коли б не Господь був з нами, – нехай скаже Ізраїль, – коли б не Господь був з нами, як люди проти нас повстали, то, певне, живих пожерли б нас.</w:t>
       </w:r>
     </w:p>
@@ -1973,6 +2435,10 @@
         <w:jc w:val="both"/>
       </w:pPr>
       <w:r>
+        <w:rPr>
+          <w:rFonts w:ascii="Times New Roman" w:hAnsi="Times New Roman"/>
+          <w:sz w:val="24"/>
+        </w:rPr>
         <w:t>Коли б розгорілась ярість їх на нас, то, певне, вода потопила б нас.</w:t>
       </w:r>
     </w:p>
@@ -1983,6 +2449,10 @@
         <w:jc w:val="both"/>
       </w:pPr>
       <w:r>
+        <w:rPr>
+          <w:rFonts w:ascii="Times New Roman" w:hAnsi="Times New Roman"/>
+          <w:sz w:val="24"/>
+        </w:rPr>
         <w:t>Справді через потік перейшла душа наша; справді перейшла душа наша воду прудку.</w:t>
       </w:r>
     </w:p>
@@ -1993,6 +2463,10 @@
         <w:jc w:val="both"/>
       </w:pPr>
       <w:r>
+        <w:rPr>
+          <w:rFonts w:ascii="Times New Roman" w:hAnsi="Times New Roman"/>
+          <w:sz w:val="24"/>
+        </w:rPr>
         <w:t>Благословен Господь, що не віддав нас на здобич зубам їх!</w:t>
       </w:r>
     </w:p>
@@ -2003,6 +2477,10 @@
         <w:jc w:val="both"/>
       </w:pPr>
       <w:r>
+        <w:rPr>
+          <w:rFonts w:ascii="Times New Roman" w:hAnsi="Times New Roman"/>
+          <w:sz w:val="24"/>
+        </w:rPr>
         <w:t>Душа наша, як птиця, визволилась із сіті ловців.</w:t>
       </w:r>
     </w:p>
@@ -2013,6 +2491,10 @@
         <w:jc w:val="both"/>
       </w:pPr>
       <w:r>
+        <w:rPr>
+          <w:rFonts w:ascii="Times New Roman" w:hAnsi="Times New Roman"/>
+          <w:sz w:val="24"/>
+        </w:rPr>
         <w:t>Сіть розірвалася, і ми визволились; поміч наша в імені Господа, що сотворив небо та землю.</w:t>
       </w:r>
     </w:p>
@@ -2023,6 +2505,10 @@
         <w:jc w:val="both"/>
       </w:pPr>
       <w:r>
+        <w:rPr>
+          <w:rFonts w:ascii="Times New Roman" w:hAnsi="Times New Roman"/>
+          <w:sz w:val="24"/>
+        </w:rPr>
         <w:t>Слава Отцю, і Сину, і Святому Духові, і нині, і повсякчас, і на віки віків. Амінь.</w:t>
       </w:r>
     </w:p>
@@ -2033,12 +2519,18 @@
         <w:jc w:val="both"/>
       </w:pPr>
       <w:r>
+        <w:rPr>
+          <w:rFonts w:ascii="Times New Roman" w:hAnsi="Times New Roman"/>
+          <w:sz w:val="24"/>
+        </w:rPr>
         <w:t xml:space="preserve">Алилуя, алилуя, алилуя: слава тобі, Боже </w:t>
       </w:r>
       <w:r>
         <w:rPr>
-          <w:i/>
-          <w:color w:val="FF0000"/>
+          <w:rFonts w:ascii="Times New Roman" w:hAnsi="Times New Roman"/>
+          <w:i/>
+          <w:color w:val="FF0000"/>
+          <w:sz w:val="24"/>
         </w:rPr>
         <w:t>(3 р.)</w:t>
       </w:r>
@@ -2090,6 +2582,10 @@
         <w:spacing w:after="120"/>
       </w:pPr>
       <w:r>
+        <w:rPr>
+          <w:rFonts w:ascii="Times New Roman" w:hAnsi="Times New Roman"/>
+          <w:sz w:val="24"/>
+        </w:rPr>
         <w:t>Ще і ще в мирі Господеві помолімся.</w:t>
       </w:r>
     </w:p>
@@ -2103,14 +2599,18 @@
       </w:pPr>
       <w:r>
         <w:rPr>
-          <w:i/>
-          <w:color w:val="FF0000"/>
+          <w:rFonts w:ascii="Times New Roman" w:hAnsi="Times New Roman"/>
+          <w:i/>
+          <w:color w:val="FF0000"/>
+          <w:sz w:val="24"/>
         </w:rPr>
         <w:t>Вірні:</w:t>
       </w:r>
       <w:r>
         <w:rPr>
-          <w:b/>
+          <w:rFonts w:ascii="Times New Roman" w:hAnsi="Times New Roman"/>
+          <w:b/>
+          <w:sz w:val="24"/>
         </w:rPr>
         <w:t xml:space="preserve"> Господи, помилуй.</w:t>
       </w:r>
@@ -2249,14 +2749,18 @@
       </w:pPr>
       <w:r>
         <w:rPr>
-          <w:i/>
-          <w:color w:val="FF0000"/>
+          <w:rFonts w:ascii="Times New Roman" w:hAnsi="Times New Roman"/>
+          <w:i/>
+          <w:color w:val="FF0000"/>
+          <w:sz w:val="24"/>
         </w:rPr>
         <w:t>Вірні:</w:t>
       </w:r>
       <w:r>
         <w:rPr>
-          <w:b/>
+          <w:rFonts w:ascii="Times New Roman" w:hAnsi="Times New Roman"/>
+          <w:b/>
+          <w:sz w:val="24"/>
         </w:rPr>
         <w:t xml:space="preserve"> Господи, помилуй.</w:t>
       </w:r>
@@ -2267,6 +2771,10 @@
         <w:spacing w:after="120"/>
       </w:pPr>
       <w:r>
+        <w:rPr>
+          <w:rFonts w:ascii="Times New Roman" w:hAnsi="Times New Roman"/>
+          <w:sz w:val="24"/>
+        </w:rPr>
         <w:t>Пресвяту, пречисту, преблагословенну, славну Владичицю нашу Богородицю і приснодіву Марію, з усіма святими пом’янувши, самі себе, і один одного, і все життя наше Христу Богові віддаймо.</w:t>
       </w:r>
     </w:p>
@@ -2281,27 +2789,35 @@
       </w:pPr>
       <w:r>
         <w:rPr>
-          <w:i/>
-          <w:color w:val="FF0000"/>
+          <w:rFonts w:ascii="Times New Roman" w:hAnsi="Times New Roman"/>
+          <w:i/>
+          <w:color w:val="FF0000"/>
+          <w:sz w:val="24"/>
         </w:rPr>
         <w:t>Вірні:</w:t>
       </w:r>
       <w:r>
         <w:rPr>
-          <w:i/>
-        </w:rPr>
-        <w:t xml:space="preserve"> </w:t>
-      </w:r>
-      <w:r>
-        <w:rPr>
-          <w:b/>
+          <w:rFonts w:ascii="Times New Roman" w:hAnsi="Times New Roman"/>
+          <w:i/>
+          <w:sz w:val="24"/>
+        </w:rPr>
+        <w:t xml:space="preserve"> </w:t>
+      </w:r>
+      <w:r>
+        <w:rPr>
+          <w:rFonts w:ascii="Times New Roman" w:hAnsi="Times New Roman"/>
+          <w:b/>
+          <w:sz w:val="24"/>
         </w:rPr>
         <w:t>Тобі, Господи</w:t>
       </w:r>
       <w:r>
         <w:rPr>
-          <w:b/>
-          <w:i/>
+          <w:rFonts w:ascii="Times New Roman" w:hAnsi="Times New Roman"/>
+          <w:b/>
+          <w:i/>
+          <w:sz w:val="24"/>
         </w:rPr>
         <w:t>.</w:t>
       </w:r>
@@ -2318,9 +2834,11 @@
       </w:pPr>
       <w:r>
         <w:rPr>
-          <w:b/>
-          <w:i/>
-          <w:color w:val="FF0000"/>
+          <w:rFonts w:ascii="Times New Roman" w:hAnsi="Times New Roman"/>
+          <w:b/>
+          <w:i/>
+          <w:color w:val="FF0000"/>
+          <w:sz w:val="24"/>
         </w:rPr>
         <w:t>Перша молитва</w:t>
       </w:r>
@@ -2333,12 +2851,18 @@
       </w:pPr>
       <w:r>
         <w:rPr>
-          <w:i/>
-          <w:color w:val="FF0000"/>
-        </w:rPr>
-        <w:t>Священик:</w:t>
-      </w:r>
-      <w:r>
+          <w:rFonts w:ascii="Times New Roman" w:hAnsi="Times New Roman"/>
+          <w:i/>
+          <w:color w:val="FF0000"/>
+          <w:sz w:val="24"/>
+        </w:rPr>
+        <w:t>Священник:</w:t>
+      </w:r>
+      <w:r>
+        <w:rPr>
+          <w:rFonts w:ascii="Times New Roman" w:hAnsi="Times New Roman"/>
+          <w:sz w:val="24"/>
+        </w:rPr>
         <w:t xml:space="preserve"> Господи, щедрий і милостивий, довготерпеливий і многомилостивий, почуй молитви наші і зваж на голос моління нашого, вчини з нами знамення на благо, настав нас на путь твою, щоб ходили ми в істині твоїй. Возвесели серця наші, щоб боятися імени твого святого, бо великий єси Ти і твориш чудеса. Ти єси Бог єдиний, і немає подібного Тобі між богами, Господи: сильний у милості і благий у могутності, щоб помагати, і утішати, і спасати всіх, що уповають на ім’я святе Твоє.</w:t>
       </w:r>
     </w:p>
@@ -2349,6 +2873,10 @@
         <w:jc w:val="both"/>
       </w:pPr>
       <w:r>
+        <w:rPr>
+          <w:rFonts w:ascii="Times New Roman" w:hAnsi="Times New Roman"/>
+          <w:sz w:val="24"/>
+        </w:rPr>
         <w:t>Бо твоя є влада і Твоє є царство, і сила, і слава, Отця, і Сина, і Святого Духа, нині і повсякчас, і на віки віків.</w:t>
       </w:r>
     </w:p>
@@ -2363,14 +2891,18 @@
       </w:pPr>
       <w:r>
         <w:rPr>
-          <w:i/>
-          <w:color w:val="FF0000"/>
+          <w:rFonts w:ascii="Times New Roman" w:hAnsi="Times New Roman"/>
+          <w:i/>
+          <w:color w:val="FF0000"/>
+          <w:sz w:val="24"/>
         </w:rPr>
         <w:t>Вірні:</w:t>
       </w:r>
       <w:r>
         <w:rPr>
-          <w:b/>
+          <w:rFonts w:ascii="Times New Roman" w:hAnsi="Times New Roman"/>
+          <w:b/>
+          <w:sz w:val="24"/>
         </w:rPr>
         <w:t xml:space="preserve"> Амінь.</w:t>
       </w:r>
@@ -2441,9 +2973,11 @@
       </w:pPr>
       <w:r>
         <w:rPr>
-          <w:b/>
-          <w:i/>
-          <w:color w:val="FF0000"/>
+          <w:rFonts w:ascii="Times New Roman" w:hAnsi="Times New Roman"/>
+          <w:b/>
+          <w:i/>
+          <w:color w:val="FF0000"/>
+          <w:sz w:val="24"/>
         </w:rPr>
         <w:t>Псалом 124</w:t>
       </w:r>
@@ -2455,6 +2989,10 @@
         <w:jc w:val="both"/>
       </w:pPr>
       <w:r>
+        <w:rPr>
+          <w:rFonts w:ascii="Times New Roman" w:hAnsi="Times New Roman"/>
+          <w:sz w:val="24"/>
+        </w:rPr>
         <w:t>Ті, що надіються на Господа, – як гора Сіон; не захитається повік, хто живе в Єрусалимі.</w:t>
       </w:r>
     </w:p>
@@ -2465,6 +3003,10 @@
         <w:jc w:val="both"/>
       </w:pPr>
       <w:r>
+        <w:rPr>
+          <w:rFonts w:ascii="Times New Roman" w:hAnsi="Times New Roman"/>
+          <w:sz w:val="24"/>
+        </w:rPr>
         <w:t>Гори навколо нього, і Господь – навколо народу свого віднині і повік.</w:t>
       </w:r>
     </w:p>
@@ -2475,6 +3017,10 @@
         <w:jc w:val="both"/>
       </w:pPr>
       <w:r>
+        <w:rPr>
+          <w:rFonts w:ascii="Times New Roman" w:hAnsi="Times New Roman"/>
+          <w:sz w:val="24"/>
+        </w:rPr>
         <w:lastRenderedPageBreak/>
         <w:t>Бо не зоставить Господь жезла грішників над долею праведних, щоб не простягли праведні рук своїх до беззаконня.</w:t>
       </w:r>
@@ -2486,6 +3032,10 @@
         <w:jc w:val="both"/>
       </w:pPr>
       <w:r>
+        <w:rPr>
+          <w:rFonts w:ascii="Times New Roman" w:hAnsi="Times New Roman"/>
+          <w:sz w:val="24"/>
+        </w:rPr>
         <w:t>Ущаслив, Господи, добрих і правих серцем.</w:t>
       </w:r>
     </w:p>
@@ -2496,6 +3046,10 @@
         <w:jc w:val="both"/>
       </w:pPr>
       <w:r>
+        <w:rPr>
+          <w:rFonts w:ascii="Times New Roman" w:hAnsi="Times New Roman"/>
+          <w:sz w:val="24"/>
+        </w:rPr>
         <w:t>А тих, що схиляються до хитрощів, відведе Господь разом з тими, що чинять беззаконня.</w:t>
       </w:r>
     </w:p>
@@ -2506,6 +3060,10 @@
         <w:jc w:val="both"/>
       </w:pPr>
       <w:r>
+        <w:rPr>
+          <w:rFonts w:ascii="Times New Roman" w:hAnsi="Times New Roman"/>
+          <w:sz w:val="24"/>
+        </w:rPr>
         <w:t>Мир на Ізраїля!</w:t>
       </w:r>
     </w:p>
@@ -2522,9 +3080,11 @@
       </w:pPr>
       <w:r>
         <w:rPr>
-          <w:b/>
-          <w:i/>
-          <w:color w:val="FF0000"/>
+          <w:rFonts w:ascii="Times New Roman" w:hAnsi="Times New Roman"/>
+          <w:b/>
+          <w:i/>
+          <w:color w:val="FF0000"/>
+          <w:sz w:val="24"/>
         </w:rPr>
         <w:t>Псалом 125</w:t>
       </w:r>
@@ -2536,6 +3096,10 @@
         <w:jc w:val="both"/>
       </w:pPr>
       <w:r>
+        <w:rPr>
+          <w:rFonts w:ascii="Times New Roman" w:hAnsi="Times New Roman"/>
+          <w:sz w:val="24"/>
+        </w:rPr>
         <w:t>Як утішені були ми, коли повертав Господь полон Сіону; тоді уста наші наповнились радістю і язик наш веселістю.</w:t>
       </w:r>
     </w:p>
@@ -2546,6 +3110,10 @@
         <w:jc w:val="both"/>
       </w:pPr>
       <w:r>
+        <w:rPr>
+          <w:rFonts w:ascii="Times New Roman" w:hAnsi="Times New Roman"/>
+          <w:sz w:val="24"/>
+        </w:rPr>
         <w:t>Тоді говорили між народами: велике Господь учинив з ними!</w:t>
       </w:r>
     </w:p>
@@ -2556,6 +3124,10 @@
         <w:jc w:val="both"/>
       </w:pPr>
       <w:r>
+        <w:rPr>
+          <w:rFonts w:ascii="Times New Roman" w:hAnsi="Times New Roman"/>
+          <w:sz w:val="24"/>
+        </w:rPr>
         <w:t>Велике Господь сотворив з нами: ми звеселились.</w:t>
       </w:r>
     </w:p>
@@ -2566,6 +3138,10 @@
         <w:jc w:val="both"/>
       </w:pPr>
       <w:r>
+        <w:rPr>
+          <w:rFonts w:ascii="Times New Roman" w:hAnsi="Times New Roman"/>
+          <w:sz w:val="24"/>
+        </w:rPr>
         <w:t>Поверни, Господи, полон наш, наче потоки за вітру південного!</w:t>
       </w:r>
     </w:p>
@@ -2576,6 +3152,10 @@
         <w:jc w:val="both"/>
       </w:pPr>
       <w:r>
+        <w:rPr>
+          <w:rFonts w:ascii="Times New Roman" w:hAnsi="Times New Roman"/>
+          <w:sz w:val="24"/>
+        </w:rPr>
         <w:t>Ті, що сіють у сльозах, пожнуть у радості.</w:t>
       </w:r>
     </w:p>
@@ -2586,6 +3166,10 @@
         <w:jc w:val="both"/>
       </w:pPr>
       <w:r>
+        <w:rPr>
+          <w:rFonts w:ascii="Times New Roman" w:hAnsi="Times New Roman"/>
+          <w:sz w:val="24"/>
+        </w:rPr>
         <w:t>Відходячи, вони відходили та плакали, покидаючи насіння своє.</w:t>
       </w:r>
     </w:p>
@@ -2596,6 +3180,10 @@
         <w:jc w:val="both"/>
       </w:pPr>
       <w:r>
+        <w:rPr>
+          <w:rFonts w:ascii="Times New Roman" w:hAnsi="Times New Roman"/>
+          <w:sz w:val="24"/>
+        </w:rPr>
         <w:t>А вертаючи, прийдуть у радості, збираючи снопи свої.</w:t>
       </w:r>
     </w:p>
@@ -2612,9 +3200,11 @@
       </w:pPr>
       <w:r>
         <w:rPr>
-          <w:b/>
-          <w:i/>
-          <w:color w:val="FF0000"/>
+          <w:rFonts w:ascii="Times New Roman" w:hAnsi="Times New Roman"/>
+          <w:b/>
+          <w:i/>
+          <w:color w:val="FF0000"/>
+          <w:sz w:val="24"/>
         </w:rPr>
         <w:t>Псалом 126</w:t>
       </w:r>
@@ -2626,6 +3216,10 @@
         <w:jc w:val="both"/>
       </w:pPr>
       <w:r>
+        <w:rPr>
+          <w:rFonts w:ascii="Times New Roman" w:hAnsi="Times New Roman"/>
+          <w:sz w:val="24"/>
+        </w:rPr>
         <w:t>Коли не Господь збудує дім, даремне будівничі трудились.</w:t>
       </w:r>
     </w:p>
@@ -2636,6 +3230,10 @@
         <w:jc w:val="both"/>
       </w:pPr>
       <w:r>
+        <w:rPr>
+          <w:rFonts w:ascii="Times New Roman" w:hAnsi="Times New Roman"/>
+          <w:sz w:val="24"/>
+        </w:rPr>
         <w:t>Коли не Господь охоронятиме місто, даремне пильнував сторож.</w:t>
       </w:r>
     </w:p>
@@ -2646,6 +3244,10 @@
         <w:jc w:val="both"/>
       </w:pPr>
       <w:r>
+        <w:rPr>
+          <w:rFonts w:ascii="Times New Roman" w:hAnsi="Times New Roman"/>
+          <w:sz w:val="24"/>
+        </w:rPr>
         <w:t>Даремне встаєте зрання; ви, що їсте хліб журби, вставайте після спочинку, коли Бог дасть сон улюбленим своїм.</w:t>
       </w:r>
     </w:p>
@@ -2656,6 +3258,10 @@
         <w:jc w:val="both"/>
       </w:pPr>
       <w:r>
+        <w:rPr>
+          <w:rFonts w:ascii="Times New Roman" w:hAnsi="Times New Roman"/>
+          <w:sz w:val="24"/>
+        </w:rPr>
         <w:t>Оце насліддя від Господа – сини; нагорода від нього – плід утроби.</w:t>
       </w:r>
     </w:p>
@@ -2666,6 +3272,10 @@
         <w:jc w:val="both"/>
       </w:pPr>
       <w:r>
+        <w:rPr>
+          <w:rFonts w:ascii="Times New Roman" w:hAnsi="Times New Roman"/>
+          <w:sz w:val="24"/>
+        </w:rPr>
         <w:t>Як стріли у руці сильного, так сини-вигнанці.</w:t>
       </w:r>
     </w:p>
@@ -2676,6 +3286,10 @@
         <w:jc w:val="both"/>
       </w:pPr>
       <w:r>
+        <w:rPr>
+          <w:rFonts w:ascii="Times New Roman" w:hAnsi="Times New Roman"/>
+          <w:sz w:val="24"/>
+        </w:rPr>
         <w:t>Блажен, хто сповнить ними жадання своє; не осоромляться вони, коли будуть говорити з ворогами своїми у воротях.</w:t>
       </w:r>
     </w:p>
@@ -2692,9 +3306,11 @@
       </w:pPr>
       <w:r>
         <w:rPr>
-          <w:b/>
-          <w:i/>
-          <w:color w:val="FF0000"/>
+          <w:rFonts w:ascii="Times New Roman" w:hAnsi="Times New Roman"/>
+          <w:b/>
+          <w:i/>
+          <w:color w:val="FF0000"/>
+          <w:sz w:val="24"/>
         </w:rPr>
         <w:t>Псалом 127</w:t>
       </w:r>
@@ -2706,6 +3322,10 @@
         <w:jc w:val="both"/>
       </w:pPr>
       <w:r>
+        <w:rPr>
+          <w:rFonts w:ascii="Times New Roman" w:hAnsi="Times New Roman"/>
+          <w:sz w:val="24"/>
+        </w:rPr>
         <w:t>Блаженні всі, що бояться Господа, ходять путями його!</w:t>
       </w:r>
     </w:p>
@@ -2716,6 +3336,10 @@
         <w:jc w:val="both"/>
       </w:pPr>
       <w:r>
+        <w:rPr>
+          <w:rFonts w:ascii="Times New Roman" w:hAnsi="Times New Roman"/>
+          <w:sz w:val="24"/>
+        </w:rPr>
         <w:t>Трудом рук твоїх живитися будеш; щасливий Ти, і добре Тобі буде!</w:t>
       </w:r>
     </w:p>
@@ -2726,6 +3350,10 @@
         <w:jc w:val="both"/>
       </w:pPr>
       <w:r>
+        <w:rPr>
+          <w:rFonts w:ascii="Times New Roman" w:hAnsi="Times New Roman"/>
+          <w:sz w:val="24"/>
+        </w:rPr>
         <w:t>Дружина твоя, як лоза плодовита біля дому твого.</w:t>
       </w:r>
     </w:p>
@@ -2736,6 +3364,10 @@
         <w:jc w:val="both"/>
       </w:pPr>
       <w:r>
+        <w:rPr>
+          <w:rFonts w:ascii="Times New Roman" w:hAnsi="Times New Roman"/>
+          <w:sz w:val="24"/>
+        </w:rPr>
         <w:t>Сини твої, немов паростки оливні круг стола твого.</w:t>
       </w:r>
     </w:p>
@@ -2746,6 +3378,10 @@
         <w:jc w:val="both"/>
       </w:pPr>
       <w:r>
+        <w:rPr>
+          <w:rFonts w:ascii="Times New Roman" w:hAnsi="Times New Roman"/>
+          <w:sz w:val="24"/>
+        </w:rPr>
         <w:t>Ось так благословен буде чоловік, що боїться Господа.</w:t>
       </w:r>
     </w:p>
@@ -2756,6 +3392,10 @@
         <w:jc w:val="both"/>
       </w:pPr>
       <w:r>
+        <w:rPr>
+          <w:rFonts w:ascii="Times New Roman" w:hAnsi="Times New Roman"/>
+          <w:sz w:val="24"/>
+        </w:rPr>
         <w:t>Нехай благословить Тебе Господь із Сіону!</w:t>
       </w:r>
     </w:p>
@@ -2766,6 +3406,10 @@
         <w:jc w:val="both"/>
       </w:pPr>
       <w:r>
+        <w:rPr>
+          <w:rFonts w:ascii="Times New Roman" w:hAnsi="Times New Roman"/>
+          <w:sz w:val="24"/>
+        </w:rPr>
         <w:t>І щоб Ти побачив добро Єрусалиму по всі дні життя твого, і щоб Ти побачив дітей синів твоїх!</w:t>
       </w:r>
     </w:p>
@@ -2776,6 +3420,10 @@
         <w:jc w:val="both"/>
       </w:pPr>
       <w:r>
+        <w:rPr>
+          <w:rFonts w:ascii="Times New Roman" w:hAnsi="Times New Roman"/>
+          <w:sz w:val="24"/>
+        </w:rPr>
         <w:t>Мир на Ізраїля!</w:t>
       </w:r>
     </w:p>
@@ -2792,9 +3440,11 @@
       </w:pPr>
       <w:r>
         <w:rPr>
-          <w:b/>
-          <w:i/>
-          <w:color w:val="FF0000"/>
+          <w:rFonts w:ascii="Times New Roman" w:hAnsi="Times New Roman"/>
+          <w:b/>
+          <w:i/>
+          <w:color w:val="FF0000"/>
+          <w:sz w:val="24"/>
         </w:rPr>
         <w:t>Псалом 128</w:t>
       </w:r>
@@ -2806,6 +3456,10 @@
         <w:jc w:val="both"/>
       </w:pPr>
       <w:r>
+        <w:rPr>
+          <w:rFonts w:ascii="Times New Roman" w:hAnsi="Times New Roman"/>
+          <w:sz w:val="24"/>
+        </w:rPr>
         <w:t>Часто боролися зо мною від молодих літ моїх, – нехай же скаже Ізраїль.</w:t>
       </w:r>
     </w:p>
@@ -2816,6 +3470,10 @@
         <w:jc w:val="both"/>
       </w:pPr>
       <w:r>
+        <w:rPr>
+          <w:rFonts w:ascii="Times New Roman" w:hAnsi="Times New Roman"/>
+          <w:sz w:val="24"/>
+        </w:rPr>
         <w:t>Часто боролися зо мною від молодих літ моїх, та не перемогли мене.</w:t>
       </w:r>
     </w:p>
@@ -2826,6 +3484,10 @@
         <w:jc w:val="both"/>
       </w:pPr>
       <w:r>
+        <w:rPr>
+          <w:rFonts w:ascii="Times New Roman" w:hAnsi="Times New Roman"/>
+          <w:sz w:val="24"/>
+        </w:rPr>
         <w:t>На хребті моїм будували грішники, чинили далі беззаконня своє.</w:t>
       </w:r>
     </w:p>
@@ -2836,6 +3498,10 @@
         <w:jc w:val="both"/>
       </w:pPr>
       <w:r>
+        <w:rPr>
+          <w:rFonts w:ascii="Times New Roman" w:hAnsi="Times New Roman"/>
+          <w:sz w:val="24"/>
+        </w:rPr>
         <w:lastRenderedPageBreak/>
         <w:t>Праведний Господь постинав шиї грішників.</w:t>
       </w:r>
@@ -2847,6 +3513,10 @@
         <w:jc w:val="both"/>
       </w:pPr>
       <w:r>
+        <w:rPr>
+          <w:rFonts w:ascii="Times New Roman" w:hAnsi="Times New Roman"/>
+          <w:sz w:val="24"/>
+        </w:rPr>
         <w:t>Нехай осоромляться і вернуться назад усі, що ненавидять Сіон.</w:t>
       </w:r>
     </w:p>
@@ -2857,6 +3527,10 @@
         <w:jc w:val="both"/>
       </w:pPr>
       <w:r>
+        <w:rPr>
+          <w:rFonts w:ascii="Times New Roman" w:hAnsi="Times New Roman"/>
+          <w:sz w:val="24"/>
+        </w:rPr>
         <w:t>Нехай будуть, як трава на покрівлі, що, перше ніж її вирвали, засохла.</w:t>
       </w:r>
     </w:p>
@@ -2867,6 +3541,10 @@
         <w:jc w:val="both"/>
       </w:pPr>
       <w:r>
+        <w:rPr>
+          <w:rFonts w:ascii="Times New Roman" w:hAnsi="Times New Roman"/>
+          <w:sz w:val="24"/>
+        </w:rPr>
         <w:t>Якою не наповнив руки своєї жнець і пазухи своєї той, що снопи збирає.</w:t>
       </w:r>
     </w:p>
@@ -2877,6 +3555,10 @@
         <w:jc w:val="both"/>
       </w:pPr>
       <w:r>
+        <w:rPr>
+          <w:rFonts w:ascii="Times New Roman" w:hAnsi="Times New Roman"/>
+          <w:sz w:val="24"/>
+        </w:rPr>
         <w:t>І не сказали перехожі: Благословення Господнє на вас!</w:t>
       </w:r>
     </w:p>
@@ -2887,6 +3569,10 @@
         <w:jc w:val="both"/>
       </w:pPr>
       <w:r>
+        <w:rPr>
+          <w:rFonts w:ascii="Times New Roman" w:hAnsi="Times New Roman"/>
+          <w:sz w:val="24"/>
+        </w:rPr>
         <w:t>Ми благословили вас в ім’я Господнє.</w:t>
       </w:r>
     </w:p>
@@ -2897,6 +3583,10 @@
         <w:jc w:val="both"/>
       </w:pPr>
       <w:r>
+        <w:rPr>
+          <w:rFonts w:ascii="Times New Roman" w:hAnsi="Times New Roman"/>
+          <w:sz w:val="24"/>
+        </w:rPr>
         <w:t>Слава Отцю, і Сину, і Святому Духові, і нині, і повсякчас, і на віки віків. Амінь.</w:t>
       </w:r>
     </w:p>
@@ -2907,12 +3597,18 @@
         <w:jc w:val="both"/>
       </w:pPr>
       <w:r>
+        <w:rPr>
+          <w:rFonts w:ascii="Times New Roman" w:hAnsi="Times New Roman"/>
+          <w:sz w:val="24"/>
+        </w:rPr>
         <w:t xml:space="preserve">Алилуя, алилуя, алилуя. Слава Тобі. Боже </w:t>
       </w:r>
       <w:r>
         <w:rPr>
-          <w:i/>
-          <w:color w:val="FF0000"/>
+          <w:rFonts w:ascii="Times New Roman" w:hAnsi="Times New Roman"/>
+          <w:i/>
+          <w:color w:val="FF0000"/>
+          <w:sz w:val="24"/>
         </w:rPr>
         <w:t>(3 р.)</w:t>
       </w:r>
@@ -2964,6 +3660,10 @@
         <w:spacing w:after="120"/>
       </w:pPr>
       <w:r>
+        <w:rPr>
+          <w:rFonts w:ascii="Times New Roman" w:hAnsi="Times New Roman"/>
+          <w:sz w:val="24"/>
+        </w:rPr>
         <w:t>Ще і ще в мирі Господеві помолімся.</w:t>
       </w:r>
     </w:p>
@@ -2977,14 +3677,18 @@
       </w:pPr>
       <w:r>
         <w:rPr>
-          <w:i/>
-          <w:color w:val="FF0000"/>
+          <w:rFonts w:ascii="Times New Roman" w:hAnsi="Times New Roman"/>
+          <w:i/>
+          <w:color w:val="FF0000"/>
+          <w:sz w:val="24"/>
         </w:rPr>
         <w:t>Вірні:</w:t>
       </w:r>
       <w:r>
         <w:rPr>
-          <w:b/>
+          <w:rFonts w:ascii="Times New Roman" w:hAnsi="Times New Roman"/>
+          <w:b/>
+          <w:sz w:val="24"/>
         </w:rPr>
         <w:t xml:space="preserve"> Господи, помилуй.</w:t>
       </w:r>
@@ -3123,14 +3827,18 @@
       </w:pPr>
       <w:r>
         <w:rPr>
-          <w:i/>
-          <w:color w:val="FF0000"/>
+          <w:rFonts w:ascii="Times New Roman" w:hAnsi="Times New Roman"/>
+          <w:i/>
+          <w:color w:val="FF0000"/>
+          <w:sz w:val="24"/>
         </w:rPr>
         <w:t>Вірні:</w:t>
       </w:r>
       <w:r>
         <w:rPr>
-          <w:b/>
+          <w:rFonts w:ascii="Times New Roman" w:hAnsi="Times New Roman"/>
+          <w:b/>
+          <w:sz w:val="24"/>
         </w:rPr>
         <w:t xml:space="preserve"> Господи, помилуй.</w:t>
       </w:r>
@@ -3142,6 +3850,10 @@
         <w:jc w:val="both"/>
       </w:pPr>
       <w:r>
+        <w:rPr>
+          <w:rFonts w:ascii="Times New Roman" w:hAnsi="Times New Roman"/>
+          <w:sz w:val="24"/>
+        </w:rPr>
         <w:t>Пресвяту, пречисту, преблагословенну, славну Владичицю нашу Богородицю і приснодіву Марію, з усіма святими пом’янувши, самі себе, і один одного, і все життя наше Христу Богові віддаймо.</w:t>
       </w:r>
     </w:p>
@@ -3156,14 +3868,18 @@
       </w:pPr>
       <w:r>
         <w:rPr>
-          <w:i/>
-          <w:color w:val="FF0000"/>
+          <w:rFonts w:ascii="Times New Roman" w:hAnsi="Times New Roman"/>
+          <w:i/>
+          <w:color w:val="FF0000"/>
+          <w:sz w:val="24"/>
         </w:rPr>
         <w:t>Вірні:</w:t>
       </w:r>
       <w:r>
         <w:rPr>
-          <w:b/>
+          <w:rFonts w:ascii="Times New Roman" w:hAnsi="Times New Roman"/>
+          <w:b/>
+          <w:sz w:val="24"/>
         </w:rPr>
         <w:t xml:space="preserve"> Тобі, Господи.</w:t>
       </w:r>
@@ -3180,9 +3896,11 @@
       </w:pPr>
       <w:r>
         <w:rPr>
-          <w:b/>
-          <w:i/>
-          <w:color w:val="FF0000"/>
+          <w:rFonts w:ascii="Times New Roman" w:hAnsi="Times New Roman"/>
+          <w:b/>
+          <w:i/>
+          <w:color w:val="FF0000"/>
+          <w:sz w:val="24"/>
         </w:rPr>
         <w:t>Друга молитва</w:t>
       </w:r>
@@ -3195,12 +3913,18 @@
       </w:pPr>
       <w:r>
         <w:rPr>
-          <w:i/>
-          <w:color w:val="FF0000"/>
-        </w:rPr>
-        <w:t>Священик:</w:t>
-      </w:r>
-      <w:r>
+          <w:rFonts w:ascii="Times New Roman" w:hAnsi="Times New Roman"/>
+          <w:i/>
+          <w:color w:val="FF0000"/>
+          <w:sz w:val="24"/>
+        </w:rPr>
+        <w:t>Священник:</w:t>
+      </w:r>
+      <w:r>
+        <w:rPr>
+          <w:rFonts w:ascii="Times New Roman" w:hAnsi="Times New Roman"/>
+          <w:sz w:val="24"/>
+        </w:rPr>
         <w:t xml:space="preserve"> Господи, не осуджуй нас у твоїй ярості, ані в гніві твоїм не карай нас, але вчини з нами по милості твоїй, лікарю і зцілителю душ наших. Настав нас до пристановища волі Твоєї; просвіти очі сердець наших на пізнання Твоєї істини і даруй нам останок теперішнього дня мирний і безгрішний, і ввесь час життя нашого, молитвами Богородиці і всіх святих.</w:t>
       </w:r>
     </w:p>
@@ -3211,6 +3935,10 @@
         <w:jc w:val="both"/>
       </w:pPr>
       <w:r>
+        <w:rPr>
+          <w:rFonts w:ascii="Times New Roman" w:hAnsi="Times New Roman"/>
+          <w:sz w:val="24"/>
+        </w:rPr>
         <w:t>Бо Ти благий і людинолюбний Бог єси, і Тобі славу возсилаємо, Отцю, і Сину, і Святому Духові, нині і повсякчас, і на віки віків.</w:t>
       </w:r>
     </w:p>
@@ -3226,21 +3954,27 @@
       </w:pPr>
       <w:r>
         <w:rPr>
-          <w:i/>
-          <w:color w:val="FF0000"/>
+          <w:rFonts w:ascii="Times New Roman" w:hAnsi="Times New Roman"/>
+          <w:i/>
+          <w:color w:val="FF0000"/>
+          <w:sz w:val="24"/>
         </w:rPr>
         <w:t>Вірні:</w:t>
       </w:r>
       <w:r>
         <w:rPr>
-          <w:b/>
-        </w:rPr>
-        <w:t xml:space="preserve"> </w:t>
-      </w:r>
-      <w:r>
-        <w:rPr>
+          <w:rFonts w:ascii="Times New Roman" w:hAnsi="Times New Roman"/>
+          <w:b/>
+          <w:sz w:val="24"/>
+        </w:rPr>
+        <w:t xml:space="preserve"> </w:t>
+      </w:r>
+      <w:r>
+        <w:rPr>
+          <w:rFonts w:ascii="Times New Roman" w:hAnsi="Times New Roman"/>
           <w:b/>
           <w:bCs/>
+          <w:sz w:val="24"/>
         </w:rPr>
         <w:t>Амінь.</w:t>
       </w:r>
@@ -3311,9 +4045,11 @@
       </w:pPr>
       <w:r>
         <w:rPr>
-          <w:b/>
-          <w:i/>
-          <w:color w:val="FF0000"/>
+          <w:rFonts w:ascii="Times New Roman" w:hAnsi="Times New Roman"/>
+          <w:b/>
+          <w:i/>
+          <w:color w:val="FF0000"/>
+          <w:sz w:val="24"/>
         </w:rPr>
         <w:t>Псалом 129</w:t>
       </w:r>
@@ -3325,6 +4061,10 @@
         <w:jc w:val="both"/>
       </w:pPr>
       <w:r>
+        <w:rPr>
+          <w:rFonts w:ascii="Times New Roman" w:hAnsi="Times New Roman"/>
+          <w:sz w:val="24"/>
+        </w:rPr>
         <w:t>Із глибини взивав я до Тебе, Господи: Вислухай, Господи, голосу мого.</w:t>
       </w:r>
     </w:p>
@@ -3335,6 +4075,10 @@
         <w:jc w:val="both"/>
       </w:pPr>
       <w:r>
+        <w:rPr>
+          <w:rFonts w:ascii="Times New Roman" w:hAnsi="Times New Roman"/>
+          <w:sz w:val="24"/>
+        </w:rPr>
         <w:t>Нехай будуть уші твої уважні на голос моління мого!</w:t>
       </w:r>
     </w:p>
@@ -3345,6 +4089,10 @@
         <w:jc w:val="both"/>
       </w:pPr>
       <w:r>
+        <w:rPr>
+          <w:rFonts w:ascii="Times New Roman" w:hAnsi="Times New Roman"/>
+          <w:sz w:val="24"/>
+        </w:rPr>
         <w:t>Коли на беззаконня зважатимеш, Господи, Господи, хто устоїть? Бо в Тебе очищення єсть.</w:t>
       </w:r>
     </w:p>
@@ -3355,6 +4103,10 @@
         <w:jc w:val="both"/>
       </w:pPr>
       <w:r>
+        <w:rPr>
+          <w:rFonts w:ascii="Times New Roman" w:hAnsi="Times New Roman"/>
+          <w:sz w:val="24"/>
+        </w:rPr>
         <w:t>Задля імени твого я дожидав Тебе, Господи; дожидала душа моя слова твого.</w:t>
       </w:r>
     </w:p>
@@ -3365,6 +4117,10 @@
         <w:jc w:val="both"/>
       </w:pPr>
       <w:r>
+        <w:rPr>
+          <w:rFonts w:ascii="Times New Roman" w:hAnsi="Times New Roman"/>
+          <w:sz w:val="24"/>
+        </w:rPr>
         <w:t>Надіялась душа моя на Господа від сторожі ранньої до ночі.</w:t>
       </w:r>
     </w:p>
@@ -3375,6 +4131,10 @@
         <w:jc w:val="both"/>
       </w:pPr>
       <w:r>
+        <w:rPr>
+          <w:rFonts w:ascii="Times New Roman" w:hAnsi="Times New Roman"/>
+          <w:sz w:val="24"/>
+        </w:rPr>
         <w:t>Від сторожі ранньої нехай надіється Ізраїль на Господа.</w:t>
       </w:r>
     </w:p>
@@ -3385,6 +4145,10 @@
         <w:jc w:val="both"/>
       </w:pPr>
       <w:r>
+        <w:rPr>
+          <w:rFonts w:ascii="Times New Roman" w:hAnsi="Times New Roman"/>
+          <w:sz w:val="24"/>
+        </w:rPr>
         <w:t>Бо в Господа милість і велике у нього визволення; він визволить Ізраїля від усякого беззаконня його.</w:t>
       </w:r>
     </w:p>
@@ -3401,9 +4165,11 @@
       </w:pPr>
       <w:r>
         <w:rPr>
-          <w:b/>
-          <w:i/>
-          <w:color w:val="FF0000"/>
+          <w:rFonts w:ascii="Times New Roman" w:hAnsi="Times New Roman"/>
+          <w:b/>
+          <w:i/>
+          <w:color w:val="FF0000"/>
+          <w:sz w:val="24"/>
         </w:rPr>
         <w:t>Псалом 130</w:t>
       </w:r>
@@ -3415,9 +4181,17 @@
         <w:jc w:val="both"/>
       </w:pPr>
       <w:r>
+        <w:rPr>
+          <w:rFonts w:ascii="Times New Roman" w:hAnsi="Times New Roman"/>
+          <w:sz w:val="24"/>
+        </w:rPr>
         <w:t xml:space="preserve">Господи, не пишалося серце моє, і не пишалися очі мої, і не входив я у велике, ні в дивне, що </w:t>
       </w:r>
       <w:r>
+        <w:rPr>
+          <w:rFonts w:ascii="Times New Roman" w:hAnsi="Times New Roman"/>
+          <w:sz w:val="24"/>
+        </w:rPr>
         <w:lastRenderedPageBreak/>
         <w:t>вище за мене.</w:t>
       </w:r>
@@ -3429,6 +4203,10 @@
         <w:jc w:val="both"/>
       </w:pPr>
       <w:r>
+        <w:rPr>
+          <w:rFonts w:ascii="Times New Roman" w:hAnsi="Times New Roman"/>
+          <w:sz w:val="24"/>
+        </w:rPr>
         <w:t>Коли не був я покірний і пишався в душі своїй, то як відлучена дитина матері своїй, так Ти відплатиш душі моїй.</w:t>
       </w:r>
     </w:p>
@@ -3439,6 +4217,10 @@
         <w:jc w:val="both"/>
       </w:pPr>
       <w:r>
+        <w:rPr>
+          <w:rFonts w:ascii="Times New Roman" w:hAnsi="Times New Roman"/>
+          <w:sz w:val="24"/>
+        </w:rPr>
         <w:t>Нехай надіється Ізраїль на Господа віднині аж довіку.</w:t>
       </w:r>
     </w:p>
@@ -3455,9 +4237,11 @@
       </w:pPr>
       <w:r>
         <w:rPr>
-          <w:b/>
-          <w:i/>
-          <w:color w:val="FF0000"/>
+          <w:rFonts w:ascii="Times New Roman" w:hAnsi="Times New Roman"/>
+          <w:b/>
+          <w:i/>
+          <w:color w:val="FF0000"/>
+          <w:sz w:val="24"/>
         </w:rPr>
         <w:t>Псалом 131</w:t>
       </w:r>
@@ -3469,6 +4253,10 @@
         <w:jc w:val="both"/>
       </w:pPr>
       <w:r>
+        <w:rPr>
+          <w:rFonts w:ascii="Times New Roman" w:hAnsi="Times New Roman"/>
+          <w:sz w:val="24"/>
+        </w:rPr>
         <w:t>Пом’яни, Господи, Давида і всю лагідність його, як він клявся Господеві, присягався Богу Якова:</w:t>
       </w:r>
     </w:p>
@@ -3479,6 +4267,10 @@
         <w:jc w:val="both"/>
       </w:pPr>
       <w:r>
+        <w:rPr>
+          <w:rFonts w:ascii="Times New Roman" w:hAnsi="Times New Roman"/>
+          <w:sz w:val="24"/>
+        </w:rPr>
         <w:t>Не ввійду до намету дому мого, не ляжу на постелі ложа мого.</w:t>
       </w:r>
     </w:p>
@@ -3489,6 +4281,10 @@
         <w:jc w:val="both"/>
       </w:pPr>
       <w:r>
+        <w:rPr>
+          <w:rFonts w:ascii="Times New Roman" w:hAnsi="Times New Roman"/>
+          <w:sz w:val="24"/>
+        </w:rPr>
         <w:t>Не дам сну очам моїм, і дрімоти повікам моїм, і відпочинку скроням моїм,</w:t>
       </w:r>
     </w:p>
@@ -3499,6 +4295,10 @@
         <w:jc w:val="both"/>
       </w:pPr>
       <w:r>
+        <w:rPr>
+          <w:rFonts w:ascii="Times New Roman" w:hAnsi="Times New Roman"/>
+          <w:sz w:val="24"/>
+        </w:rPr>
         <w:t>Поки не знайду місця Господові, намету Богові Якова!</w:t>
       </w:r>
     </w:p>
@@ -3509,6 +4309,10 @@
         <w:jc w:val="both"/>
       </w:pPr>
       <w:r>
+        <w:rPr>
+          <w:rFonts w:ascii="Times New Roman" w:hAnsi="Times New Roman"/>
+          <w:sz w:val="24"/>
+        </w:rPr>
         <w:t>Оце чули ми про нього в Євфраті, знайшли його на полях лісових.</w:t>
       </w:r>
     </w:p>
@@ -3519,6 +4323,10 @@
         <w:jc w:val="both"/>
       </w:pPr>
       <w:r>
+        <w:rPr>
+          <w:rFonts w:ascii="Times New Roman" w:hAnsi="Times New Roman"/>
+          <w:sz w:val="24"/>
+        </w:rPr>
         <w:t>Увійдімо до наметів його, поклонімося на місці, де стояли ноги його.</w:t>
       </w:r>
     </w:p>
@@ -3529,6 +4337,10 @@
         <w:jc w:val="both"/>
       </w:pPr>
       <w:r>
+        <w:rPr>
+          <w:rFonts w:ascii="Times New Roman" w:hAnsi="Times New Roman"/>
+          <w:sz w:val="24"/>
+        </w:rPr>
         <w:t>Встань, Господи, на місце відпочинку твого, Ти і кивот святині Твоєї.</w:t>
       </w:r>
     </w:p>
@@ -3539,16 +4351,24 @@
         <w:jc w:val="both"/>
       </w:pPr>
       <w:r>
-        <w:t>Священики твої зодягнуться в правду і преподобні твої возрадуються.</w:t>
-      </w:r>
-    </w:p>
-    <w:p>
-      <w:pPr>
-        <w:widowControl w:val="0"/>
-        <w:spacing w:after="120"/>
-        <w:jc w:val="both"/>
-      </w:pPr>
-      <w:r>
+        <w:rPr>
+          <w:rFonts w:ascii="Times New Roman" w:hAnsi="Times New Roman"/>
+          <w:sz w:val="24"/>
+        </w:rPr>
+        <w:t>Священники твої зодягнуться в правду і преподобні твої возрадуються.</w:t>
+      </w:r>
+    </w:p>
+    <w:p>
+      <w:pPr>
+        <w:widowControl w:val="0"/>
+        <w:spacing w:after="120"/>
+        <w:jc w:val="both"/>
+      </w:pPr>
+      <w:r>
+        <w:rPr>
+          <w:rFonts w:ascii="Times New Roman" w:hAnsi="Times New Roman"/>
+          <w:sz w:val="24"/>
+        </w:rPr>
         <w:t>Задля Давида, слуги Твого, не відверни лиця від помазаника твого.</w:t>
       </w:r>
     </w:p>
@@ -3559,6 +4379,10 @@
         <w:jc w:val="both"/>
       </w:pPr>
       <w:r>
+        <w:rPr>
+          <w:rFonts w:ascii="Times New Roman" w:hAnsi="Times New Roman"/>
+          <w:sz w:val="24"/>
+        </w:rPr>
         <w:t>Клявся Господь Давидові істиною і не відмовиться від неї.</w:t>
       </w:r>
     </w:p>
@@ -3569,6 +4393,10 @@
         <w:jc w:val="both"/>
       </w:pPr>
       <w:r>
+        <w:rPr>
+          <w:rFonts w:ascii="Times New Roman" w:hAnsi="Times New Roman"/>
+          <w:sz w:val="24"/>
+        </w:rPr>
         <w:t>З плоду утроби Твоєї посаджу на престолі Твоєму.</w:t>
       </w:r>
     </w:p>
@@ -3579,6 +4407,10 @@
         <w:jc w:val="both"/>
       </w:pPr>
       <w:r>
+        <w:rPr>
+          <w:rFonts w:ascii="Times New Roman" w:hAnsi="Times New Roman"/>
+          <w:sz w:val="24"/>
+        </w:rPr>
         <w:t>Коли сини твої додержать заповіту мого і заповідей моїх, яких я навчу їх, то й сини їх повік засядуть на престолі твоїм.</w:t>
       </w:r>
     </w:p>
@@ -3589,6 +4421,10 @@
         <w:jc w:val="both"/>
       </w:pPr>
       <w:r>
+        <w:rPr>
+          <w:rFonts w:ascii="Times New Roman" w:hAnsi="Times New Roman"/>
+          <w:sz w:val="24"/>
+        </w:rPr>
         <w:t>Бо вибрав Господь Сіон, побажав його на оселю собі.</w:t>
       </w:r>
     </w:p>
@@ -3599,6 +4435,10 @@
         <w:jc w:val="both"/>
       </w:pPr>
       <w:r>
+        <w:rPr>
+          <w:rFonts w:ascii="Times New Roman" w:hAnsi="Times New Roman"/>
+          <w:sz w:val="24"/>
+        </w:rPr>
         <w:t>Оце відпочинок мій повік-віки, тут оселюся, бо я побажав його.</w:t>
       </w:r>
     </w:p>
@@ -3609,6 +4449,10 @@
         <w:jc w:val="both"/>
       </w:pPr>
       <w:r>
+        <w:rPr>
+          <w:rFonts w:ascii="Times New Roman" w:hAnsi="Times New Roman"/>
+          <w:sz w:val="24"/>
+        </w:rPr>
         <w:t>Здобич його щедро благословлю, убогих його нагодую хлібом.</w:t>
       </w:r>
     </w:p>
@@ -3619,16 +4463,24 @@
         <w:jc w:val="both"/>
       </w:pPr>
       <w:r>
-        <w:t>Священиків його зодягну в спасення і преподобні його радістю радуватись будуть.</w:t>
-      </w:r>
-    </w:p>
-    <w:p>
-      <w:pPr>
-        <w:widowControl w:val="0"/>
-        <w:spacing w:after="120"/>
-        <w:jc w:val="both"/>
-      </w:pPr>
-      <w:r>
+        <w:rPr>
+          <w:rFonts w:ascii="Times New Roman" w:hAnsi="Times New Roman"/>
+          <w:sz w:val="24"/>
+        </w:rPr>
+        <w:t>Священників його зодягну в спасення і преподобні його радістю радуватись будуть.</w:t>
+      </w:r>
+    </w:p>
+    <w:p>
+      <w:pPr>
+        <w:widowControl w:val="0"/>
+        <w:spacing w:after="120"/>
+        <w:jc w:val="both"/>
+      </w:pPr>
+      <w:r>
+        <w:rPr>
+          <w:rFonts w:ascii="Times New Roman" w:hAnsi="Times New Roman"/>
+          <w:sz w:val="24"/>
+        </w:rPr>
         <w:t>Там виплекаю силу Давидову, приготував я світильник помазаникові моєму.</w:t>
       </w:r>
     </w:p>
@@ -3639,6 +4491,10 @@
         <w:jc w:val="both"/>
       </w:pPr>
       <w:r>
+        <w:rPr>
+          <w:rFonts w:ascii="Times New Roman" w:hAnsi="Times New Roman"/>
+          <w:sz w:val="24"/>
+        </w:rPr>
         <w:t>Ворогів його зодягну в сором, і на ньому процвіте святиня моя.</w:t>
       </w:r>
     </w:p>
@@ -3655,9 +4511,11 @@
       </w:pPr>
       <w:r>
         <w:rPr>
-          <w:b/>
-          <w:i/>
-          <w:color w:val="FF0000"/>
+          <w:rFonts w:ascii="Times New Roman" w:hAnsi="Times New Roman"/>
+          <w:b/>
+          <w:i/>
+          <w:color w:val="FF0000"/>
+          <w:sz w:val="24"/>
         </w:rPr>
         <w:t>Псалом 132</w:t>
       </w:r>
@@ -3669,6 +4527,10 @@
         <w:jc w:val="both"/>
       </w:pPr>
       <w:r>
+        <w:rPr>
+          <w:rFonts w:ascii="Times New Roman" w:hAnsi="Times New Roman"/>
+          <w:sz w:val="24"/>
+        </w:rPr>
         <w:t>От що добре, от що гарне, це коли браття живуть разом!</w:t>
       </w:r>
     </w:p>
@@ -3679,6 +4541,10 @@
         <w:jc w:val="both"/>
       </w:pPr>
       <w:r>
+        <w:rPr>
+          <w:rFonts w:ascii="Times New Roman" w:hAnsi="Times New Roman"/>
+          <w:sz w:val="24"/>
+        </w:rPr>
         <w:t>Це, як миро на голові, що на бороду спливає, на бороду Арона, що спливає на край одежі його.</w:t>
       </w:r>
     </w:p>
@@ -3689,6 +4555,10 @@
         <w:jc w:val="both"/>
       </w:pPr>
       <w:r>
+        <w:rPr>
+          <w:rFonts w:ascii="Times New Roman" w:hAnsi="Times New Roman"/>
+          <w:sz w:val="24"/>
+        </w:rPr>
         <w:t>Це, як роса єрмонська, що сходить на гори Сіонські.</w:t>
       </w:r>
     </w:p>
@@ -3699,6 +4569,10 @@
         <w:jc w:val="both"/>
       </w:pPr>
       <w:r>
+        <w:rPr>
+          <w:rFonts w:ascii="Times New Roman" w:hAnsi="Times New Roman"/>
+          <w:sz w:val="24"/>
+        </w:rPr>
         <w:t>Бо там заповів Господь благословення і життя повік.</w:t>
       </w:r>
     </w:p>
@@ -3715,9 +4589,11 @@
       </w:pPr>
       <w:r>
         <w:rPr>
-          <w:b/>
-          <w:i/>
-          <w:color w:val="FF0000"/>
+          <w:rFonts w:ascii="Times New Roman" w:hAnsi="Times New Roman"/>
+          <w:b/>
+          <w:i/>
+          <w:color w:val="FF0000"/>
+          <w:sz w:val="24"/>
         </w:rPr>
         <w:t>Псалом 133</w:t>
       </w:r>
@@ -3729,6 +4605,10 @@
         <w:jc w:val="both"/>
       </w:pPr>
       <w:r>
+        <w:rPr>
+          <w:rFonts w:ascii="Times New Roman" w:hAnsi="Times New Roman"/>
+          <w:sz w:val="24"/>
+        </w:rPr>
         <w:t>Благословіте нині Господа, всі слуги Господні, що стоїте в домі Господньому, у дворах Бога нашого.</w:t>
       </w:r>
     </w:p>
@@ -3739,6 +4619,10 @@
         <w:jc w:val="both"/>
       </w:pPr>
       <w:r>
+        <w:rPr>
+          <w:rFonts w:ascii="Times New Roman" w:hAnsi="Times New Roman"/>
+          <w:sz w:val="24"/>
+        </w:rPr>
         <w:t>Ночами здімайте руки ваші до святині і благословіте Господа.</w:t>
       </w:r>
     </w:p>
@@ -3749,6 +4633,10 @@
         <w:jc w:val="both"/>
       </w:pPr>
       <w:r>
+        <w:rPr>
+          <w:rFonts w:ascii="Times New Roman" w:hAnsi="Times New Roman"/>
+          <w:sz w:val="24"/>
+        </w:rPr>
         <w:t>Нехай благословить Тебе Господь із Сіону, що сотворив небо та землю!</w:t>
       </w:r>
     </w:p>
@@ -3759,6 +4647,10 @@
         <w:jc w:val="both"/>
       </w:pPr>
       <w:r>
+        <w:rPr>
+          <w:rFonts w:ascii="Times New Roman" w:hAnsi="Times New Roman"/>
+          <w:sz w:val="24"/>
+        </w:rPr>
         <w:t>Слава Отцю, і Сину, і Святому Духові, і нині, і повсякчас, і на віки віків. Амінь.</w:t>
       </w:r>
     </w:p>
@@ -3773,13 +4665,19 @@
         </w:rPr>
       </w:pPr>
       <w:r>
+        <w:rPr>
+          <w:rFonts w:ascii="Times New Roman" w:hAnsi="Times New Roman"/>
+          <w:sz w:val="24"/>
+        </w:rPr>
         <w:lastRenderedPageBreak/>
         <w:t xml:space="preserve">Алилуя, алилуя, алилуя. Слава Тобі. Боже </w:t>
       </w:r>
       <w:r>
         <w:rPr>
-          <w:i/>
-          <w:color w:val="FF0000"/>
+          <w:rFonts w:ascii="Times New Roman" w:hAnsi="Times New Roman"/>
+          <w:i/>
+          <w:color w:val="FF0000"/>
+          <w:sz w:val="24"/>
         </w:rPr>
         <w:t>(3 р.)</w:t>
       </w:r>
@@ -3832,6 +4730,10 @@
         <w:jc w:val="both"/>
       </w:pPr>
       <w:r>
+        <w:rPr>
+          <w:rFonts w:ascii="Times New Roman" w:hAnsi="Times New Roman"/>
+          <w:sz w:val="24"/>
+        </w:rPr>
         <w:t>Ще і ще в мирі Господеві помолимся.</w:t>
       </w:r>
     </w:p>
@@ -3846,20 +4748,26 @@
       </w:pPr>
       <w:r>
         <w:rPr>
-          <w:i/>
-          <w:color w:val="FF0000"/>
+          <w:rFonts w:ascii="Times New Roman" w:hAnsi="Times New Roman"/>
+          <w:i/>
+          <w:color w:val="FF0000"/>
+          <w:sz w:val="24"/>
         </w:rPr>
         <w:t>Вірні:</w:t>
       </w:r>
       <w:r>
         <w:rPr>
-          <w:b/>
+          <w:rFonts w:ascii="Times New Roman" w:hAnsi="Times New Roman"/>
+          <w:b/>
+          <w:sz w:val="24"/>
         </w:rPr>
         <w:t xml:space="preserve"> Господи, помилуй.</w:t>
       </w:r>
       <w:r>
         <w:rPr>
-          <w:b/>
+          <w:rFonts w:ascii="Times New Roman" w:hAnsi="Times New Roman"/>
+          <w:b/>
+          <w:sz w:val="24"/>
         </w:rPr>
         <w:tab/>
       </w:r>
@@ -3999,14 +4907,18 @@
       </w:pPr>
       <w:r>
         <w:rPr>
-          <w:i/>
-          <w:color w:val="FF0000"/>
+          <w:rFonts w:ascii="Times New Roman" w:hAnsi="Times New Roman"/>
+          <w:i/>
+          <w:color w:val="FF0000"/>
+          <w:sz w:val="24"/>
         </w:rPr>
         <w:t>Вірні:</w:t>
       </w:r>
       <w:r>
         <w:rPr>
-          <w:b/>
+          <w:rFonts w:ascii="Times New Roman" w:hAnsi="Times New Roman"/>
+          <w:b/>
+          <w:sz w:val="24"/>
         </w:rPr>
         <w:t xml:space="preserve"> Господи, помилуй.</w:t>
       </w:r>
@@ -4018,6 +4930,10 @@
         <w:jc w:val="both"/>
       </w:pPr>
       <w:r>
+        <w:rPr>
+          <w:rFonts w:ascii="Times New Roman" w:hAnsi="Times New Roman"/>
+          <w:sz w:val="24"/>
+        </w:rPr>
         <w:t>Пресвяту, пречисту, преблагословенну, славну Владичицю нашу Богородицю і приснодіву Марію, з усіми святими пом’янувши, самі себе, і один одного, і все життя наше Христу Богові віддаймо.</w:t>
       </w:r>
     </w:p>
@@ -4031,23 +4947,29 @@
       </w:pPr>
       <w:r>
         <w:rPr>
+          <w:rFonts w:ascii="Times New Roman" w:hAnsi="Times New Roman"/>
           <w:bCs/>
           <w:i/>
           <w:color w:val="FF0000"/>
+          <w:sz w:val="24"/>
         </w:rPr>
         <w:t>Вірні:</w:t>
       </w:r>
       <w:r>
         <w:rPr>
-          <w:b/>
-          <w:i/>
-          <w:color w:val="FF0000"/>
-        </w:rPr>
-        <w:t xml:space="preserve"> </w:t>
-      </w:r>
-      <w:r>
-        <w:rPr>
-          <w:b/>
+          <w:rFonts w:ascii="Times New Roman" w:hAnsi="Times New Roman"/>
+          <w:b/>
+          <w:i/>
+          <w:color w:val="FF0000"/>
+          <w:sz w:val="24"/>
+        </w:rPr>
+        <w:t xml:space="preserve"> </w:t>
+      </w:r>
+      <w:r>
+        <w:rPr>
+          <w:rFonts w:ascii="Times New Roman" w:hAnsi="Times New Roman"/>
+          <w:b/>
+          <w:sz w:val="24"/>
         </w:rPr>
         <w:t>Тобі, Господи.</w:t>
       </w:r>
@@ -4064,9 +4986,11 @@
       </w:pPr>
       <w:r>
         <w:rPr>
-          <w:b/>
-          <w:i/>
-          <w:color w:val="FF0000"/>
+          <w:rFonts w:ascii="Times New Roman" w:hAnsi="Times New Roman"/>
+          <w:b/>
+          <w:i/>
+          <w:color w:val="FF0000"/>
+          <w:sz w:val="24"/>
         </w:rPr>
         <w:t>Третя молитва</w:t>
       </w:r>
@@ -4079,12 +5003,18 @@
       </w:pPr>
       <w:r>
         <w:rPr>
-          <w:i/>
-          <w:color w:val="FF0000"/>
-        </w:rPr>
-        <w:t>Священик:</w:t>
-      </w:r>
-      <w:r>
+          <w:rFonts w:ascii="Times New Roman" w:hAnsi="Times New Roman"/>
+          <w:i/>
+          <w:color w:val="FF0000"/>
+          <w:sz w:val="24"/>
+        </w:rPr>
+        <w:t>Священник:</w:t>
+      </w:r>
+      <w:r>
+        <w:rPr>
+          <w:rFonts w:ascii="Times New Roman" w:hAnsi="Times New Roman"/>
+          <w:sz w:val="24"/>
+        </w:rPr>
         <w:t xml:space="preserve"> Господи Боже наш, пом’яни нас, грішних і непотрібних рабів твоїх, коли призиваємо святе й поклоняєме ім’я Твоє, і не осором нас вичікуванням милости Твоєї, але даруй нам, Господи, все, чого просимо для спасення, і сподоби нас любити й боятися Тебе з усього серця нашого і чинити в усьому волю твою.</w:t>
       </w:r>
     </w:p>
@@ -4095,6 +5025,10 @@
         <w:jc w:val="both"/>
       </w:pPr>
       <w:r>
+        <w:rPr>
+          <w:rFonts w:ascii="Times New Roman" w:hAnsi="Times New Roman"/>
+          <w:sz w:val="24"/>
+        </w:rPr>
         <w:t>Бо Ти єси Бог наш, Бог, щоб милувати і спасати, і Тобі славу возсилаємо, Отцю, і Сину, і Святому Духові, нині і повсякчас, і на віки віків.</w:t>
       </w:r>
     </w:p>
@@ -4109,14 +5043,18 @@
       </w:pPr>
       <w:r>
         <w:rPr>
-          <w:i/>
-          <w:color w:val="FF0000"/>
+          <w:rFonts w:ascii="Times New Roman" w:hAnsi="Times New Roman"/>
+          <w:i/>
+          <w:color w:val="FF0000"/>
+          <w:sz w:val="24"/>
         </w:rPr>
         <w:t>Вірні:</w:t>
       </w:r>
       <w:r>
         <w:rPr>
-          <w:b/>
+          <w:rFonts w:ascii="Times New Roman" w:hAnsi="Times New Roman"/>
+          <w:b/>
+          <w:sz w:val="24"/>
         </w:rPr>
         <w:t xml:space="preserve"> Амінь.</w:t>
       </w:r>
@@ -4206,9 +5144,11 @@
       </w:pPr>
       <w:r>
         <w:rPr>
-          <w:b/>
-          <w:i/>
-          <w:color w:val="FF0000"/>
+          <w:rFonts w:ascii="Times New Roman" w:hAnsi="Times New Roman"/>
+          <w:b/>
+          <w:i/>
+          <w:color w:val="FF0000"/>
+          <w:sz w:val="24"/>
         </w:rPr>
         <w:t>Псалом 140</w:t>
       </w:r>
@@ -4219,6 +5159,10 @@
         <w:spacing w:after="120"/>
       </w:pPr>
       <w:r>
+        <w:rPr>
+          <w:rFonts w:ascii="Times New Roman" w:hAnsi="Times New Roman"/>
+          <w:sz w:val="24"/>
+        </w:rPr>
         <w:t>Господи, візвав я до Тебе, вислухай мене.</w:t>
       </w:r>
     </w:p>
@@ -4232,14 +5176,18 @@
       </w:pPr>
       <w:r>
         <w:rPr>
-          <w:i/>
-          <w:color w:val="FF0000"/>
+          <w:rFonts w:ascii="Times New Roman" w:hAnsi="Times New Roman"/>
+          <w:i/>
+          <w:color w:val="FF0000"/>
+          <w:sz w:val="24"/>
         </w:rPr>
         <w:t>Приспів:</w:t>
       </w:r>
       <w:r>
         <w:rPr>
-          <w:b/>
+          <w:rFonts w:ascii="Times New Roman" w:hAnsi="Times New Roman"/>
+          <w:b/>
+          <w:sz w:val="24"/>
         </w:rPr>
         <w:t xml:space="preserve"> Вислухай мене, Господи.</w:t>
       </w:r>
@@ -4250,6 +5198,10 @@
         <w:spacing w:after="120"/>
       </w:pPr>
       <w:r>
+        <w:rPr>
+          <w:rFonts w:ascii="Times New Roman" w:hAnsi="Times New Roman"/>
+          <w:sz w:val="24"/>
+        </w:rPr>
         <w:t>Господи, візвав я до Тебе, вислухай мене. Почуй голос моління мого, коли я взиваю до Тебе.</w:t>
       </w:r>
     </w:p>
@@ -4264,8 +5216,10 @@
       </w:pPr>
       <w:r>
         <w:rPr>
+          <w:rFonts w:ascii="Times New Roman" w:hAnsi="Times New Roman"/>
           <w:b/>
           <w:bCs/>
+          <w:sz w:val="24"/>
         </w:rPr>
         <w:t>Вислухай мене, Господи.</w:t>
       </w:r>
@@ -4277,6 +5231,10 @@
         <w:jc w:val="both"/>
       </w:pPr>
       <w:r>
+        <w:rPr>
+          <w:rFonts w:ascii="Times New Roman" w:hAnsi="Times New Roman"/>
+          <w:sz w:val="24"/>
+        </w:rPr>
         <w:t>Нехай направиться молитва моя, як кадило, перед тобою, підношення рук моїх, жертва вечірняя.</w:t>
       </w:r>
     </w:p>
@@ -4292,8 +5250,10 @@
       </w:pPr>
       <w:r>
         <w:rPr>
+          <w:rFonts w:ascii="Times New Roman" w:hAnsi="Times New Roman"/>
           <w:b/>
           <w:bCs/>
+          <w:sz w:val="24"/>
         </w:rPr>
         <w:t>Вислухай мене, Господи.</w:t>
       </w:r>
@@ -4305,6 +5265,10 @@
         <w:jc w:val="both"/>
       </w:pPr>
       <w:r>
+        <w:rPr>
+          <w:rFonts w:ascii="Times New Roman" w:hAnsi="Times New Roman"/>
+          <w:sz w:val="24"/>
+        </w:rPr>
         <w:t>Положи, Господи, охорону устам моїм і двері огороди губам моїм.</w:t>
       </w:r>
     </w:p>
@@ -4315,6 +5279,10 @@
         <w:jc w:val="both"/>
       </w:pPr>
       <w:r>
+        <w:rPr>
+          <w:rFonts w:ascii="Times New Roman" w:hAnsi="Times New Roman"/>
+          <w:sz w:val="24"/>
+        </w:rPr>
         <w:t>Не наклони серця мого до словес лукавства, щоб вигадувати приводи для гріхів.</w:t>
       </w:r>
     </w:p>
@@ -4325,6 +5293,10 @@
         <w:jc w:val="both"/>
       </w:pPr>
       <w:r>
+        <w:rPr>
+          <w:rFonts w:ascii="Times New Roman" w:hAnsi="Times New Roman"/>
+          <w:sz w:val="24"/>
+        </w:rPr>
         <w:t>З людьми, що чинять беззаконня, і не буду причисленим до вибраних їх.</w:t>
       </w:r>
     </w:p>
@@ -4335,6 +5307,10 @@
         <w:jc w:val="both"/>
       </w:pPr>
       <w:r>
+        <w:rPr>
+          <w:rFonts w:ascii="Times New Roman" w:hAnsi="Times New Roman"/>
+          <w:sz w:val="24"/>
+        </w:rPr>
         <w:t>Нехай покарає мене праведник милістю і обвинуватить мене, а єлей грішного нехай не намастить голови моєї.</w:t>
       </w:r>
     </w:p>
@@ -4345,6 +5321,10 @@
         <w:jc w:val="both"/>
       </w:pPr>
       <w:r>
+        <w:rPr>
+          <w:rFonts w:ascii="Times New Roman" w:hAnsi="Times New Roman"/>
+          <w:sz w:val="24"/>
+        </w:rPr>
         <w:t>Бо ще й молитва моя в уподобаннях їх, пожертвовані були при камені судді їх.</w:t>
       </w:r>
     </w:p>
@@ -4355,6 +5335,10 @@
         <w:jc w:val="both"/>
       </w:pPr>
       <w:r>
+        <w:rPr>
+          <w:rFonts w:ascii="Times New Roman" w:hAnsi="Times New Roman"/>
+          <w:sz w:val="24"/>
+        </w:rPr>
         <w:t>Почують слова мої, бо були в силі. Як товща землі розірвалася на землі, розсіялися кості їх перед адом.</w:t>
       </w:r>
     </w:p>
@@ -4365,6 +5349,10 @@
         <w:jc w:val="both"/>
       </w:pPr>
       <w:r>
+        <w:rPr>
+          <w:rFonts w:ascii="Times New Roman" w:hAnsi="Times New Roman"/>
+          <w:sz w:val="24"/>
+        </w:rPr>
         <w:t>Бо до Тебе, Господи, Господи, очі мої, на Тебе уповав я, не відійми душі моєї.</w:t>
       </w:r>
     </w:p>
@@ -4375,6 +5363,10 @@
         <w:jc w:val="both"/>
       </w:pPr>
       <w:r>
+        <w:rPr>
+          <w:rFonts w:ascii="Times New Roman" w:hAnsi="Times New Roman"/>
+          <w:sz w:val="24"/>
+        </w:rPr>
         <w:t>Охорони мене від сіті, яку наставили на мене, і від соблазні тих, що чинять беззаконня.</w:t>
       </w:r>
     </w:p>
@@ -4385,6 +5377,10 @@
         <w:jc w:val="both"/>
       </w:pPr>
       <w:r>
+        <w:rPr>
+          <w:rFonts w:ascii="Times New Roman" w:hAnsi="Times New Roman"/>
+          <w:sz w:val="24"/>
+        </w:rPr>
         <w:t>Впадуть у сіть свою грішники, єдиний я, аж доки пройду.</w:t>
       </w:r>
     </w:p>
@@ -4400,9 +5396,11 @@
       </w:pPr>
       <w:r>
         <w:rPr>
-          <w:b/>
-          <w:i/>
-          <w:color w:val="FF0000"/>
+          <w:rFonts w:ascii="Times New Roman" w:hAnsi="Times New Roman"/>
+          <w:b/>
+          <w:i/>
+          <w:color w:val="FF0000"/>
+          <w:sz w:val="24"/>
         </w:rPr>
         <w:lastRenderedPageBreak/>
         <w:t>Псалом 141</w:t>
@@ -4415,6 +5413,10 @@
         <w:jc w:val="both"/>
       </w:pPr>
       <w:r>
+        <w:rPr>
+          <w:rFonts w:ascii="Times New Roman" w:hAnsi="Times New Roman"/>
+          <w:sz w:val="24"/>
+        </w:rPr>
         <w:t>Голосом моїм до Господа візвав я, голосом моїм до Господа помолився.</w:t>
       </w:r>
     </w:p>
@@ -4425,6 +5427,10 @@
         <w:jc w:val="both"/>
       </w:pPr>
       <w:r>
+        <w:rPr>
+          <w:rFonts w:ascii="Times New Roman" w:hAnsi="Times New Roman"/>
+          <w:sz w:val="24"/>
+        </w:rPr>
         <w:t>Проллю перед ним моління моє, печаль мою перед ним сповіщу.</w:t>
       </w:r>
     </w:p>
@@ -4435,6 +5441,10 @@
         <w:jc w:val="both"/>
       </w:pPr>
       <w:r>
+        <w:rPr>
+          <w:rFonts w:ascii="Times New Roman" w:hAnsi="Times New Roman"/>
+          <w:sz w:val="24"/>
+        </w:rPr>
         <w:t>Коли іщезав від мене дух мій, то Ти пізнав стежки мої.</w:t>
       </w:r>
     </w:p>
@@ -4445,6 +5455,10 @@
         <w:jc w:val="both"/>
       </w:pPr>
       <w:r>
+        <w:rPr>
+          <w:rFonts w:ascii="Times New Roman" w:hAnsi="Times New Roman"/>
+          <w:sz w:val="24"/>
+        </w:rPr>
         <w:t>На цій путі, по якій я ходив, скрили сіть на мене.</w:t>
       </w:r>
     </w:p>
@@ -4455,6 +5469,10 @@
         <w:jc w:val="both"/>
       </w:pPr>
       <w:r>
+        <w:rPr>
+          <w:rFonts w:ascii="Times New Roman" w:hAnsi="Times New Roman"/>
+          <w:sz w:val="24"/>
+        </w:rPr>
         <w:t>Дивився я направо і споглядав, і не було, хто знав би мене.</w:t>
       </w:r>
     </w:p>
@@ -4465,6 +5483,10 @@
         <w:jc w:val="both"/>
       </w:pPr>
       <w:r>
+        <w:rPr>
+          <w:rFonts w:ascii="Times New Roman" w:hAnsi="Times New Roman"/>
+          <w:sz w:val="24"/>
+        </w:rPr>
         <w:t>Пропала втеча для мене, і нема, хто б шукав душі моєї.</w:t>
       </w:r>
     </w:p>
@@ -4475,6 +5497,10 @@
         <w:jc w:val="both"/>
       </w:pPr>
       <w:r>
+        <w:rPr>
+          <w:rFonts w:ascii="Times New Roman" w:hAnsi="Times New Roman"/>
+          <w:sz w:val="24"/>
+        </w:rPr>
         <w:t>Візвав я до Тебе, Господи, я сказав: Ти єси уповання моє, Ти моя часть на землі живих.</w:t>
       </w:r>
     </w:p>
@@ -4485,6 +5511,10 @@
         <w:jc w:val="both"/>
       </w:pPr>
       <w:r>
+        <w:rPr>
+          <w:rFonts w:ascii="Times New Roman" w:hAnsi="Times New Roman"/>
+          <w:sz w:val="24"/>
+        </w:rPr>
         <w:t>Зваж на моління моє, бо я дуже упокорений.</w:t>
       </w:r>
     </w:p>
@@ -4495,6 +5525,10 @@
         <w:jc w:val="both"/>
       </w:pPr>
       <w:r>
+        <w:rPr>
+          <w:rFonts w:ascii="Times New Roman" w:hAnsi="Times New Roman"/>
+          <w:sz w:val="24"/>
+        </w:rPr>
         <w:t>Ізбав мене від гонителів моїх, бо вони скріпилися більше мене.</w:t>
       </w:r>
     </w:p>
@@ -4536,12 +5570,18 @@
       </w:pPr>
       <w:r>
         <w:rPr>
-          <w:i/>
-          <w:color w:val="FF0000"/>
+          <w:rFonts w:ascii="Times New Roman" w:hAnsi="Times New Roman"/>
+          <w:i/>
+          <w:color w:val="FF0000"/>
+          <w:sz w:val="24"/>
         </w:rPr>
         <w:t xml:space="preserve">Стих: </w:t>
       </w:r>
       <w:r>
+        <w:rPr>
+          <w:rFonts w:ascii="Times New Roman" w:hAnsi="Times New Roman"/>
+          <w:sz w:val="24"/>
+        </w:rPr>
         <w:t>Виведи із темниці душу мою, щоб сповідуватися імені Твоєму.</w:t>
       </w:r>
     </w:p>
@@ -4552,13 +5592,19 @@
       </w:pPr>
       <w:r>
         <w:rPr>
+          <w:rFonts w:ascii="Times New Roman" w:hAnsi="Times New Roman"/>
           <w:i/>
           <w:iCs/>
           <w:color w:val="FF0000"/>
+          <w:sz w:val="24"/>
         </w:rPr>
         <w:t>(г. 1):</w:t>
       </w:r>
       <w:r>
+        <w:rPr>
+          <w:rFonts w:ascii="Times New Roman" w:hAnsi="Times New Roman"/>
+          <w:sz w:val="24"/>
+        </w:rPr>
         <w:t xml:space="preserve"> Злегковаживши, душе моя, божественними повчаннями,* ти потрапила у вороже сильце і самовільно віддалась тлінності.* А обвантажившись багатьма гріхами,* ти осквернила Богом виткану одежу і вчинила її непридатною для царського весілля.* Якщо ти прийдеш з гріхом і засядеш до столу зодягнена в одежу пристрастей,* то складеш звіт за те, що ти такою увійшла* і будеш прогнана з весільної світлиці.* Тому до Спаса заклич:* Справедливий Судде!* Прийми мене таким, яким я є!* Будучи тим, ким ти є, і перед розп’яттям не покинув ти мене,* але задля мене зодягнувся у хламиду ганьби,* щоб моє лахміття роздерти* та щоб визволити мене від зовнішньої темряви* і вічного плачу, - помилуй мене! </w:t>
       </w:r>
     </w:p>
@@ -4570,12 +5616,18 @@
       </w:pPr>
       <w:r>
         <w:rPr>
-          <w:i/>
-          <w:color w:val="FF0000"/>
+          <w:rFonts w:ascii="Times New Roman" w:hAnsi="Times New Roman"/>
+          <w:i/>
+          <w:color w:val="FF0000"/>
+          <w:sz w:val="24"/>
         </w:rPr>
         <w:t xml:space="preserve">Стих: </w:t>
       </w:r>
       <w:r>
+        <w:rPr>
+          <w:rFonts w:ascii="Times New Roman" w:hAnsi="Times New Roman"/>
+          <w:sz w:val="24"/>
+        </w:rPr>
         <w:t>Мене ждуть праведники, доки нагородиш мене.</w:t>
       </w:r>
     </w:p>
@@ -4586,6 +5638,10 @@
         <w:jc w:val="both"/>
       </w:pPr>
       <w:r>
+        <w:rPr>
+          <w:rFonts w:ascii="Times New Roman" w:hAnsi="Times New Roman"/>
+          <w:sz w:val="24"/>
+        </w:rPr>
         <w:t xml:space="preserve">Злегковаживши, душе моя, божественними повчаннями,* ти потрапила у вороже сильце і самовільно віддалась тлінності.* А обвантажившись багатьма гріхами,* ти осквернила Богом виткану одежу і вчинила її непридатною для царського весілля.* Якщо ти прийдеш з гріхом і засядеш до столу зодягнена в одежу пристрастей,* то складеш звіт за те, що ти такою увійшла* і будеш прогнана з весільної світлиці.* Тому до Спаса заклич:* Справедливий Судде!* Прийми мене таким, яким я є!* Будучи тим, ким ти є, і перед розп’яттям не покинув ти мене,* але задля мене зодягнувся у хламиду ганьби,* щоб моє лахміття роздерти* та щоб визволити мене від зовнішньої темряви* і вічного плачу, - помилуй мене! </w:t>
       </w:r>
     </w:p>
@@ -4601,9 +5657,11 @@
       </w:pPr>
       <w:r>
         <w:rPr>
-          <w:b/>
-          <w:i/>
-          <w:color w:val="FF0000"/>
+          <w:rFonts w:ascii="Times New Roman" w:hAnsi="Times New Roman"/>
+          <w:b/>
+          <w:i/>
+          <w:color w:val="FF0000"/>
+          <w:sz w:val="24"/>
         </w:rPr>
         <w:t>Псалом 129</w:t>
       </w:r>
@@ -4616,12 +5674,18 @@
       </w:pPr>
       <w:r>
         <w:rPr>
-          <w:i/>
-          <w:color w:val="FF0000"/>
+          <w:rFonts w:ascii="Times New Roman" w:hAnsi="Times New Roman"/>
+          <w:i/>
+          <w:color w:val="FF0000"/>
+          <w:sz w:val="24"/>
         </w:rPr>
         <w:t xml:space="preserve">Стих: </w:t>
       </w:r>
       <w:r>
+        <w:rPr>
+          <w:rFonts w:ascii="Times New Roman" w:hAnsi="Times New Roman"/>
+          <w:sz w:val="24"/>
+        </w:rPr>
         <w:t>Із глибини візвав я до Тебе, Господи; Господи, почуй голос мій.</w:t>
       </w:r>
     </w:p>
@@ -4630,6 +5694,10 @@
         <w:jc w:val="both"/>
       </w:pPr>
       <w:r>
+        <w:rPr>
+          <w:rFonts w:ascii="Times New Roman" w:hAnsi="Times New Roman"/>
+          <w:sz w:val="24"/>
+        </w:rPr>
         <w:t>Молитвами всіх святих і Богородиці,* дай нам, Господи, твій мир* і помилуй нас, як єдино щедрий.</w:t>
       </w:r>
     </w:p>
@@ -4641,12 +5709,18 @@
       </w:pPr>
       <w:r>
         <w:rPr>
-          <w:i/>
-          <w:color w:val="FF0000"/>
+          <w:rFonts w:ascii="Times New Roman" w:hAnsi="Times New Roman"/>
+          <w:i/>
+          <w:color w:val="FF0000"/>
+          <w:sz w:val="24"/>
         </w:rPr>
         <w:t xml:space="preserve">Стих: </w:t>
       </w:r>
       <w:r>
+        <w:rPr>
+          <w:rFonts w:ascii="Times New Roman" w:hAnsi="Times New Roman"/>
+          <w:sz w:val="24"/>
+        </w:rPr>
         <w:t>Нехай будуть вуха твої уважливі до голосу моління мого.</w:t>
       </w:r>
     </w:p>
@@ -4661,40 +5735,56 @@
       </w:pPr>
       <w:r>
         <w:rPr>
+          <w:rFonts w:ascii="Times New Roman" w:hAnsi="Times New Roman"/>
           <w:i/>
           <w:iCs/>
           <w:color w:val="FF0000"/>
+          <w:sz w:val="24"/>
         </w:rPr>
         <w:t>(г. 4</w:t>
       </w:r>
       <w:r>
         <w:rPr>
+          <w:rFonts w:ascii="Times New Roman" w:hAnsi="Times New Roman"/>
           <w:i/>
           <w:iCs/>
           <w:color w:val="FF0000"/>
+          <w:sz w:val="24"/>
         </w:rPr>
         <w:t xml:space="preserve">, </w:t>
       </w:r>
       <w:r>
         <w:rPr>
+          <w:rFonts w:ascii="Times New Roman" w:hAnsi="Times New Roman"/>
           <w:i/>
           <w:iCs/>
           <w:color w:val="FF0000"/>
+          <w:sz w:val="24"/>
         </w:rPr>
         <w:t>подібний: Покликаний був ти</w:t>
       </w:r>
       <w:r>
         <w:rPr>
+          <w:rFonts w:ascii="Times New Roman" w:hAnsi="Times New Roman"/>
           <w:i/>
           <w:iCs/>
           <w:color w:val="FF0000"/>
+          <w:sz w:val="24"/>
         </w:rPr>
         <w:t>):</w:t>
       </w:r>
       <w:r>
-        <w:t xml:space="preserve"> </w:t>
-      </w:r>
-      <w:r>
+        <w:rPr>
+          <w:rFonts w:ascii="Times New Roman" w:hAnsi="Times New Roman"/>
+          <w:sz w:val="24"/>
+        </w:rPr>
+        <w:t xml:space="preserve"> </w:t>
+      </w:r>
+      <w:r>
+        <w:rPr>
+          <w:rFonts w:ascii="Times New Roman" w:hAnsi="Times New Roman"/>
+          <w:sz w:val="24"/>
+        </w:rPr>
         <w:t>Двох святих апостолів, які знали, що Ти, Христе, один із Тройці,* послав Ти привести ослятко – жереб’я під’яремної, як було написано:* смирившись, сядеш на нього, Милосердний,* що на висотах з волі своєї приготовляєш місце тим, які Тебе почитають.* А тих, що в своєму безумстві піддались безсловесним пристрастям,* вчиниш, Слове, щоб словами* кликали до Тебе: Осанна!</w:t>
       </w:r>
     </w:p>
@@ -4712,15 +5802,25 @@
       </w:pPr>
       <w:r>
         <w:rPr>
-          <w:i/>
-          <w:color w:val="FF0000"/>
+          <w:rFonts w:ascii="Times New Roman" w:hAnsi="Times New Roman"/>
+          <w:i/>
+          <w:color w:val="FF0000"/>
+          <w:sz w:val="24"/>
         </w:rPr>
         <w:t xml:space="preserve">Стих: </w:t>
       </w:r>
       <w:r>
+        <w:rPr>
+          <w:rFonts w:ascii="Times New Roman" w:hAnsi="Times New Roman"/>
+          <w:sz w:val="24"/>
+        </w:rPr>
         <w:t xml:space="preserve">Якщо на беззаконня зважатимеш, Господи, Господи, хто встоїться, бо у Тебе очищення </w:t>
       </w:r>
       <w:r>
+        <w:rPr>
+          <w:rFonts w:ascii="Times New Roman" w:hAnsi="Times New Roman"/>
+          <w:sz w:val="24"/>
+        </w:rPr>
         <w:lastRenderedPageBreak/>
         <w:t>є.</w:t>
       </w:r>
@@ -4735,6 +5835,10 @@
         </w:rPr>
       </w:pPr>
       <w:r>
+        <w:rPr>
+          <w:rFonts w:ascii="Times New Roman" w:hAnsi="Times New Roman"/>
+          <w:sz w:val="24"/>
+        </w:rPr>
         <w:t>Прийми Царя, Сіоне!* Ось зі своєї волі вже йде до тебе Найсмиренніший,* що воскресив Лазаря і зруйнував понуре царство смерти.* Хай множество святих монахів разом із мирянами* збираються зустріти з пальмовими вітками Христа і кличуть:* Благословен, хто гряде спасти страстями хресними людський рід* і подає усім безпристрасність із милосердя!</w:t>
       </w:r>
     </w:p>
@@ -4746,12 +5850,18 @@
       </w:pPr>
       <w:r>
         <w:rPr>
-          <w:i/>
-          <w:color w:val="FF0000"/>
+          <w:rFonts w:ascii="Times New Roman" w:hAnsi="Times New Roman"/>
+          <w:i/>
+          <w:color w:val="FF0000"/>
+          <w:sz w:val="24"/>
         </w:rPr>
         <w:t xml:space="preserve">Стих: </w:t>
       </w:r>
       <w:r>
+        <w:rPr>
+          <w:rFonts w:ascii="Times New Roman" w:hAnsi="Times New Roman"/>
+          <w:sz w:val="24"/>
+        </w:rPr>
         <w:t>Імени твого ради чекав я на Тебе, Господи, чекала душа моя на слово Твоє; уповала душа моя на Господа.</w:t>
       </w:r>
     </w:p>
@@ -4770,16 +5880,26 @@
       </w:pPr>
       <w:r>
         <w:rPr>
+          <w:rFonts w:ascii="Times New Roman" w:hAnsi="Times New Roman"/>
           <w:i/>
           <w:iCs/>
           <w:color w:val="FF0000"/>
+          <w:sz w:val="24"/>
         </w:rPr>
         <w:t>(г. 8):</w:t>
       </w:r>
       <w:r>
-        <w:t xml:space="preserve"> </w:t>
-      </w:r>
-      <w:r>
+        <w:rPr>
+          <w:rFonts w:ascii="Times New Roman" w:hAnsi="Times New Roman"/>
+          <w:sz w:val="24"/>
+        </w:rPr>
+        <w:t xml:space="preserve"> </w:t>
+      </w:r>
+      <w:r>
+        <w:rPr>
+          <w:rFonts w:ascii="Times New Roman" w:hAnsi="Times New Roman"/>
+          <w:sz w:val="24"/>
+        </w:rPr>
         <w:t>Христе, кого на висотах носять страшні серафими,* як Бог і Творець усіх,* сам ідеш, щоб на землі, як людина, сісти на осля.* Витанія веселиться, приймаючи Тебе, Спасе.* Єрусалим радіє, як той, хто очікує, щоб Тебе прийняти.* Смерть була умертвлена,* коли передчула, що Лазар повернеться з мертвих.* А ми, з вітками в руках, звершуючи радісно цю зустріч,* оспівуємо могутність доброти Твоєї, Господи.</w:t>
       </w:r>
     </w:p>
@@ -4795,12 +5915,18 @@
       </w:pPr>
       <w:r>
         <w:rPr>
-          <w:i/>
-          <w:color w:val="FF0000"/>
+          <w:rFonts w:ascii="Times New Roman" w:hAnsi="Times New Roman"/>
+          <w:i/>
+          <w:color w:val="FF0000"/>
+          <w:sz w:val="24"/>
         </w:rPr>
         <w:t xml:space="preserve">Стих: </w:t>
       </w:r>
       <w:r>
+        <w:rPr>
+          <w:rFonts w:ascii="Times New Roman" w:hAnsi="Times New Roman"/>
+          <w:sz w:val="24"/>
+        </w:rPr>
         <w:t>Від ранньої сторожі до ночі, від ранньої сторожі нехай уповає Ізраїль на Господа.</w:t>
       </w:r>
     </w:p>
@@ -4815,23 +5941,29 @@
       </w:pPr>
       <w:r>
         <w:rPr>
+          <w:rFonts w:ascii="Times New Roman" w:hAnsi="Times New Roman"/>
           <w:i/>
           <w:iCs/>
           <w:color w:val="FF0000"/>
+          <w:sz w:val="24"/>
           <w:highlight w:val="yellow"/>
         </w:rPr>
         <w:t>(г. 4, подібний: Покликаний був ти):</w:t>
       </w:r>
       <w:r>
         <w:rPr>
-          <w:color w:val="FF0000"/>
+          <w:rFonts w:ascii="Times New Roman" w:hAnsi="Times New Roman"/>
+          <w:color w:val="FF0000"/>
+          <w:sz w:val="24"/>
           <w:highlight w:val="yellow"/>
         </w:rPr>
         <w:t xml:space="preserve"> </w:t>
       </w:r>
       <w:r>
         <w:rPr>
+          <w:rFonts w:ascii="Times New Roman" w:hAnsi="Times New Roman"/>
           <w:color w:val="000000"/>
+          <w:sz w:val="24"/>
           <w:highlight w:val="yellow"/>
         </w:rPr>
         <w:t>Священства шатою прикрашений,* Василію великоіменитий,* служив єси, як ангел, Жертву приносячи Богові,* що задля нас у дійсному тілі явився.* З цієї причини як овеча досконале був ти заколений* і чистою жертвою став, і приніс себе нині у вишній жертовник.* Тим-то радісними голосами* тебе ублажаємо і взиваємо до тебе:* «Благай безнастанно,* щоб спаслися душі наші!»</w:t>
@@ -4845,12 +5977,18 @@
       </w:pPr>
       <w:r>
         <w:rPr>
-          <w:i/>
-          <w:color w:val="FF0000"/>
+          <w:rFonts w:ascii="Times New Roman" w:hAnsi="Times New Roman"/>
+          <w:i/>
+          <w:color w:val="FF0000"/>
+          <w:sz w:val="24"/>
         </w:rPr>
         <w:t xml:space="preserve">Стих: </w:t>
       </w:r>
       <w:r>
+        <w:rPr>
+          <w:rFonts w:ascii="Times New Roman" w:hAnsi="Times New Roman"/>
+          <w:sz w:val="24"/>
+        </w:rPr>
         <w:t>Бо в Господа милість і багате в нього ізбавління. Він ізбавить Ізраїля від усіх беззаконь його.</w:t>
       </w:r>
     </w:p>
@@ -4865,7 +6003,9 @@
       </w:pPr>
       <w:r>
         <w:rPr>
+          <w:rFonts w:ascii="Times New Roman" w:hAnsi="Times New Roman"/>
           <w:color w:val="000000"/>
+          <w:sz w:val="24"/>
           <w:highlight w:val="yellow"/>
         </w:rPr>
         <w:t>Священства шатою прикрашений,* Василію великоіменитий,* служив єси, як ангел, Жертву приносячи Богові,* що задля нас у дійсному тілі явився.* З цієї причини як овеча досконале був ти заколений* і чистою жертвою став, і приніс себе нині у вишній жертовник.* Тим-то радісними голосами* тебе ублажаємо і взиваємо до тебе:* «Благай безнастанно,* щоб спаслися душі наші!»</w:t>
@@ -4883,9 +6023,11 @@
       </w:pPr>
       <w:r>
         <w:rPr>
-          <w:b/>
-          <w:i/>
-          <w:color w:val="FF0000"/>
+          <w:rFonts w:ascii="Times New Roman" w:hAnsi="Times New Roman"/>
+          <w:b/>
+          <w:i/>
+          <w:color w:val="FF0000"/>
+          <w:sz w:val="24"/>
         </w:rPr>
         <w:t>Псалом 116</w:t>
       </w:r>
@@ -4898,12 +6040,18 @@
       </w:pPr>
       <w:r>
         <w:rPr>
-          <w:i/>
-          <w:color w:val="FF0000"/>
+          <w:rFonts w:ascii="Times New Roman" w:hAnsi="Times New Roman"/>
+          <w:i/>
+          <w:color w:val="FF0000"/>
+          <w:sz w:val="24"/>
         </w:rPr>
         <w:t xml:space="preserve">Стих: </w:t>
       </w:r>
       <w:r>
+        <w:rPr>
+          <w:rFonts w:ascii="Times New Roman" w:hAnsi="Times New Roman"/>
+          <w:sz w:val="24"/>
+        </w:rPr>
         <w:t>Хваліть Господа, всі народи, хваліть його, всі люди.</w:t>
       </w:r>
     </w:p>
@@ -4918,7 +6066,9 @@
       </w:pPr>
       <w:r>
         <w:rPr>
+          <w:rFonts w:ascii="Times New Roman" w:hAnsi="Times New Roman"/>
           <w:color w:val="000000"/>
+          <w:sz w:val="24"/>
           <w:highlight w:val="yellow"/>
         </w:rPr>
         <w:t>Коли здирали з тебе шкіру за вироком неправедним,* страждання перетерпів єси,* виглядаючи уділ, де кінчаються страждання, славний,* і де почесті страждальцям уготовані,* а вогнем вигострюваний, мов залізо,* небокованим став єси, всеблаженний, мечем, посікши всі ворожі полки.* Тим-то вшановує тебе сьогодні* всяк радісний язик благочестивих* і просить тебе* вблагати Бога за стадо твоє.</w:t>
@@ -4932,12 +6082,18 @@
       </w:pPr>
       <w:r>
         <w:rPr>
-          <w:i/>
-          <w:color w:val="FF0000"/>
+          <w:rFonts w:ascii="Times New Roman" w:hAnsi="Times New Roman"/>
+          <w:i/>
+          <w:color w:val="FF0000"/>
+          <w:sz w:val="24"/>
         </w:rPr>
         <w:t xml:space="preserve">Стих: </w:t>
       </w:r>
       <w:r>
+        <w:rPr>
+          <w:rFonts w:ascii="Times New Roman" w:hAnsi="Times New Roman"/>
+          <w:sz w:val="24"/>
+        </w:rPr>
         <w:t>Бо утвердилася милість його на нас і істина Господня перебуває на віки.</w:t>
       </w:r>
     </w:p>
@@ -4949,7 +6105,9 @@
       </w:pPr>
       <w:r>
         <w:rPr>
+          <w:rFonts w:ascii="Times New Roman" w:hAnsi="Times New Roman"/>
           <w:color w:val="000000"/>
+          <w:sz w:val="24"/>
           <w:highlight w:val="yellow"/>
         </w:rPr>
         <w:t>Оздоблений ранами божественними,* із міста до міста, закутий, переходив ти,* сковуючи мучителя* і шлях кроків твоїх спрямовуючи,* і так у Кесарійський град прибувши,* у ньому кінець блаженний прийняв єси,* і в Град Небесний вінценосцем зійшов єси,* і Богові Цареві нині предстоїш,* Якого благай* спасти і просвітити душі наші.</w:t>
@@ -4963,29 +6121,37 @@
       </w:pPr>
       <w:r>
         <w:rPr>
+          <w:rFonts w:ascii="Times New Roman" w:hAnsi="Times New Roman"/>
           <w:b/>
           <w:bCs/>
           <w:color w:val="000000"/>
+          <w:sz w:val="24"/>
         </w:rPr>
         <w:t xml:space="preserve">Слава і нині </w:t>
       </w:r>
       <w:r>
         <w:rPr>
+          <w:rFonts w:ascii="Times New Roman" w:hAnsi="Times New Roman"/>
           <w:i/>
           <w:iCs/>
           <w:color w:val="FF0000"/>
+          <w:sz w:val="24"/>
         </w:rPr>
         <w:t>(хрестобогородичний):</w:t>
       </w:r>
       <w:r>
         <w:rPr>
+          <w:rFonts w:ascii="Times New Roman" w:hAnsi="Times New Roman"/>
           <w:color w:val="000000"/>
-        </w:rPr>
-        <w:t xml:space="preserve"> </w:t>
-      </w:r>
-      <w:r>
-        <w:rPr>
+          <w:sz w:val="24"/>
+        </w:rPr>
+        <w:t xml:space="preserve"> </w:t>
+      </w:r>
+      <w:r>
+        <w:rPr>
+          <w:rFonts w:ascii="Times New Roman" w:hAnsi="Times New Roman"/>
           <w:color w:val="000000"/>
+          <w:sz w:val="24"/>
           <w:highlight w:val="yellow"/>
         </w:rPr>
         <w:t>Сонце і місяць побачили тебе, Людинолюбче,* повішене на дереві сонце правди, Христе мій,* та й скрили проміння;* основи землі сколихнулися зо страху перед твоєю силою,* а твоя мати, боліючи серцем, закликала до тебе:* Ісусе предобрий, слава твоєму добросердю!</w:t>
@@ -5029,9 +6195,11 @@
       </w:pPr>
       <w:r>
         <w:rPr>
-          <w:b/>
-          <w:i/>
-          <w:color w:val="FF0000"/>
+          <w:rFonts w:ascii="Times New Roman" w:hAnsi="Times New Roman"/>
+          <w:b/>
+          <w:i/>
+          <w:color w:val="FF0000"/>
+          <w:sz w:val="24"/>
         </w:rPr>
         <w:t>Молитва входу</w:t>
       </w:r>
@@ -5044,19 +6212,27 @@
       </w:pPr>
       <w:r>
         <w:rPr>
-          <w:i/>
-          <w:color w:val="FF0000"/>
+          <w:rFonts w:ascii="Times New Roman" w:hAnsi="Times New Roman"/>
+          <w:i/>
+          <w:color w:val="FF0000"/>
+          <w:sz w:val="24"/>
         </w:rPr>
         <w:lastRenderedPageBreak/>
         <w:t>Диякон:</w:t>
       </w:r>
       <w:r>
         <w:rPr>
-          <w:color w:val="FF0000"/>
-        </w:rPr>
-        <w:t xml:space="preserve"> </w:t>
-      </w:r>
-      <w:r>
+          <w:rFonts w:ascii="Times New Roman" w:hAnsi="Times New Roman"/>
+          <w:color w:val="FF0000"/>
+          <w:sz w:val="24"/>
+        </w:rPr>
+        <w:t xml:space="preserve"> </w:t>
+      </w:r>
+      <w:r>
+        <w:rPr>
+          <w:rFonts w:ascii="Times New Roman" w:hAnsi="Times New Roman"/>
+          <w:sz w:val="24"/>
+        </w:rPr>
         <w:t>Господеві помолімся.</w:t>
       </w:r>
     </w:p>
@@ -5068,12 +6244,18 @@
       </w:pPr>
       <w:r>
         <w:rPr>
-          <w:i/>
-          <w:color w:val="FF0000"/>
-        </w:rPr>
-        <w:t>Священик:</w:t>
-      </w:r>
-      <w:r>
+          <w:rFonts w:ascii="Times New Roman" w:hAnsi="Times New Roman"/>
+          <w:i/>
+          <w:color w:val="FF0000"/>
+          <w:sz w:val="24"/>
+        </w:rPr>
+        <w:t>Священник:</w:t>
+      </w:r>
+      <w:r>
+        <w:rPr>
+          <w:rFonts w:ascii="Times New Roman" w:hAnsi="Times New Roman"/>
+          <w:sz w:val="24"/>
+        </w:rPr>
         <w:t xml:space="preserve"> Увечері, і вранці, і опівдні благословимо, благодаримо і молимось до Тебе, Владико всіх, Людинолюбче Господи. Направ молитву нашу, як кадило, перед тобою, не дай нахилити сердець наших до слів або помислів лукавих, але ізбав нас від усього, що ловить душі наші, бо до Тебе, Господи, Господи, очі наші, і на Тебе ми уповали, не посором нас, Боже наш.</w:t>
       </w:r>
     </w:p>
@@ -5084,6 +6266,10 @@
         <w:jc w:val="both"/>
       </w:pPr>
       <w:r>
+        <w:rPr>
+          <w:rFonts w:ascii="Times New Roman" w:hAnsi="Times New Roman"/>
+          <w:sz w:val="24"/>
+        </w:rPr>
         <w:t>Бо Тобі належить усяка слава, честь, і поклонення, Отцю, і Сину, і Святому Духові, нині і повсякчас, і на віки віків. Амінь.</w:t>
       </w:r>
     </w:p>
@@ -5094,18 +6280,26 @@
       </w:pPr>
       <w:r>
         <w:rPr>
-          <w:i/>
-          <w:color w:val="FF0000"/>
+          <w:rFonts w:ascii="Times New Roman" w:hAnsi="Times New Roman"/>
+          <w:i/>
+          <w:color w:val="FF0000"/>
+          <w:sz w:val="24"/>
         </w:rPr>
         <w:t>Диякон:</w:t>
       </w:r>
       <w:r>
         <w:rPr>
-          <w:color w:val="FF0000"/>
-        </w:rPr>
-        <w:t xml:space="preserve"> </w:t>
-      </w:r>
-      <w:r>
+          <w:rFonts w:ascii="Times New Roman" w:hAnsi="Times New Roman"/>
+          <w:color w:val="FF0000"/>
+          <w:sz w:val="24"/>
+        </w:rPr>
+        <w:t xml:space="preserve"> </w:t>
+      </w:r>
+      <w:r>
+        <w:rPr>
+          <w:rFonts w:ascii="Times New Roman" w:hAnsi="Times New Roman"/>
+          <w:sz w:val="24"/>
+        </w:rPr>
         <w:t>Премудрість, прості.</w:t>
       </w:r>
     </w:p>
@@ -5121,9 +6315,11 @@
       </w:pPr>
       <w:r>
         <w:rPr>
-          <w:b/>
-          <w:i/>
-          <w:color w:val="FF0000"/>
+          <w:rFonts w:ascii="Times New Roman" w:hAnsi="Times New Roman"/>
+          <w:b/>
+          <w:i/>
+          <w:color w:val="FF0000"/>
+          <w:sz w:val="24"/>
         </w:rPr>
         <w:t>«Світло тихе»</w:t>
       </w:r>
@@ -5136,21 +6332,27 @@
       </w:pPr>
       <w:r>
         <w:rPr>
+          <w:rFonts w:ascii="Times New Roman" w:hAnsi="Times New Roman"/>
           <w:bCs/>
           <w:i/>
           <w:color w:val="FF0000"/>
+          <w:sz w:val="24"/>
         </w:rPr>
         <w:t>Вірні:</w:t>
       </w:r>
       <w:r>
         <w:rPr>
+          <w:rFonts w:ascii="Times New Roman" w:hAnsi="Times New Roman"/>
           <w:bCs/>
-        </w:rPr>
-        <w:t xml:space="preserve"> </w:t>
-      </w:r>
-      <w:r>
-        <w:rPr>
-          <w:b/>
+          <w:sz w:val="24"/>
+        </w:rPr>
+        <w:t xml:space="preserve"> </w:t>
+      </w:r>
+      <w:r>
+        <w:rPr>
+          <w:rFonts w:ascii="Times New Roman" w:hAnsi="Times New Roman"/>
+          <w:b/>
+          <w:sz w:val="24"/>
         </w:rPr>
         <w:t>Світло тихе святої слави безсмертного Отця небесного, святого, блаженного, Ісусе Христе, прийшовши на захід сонця, побачивши світло вечірнє, оспівуємо Отця, і Сина, і Святого Духа – Бога. Достоїн єси у всі часи оспівуваним бути голосами преподобними, Сину Божий, що даєш життя всьому світу, ради чого ввесь світ славить Тебе.</w:t>
       </w:r>
@@ -5162,18 +6364,26 @@
       </w:pPr>
       <w:r>
         <w:rPr>
-          <w:i/>
-          <w:color w:val="FF0000"/>
+          <w:rFonts w:ascii="Times New Roman" w:hAnsi="Times New Roman"/>
+          <w:i/>
+          <w:color w:val="FF0000"/>
+          <w:sz w:val="24"/>
         </w:rPr>
         <w:t>Диякон:</w:t>
       </w:r>
       <w:r>
         <w:rPr>
-          <w:color w:val="FF0000"/>
-        </w:rPr>
-        <w:t xml:space="preserve"> </w:t>
-      </w:r>
-      <w:r>
+          <w:rFonts w:ascii="Times New Roman" w:hAnsi="Times New Roman"/>
+          <w:color w:val="FF0000"/>
+          <w:sz w:val="24"/>
+        </w:rPr>
+        <w:t xml:space="preserve"> </w:t>
+      </w:r>
+      <w:r>
+        <w:rPr>
+          <w:rFonts w:ascii="Times New Roman" w:hAnsi="Times New Roman"/>
+          <w:sz w:val="24"/>
+        </w:rPr>
         <w:t xml:space="preserve">Будьмо уважні. </w:t>
       </w:r>
     </w:p>
@@ -5184,12 +6394,18 @@
       </w:pPr>
       <w:r>
         <w:rPr>
-          <w:i/>
-          <w:color w:val="FF0000"/>
-        </w:rPr>
-        <w:t>Священик:</w:t>
-      </w:r>
-      <w:r>
+          <w:rFonts w:ascii="Times New Roman" w:hAnsi="Times New Roman"/>
+          <w:i/>
+          <w:color w:val="FF0000"/>
+          <w:sz w:val="24"/>
+        </w:rPr>
+        <w:t>Священник:</w:t>
+      </w:r>
+      <w:r>
+        <w:rPr>
+          <w:rFonts w:ascii="Times New Roman" w:hAnsi="Times New Roman"/>
+          <w:sz w:val="24"/>
+        </w:rPr>
         <w:t xml:space="preserve"> Мир всім.</w:t>
       </w:r>
     </w:p>
@@ -5201,18 +6417,26 @@
       </w:pPr>
       <w:r>
         <w:rPr>
-          <w:i/>
-          <w:color w:val="FF0000"/>
+          <w:rFonts w:ascii="Times New Roman" w:hAnsi="Times New Roman"/>
+          <w:i/>
+          <w:color w:val="FF0000"/>
+          <w:sz w:val="24"/>
         </w:rPr>
         <w:t>Диякон:</w:t>
       </w:r>
       <w:r>
         <w:rPr>
-          <w:color w:val="FF0000"/>
-        </w:rPr>
-        <w:t xml:space="preserve"> </w:t>
-      </w:r>
-      <w:r>
+          <w:rFonts w:ascii="Times New Roman" w:hAnsi="Times New Roman"/>
+          <w:color w:val="FF0000"/>
+          <w:sz w:val="24"/>
+        </w:rPr>
+        <w:t xml:space="preserve"> </w:t>
+      </w:r>
+      <w:r>
+        <w:rPr>
+          <w:rFonts w:ascii="Times New Roman" w:hAnsi="Times New Roman"/>
+          <w:sz w:val="24"/>
+        </w:rPr>
         <w:t xml:space="preserve">Премудрість. Будьмо уважні. </w:t>
       </w:r>
     </w:p>
@@ -5228,48 +6452,64 @@
       </w:pPr>
       <w:r>
         <w:rPr>
+          <w:rFonts w:ascii="Times New Roman" w:hAnsi="Times New Roman"/>
           <w:i/>
           <w:iCs/>
           <w:color w:val="FF0000"/>
+          <w:sz w:val="24"/>
         </w:rPr>
         <w:t>Прокімен, глас 6:</w:t>
       </w:r>
       <w:r>
         <w:rPr>
+          <w:rFonts w:ascii="Times New Roman" w:hAnsi="Times New Roman"/>
           <w:i/>
           <w:iCs/>
           <w:color w:val="000000"/>
-        </w:rPr>
-        <w:t xml:space="preserve"> </w:t>
-      </w:r>
-      <w:r>
+          <w:sz w:val="24"/>
+        </w:rPr>
+        <w:t xml:space="preserve"> </w:t>
+      </w:r>
+      <w:r>
+        <w:rPr>
+          <w:rFonts w:ascii="Times New Roman" w:hAnsi="Times New Roman"/>
+          <w:sz w:val="24"/>
+        </w:rPr>
         <w:t>До Господа взивав* коли скорблю* і він почув мене</w:t>
       </w:r>
       <w:r>
         <w:rPr>
+          <w:rFonts w:ascii="Times New Roman" w:hAnsi="Times New Roman"/>
           <w:color w:val="000000"/>
+          <w:sz w:val="24"/>
         </w:rPr>
         <w:t xml:space="preserve">. </w:t>
       </w:r>
       <w:r>
         <w:rPr>
-          <w:i/>
-          <w:color w:val="FF0000"/>
+          <w:rFonts w:ascii="Times New Roman" w:hAnsi="Times New Roman"/>
+          <w:i/>
+          <w:color w:val="FF0000"/>
+          <w:sz w:val="24"/>
         </w:rPr>
         <w:t>(119</w:t>
       </w:r>
       <w:r>
         <w:rPr>
-          <w:i/>
-          <w:color w:val="FF0000"/>
+          <w:rFonts w:ascii="Times New Roman" w:hAnsi="Times New Roman"/>
+          <w:i/>
+          <w:color w:val="FF0000"/>
+          <w:sz w:val="24"/>
           <w:lang w:val="uk-UA"/>
         </w:rPr>
         <w:t>,</w:t>
       </w:r>
       <w:r>
         <w:rPr>
-          <w:i/>
-          <w:color w:val="FF0000"/>
+          <w:rFonts w:ascii="Times New Roman" w:hAnsi="Times New Roman"/>
+          <w:i/>
+          <w:color w:val="FF0000"/>
+          <w:sz w:val="24"/>
         </w:rPr>
         <w:t>1)</w:t>
       </w:r>
@@ -5289,48 +6529,64 @@
       </w:pPr>
       <w:r>
         <w:rPr>
+          <w:rFonts w:ascii="Times New Roman" w:hAnsi="Times New Roman"/>
           <w:i/>
           <w:iCs/>
           <w:color w:val="FF0000"/>
+          <w:sz w:val="24"/>
         </w:rPr>
         <w:t>Стих:</w:t>
       </w:r>
       <w:r>
         <w:rPr>
+          <w:rFonts w:ascii="Times New Roman" w:hAnsi="Times New Roman"/>
           <w:i/>
           <w:iCs/>
           <w:color w:val="000000"/>
-        </w:rPr>
-        <w:t xml:space="preserve"> </w:t>
-      </w:r>
-      <w:r>
+          <w:sz w:val="24"/>
+        </w:rPr>
+        <w:t xml:space="preserve"> </w:t>
+      </w:r>
+      <w:r>
+        <w:rPr>
+          <w:rFonts w:ascii="Times New Roman" w:hAnsi="Times New Roman"/>
+          <w:sz w:val="24"/>
+        </w:rPr>
         <w:t>Господи, ізбав душу мою від уст неправедних і від язика улесного</w:t>
       </w:r>
       <w:r>
         <w:rPr>
+          <w:rFonts w:ascii="Times New Roman" w:hAnsi="Times New Roman"/>
           <w:color w:val="000000"/>
+          <w:sz w:val="24"/>
         </w:rPr>
         <w:t xml:space="preserve">. </w:t>
       </w:r>
       <w:r>
         <w:rPr>
-          <w:i/>
-          <w:color w:val="FF0000"/>
+          <w:rFonts w:ascii="Times New Roman" w:hAnsi="Times New Roman"/>
+          <w:i/>
+          <w:color w:val="FF0000"/>
+          <w:sz w:val="24"/>
         </w:rPr>
         <w:t>(Пс. 119</w:t>
       </w:r>
       <w:r>
         <w:rPr>
-          <w:i/>
-          <w:color w:val="FF0000"/>
+          <w:rFonts w:ascii="Times New Roman" w:hAnsi="Times New Roman"/>
+          <w:i/>
+          <w:color w:val="FF0000"/>
+          <w:sz w:val="24"/>
           <w:lang w:val="uk-UA"/>
         </w:rPr>
         <w:t>,</w:t>
       </w:r>
       <w:r>
         <w:rPr>
-          <w:i/>
-          <w:color w:val="FF0000"/>
+          <w:rFonts w:ascii="Times New Roman" w:hAnsi="Times New Roman"/>
+          <w:i/>
+          <w:color w:val="FF0000"/>
+          <w:sz w:val="24"/>
         </w:rPr>
         <w:t>2)</w:t>
       </w:r>
@@ -5369,18 +6625,26 @@
       </w:pPr>
       <w:r>
         <w:rPr>
-          <w:i/>
-          <w:color w:val="FF0000"/>
+          <w:rFonts w:ascii="Times New Roman" w:hAnsi="Times New Roman"/>
+          <w:i/>
+          <w:color w:val="FF0000"/>
+          <w:sz w:val="24"/>
         </w:rPr>
         <w:t>Диякон:</w:t>
       </w:r>
       <w:r>
         <w:rPr>
-          <w:color w:val="FF0000"/>
-        </w:rPr>
-        <w:t xml:space="preserve"> </w:t>
-      </w:r>
-      <w:r>
+          <w:rFonts w:ascii="Times New Roman" w:hAnsi="Times New Roman"/>
+          <w:color w:val="FF0000"/>
+          <w:sz w:val="24"/>
+        </w:rPr>
+        <w:t xml:space="preserve"> </w:t>
+      </w:r>
+      <w:r>
+        <w:rPr>
+          <w:rFonts w:ascii="Times New Roman" w:hAnsi="Times New Roman"/>
+          <w:sz w:val="24"/>
+        </w:rPr>
         <w:t xml:space="preserve">Премудрість. </w:t>
       </w:r>
     </w:p>
@@ -5391,14 +6655,18 @@
       </w:pPr>
       <w:r>
         <w:rPr>
-          <w:i/>
-          <w:color w:val="FF0000"/>
+          <w:rFonts w:ascii="Times New Roman" w:hAnsi="Times New Roman"/>
+          <w:i/>
+          <w:color w:val="FF0000"/>
+          <w:sz w:val="24"/>
         </w:rPr>
         <w:t>Читець:</w:t>
       </w:r>
       <w:r>
         <w:rPr>
-          <w:b/>
+          <w:rFonts w:ascii="Times New Roman" w:hAnsi="Times New Roman"/>
+          <w:b/>
+          <w:sz w:val="24"/>
         </w:rPr>
         <w:t xml:space="preserve"> З книги Буття читання.</w:t>
       </w:r>
@@ -5410,18 +6678,26 @@
       </w:pPr>
       <w:r>
         <w:rPr>
-          <w:i/>
-          <w:color w:val="FF0000"/>
+          <w:rFonts w:ascii="Times New Roman" w:hAnsi="Times New Roman"/>
+          <w:i/>
+          <w:color w:val="FF0000"/>
+          <w:sz w:val="24"/>
         </w:rPr>
         <w:t>Диякон:</w:t>
       </w:r>
       <w:r>
         <w:rPr>
-          <w:color w:val="FF0000"/>
-        </w:rPr>
-        <w:t xml:space="preserve"> </w:t>
-      </w:r>
-      <w:r>
+          <w:rFonts w:ascii="Times New Roman" w:hAnsi="Times New Roman"/>
+          <w:color w:val="FF0000"/>
+          <w:sz w:val="24"/>
+        </w:rPr>
+        <w:t xml:space="preserve"> </w:t>
+      </w:r>
+      <w:r>
+        <w:rPr>
+          <w:rFonts w:ascii="Times New Roman" w:hAnsi="Times New Roman"/>
+          <w:sz w:val="24"/>
+        </w:rPr>
         <w:t>Будьмо уважні.</w:t>
       </w:r>
     </w:p>
@@ -5437,45 +6713,57 @@
       </w:pPr>
       <w:r>
         <w:rPr>
+          <w:rFonts w:ascii="Times New Roman" w:hAnsi="Times New Roman"/>
+          <w:sz w:val="24"/>
           <w:lang w:eastAsia="uk-UA"/>
         </w:rPr>
         <w:t>Вирушив Ізраї</w:t>
       </w:r>
       <w:r>
         <w:rPr>
+          <w:rFonts w:ascii="Times New Roman" w:hAnsi="Times New Roman"/>
+          <w:sz w:val="24"/>
           <w:lang w:eastAsia="uk-UA"/>
         </w:rPr>
         <w:t>ль зі всім, що було в нього, і</w:t>
       </w:r>
       <w:r>
         <w:rPr>
+          <w:rFonts w:ascii="Times New Roman" w:hAnsi="Times New Roman"/>
+          <w:sz w:val="24"/>
           <w:lang w:eastAsia="uk-UA"/>
         </w:rPr>
         <w:t xml:space="preserve"> прийшовши у Версавію, приніс жертви Богові свого батька Ісаака. А вночі Бог у видиві сказав до Ізраїля: «Якове, Якове!: Він же озвався: «Я тут!» І сказав: «Я – Бог, Бог батька твого. Не бійся зійти в Єгипет, бо там я виведу з тебе великий народ. Я сам перейду з тобою в Єгипет, я й виведу тебе напевне назад, а Йосиф рукою своєю закриє тобі очі». І вирушив Яків з Версавії, а сини Ізраїля повезли Якова, свого батька, і всіх дітей та жінок на возах, які послав був фараон, щоб його взяти. Забрали вони з собою і худобу і своє майно, що його були надбали в Ханаан-краю, і прибули в Єгипет – Яків, а з ним усі його домочадці. Синів своїх і синів своїх синів, дочок своїх і дочок своїх синів – усе своє потомство привів він із собою в Єгипет. </w:t>
       </w:r>
       <w:r>
         <w:rPr>
+          <w:rFonts w:ascii="Times New Roman" w:hAnsi="Times New Roman"/>
           <w:i/>
           <w:iCs/>
           <w:color w:val="FF0000"/>
+          <w:sz w:val="24"/>
           <w:lang w:eastAsia="uk-UA"/>
         </w:rPr>
         <w:t>(Бут</w:t>
       </w:r>
       <w:r>
         <w:rPr>
+          <w:rFonts w:ascii="Times New Roman" w:hAnsi="Times New Roman"/>
           <w:i/>
           <w:iCs/>
           <w:color w:val="FF0000"/>
+          <w:sz w:val="24"/>
           <w:lang w:val="uk-UA" w:eastAsia="uk-UA"/>
         </w:rPr>
         <w:t>.</w:t>
       </w:r>
       <w:r>
         <w:rPr>
+          <w:rFonts w:ascii="Times New Roman" w:hAnsi="Times New Roman"/>
           <w:i/>
           <w:iCs/>
           <w:color w:val="FF0000"/>
+          <w:sz w:val="24"/>
           <w:lang w:eastAsia="uk-UA"/>
         </w:rPr>
         <w:t xml:space="preserve"> 46, 1-7)</w:t>
@@ -5493,64 +6781,84 @@
       </w:pPr>
       <w:r>
         <w:rPr>
+          <w:rFonts w:ascii="Times New Roman" w:hAnsi="Times New Roman"/>
           <w:i/>
           <w:iCs/>
           <w:color w:val="FF0000"/>
+          <w:sz w:val="24"/>
         </w:rPr>
         <w:t>Прокімен,</w:t>
       </w:r>
       <w:r>
         <w:rPr>
+          <w:rFonts w:ascii="Times New Roman" w:hAnsi="Times New Roman"/>
           <w:i/>
           <w:iCs/>
           <w:color w:val="000000"/>
-        </w:rPr>
-        <w:t xml:space="preserve"> </w:t>
-      </w:r>
-      <w:r>
-        <w:rPr>
+          <w:sz w:val="24"/>
+        </w:rPr>
+        <w:t xml:space="preserve"> </w:t>
+      </w:r>
+      <w:r>
+        <w:rPr>
+          <w:rFonts w:ascii="Times New Roman" w:hAnsi="Times New Roman"/>
           <w:i/>
           <w:iCs/>
           <w:color w:val="FF0000"/>
+          <w:sz w:val="24"/>
         </w:rPr>
         <w:t>глас 6:</w:t>
       </w:r>
       <w:r>
         <w:rPr>
+          <w:rFonts w:ascii="Times New Roman" w:hAnsi="Times New Roman"/>
           <w:i/>
           <w:iCs/>
           <w:color w:val="000000"/>
-        </w:rPr>
-        <w:t xml:space="preserve"> </w:t>
-      </w:r>
-      <w:r>
+          <w:sz w:val="24"/>
+        </w:rPr>
+        <w:t xml:space="preserve"> </w:t>
+      </w:r>
+      <w:r>
+        <w:rPr>
+          <w:rFonts w:ascii="Times New Roman" w:hAnsi="Times New Roman"/>
+          <w:sz w:val="24"/>
+        </w:rPr>
         <w:t>Господь хай збереже Тебе* від усього злого* хай збереже душу твою Господь</w:t>
       </w:r>
       <w:r>
         <w:rPr>
+          <w:rFonts w:ascii="Times New Roman" w:hAnsi="Times New Roman"/>
+          <w:sz w:val="24"/>
           <w:lang w:val="uk-UA"/>
         </w:rPr>
         <w:br/>
       </w:r>
       <w:r>
         <w:rPr>
-          <w:i/>
-          <w:color w:val="FF0000"/>
+          <w:rFonts w:ascii="Times New Roman" w:hAnsi="Times New Roman"/>
+          <w:i/>
+          <w:color w:val="FF0000"/>
+          <w:sz w:val="24"/>
         </w:rPr>
         <w:t>(Пс. 120</w:t>
       </w:r>
       <w:r>
         <w:rPr>
-          <w:i/>
-          <w:color w:val="FF0000"/>
+          <w:rFonts w:ascii="Times New Roman" w:hAnsi="Times New Roman"/>
+          <w:i/>
+          <w:color w:val="FF0000"/>
+          <w:sz w:val="24"/>
           <w:lang w:val="uk-UA"/>
         </w:rPr>
         <w:t>,</w:t>
       </w:r>
       <w:r>
         <w:rPr>
-          <w:i/>
-          <w:color w:val="FF0000"/>
+          <w:rFonts w:ascii="Times New Roman" w:hAnsi="Times New Roman"/>
+          <w:i/>
+          <w:color w:val="FF0000"/>
+          <w:sz w:val="24"/>
         </w:rPr>
         <w:t>7).</w:t>
       </w:r>
@@ -5570,21 +6878,29 @@
       </w:pPr>
       <w:r>
         <w:rPr>
+          <w:rFonts w:ascii="Times New Roman" w:hAnsi="Times New Roman"/>
           <w:i/>
           <w:iCs/>
           <w:color w:val="FF0000"/>
+          <w:sz w:val="24"/>
         </w:rPr>
         <w:t>Стих:</w:t>
       </w:r>
       <w:r>
         <w:rPr>
+          <w:rFonts w:ascii="Times New Roman" w:hAnsi="Times New Roman"/>
           <w:i/>
           <w:iCs/>
           <w:color w:val="000000"/>
-        </w:rPr>
-        <w:t xml:space="preserve"> </w:t>
-      </w:r>
-      <w:r>
+          <w:sz w:val="24"/>
+        </w:rPr>
+        <w:t xml:space="preserve"> </w:t>
+      </w:r>
+      <w:r>
+        <w:rPr>
+          <w:rFonts w:ascii="Times New Roman" w:hAnsi="Times New Roman"/>
+          <w:sz w:val="24"/>
+        </w:rPr>
         <w:t xml:space="preserve">Підводжу очі мої на гори: звідки прийде моя допомога? </w:t>
       </w:r>
     </w:p>
@@ -5600,18 +6916,26 @@
       </w:pPr>
       <w:r>
         <w:rPr>
-          <w:i/>
-          <w:color w:val="FF0000"/>
+          <w:rFonts w:ascii="Times New Roman" w:hAnsi="Times New Roman"/>
+          <w:i/>
+          <w:color w:val="FF0000"/>
+          <w:sz w:val="24"/>
         </w:rPr>
         <w:t>Диякон:</w:t>
       </w:r>
       <w:r>
         <w:rPr>
-          <w:color w:val="FF0000"/>
-        </w:rPr>
-        <w:t xml:space="preserve"> </w:t>
-      </w:r>
-      <w:r>
+          <w:rFonts w:ascii="Times New Roman" w:hAnsi="Times New Roman"/>
+          <w:color w:val="FF0000"/>
+          <w:sz w:val="24"/>
+        </w:rPr>
+        <w:t xml:space="preserve"> </w:t>
+      </w:r>
+      <w:r>
+        <w:rPr>
+          <w:rFonts w:ascii="Times New Roman" w:hAnsi="Times New Roman"/>
+          <w:sz w:val="24"/>
+        </w:rPr>
         <w:t>Повеліте.</w:t>
       </w:r>
     </w:p>
@@ -5626,19 +6950,25 @@
       </w:pPr>
       <w:r>
         <w:rPr>
-          <w:i/>
-          <w:color w:val="FF0000"/>
-        </w:rPr>
-        <w:t>Священик, держачи свічник і кадильницю і дивлячись на престол, чинить знак хреста і співає:</w:t>
-      </w:r>
-    </w:p>
-    <w:p>
-      <w:pPr>
-        <w:widowControl w:val="0"/>
-        <w:spacing w:after="120"/>
-        <w:jc w:val="both"/>
-      </w:pPr>
-      <w:r>
+          <w:rFonts w:ascii="Times New Roman" w:hAnsi="Times New Roman"/>
+          <w:i/>
+          <w:color w:val="FF0000"/>
+          <w:sz w:val="24"/>
+        </w:rPr>
+        <w:t>Священник, держачи свічник і кадильницю і дивлячись на престол, чинить знак хреста і співає:</w:t>
+      </w:r>
+    </w:p>
+    <w:p>
+      <w:pPr>
+        <w:widowControl w:val="0"/>
+        <w:spacing w:after="120"/>
+        <w:jc w:val="both"/>
+      </w:pPr>
+      <w:r>
+        <w:rPr>
+          <w:rFonts w:ascii="Times New Roman" w:hAnsi="Times New Roman"/>
+          <w:sz w:val="24"/>
+        </w:rPr>
         <w:t>Премудрість, прості.</w:t>
       </w:r>
     </w:p>
@@ -5653,8 +6983,10 @@
       </w:pPr>
       <w:r>
         <w:rPr>
-          <w:i/>
-          <w:color w:val="FF0000"/>
+          <w:rFonts w:ascii="Times New Roman" w:hAnsi="Times New Roman"/>
+          <w:i/>
+          <w:color w:val="FF0000"/>
+          <w:sz w:val="24"/>
         </w:rPr>
         <w:t>Обернувшись до народу, знову чинить знак хреста і співає:</w:t>
       </w:r>
@@ -5666,6 +6998,10 @@
         <w:jc w:val="both"/>
       </w:pPr>
       <w:r>
+        <w:rPr>
+          <w:rFonts w:ascii="Times New Roman" w:hAnsi="Times New Roman"/>
+          <w:sz w:val="24"/>
+        </w:rPr>
         <w:t>Світло Христове просвіщає всіх.</w:t>
       </w:r>
     </w:p>
@@ -5681,9 +7017,11 @@
       </w:pPr>
       <w:r>
         <w:rPr>
-          <w:b/>
-          <w:i/>
-          <w:color w:val="FF0000"/>
+          <w:rFonts w:ascii="Times New Roman" w:hAnsi="Times New Roman"/>
+          <w:b/>
+          <w:i/>
+          <w:color w:val="FF0000"/>
+          <w:sz w:val="24"/>
         </w:rPr>
         <w:t>Ми робимо три доземні поклони.</w:t>
       </w:r>
@@ -5698,15 +7036,19 @@
       </w:pPr>
       <w:r>
         <w:rPr>
-          <w:i/>
-          <w:color w:val="FF0000"/>
+          <w:rFonts w:ascii="Times New Roman" w:hAnsi="Times New Roman"/>
+          <w:i/>
+          <w:color w:val="FF0000"/>
+          <w:sz w:val="24"/>
         </w:rPr>
         <w:lastRenderedPageBreak/>
         <w:t>Читець:</w:t>
       </w:r>
       <w:r>
         <w:rPr>
-          <w:b/>
+          <w:rFonts w:ascii="Times New Roman" w:hAnsi="Times New Roman"/>
+          <w:b/>
+          <w:sz w:val="24"/>
         </w:rPr>
         <w:t xml:space="preserve"> З книги Приповідок читання</w:t>
       </w:r>
@@ -5718,18 +7060,26 @@
       </w:pPr>
       <w:r>
         <w:rPr>
-          <w:i/>
-          <w:color w:val="FF0000"/>
+          <w:rFonts w:ascii="Times New Roman" w:hAnsi="Times New Roman"/>
+          <w:i/>
+          <w:color w:val="FF0000"/>
+          <w:sz w:val="24"/>
         </w:rPr>
         <w:t>Диякон:</w:t>
       </w:r>
       <w:r>
         <w:rPr>
-          <w:color w:val="FF0000"/>
-        </w:rPr>
-        <w:t xml:space="preserve"> </w:t>
-      </w:r>
-      <w:r>
+          <w:rFonts w:ascii="Times New Roman" w:hAnsi="Times New Roman"/>
+          <w:color w:val="FF0000"/>
+          <w:sz w:val="24"/>
+        </w:rPr>
+        <w:t xml:space="preserve"> </w:t>
+      </w:r>
+      <w:r>
+        <w:rPr>
+          <w:rFonts w:ascii="Times New Roman" w:hAnsi="Times New Roman"/>
+          <w:sz w:val="24"/>
+        </w:rPr>
         <w:t>Будьмо уважні.</w:t>
       </w:r>
     </w:p>
@@ -5744,103 +7094,129 @@
       </w:pPr>
       <w:r>
         <w:rPr>
+          <w:rFonts w:ascii="Times New Roman" w:hAnsi="Times New Roman"/>
+          <w:sz w:val="24"/>
           <w:lang w:eastAsia="uk-UA"/>
         </w:rPr>
         <w:t>Мій сину! Як серце твоє мудре, то й моє серце теж буде радіти, і моє нутро буде веселитись, коли уста твої казатимуть праві речі. Нехай твоє серце грішникам не заздрить, але будь у Господнім страсі повсякденно, бо будучина існує напевне, і твоя надія не буде марна. Слухай, сину мій, і будь мудрий, справляй серце твоє на путь праву. Не бувай з тими, що впиваються вином, ані між тими, що обжираються м’ясом, бо п’яниці й ненажери зубожіють, а довге спання їх вбирає у лахи. Слухай батька, що породив тебе; не зневажай матері, коли вона старенька. Придбай правду й не продавай її</w:t>
       </w:r>
       <w:r>
         <w:rPr>
+          <w:rFonts w:ascii="Times New Roman" w:hAnsi="Times New Roman"/>
+          <w:sz w:val="24"/>
           <w:lang w:eastAsia="uk-UA"/>
         </w:rPr>
         <w:t>, – мудрість, на</w:t>
       </w:r>
       <w:r>
         <w:rPr>
+          <w:rFonts w:ascii="Times New Roman" w:hAnsi="Times New Roman"/>
+          <w:sz w:val="24"/>
           <w:lang w:eastAsia="uk-UA"/>
         </w:rPr>
         <w:t xml:space="preserve">вчання й розум. Праведного батько веселитиметься вельми, і хто мудрого породив, буде ним радіти. Нехай радіють батько твій і мати; нехай веселиться та, що тебе породила. Дай мені, сину, твоє серце, і твої очі нехай доріг моїх пильнують, бо блудниця – то глибока яма, вузька криниця – чужинка. Неначе харцизяка, вона засідає і між людьми зрадників множить. У кого: «Ой» – у кого: «Ой, леле»? У кого сварка, у кого скарги? У кого рани без причини? У кого очі червоні? У тих, що при вині засиджуються довго; у тих, що ходять смакувати вино пахуче. Не приглядайся до вина, яке воно червоне, як гарно світиться у кубку, як лагідненько ллється. Потім воно вкусить, як гадина, утне, немов зміюка. Тобі ввижатимуться дивні речі, серце твоє буде дурниці говорити; І будеш немов той, що дрімає серед моря, або як той, що вгорі лежить на щоглі. «Били мене, та мене не боліло, товкли мене, та не знав я нічого. Коли ж я прокинусь? Я буду знов того шукати!» Злим людям не завидуй, ані бажай їх товариства, бо серце їх міркує про насильство; їхні уста гово­рять лише лихо. Дім мудрістю будують і розумом його скріплюють; знанням сповнюються комори: всяким дорогим і красним майном. Мудрий чоловік потужний; муж знання збільшує силу. </w:t>
       </w:r>
       <w:r>
         <w:rPr>
+          <w:rFonts w:ascii="Times New Roman" w:hAnsi="Times New Roman"/>
           <w:i/>
           <w:iCs/>
           <w:color w:val="FF0000"/>
+          <w:sz w:val="24"/>
           <w:lang w:eastAsia="uk-UA"/>
         </w:rPr>
         <w:t>(</w:t>
       </w:r>
       <w:r>
         <w:rPr>
+          <w:rFonts w:ascii="Times New Roman" w:hAnsi="Times New Roman"/>
           <w:i/>
           <w:iCs/>
           <w:color w:val="FF0000"/>
+          <w:sz w:val="24"/>
         </w:rPr>
         <w:t>Прип.</w:t>
       </w:r>
       <w:r>
         <w:rPr>
+          <w:rFonts w:ascii="Times New Roman" w:hAnsi="Times New Roman"/>
           <w:i/>
           <w:iCs/>
           <w:color w:val="FF0000"/>
+          <w:sz w:val="24"/>
           <w:lang w:val="uk-UA"/>
         </w:rPr>
         <w:t xml:space="preserve"> </w:t>
       </w:r>
       <w:r>
         <w:rPr>
+          <w:rFonts w:ascii="Times New Roman" w:hAnsi="Times New Roman"/>
           <w:i/>
           <w:iCs/>
           <w:color w:val="FF0000"/>
+          <w:sz w:val="24"/>
         </w:rPr>
         <w:t>23</w:t>
       </w:r>
       <w:r>
         <w:rPr>
+          <w:rFonts w:ascii="Times New Roman" w:hAnsi="Times New Roman"/>
           <w:i/>
           <w:iCs/>
           <w:color w:val="FF0000"/>
+          <w:sz w:val="24"/>
           <w:lang w:val="uk-UA"/>
         </w:rPr>
         <w:t>,</w:t>
       </w:r>
       <w:r>
         <w:rPr>
+          <w:rFonts w:ascii="Times New Roman" w:hAnsi="Times New Roman"/>
           <w:i/>
           <w:iCs/>
           <w:color w:val="FF0000"/>
+          <w:sz w:val="24"/>
         </w:rPr>
         <w:t xml:space="preserve">15 </w:t>
       </w:r>
       <w:r>
         <w:rPr>
+          <w:rFonts w:ascii="Times New Roman" w:hAnsi="Times New Roman"/>
           <w:i/>
           <w:iCs/>
           <w:color w:val="FF0000"/>
+          <w:sz w:val="24"/>
         </w:rPr>
         <w:t>–</w:t>
       </w:r>
       <w:r>
         <w:rPr>
+          <w:rFonts w:ascii="Times New Roman" w:hAnsi="Times New Roman"/>
           <w:i/>
           <w:iCs/>
           <w:color w:val="FF0000"/>
+          <w:sz w:val="24"/>
         </w:rPr>
         <w:t xml:space="preserve"> 24</w:t>
       </w:r>
       <w:r>
         <w:rPr>
+          <w:rFonts w:ascii="Times New Roman" w:hAnsi="Times New Roman"/>
           <w:i/>
           <w:iCs/>
           <w:color w:val="FF0000"/>
+          <w:sz w:val="24"/>
           <w:lang w:val="uk-UA"/>
         </w:rPr>
         <w:t>,</w:t>
       </w:r>
       <w:r>
         <w:rPr>
+          <w:rFonts w:ascii="Times New Roman" w:hAnsi="Times New Roman"/>
           <w:i/>
           <w:iCs/>
           <w:color w:val="FF0000"/>
+          <w:sz w:val="24"/>
         </w:rPr>
         <w:t>5)</w:t>
       </w:r>
@@ -5852,23 +7228,33 @@
       </w:pPr>
       <w:r>
         <w:rPr>
-          <w:i/>
-          <w:color w:val="FF0000"/>
-        </w:rPr>
-        <w:t>Священик:</w:t>
-      </w:r>
-      <w:r>
-        <w:rPr>
-          <w:i/>
-        </w:rPr>
-        <w:t xml:space="preserve"> </w:t>
-      </w:r>
-      <w:r>
+          <w:rFonts w:ascii="Times New Roman" w:hAnsi="Times New Roman"/>
+          <w:i/>
+          <w:color w:val="FF0000"/>
+          <w:sz w:val="24"/>
+        </w:rPr>
+        <w:t>Священник:</w:t>
+      </w:r>
+      <w:r>
+        <w:rPr>
+          <w:rFonts w:ascii="Times New Roman" w:hAnsi="Times New Roman"/>
+          <w:i/>
+          <w:sz w:val="24"/>
+        </w:rPr>
+        <w:t xml:space="preserve"> </w:t>
+      </w:r>
+      <w:r>
+        <w:rPr>
+          <w:rFonts w:ascii="Times New Roman" w:hAnsi="Times New Roman"/>
+          <w:sz w:val="24"/>
+        </w:rPr>
         <w:t>Мир Тобі</w:t>
       </w:r>
       <w:r>
         <w:rPr>
-          <w:i/>
+          <w:rFonts w:ascii="Times New Roman" w:hAnsi="Times New Roman"/>
+          <w:i/>
+          <w:sz w:val="24"/>
         </w:rPr>
         <w:t>.</w:t>
       </w:r>
@@ -5881,18 +7267,26 @@
       </w:pPr>
       <w:r>
         <w:rPr>
-          <w:i/>
-          <w:color w:val="FF0000"/>
+          <w:rFonts w:ascii="Times New Roman" w:hAnsi="Times New Roman"/>
+          <w:i/>
+          <w:color w:val="FF0000"/>
+          <w:sz w:val="24"/>
         </w:rPr>
         <w:t>Диякон:</w:t>
       </w:r>
       <w:r>
         <w:rPr>
-          <w:color w:val="FF0000"/>
-        </w:rPr>
-        <w:t xml:space="preserve"> </w:t>
-      </w:r>
-      <w:r>
+          <w:rFonts w:ascii="Times New Roman" w:hAnsi="Times New Roman"/>
+          <w:color w:val="FF0000"/>
+          <w:sz w:val="24"/>
+        </w:rPr>
+        <w:t xml:space="preserve"> </w:t>
+      </w:r>
+      <w:r>
+        <w:rPr>
+          <w:rFonts w:ascii="Times New Roman" w:hAnsi="Times New Roman"/>
+          <w:sz w:val="24"/>
+        </w:rPr>
         <w:t>Премудрість.</w:t>
       </w:r>
     </w:p>
@@ -5934,19 +7328,25 @@
       </w:pPr>
       <w:r>
         <w:rPr>
-          <w:i/>
-          <w:color w:val="FF0000"/>
-        </w:rPr>
-        <w:t>Священик від передньої сторони престолу співає:</w:t>
-      </w:r>
-    </w:p>
-    <w:p>
-      <w:pPr>
-        <w:widowControl w:val="0"/>
-        <w:spacing w:after="120"/>
-        <w:jc w:val="both"/>
-      </w:pPr>
-      <w:r>
+          <w:rFonts w:ascii="Times New Roman" w:hAnsi="Times New Roman"/>
+          <w:i/>
+          <w:color w:val="FF0000"/>
+          <w:sz w:val="24"/>
+        </w:rPr>
+        <w:t>Священник від передньої сторони престолу співає:</w:t>
+      </w:r>
+    </w:p>
+    <w:p>
+      <w:pPr>
+        <w:widowControl w:val="0"/>
+        <w:spacing w:after="120"/>
+        <w:jc w:val="both"/>
+      </w:pPr>
+      <w:r>
+        <w:rPr>
+          <w:rFonts w:ascii="Times New Roman" w:hAnsi="Times New Roman"/>
+          <w:sz w:val="24"/>
+        </w:rPr>
         <w:t>Нехай направиться молитва моя, як кадило, перед тобою, підношення рук моїх, жертва вечірняя.</w:t>
       </w:r>
     </w:p>
@@ -5958,14 +7358,18 @@
       </w:pPr>
       <w:r>
         <w:rPr>
-          <w:i/>
-          <w:color w:val="FF0000"/>
+          <w:rFonts w:ascii="Times New Roman" w:hAnsi="Times New Roman"/>
+          <w:i/>
+          <w:color w:val="FF0000"/>
+          <w:sz w:val="24"/>
         </w:rPr>
         <w:t>Вірні:</w:t>
       </w:r>
       <w:r>
         <w:rPr>
-          <w:b/>
+          <w:rFonts w:ascii="Times New Roman" w:hAnsi="Times New Roman"/>
+          <w:b/>
+          <w:sz w:val="24"/>
         </w:rPr>
         <w:t xml:space="preserve"> Нехай направиться молитва моя, як кадило, перед тобою, підношення рук моїх, жертва вечірняя.</w:t>
       </w:r>
@@ -5981,19 +7385,25 @@
       </w:pPr>
       <w:r>
         <w:rPr>
-          <w:i/>
-          <w:color w:val="FF0000"/>
-        </w:rPr>
-        <w:t>Священик, стоячи з правої сторони, співає перший вірш:</w:t>
-      </w:r>
-    </w:p>
-    <w:p>
-      <w:pPr>
-        <w:widowControl w:val="0"/>
-        <w:spacing w:after="120"/>
-        <w:jc w:val="both"/>
-      </w:pPr>
-      <w:r>
+          <w:rFonts w:ascii="Times New Roman" w:hAnsi="Times New Roman"/>
+          <w:i/>
+          <w:color w:val="FF0000"/>
+          <w:sz w:val="24"/>
+        </w:rPr>
+        <w:t>Священник, стоячи з правої сторони, співає перший вірш:</w:t>
+      </w:r>
+    </w:p>
+    <w:p>
+      <w:pPr>
+        <w:widowControl w:val="0"/>
+        <w:spacing w:after="120"/>
+        <w:jc w:val="both"/>
+      </w:pPr>
+      <w:r>
+        <w:rPr>
+          <w:rFonts w:ascii="Times New Roman" w:hAnsi="Times New Roman"/>
+          <w:sz w:val="24"/>
+        </w:rPr>
         <w:t>Господи, візвав я до Тебе, вислухай мене. Почуй голос моління мого, коли я взиваю до Тебе.</w:t>
       </w:r>
     </w:p>
@@ -6005,14 +7415,18 @@
       </w:pPr>
       <w:r>
         <w:rPr>
-          <w:i/>
-          <w:color w:val="FF0000"/>
+          <w:rFonts w:ascii="Times New Roman" w:hAnsi="Times New Roman"/>
+          <w:i/>
+          <w:color w:val="FF0000"/>
+          <w:sz w:val="24"/>
         </w:rPr>
         <w:t>Вірні:</w:t>
       </w:r>
       <w:r>
         <w:rPr>
-          <w:b/>
+          <w:rFonts w:ascii="Times New Roman" w:hAnsi="Times New Roman"/>
+          <w:b/>
+          <w:sz w:val="24"/>
         </w:rPr>
         <w:t xml:space="preserve"> Нехай направиться...</w:t>
       </w:r>
@@ -6028,18 +7442,24 @@
       </w:pPr>
       <w:r>
         <w:rPr>
-          <w:i/>
-          <w:color w:val="FF0000"/>
-        </w:rPr>
-        <w:t>Священик, стоячи ззаду престолу, співає другий вірш:</w:t>
-      </w:r>
-    </w:p>
-    <w:p>
-      <w:pPr>
-        <w:spacing w:after="120"/>
-        <w:jc w:val="both"/>
-      </w:pPr>
-      <w:r>
+          <w:rFonts w:ascii="Times New Roman" w:hAnsi="Times New Roman"/>
+          <w:i/>
+          <w:color w:val="FF0000"/>
+          <w:sz w:val="24"/>
+        </w:rPr>
+        <w:t>Священник, стоячи ззаду престолу, співає другий вірш:</w:t>
+      </w:r>
+    </w:p>
+    <w:p>
+      <w:pPr>
+        <w:spacing w:after="120"/>
+        <w:jc w:val="both"/>
+      </w:pPr>
+      <w:r>
+        <w:rPr>
+          <w:rFonts w:ascii="Times New Roman" w:hAnsi="Times New Roman"/>
+          <w:sz w:val="24"/>
+        </w:rPr>
         <w:t>Положи, Господи, охорону устам моїм і двері огороди губам моїм.</w:t>
       </w:r>
     </w:p>
@@ -6051,17 +7471,25 @@
       </w:pPr>
       <w:r>
         <w:rPr>
-          <w:i/>
-          <w:color w:val="FF0000"/>
+          <w:rFonts w:ascii="Times New Roman" w:hAnsi="Times New Roman"/>
+          <w:i/>
+          <w:color w:val="FF0000"/>
+          <w:sz w:val="24"/>
         </w:rPr>
         <w:t>Вірні:</w:t>
       </w:r>
       <w:r>
-        <w:t xml:space="preserve"> </w:t>
-      </w:r>
-      <w:r>
-        <w:rPr>
-          <w:b/>
+        <w:rPr>
+          <w:rFonts w:ascii="Times New Roman" w:hAnsi="Times New Roman"/>
+          <w:sz w:val="24"/>
+        </w:rPr>
+        <w:t xml:space="preserve"> </w:t>
+      </w:r>
+      <w:r>
+        <w:rPr>
+          <w:rFonts w:ascii="Times New Roman" w:hAnsi="Times New Roman"/>
+          <w:b/>
+          <w:sz w:val="24"/>
         </w:rPr>
         <w:t>Нехай направиться...</w:t>
       </w:r>
@@ -6077,19 +7505,25 @@
       </w:pPr>
       <w:r>
         <w:rPr>
-          <w:i/>
-          <w:color w:val="FF0000"/>
-        </w:rPr>
-        <w:t>Священик, з лівої сторони, співає третій вірш:</w:t>
-      </w:r>
-    </w:p>
-    <w:p>
-      <w:pPr>
-        <w:widowControl w:val="0"/>
-        <w:spacing w:after="120"/>
-        <w:jc w:val="both"/>
-      </w:pPr>
-      <w:r>
+          <w:rFonts w:ascii="Times New Roman" w:hAnsi="Times New Roman"/>
+          <w:i/>
+          <w:color w:val="FF0000"/>
+          <w:sz w:val="24"/>
+        </w:rPr>
+        <w:t>Священник, з лівої сторони, співає третій вірш:</w:t>
+      </w:r>
+    </w:p>
+    <w:p>
+      <w:pPr>
+        <w:widowControl w:val="0"/>
+        <w:spacing w:after="120"/>
+        <w:jc w:val="both"/>
+      </w:pPr>
+      <w:r>
+        <w:rPr>
+          <w:rFonts w:ascii="Times New Roman" w:hAnsi="Times New Roman"/>
+          <w:sz w:val="24"/>
+        </w:rPr>
         <w:t>Не наклони серця мого до словес лукавства, щоб вигадувати приводи для гріхів.</w:t>
       </w:r>
     </w:p>
@@ -6101,14 +7535,18 @@
       </w:pPr>
       <w:r>
         <w:rPr>
-          <w:i/>
-          <w:color w:val="FF0000"/>
+          <w:rFonts w:ascii="Times New Roman" w:hAnsi="Times New Roman"/>
+          <w:i/>
+          <w:color w:val="FF0000"/>
+          <w:sz w:val="24"/>
         </w:rPr>
         <w:t>Вірні:</w:t>
       </w:r>
       <w:r>
         <w:rPr>
-          <w:b/>
+          <w:rFonts w:ascii="Times New Roman" w:hAnsi="Times New Roman"/>
+          <w:b/>
+          <w:sz w:val="24"/>
         </w:rPr>
         <w:t xml:space="preserve"> Нехай направиться...</w:t>
       </w:r>
@@ -6124,18 +7562,24 @@
       </w:pPr>
       <w:r>
         <w:rPr>
-          <w:i/>
-          <w:color w:val="FF0000"/>
-        </w:rPr>
-        <w:t>Священик, з передньої сторони престолу:</w:t>
-      </w:r>
-    </w:p>
-    <w:p>
-      <w:pPr>
-        <w:widowControl w:val="0"/>
-        <w:spacing w:after="120"/>
-      </w:pPr>
-      <w:r>
+          <w:rFonts w:ascii="Times New Roman" w:hAnsi="Times New Roman"/>
+          <w:i/>
+          <w:color w:val="FF0000"/>
+          <w:sz w:val="24"/>
+        </w:rPr>
+        <w:t>Священник, з передньої сторони престолу:</w:t>
+      </w:r>
+    </w:p>
+    <w:p>
+      <w:pPr>
+        <w:widowControl w:val="0"/>
+        <w:spacing w:after="120"/>
+      </w:pPr>
+      <w:r>
+        <w:rPr>
+          <w:rFonts w:ascii="Times New Roman" w:hAnsi="Times New Roman"/>
+          <w:sz w:val="24"/>
+        </w:rPr>
         <w:t>Нехай направиться молитва моя, як кадило, перед тобою.</w:t>
       </w:r>
     </w:p>
@@ -6146,15 +7590,19 @@
       </w:pPr>
       <w:r>
         <w:rPr>
-          <w:i/>
-          <w:color w:val="FF0000"/>
+          <w:rFonts w:ascii="Times New Roman" w:hAnsi="Times New Roman"/>
+          <w:i/>
+          <w:color w:val="FF0000"/>
+          <w:sz w:val="24"/>
         </w:rPr>
         <w:lastRenderedPageBreak/>
         <w:t>Вірні:</w:t>
       </w:r>
       <w:r>
         <w:rPr>
-          <w:b/>
+          <w:rFonts w:ascii="Times New Roman" w:hAnsi="Times New Roman"/>
+          <w:b/>
+          <w:sz w:val="24"/>
         </w:rPr>
         <w:t xml:space="preserve"> Підношення рук моїх, жертва вечірняя.</w:t>
       </w:r>
@@ -6170,63 +7618,81 @@
       </w:pPr>
       <w:r>
         <w:rPr>
-          <w:i/>
-          <w:color w:val="FF0000"/>
-        </w:rPr>
-        <w:t>Священик кадить престол на початку і при кінці кожного вірша, який співає.</w:t>
-      </w:r>
-    </w:p>
-    <w:p>
-      <w:pPr>
-        <w:widowControl w:val="0"/>
-        <w:spacing w:after="120"/>
-        <w:jc w:val="both"/>
-        <w:rPr>
-          <w:i/>
-          <w:color w:val="FF0000"/>
-        </w:rPr>
-      </w:pPr>
-      <w:r>
-        <w:rPr>
-          <w:i/>
-          <w:color w:val="FF0000"/>
+          <w:rFonts w:ascii="Times New Roman" w:hAnsi="Times New Roman"/>
+          <w:i/>
+          <w:color w:val="FF0000"/>
+          <w:sz w:val="24"/>
+        </w:rPr>
+        <w:t>Священник кадить престол на початку і при кінці кожного вірша, який співає.</w:t>
+      </w:r>
+    </w:p>
+    <w:p>
+      <w:pPr>
+        <w:widowControl w:val="0"/>
+        <w:spacing w:after="120"/>
+        <w:jc w:val="both"/>
+        <w:rPr>
+          <w:i/>
+          <w:color w:val="FF0000"/>
+        </w:rPr>
+      </w:pPr>
+      <w:r>
+        <w:rPr>
+          <w:rFonts w:ascii="Times New Roman" w:hAnsi="Times New Roman"/>
+          <w:i/>
+          <w:color w:val="FF0000"/>
+          <w:sz w:val="24"/>
         </w:rPr>
         <w:t>Коли священик співає:</w:t>
       </w:r>
       <w:r>
         <w:rPr>
-          <w:i/>
-        </w:rPr>
-        <w:t xml:space="preserve"> </w:t>
-      </w:r>
-      <w:r>
+          <w:rFonts w:ascii="Times New Roman" w:hAnsi="Times New Roman"/>
+          <w:i/>
+          <w:sz w:val="24"/>
+        </w:rPr>
+        <w:t xml:space="preserve"> </w:t>
+      </w:r>
+      <w:r>
+        <w:rPr>
+          <w:rFonts w:ascii="Times New Roman" w:hAnsi="Times New Roman"/>
+          <w:sz w:val="24"/>
+        </w:rPr>
         <w:t>Нехай направиться...,</w:t>
       </w:r>
       <w:r>
         <w:rPr>
-          <w:i/>
-        </w:rPr>
-        <w:t xml:space="preserve"> </w:t>
-      </w:r>
-      <w:r>
-        <w:rPr>
-          <w:i/>
-          <w:color w:val="FF0000"/>
+          <w:rFonts w:ascii="Times New Roman" w:hAnsi="Times New Roman"/>
+          <w:i/>
+          <w:sz w:val="24"/>
+        </w:rPr>
+        <w:t xml:space="preserve"> </w:t>
+      </w:r>
+      <w:r>
+        <w:rPr>
+          <w:rFonts w:ascii="Times New Roman" w:hAnsi="Times New Roman"/>
+          <w:i/>
+          <w:color w:val="FF0000"/>
+          <w:sz w:val="24"/>
         </w:rPr>
         <w:t xml:space="preserve">Вірні моляться навколішках; коли ж співають </w:t>
       </w:r>
       <w:r>
         <w:rPr>
-          <w:i/>
-          <w:color w:val="FF0000"/>
+          <w:rFonts w:ascii="Times New Roman" w:hAnsi="Times New Roman"/>
+          <w:i/>
+          <w:color w:val="FF0000"/>
+          <w:sz w:val="24"/>
           <w:lang w:val="uk-UA"/>
         </w:rPr>
         <w:t>в</w:t>
       </w:r>
       <w:r>
         <w:rPr>
-          <w:i/>
-          <w:color w:val="FF0000"/>
+          <w:rFonts w:ascii="Times New Roman" w:hAnsi="Times New Roman"/>
+          <w:i/>
+          <w:color w:val="FF0000"/>
+          <w:sz w:val="24"/>
         </w:rPr>
         <w:t>ірні, священик зі служачими у святилищі стають на коліна, молячись.</w:t>
       </w:r>
@@ -6243,9 +7709,11 @@
       </w:pPr>
       <w:r>
         <w:rPr>
-          <w:b/>
-          <w:i/>
-          <w:color w:val="FF0000"/>
+          <w:rFonts w:ascii="Times New Roman" w:hAnsi="Times New Roman"/>
+          <w:b/>
+          <w:i/>
+          <w:color w:val="FF0000"/>
+          <w:sz w:val="24"/>
         </w:rPr>
         <w:t>По закінченні робимо три доземні поклони.</w:t>
       </w:r>
@@ -6298,6 +7766,10 @@
         <w:jc w:val="both"/>
       </w:pPr>
       <w:r>
+        <w:rPr>
+          <w:rFonts w:ascii="Times New Roman" w:hAnsi="Times New Roman"/>
+          <w:sz w:val="24"/>
+        </w:rPr>
         <w:t xml:space="preserve">Промовмо всі з усієї душі і з усієї мислі нашої промовмо. </w:t>
       </w:r>
     </w:p>
@@ -6312,14 +7784,18 @@
       </w:pPr>
       <w:r>
         <w:rPr>
-          <w:i/>
-          <w:color w:val="FF0000"/>
+          <w:rFonts w:ascii="Times New Roman" w:hAnsi="Times New Roman"/>
+          <w:i/>
+          <w:color w:val="FF0000"/>
+          <w:sz w:val="24"/>
         </w:rPr>
         <w:t>Вірні:</w:t>
       </w:r>
       <w:r>
         <w:rPr>
-          <w:b/>
+          <w:rFonts w:ascii="Times New Roman" w:hAnsi="Times New Roman"/>
+          <w:b/>
+          <w:sz w:val="24"/>
         </w:rPr>
         <w:t xml:space="preserve"> Господи, помилуй.</w:t>
       </w:r>
@@ -6331,6 +7807,10 @@
         <w:jc w:val="both"/>
       </w:pPr>
       <w:r>
+        <w:rPr>
+          <w:rFonts w:ascii="Times New Roman" w:hAnsi="Times New Roman"/>
+          <w:sz w:val="24"/>
+        </w:rPr>
         <w:t>Господи вседержителю, Боже отців наших, молимось Тобі, вислухай і помилуй.</w:t>
       </w:r>
     </w:p>
@@ -6345,14 +7825,18 @@
       </w:pPr>
       <w:r>
         <w:rPr>
-          <w:i/>
-          <w:color w:val="FF0000"/>
+          <w:rFonts w:ascii="Times New Roman" w:hAnsi="Times New Roman"/>
+          <w:i/>
+          <w:color w:val="FF0000"/>
+          <w:sz w:val="24"/>
         </w:rPr>
         <w:t>Вірні:</w:t>
       </w:r>
       <w:r>
         <w:rPr>
-          <w:b/>
+          <w:rFonts w:ascii="Times New Roman" w:hAnsi="Times New Roman"/>
+          <w:b/>
+          <w:sz w:val="24"/>
         </w:rPr>
         <w:t xml:space="preserve"> Господи, помилуй.</w:t>
       </w:r>
@@ -6364,6 +7848,10 @@
         <w:jc w:val="both"/>
       </w:pPr>
       <w:r>
+        <w:rPr>
+          <w:rFonts w:ascii="Times New Roman" w:hAnsi="Times New Roman"/>
+          <w:sz w:val="24"/>
+        </w:rPr>
         <w:t>Помилуй нас, Боже, по великій милості твоїй, молимось Тобі, вислухай і помилуй.</w:t>
       </w:r>
     </w:p>
@@ -6379,22 +7867,28 @@
       </w:pPr>
       <w:r>
         <w:rPr>
-          <w:i/>
-          <w:color w:val="FF0000"/>
+          <w:rFonts w:ascii="Times New Roman" w:hAnsi="Times New Roman"/>
+          <w:i/>
+          <w:color w:val="FF0000"/>
+          <w:sz w:val="24"/>
         </w:rPr>
         <w:t>Вірні:</w:t>
       </w:r>
       <w:r>
         <w:rPr>
-          <w:b/>
+          <w:rFonts w:ascii="Times New Roman" w:hAnsi="Times New Roman"/>
+          <w:b/>
+          <w:sz w:val="24"/>
         </w:rPr>
         <w:t xml:space="preserve"> Господи, помилуй </w:t>
       </w:r>
       <w:r>
         <w:rPr>
+          <w:rFonts w:ascii="Times New Roman" w:hAnsi="Times New Roman"/>
           <w:bCs/>
           <w:i/>
           <w:color w:val="FF0000"/>
+          <w:sz w:val="24"/>
         </w:rPr>
         <w:t>(3 р.)</w:t>
       </w:r>
@@ -6411,9 +7905,11 @@
       </w:pPr>
       <w:r>
         <w:rPr>
-          <w:b/>
-          <w:i/>
-          <w:color w:val="FF0000"/>
+          <w:rFonts w:ascii="Times New Roman" w:hAnsi="Times New Roman"/>
+          <w:b/>
+          <w:i/>
+          <w:color w:val="FF0000"/>
+          <w:sz w:val="24"/>
         </w:rPr>
         <w:t>Молитви усильного благання</w:t>
       </w:r>
@@ -6425,6 +7921,10 @@
         <w:jc w:val="both"/>
       </w:pPr>
       <w:r>
+        <w:rPr>
+          <w:rFonts w:ascii="Times New Roman" w:hAnsi="Times New Roman"/>
+          <w:sz w:val="24"/>
+        </w:rPr>
         <w:t>Господи Боже наш, усильне це моління прийми від рабів твоїх і помилуй нас по множеству милости Твоєї, і щедроти твої зішли на нас і на всіх людей твоїх, що очікують від Тебе багатої милости.</w:t>
       </w:r>
     </w:p>
@@ -6435,114 +7935,182 @@
         <w:jc w:val="both"/>
       </w:pPr>
       <w:r>
+        <w:rPr>
+          <w:rFonts w:ascii="Times New Roman" w:hAnsi="Times New Roman"/>
+          <w:sz w:val="24"/>
+        </w:rPr>
         <w:t xml:space="preserve">Ще молимось за святішого вселенського </w:t>
       </w:r>
       <w:r>
+        <w:rPr>
+          <w:rFonts w:ascii="Times New Roman" w:hAnsi="Times New Roman"/>
+          <w:sz w:val="24"/>
+        </w:rPr>
         <w:t>Архиєрея Франциска</w:t>
       </w:r>
       <w:r>
         <w:rPr>
-          <w:i/>
+          <w:rFonts w:ascii="Times New Roman" w:hAnsi="Times New Roman"/>
+          <w:i/>
+          <w:sz w:val="24"/>
         </w:rPr>
         <w:t>,</w:t>
       </w:r>
       <w:r>
+        <w:rPr>
+          <w:rFonts w:ascii="Times New Roman" w:hAnsi="Times New Roman"/>
+          <w:sz w:val="24"/>
+        </w:rPr>
         <w:t xml:space="preserve"> папу Римського, і за блаженнішого патріярха нашого Святослава</w:t>
       </w:r>
       <w:r>
         <w:rPr>
-          <w:i/>
+          <w:rFonts w:ascii="Times New Roman" w:hAnsi="Times New Roman"/>
+          <w:i/>
+          <w:sz w:val="24"/>
         </w:rPr>
         <w:t>,</w:t>
       </w:r>
       <w:r>
+        <w:rPr>
+          <w:rFonts w:ascii="Times New Roman" w:hAnsi="Times New Roman"/>
+          <w:sz w:val="24"/>
+        </w:rPr>
         <w:t xml:space="preserve"> і за преосвященнішого архиєпископа й митрополита нашого Кир </w:t>
       </w:r>
       <w:r>
         <w:rPr>
-          <w:i/>
-          <w:color w:val="FF0000"/>
+          <w:rFonts w:ascii="Times New Roman" w:hAnsi="Times New Roman"/>
+          <w:i/>
+          <w:color w:val="FF0000"/>
+          <w:sz w:val="24"/>
         </w:rPr>
         <w:t>(ім’я)</w:t>
       </w:r>
       <w:r>
         <w:rPr>
-          <w:i/>
+          <w:rFonts w:ascii="Times New Roman" w:hAnsi="Times New Roman"/>
+          <w:i/>
+          <w:sz w:val="24"/>
         </w:rPr>
         <w:t xml:space="preserve">, </w:t>
       </w:r>
       <w:r>
+        <w:rPr>
+          <w:rFonts w:ascii="Times New Roman" w:hAnsi="Times New Roman"/>
+          <w:sz w:val="24"/>
+        </w:rPr>
         <w:t xml:space="preserve">боголюбивого єпископа нашого Кир </w:t>
       </w:r>
       <w:r>
         <w:rPr>
-          <w:i/>
-          <w:color w:val="FF0000"/>
+          <w:rFonts w:ascii="Times New Roman" w:hAnsi="Times New Roman"/>
+          <w:i/>
+          <w:color w:val="FF0000"/>
+          <w:sz w:val="24"/>
         </w:rPr>
         <w:t>(ім‘я),</w:t>
       </w:r>
       <w:r>
         <w:rPr>
-          <w:i/>
-        </w:rPr>
-        <w:t xml:space="preserve"> </w:t>
-      </w:r>
-      <w:r>
+          <w:rFonts w:ascii="Times New Roman" w:hAnsi="Times New Roman"/>
+          <w:i/>
+          <w:sz w:val="24"/>
+        </w:rPr>
+        <w:t xml:space="preserve"> </w:t>
+      </w:r>
+      <w:r>
+        <w:rPr>
+          <w:rFonts w:ascii="Times New Roman" w:hAnsi="Times New Roman"/>
+          <w:sz w:val="24"/>
+        </w:rPr>
         <w:t>[</w:t>
       </w:r>
       <w:r>
         <w:rPr>
-          <w:i/>
-          <w:color w:val="FF0000"/>
+          <w:rFonts w:ascii="Times New Roman" w:hAnsi="Times New Roman"/>
+          <w:i/>
+          <w:color w:val="FF0000"/>
+          <w:sz w:val="24"/>
         </w:rPr>
         <w:t>у монастирях:</w:t>
       </w:r>
       <w:r>
+        <w:rPr>
+          <w:rFonts w:ascii="Times New Roman" w:hAnsi="Times New Roman"/>
+          <w:sz w:val="24"/>
+        </w:rPr>
         <w:t xml:space="preserve"> за всечесніших отців наших, архимандрита </w:t>
       </w:r>
       <w:r>
         <w:rPr>
-          <w:i/>
-          <w:color w:val="FF0000"/>
+          <w:rFonts w:ascii="Times New Roman" w:hAnsi="Times New Roman"/>
+          <w:i/>
+          <w:color w:val="FF0000"/>
+          <w:sz w:val="24"/>
         </w:rPr>
         <w:t>(ім’я)</w:t>
       </w:r>
       <w:r>
+        <w:rPr>
+          <w:rFonts w:ascii="Times New Roman" w:hAnsi="Times New Roman"/>
+          <w:sz w:val="24"/>
+        </w:rPr>
         <w:t xml:space="preserve">, протоігумена </w:t>
       </w:r>
       <w:r>
         <w:rPr>
-          <w:i/>
-          <w:color w:val="FF0000"/>
+          <w:rFonts w:ascii="Times New Roman" w:hAnsi="Times New Roman"/>
+          <w:i/>
+          <w:color w:val="FF0000"/>
+          <w:sz w:val="24"/>
         </w:rPr>
         <w:t>(ім’я)</w:t>
       </w:r>
       <w:r>
         <w:rPr>
-          <w:i/>
+          <w:rFonts w:ascii="Times New Roman" w:hAnsi="Times New Roman"/>
+          <w:i/>
+          <w:sz w:val="24"/>
         </w:rPr>
         <w:t>,</w:t>
       </w:r>
       <w:r>
+        <w:rPr>
+          <w:rFonts w:ascii="Times New Roman" w:hAnsi="Times New Roman"/>
+          <w:sz w:val="24"/>
+        </w:rPr>
         <w:t xml:space="preserve"> ігумена </w:t>
       </w:r>
       <w:r>
         <w:rPr>
-          <w:i/>
-          <w:color w:val="FF0000"/>
+          <w:rFonts w:ascii="Times New Roman" w:hAnsi="Times New Roman"/>
+          <w:i/>
+          <w:color w:val="FF0000"/>
+          <w:sz w:val="24"/>
         </w:rPr>
         <w:t>(ім’я)</w:t>
       </w:r>
       <w:r>
+        <w:rPr>
+          <w:rFonts w:ascii="Times New Roman" w:hAnsi="Times New Roman"/>
+          <w:sz w:val="24"/>
+        </w:rPr>
         <w:t>]</w:t>
       </w:r>
       <w:r>
         <w:rPr>
-          <w:i/>
+          <w:rFonts w:ascii="Times New Roman" w:hAnsi="Times New Roman"/>
+          <w:i/>
+          <w:sz w:val="24"/>
         </w:rPr>
         <w:t>,</w:t>
       </w:r>
       <w:r>
+        <w:rPr>
+          <w:rFonts w:ascii="Times New Roman" w:hAnsi="Times New Roman"/>
+          <w:sz w:val="24"/>
+        </w:rPr>
         <w:t xml:space="preserve"> за тих, що служать і послужили у святім храмі цім (у святій обителі цій), і за отців наших духовних, і всю во Христі братію нашу.</w:t>
       </w:r>
     </w:p>
@@ -6557,21 +8125,27 @@
       </w:pPr>
       <w:r>
         <w:rPr>
-          <w:i/>
-          <w:color w:val="FF0000"/>
+          <w:rFonts w:ascii="Times New Roman" w:hAnsi="Times New Roman"/>
+          <w:i/>
+          <w:color w:val="FF0000"/>
+          <w:sz w:val="24"/>
         </w:rPr>
         <w:t xml:space="preserve">Вірні, на кожне прошення: </w:t>
       </w:r>
       <w:r>
         <w:rPr>
-          <w:b/>
+          <w:rFonts w:ascii="Times New Roman" w:hAnsi="Times New Roman"/>
+          <w:b/>
+          <w:sz w:val="24"/>
         </w:rPr>
         <w:t xml:space="preserve">Господи, помилуй </w:t>
       </w:r>
       <w:r>
         <w:rPr>
-          <w:i/>
-          <w:color w:val="FF0000"/>
+          <w:rFonts w:ascii="Times New Roman" w:hAnsi="Times New Roman"/>
+          <w:i/>
+          <w:color w:val="FF0000"/>
+          <w:sz w:val="24"/>
         </w:rPr>
         <w:t>(3 р.)</w:t>
       </w:r>
@@ -6583,6 +8157,10 @@
         <w:jc w:val="both"/>
       </w:pPr>
       <w:r>
+        <w:rPr>
+          <w:rFonts w:ascii="Times New Roman" w:hAnsi="Times New Roman"/>
+          <w:sz w:val="24"/>
+        </w:rPr>
         <w:t>Ще молимось за Богом бережений народ наш, за правління і за все військо.</w:t>
       </w:r>
     </w:p>
@@ -6593,6 +8171,10 @@
         <w:jc w:val="both"/>
       </w:pPr>
       <w:r>
+        <w:rPr>
+          <w:rFonts w:ascii="Times New Roman" w:hAnsi="Times New Roman"/>
+          <w:sz w:val="24"/>
+        </w:rPr>
         <w:t>Ще молимось за предстоячих людей, що очікують від Тебе великої й багатої милости, за тих, що творять нам милостиню, і за всіх православних християн.</w:t>
       </w:r>
     </w:p>
@@ -6945,14 +8527,18 @@
       </w:pPr>
       <w:r>
         <w:rPr>
-          <w:i/>
-          <w:color w:val="FF0000"/>
+          <w:rFonts w:ascii="Times New Roman" w:hAnsi="Times New Roman"/>
+          <w:i/>
+          <w:color w:val="FF0000"/>
+          <w:sz w:val="24"/>
         </w:rPr>
         <w:t>Вірні:</w:t>
       </w:r>
       <w:r>
         <w:rPr>
-          <w:b/>
+          <w:rFonts w:ascii="Times New Roman" w:hAnsi="Times New Roman"/>
+          <w:b/>
+          <w:sz w:val="24"/>
         </w:rPr>
         <w:t xml:space="preserve"> Амінь.</w:t>
       </w:r>
@@ -7005,6 +8591,10 @@
         <w:jc w:val="both"/>
       </w:pPr>
       <w:r>
+        <w:rPr>
+          <w:rFonts w:ascii="Times New Roman" w:hAnsi="Times New Roman"/>
+          <w:sz w:val="24"/>
+        </w:rPr>
         <w:t xml:space="preserve">Помоліться, оглашенні, Господеві. </w:t>
       </w:r>
     </w:p>
@@ -7019,14 +8609,18 @@
       </w:pPr>
       <w:r>
         <w:rPr>
-          <w:i/>
-          <w:color w:val="FF0000"/>
+          <w:rFonts w:ascii="Times New Roman" w:hAnsi="Times New Roman"/>
+          <w:i/>
+          <w:color w:val="FF0000"/>
+          <w:sz w:val="24"/>
         </w:rPr>
         <w:t>Вірні, на кожне прошення:</w:t>
       </w:r>
       <w:r>
         <w:rPr>
-          <w:b/>
+          <w:rFonts w:ascii="Times New Roman" w:hAnsi="Times New Roman"/>
+          <w:b/>
+          <w:sz w:val="24"/>
         </w:rPr>
         <w:t xml:space="preserve"> Господи, помилуй.</w:t>
       </w:r>
@@ -7038,6 +8632,10 @@
         <w:jc w:val="both"/>
       </w:pPr>
       <w:r>
+        <w:rPr>
+          <w:rFonts w:ascii="Times New Roman" w:hAnsi="Times New Roman"/>
+          <w:sz w:val="24"/>
+        </w:rPr>
         <w:t>Вірні, за оглашенних помолімся, щоб Господь помилував їх.</w:t>
       </w:r>
     </w:p>
@@ -7047,6 +8645,10 @@
         <w:spacing w:after="120"/>
       </w:pPr>
       <w:r>
+        <w:rPr>
+          <w:rFonts w:ascii="Times New Roman" w:hAnsi="Times New Roman"/>
+          <w:sz w:val="24"/>
+        </w:rPr>
         <w:t>Огласив їх словом істини. Відкрив їм Євангеліє правди.</w:t>
       </w:r>
     </w:p>
@@ -7056,6 +8658,10 @@
         <w:spacing w:after="120"/>
       </w:pPr>
       <w:r>
+        <w:rPr>
+          <w:rFonts w:ascii="Times New Roman" w:hAnsi="Times New Roman"/>
+          <w:sz w:val="24"/>
+        </w:rPr>
         <w:t>Приєднав їх до святої своєї соборної й апостольської Церкви.</w:t>
       </w:r>
     </w:p>
@@ -7065,6 +8671,10 @@
         <w:spacing w:after="120"/>
       </w:pPr>
       <w:r>
+        <w:rPr>
+          <w:rFonts w:ascii="Times New Roman" w:hAnsi="Times New Roman"/>
+          <w:sz w:val="24"/>
+        </w:rPr>
         <w:t>Спаси, помилуй, заступи й охорони їх, Боже, Твоєю благодаттю.</w:t>
       </w:r>
     </w:p>
@@ -7074,6 +8684,10 @@
         <w:spacing w:after="120"/>
       </w:pPr>
       <w:r>
+        <w:rPr>
+          <w:rFonts w:ascii="Times New Roman" w:hAnsi="Times New Roman"/>
+          <w:sz w:val="24"/>
+        </w:rPr>
         <w:t>Оглашенні, голови ваші Господеві приклоніть.</w:t>
       </w:r>
     </w:p>
@@ -7087,15 +8701,19 @@
       </w:pPr>
       <w:r>
         <w:rPr>
+          <w:rFonts w:ascii="Times New Roman" w:hAnsi="Times New Roman"/>
           <w:bCs/>
           <w:i/>
           <w:color w:val="FF0000"/>
+          <w:sz w:val="24"/>
         </w:rPr>
         <w:t>Вірні:</w:t>
       </w:r>
       <w:r>
         <w:rPr>
-          <w:b/>
+          <w:rFonts w:ascii="Times New Roman" w:hAnsi="Times New Roman"/>
+          <w:b/>
+          <w:sz w:val="24"/>
         </w:rPr>
         <w:t xml:space="preserve"> Тобі, Господи.</w:t>
       </w:r>
@@ -7112,9 +8730,11 @@
       </w:pPr>
       <w:r>
         <w:rPr>
-          <w:b/>
-          <w:i/>
-          <w:color w:val="FF0000"/>
+          <w:rFonts w:ascii="Times New Roman" w:hAnsi="Times New Roman"/>
+          <w:b/>
+          <w:i/>
+          <w:color w:val="FF0000"/>
+          <w:sz w:val="24"/>
         </w:rPr>
         <w:lastRenderedPageBreak/>
         <w:t>Молитва за оглашенних</w:t>
@@ -7128,12 +8748,18 @@
       </w:pPr>
       <w:r>
         <w:rPr>
-          <w:i/>
-          <w:color w:val="FF0000"/>
-        </w:rPr>
-        <w:t>Священик:</w:t>
-      </w:r>
-      <w:r>
+          <w:rFonts w:ascii="Times New Roman" w:hAnsi="Times New Roman"/>
+          <w:i/>
+          <w:color w:val="FF0000"/>
+          <w:sz w:val="24"/>
+        </w:rPr>
+        <w:t>Священник:</w:t>
+      </w:r>
+      <w:r>
+        <w:rPr>
+          <w:rFonts w:ascii="Times New Roman" w:hAnsi="Times New Roman"/>
+          <w:sz w:val="24"/>
+        </w:rPr>
         <w:t xml:space="preserve"> Боже, Боже наш, создателю і створителю всього, що хочеш, щоб усі спаслися і прийшли до розуміння істини. Споглянь на твоїх рабів оглашенних і ізбав їх від давньої омани і підступу супротивного, і призови їх до вічного життя, просвіщаючи їх душі і тіла, і приєднуючи їх до словесного твого стада, яке ім’ям твоїм святим називається.</w:t>
       </w:r>
     </w:p>
@@ -7144,6 +8770,10 @@
         <w:jc w:val="both"/>
       </w:pPr>
       <w:r>
+        <w:rPr>
+          <w:rFonts w:ascii="Times New Roman" w:hAnsi="Times New Roman"/>
+          <w:sz w:val="24"/>
+        </w:rPr>
         <w:t>Щоб і вони з нами славили пречесне й величне ім’я Твоє, Отця, і Сина, і Святого Духа, нині і повсякчас, і на віки віків.</w:t>
       </w:r>
     </w:p>
@@ -7158,14 +8788,18 @@
       </w:pPr>
       <w:r>
         <w:rPr>
-          <w:i/>
-          <w:color w:val="FF0000"/>
+          <w:rFonts w:ascii="Times New Roman" w:hAnsi="Times New Roman"/>
+          <w:i/>
+          <w:color w:val="FF0000"/>
+          <w:sz w:val="24"/>
         </w:rPr>
         <w:t>Вірні:</w:t>
       </w:r>
       <w:r>
         <w:rPr>
-          <w:b/>
+          <w:rFonts w:ascii="Times New Roman" w:hAnsi="Times New Roman"/>
+          <w:b/>
+          <w:sz w:val="24"/>
         </w:rPr>
         <w:t xml:space="preserve"> Амінь.</w:t>
       </w:r>
@@ -7218,6 +8852,10 @@
         <w:jc w:val="both"/>
       </w:pPr>
       <w:r>
+        <w:rPr>
+          <w:rFonts w:ascii="Times New Roman" w:hAnsi="Times New Roman"/>
+          <w:sz w:val="24"/>
+        </w:rPr>
         <w:t>Всі оглашенні, вийдіть; оглашенні, вийдіть; всі, що до просвіщення, приступіть: помоліться ви, що до просвіщення.</w:t>
       </w:r>
     </w:p>
@@ -7231,23 +8869,33 @@
       </w:pPr>
       <w:r>
         <w:rPr>
-          <w:i/>
-          <w:color w:val="FF0000"/>
+          <w:rFonts w:ascii="Times New Roman" w:hAnsi="Times New Roman"/>
+          <w:i/>
+          <w:color w:val="FF0000"/>
+          <w:sz w:val="24"/>
         </w:rPr>
         <w:t>Вірні, на кожне прошення</w:t>
       </w:r>
       <w:r>
         <w:rPr>
-          <w:color w:val="FF0000"/>
+          <w:rFonts w:ascii="Times New Roman" w:hAnsi="Times New Roman"/>
+          <w:color w:val="FF0000"/>
+          <w:sz w:val="24"/>
         </w:rPr>
         <w:t>:</w:t>
       </w:r>
       <w:r>
-        <w:t xml:space="preserve"> </w:t>
-      </w:r>
-      <w:r>
-        <w:rPr>
-          <w:b/>
+        <w:rPr>
+          <w:rFonts w:ascii="Times New Roman" w:hAnsi="Times New Roman"/>
+          <w:sz w:val="24"/>
+        </w:rPr>
+        <w:t xml:space="preserve"> </w:t>
+      </w:r>
+      <w:r>
+        <w:rPr>
+          <w:rFonts w:ascii="Times New Roman" w:hAnsi="Times New Roman"/>
+          <w:b/>
+          <w:sz w:val="24"/>
         </w:rPr>
         <w:t>Господи, помилуй.</w:t>
       </w:r>
@@ -7259,6 +8907,10 @@
         <w:jc w:val="both"/>
       </w:pPr>
       <w:r>
+        <w:rPr>
+          <w:rFonts w:ascii="Times New Roman" w:hAnsi="Times New Roman"/>
+          <w:sz w:val="24"/>
+        </w:rPr>
         <w:t>Вірні, за братів, що до святого просвіщення готуються, і спасення їх, Господеві помолімся.</w:t>
       </w:r>
     </w:p>
@@ -7269,6 +8921,10 @@
         <w:jc w:val="both"/>
       </w:pPr>
       <w:r>
+        <w:rPr>
+          <w:rFonts w:ascii="Times New Roman" w:hAnsi="Times New Roman"/>
+          <w:sz w:val="24"/>
+        </w:rPr>
         <w:t>Щоб Господь Бог наш утвердив їх і укріпив.</w:t>
       </w:r>
     </w:p>
@@ -7279,6 +8935,10 @@
         <w:jc w:val="both"/>
       </w:pPr>
       <w:r>
+        <w:rPr>
+          <w:rFonts w:ascii="Times New Roman" w:hAnsi="Times New Roman"/>
+          <w:sz w:val="24"/>
+        </w:rPr>
         <w:t>Просвітив їх просвіщенням розуму і благочестя.</w:t>
       </w:r>
     </w:p>
@@ -7289,6 +8949,10 @@
         <w:jc w:val="both"/>
       </w:pPr>
       <w:r>
+        <w:rPr>
+          <w:rFonts w:ascii="Times New Roman" w:hAnsi="Times New Roman"/>
+          <w:sz w:val="24"/>
+        </w:rPr>
         <w:t>Сподобив їх у належну пору купелі зновубуття, відпущення гріхів і одежі нетління.</w:t>
       </w:r>
     </w:p>
@@ -7299,6 +8963,10 @@
         <w:jc w:val="both"/>
       </w:pPr>
       <w:r>
+        <w:rPr>
+          <w:rFonts w:ascii="Times New Roman" w:hAnsi="Times New Roman"/>
+          <w:sz w:val="24"/>
+        </w:rPr>
         <w:t>Новородив їх водою і духом.</w:t>
       </w:r>
     </w:p>
@@ -7309,6 +8977,10 @@
         <w:jc w:val="both"/>
       </w:pPr>
       <w:r>
+        <w:rPr>
+          <w:rFonts w:ascii="Times New Roman" w:hAnsi="Times New Roman"/>
+          <w:sz w:val="24"/>
+        </w:rPr>
         <w:t>Дарував їм звершення віри.</w:t>
       </w:r>
     </w:p>
@@ -7318,6 +8990,10 @@
         <w:spacing w:after="120"/>
       </w:pPr>
       <w:r>
+        <w:rPr>
+          <w:rFonts w:ascii="Times New Roman" w:hAnsi="Times New Roman"/>
+          <w:sz w:val="24"/>
+        </w:rPr>
         <w:t>Приєднав їх до святого свого і вибраного стада.</w:t>
       </w:r>
     </w:p>
@@ -7327,6 +9003,10 @@
         <w:spacing w:after="120"/>
       </w:pPr>
       <w:r>
+        <w:rPr>
+          <w:rFonts w:ascii="Times New Roman" w:hAnsi="Times New Roman"/>
+          <w:sz w:val="24"/>
+        </w:rPr>
         <w:t>Спаси, помилуй, заступи і охорони їх, Боже, Твоєю благодаттю.</w:t>
       </w:r>
     </w:p>
@@ -7336,6 +9016,10 @@
         <w:spacing w:after="120"/>
       </w:pPr>
       <w:r>
+        <w:rPr>
+          <w:rFonts w:ascii="Times New Roman" w:hAnsi="Times New Roman"/>
+          <w:sz w:val="24"/>
+        </w:rPr>
         <w:t>Ви, що до просвіщення, голови ваші Господеві приклоніть.</w:t>
       </w:r>
     </w:p>
@@ -7349,14 +9033,18 @@
       </w:pPr>
       <w:r>
         <w:rPr>
-          <w:i/>
-          <w:color w:val="FF0000"/>
+          <w:rFonts w:ascii="Times New Roman" w:hAnsi="Times New Roman"/>
+          <w:i/>
+          <w:color w:val="FF0000"/>
+          <w:sz w:val="24"/>
         </w:rPr>
         <w:t>Вірні:</w:t>
       </w:r>
       <w:r>
         <w:rPr>
-          <w:b/>
+          <w:rFonts w:ascii="Times New Roman" w:hAnsi="Times New Roman"/>
+          <w:b/>
+          <w:sz w:val="24"/>
         </w:rPr>
         <w:t xml:space="preserve"> Тобі, Господи.</w:t>
       </w:r>
@@ -7373,9 +9061,11 @@
       </w:pPr>
       <w:r>
         <w:rPr>
-          <w:b/>
-          <w:i/>
-          <w:color w:val="FF0000"/>
+          <w:rFonts w:ascii="Times New Roman" w:hAnsi="Times New Roman"/>
+          <w:b/>
+          <w:i/>
+          <w:color w:val="FF0000"/>
+          <w:sz w:val="24"/>
         </w:rPr>
         <w:t>Молитва за тих, що готуються до святого просвіщення</w:t>
       </w:r>
@@ -7388,12 +9078,18 @@
       </w:pPr>
       <w:r>
         <w:rPr>
-          <w:i/>
-          <w:color w:val="FF0000"/>
-        </w:rPr>
-        <w:t>Священик:</w:t>
-      </w:r>
-      <w:r>
+          <w:rFonts w:ascii="Times New Roman" w:hAnsi="Times New Roman"/>
+          <w:i/>
+          <w:color w:val="FF0000"/>
+          <w:sz w:val="24"/>
+        </w:rPr>
+        <w:t>Священник:</w:t>
+      </w:r>
+      <w:r>
+        <w:rPr>
+          <w:rFonts w:ascii="Times New Roman" w:hAnsi="Times New Roman"/>
+          <w:sz w:val="24"/>
+        </w:rPr>
         <w:t xml:space="preserve"> Яви, Владико, лице Твоє на тих, що готуються до святого просвіщення і прагнуть стрясти гріховну скверну, озори їх помисел, упевни їх у вірі, утверди в надії, соверши в любові, вчини чесними членами Христа твого, що дав себе як ізбавління за душі наші.</w:t>
       </w:r>
     </w:p>
@@ -7404,6 +9100,10 @@
         <w:jc w:val="both"/>
       </w:pPr>
       <w:r>
+        <w:rPr>
+          <w:rFonts w:ascii="Times New Roman" w:hAnsi="Times New Roman"/>
+          <w:sz w:val="24"/>
+        </w:rPr>
         <w:t>Бо Ти єси просвіщення наше, і Тобі славу возсилаємо, Отцю, і Сину, і Святому Духові, нині і повсякчас, і на віки віків.</w:t>
       </w:r>
     </w:p>
@@ -7417,14 +9117,18 @@
       </w:pPr>
       <w:r>
         <w:rPr>
-          <w:i/>
-          <w:color w:val="FF0000"/>
+          <w:rFonts w:ascii="Times New Roman" w:hAnsi="Times New Roman"/>
+          <w:i/>
+          <w:color w:val="FF0000"/>
+          <w:sz w:val="24"/>
         </w:rPr>
         <w:t>Вірні:</w:t>
       </w:r>
       <w:r>
         <w:rPr>
-          <w:b/>
+          <w:rFonts w:ascii="Times New Roman" w:hAnsi="Times New Roman"/>
+          <w:b/>
+          <w:sz w:val="24"/>
         </w:rPr>
         <w:t xml:space="preserve"> Амінь.</w:t>
       </w:r>
@@ -7436,6 +9140,10 @@
         <w:jc w:val="both"/>
       </w:pPr>
       <w:r>
+        <w:rPr>
+          <w:rFonts w:ascii="Times New Roman" w:hAnsi="Times New Roman"/>
+          <w:sz w:val="24"/>
+        </w:rPr>
         <w:t>Всі, що до просвіщення, вийдіть; ви, що до просвіщення, вийдіть; всі оглашенні, вийдіть, щоб ніхто з оглашенних не залишився, тільки вірні, ще і ще в мирі Господеві помолімся.</w:t>
       </w:r>
     </w:p>
@@ -7450,27 +9158,35 @@
       </w:pPr>
       <w:r>
         <w:rPr>
-          <w:i/>
-          <w:color w:val="FF0000"/>
+          <w:rFonts w:ascii="Times New Roman" w:hAnsi="Times New Roman"/>
+          <w:i/>
+          <w:color w:val="FF0000"/>
+          <w:sz w:val="24"/>
         </w:rPr>
         <w:t>Вірні:</w:t>
       </w:r>
       <w:r>
         <w:rPr>
-          <w:i/>
-        </w:rPr>
-        <w:t xml:space="preserve"> </w:t>
-      </w:r>
-      <w:r>
-        <w:rPr>
-          <w:b/>
+          <w:rFonts w:ascii="Times New Roman" w:hAnsi="Times New Roman"/>
+          <w:i/>
+          <w:sz w:val="24"/>
+        </w:rPr>
+        <w:t xml:space="preserve"> </w:t>
+      </w:r>
+      <w:r>
+        <w:rPr>
+          <w:rFonts w:ascii="Times New Roman" w:hAnsi="Times New Roman"/>
+          <w:b/>
+          <w:sz w:val="24"/>
         </w:rPr>
         <w:t>Господи, помилуй</w:t>
       </w:r>
       <w:r>
         <w:rPr>
-          <w:b/>
-          <w:i/>
+          <w:rFonts w:ascii="Times New Roman" w:hAnsi="Times New Roman"/>
+          <w:b/>
+          <w:i/>
+          <w:sz w:val="24"/>
         </w:rPr>
         <w:t>.</w:t>
       </w:r>
@@ -7496,9 +9212,11 @@
       </w:pPr>
       <w:r>
         <w:rPr>
-          <w:b/>
-          <w:i/>
-          <w:color w:val="FF0000"/>
+          <w:rFonts w:ascii="Times New Roman" w:hAnsi="Times New Roman"/>
+          <w:b/>
+          <w:i/>
+          <w:color w:val="FF0000"/>
+          <w:sz w:val="24"/>
         </w:rPr>
         <w:t>Перша молитва за вірних</w:t>
       </w:r>
@@ -7510,9 +9228,17 @@
         <w:jc w:val="both"/>
       </w:pPr>
       <w:r>
+        <w:rPr>
+          <w:rFonts w:ascii="Times New Roman" w:hAnsi="Times New Roman"/>
+          <w:sz w:val="24"/>
+        </w:rPr>
         <w:t xml:space="preserve">Боже великий і хвальний, що животворящою смертю Христа твого переставив нас від тління в нетління, Ти визволь усі наші почуття від пристрасного умертвіння, поставивши їм за доброго провідника внутрішню розсудливість; і око, отже, нехай не пристане ні на який погляд лукавий, а слух нехай буде замкнений для пустих слів, язик же нехай очиститься від слів непристойних; очисть же наші губи, що хвалять Тебе, Господи; учини, щоб руки наші здержувалися від злих </w:t>
       </w:r>
       <w:r>
+        <w:rPr>
+          <w:rFonts w:ascii="Times New Roman" w:hAnsi="Times New Roman"/>
+          <w:sz w:val="24"/>
+        </w:rPr>
         <w:lastRenderedPageBreak/>
         <w:t>учинків, а діяли тільки те, що добровгодне Тобі, утверджуючи всі наші члени і мислі благодаттю Твоєю.</w:t>
       </w:r>
@@ -7651,14 +9377,18 @@
       </w:pPr>
       <w:r>
         <w:rPr>
-          <w:i/>
-          <w:color w:val="FF0000"/>
+          <w:rFonts w:ascii="Times New Roman" w:hAnsi="Times New Roman"/>
+          <w:i/>
+          <w:color w:val="FF0000"/>
+          <w:sz w:val="24"/>
         </w:rPr>
         <w:t>Вірні:</w:t>
       </w:r>
       <w:r>
         <w:rPr>
-          <w:b/>
+          <w:rFonts w:ascii="Times New Roman" w:hAnsi="Times New Roman"/>
+          <w:b/>
+          <w:sz w:val="24"/>
         </w:rPr>
         <w:t xml:space="preserve"> Господи, помилуй.</w:t>
       </w:r>
@@ -7669,6 +9399,10 @@
         <w:spacing w:after="120"/>
       </w:pPr>
       <w:r>
+        <w:rPr>
+          <w:rFonts w:ascii="Times New Roman" w:hAnsi="Times New Roman"/>
+          <w:sz w:val="24"/>
+        </w:rPr>
         <w:t>Премудрість.</w:t>
       </w:r>
     </w:p>
@@ -7679,12 +9413,18 @@
       </w:pPr>
       <w:r>
         <w:rPr>
-          <w:i/>
-          <w:color w:val="FF0000"/>
-        </w:rPr>
-        <w:t>Священик:</w:t>
-      </w:r>
-      <w:r>
+          <w:rFonts w:ascii="Times New Roman" w:hAnsi="Times New Roman"/>
+          <w:i/>
+          <w:color w:val="FF0000"/>
+          <w:sz w:val="24"/>
+        </w:rPr>
+        <w:t>Священник:</w:t>
+      </w:r>
+      <w:r>
+        <w:rPr>
+          <w:rFonts w:ascii="Times New Roman" w:hAnsi="Times New Roman"/>
+          <w:sz w:val="24"/>
+        </w:rPr>
         <w:t xml:space="preserve"> Бо Тобі належить усяка слава, честь і поклонення, Отцю, і Сину, і Святому Духові, нині і повсякчас, і на віки віків.</w:t>
       </w:r>
     </w:p>
@@ -7698,14 +9438,18 @@
       </w:pPr>
       <w:r>
         <w:rPr>
-          <w:i/>
-          <w:color w:val="FF0000"/>
+          <w:rFonts w:ascii="Times New Roman" w:hAnsi="Times New Roman"/>
+          <w:i/>
+          <w:color w:val="FF0000"/>
+          <w:sz w:val="24"/>
         </w:rPr>
         <w:t>Вірні:</w:t>
       </w:r>
       <w:r>
         <w:rPr>
-          <w:b/>
+          <w:rFonts w:ascii="Times New Roman" w:hAnsi="Times New Roman"/>
+          <w:b/>
+          <w:sz w:val="24"/>
         </w:rPr>
         <w:t xml:space="preserve"> Амінь.</w:t>
       </w:r>
@@ -7717,6 +9461,10 @@
         <w:jc w:val="both"/>
       </w:pPr>
       <w:r>
+        <w:rPr>
+          <w:rFonts w:ascii="Times New Roman" w:hAnsi="Times New Roman"/>
+          <w:sz w:val="24"/>
+        </w:rPr>
         <w:t>Ще і ще в мирі Господеві помолімся.</w:t>
       </w:r>
     </w:p>
@@ -7730,14 +9478,18 @@
       </w:pPr>
       <w:r>
         <w:rPr>
-          <w:i/>
-          <w:color w:val="FF0000"/>
+          <w:rFonts w:ascii="Times New Roman" w:hAnsi="Times New Roman"/>
+          <w:i/>
+          <w:color w:val="FF0000"/>
+          <w:sz w:val="24"/>
         </w:rPr>
         <w:t>Вірні:</w:t>
       </w:r>
       <w:r>
         <w:rPr>
-          <w:b/>
+          <w:rFonts w:ascii="Times New Roman" w:hAnsi="Times New Roman"/>
+          <w:b/>
+          <w:sz w:val="24"/>
         </w:rPr>
         <w:t xml:space="preserve"> Господи, помилуй.</w:t>
       </w:r>
@@ -7754,9 +9506,11 @@
       </w:pPr>
       <w:r>
         <w:rPr>
-          <w:b/>
-          <w:i/>
-          <w:color w:val="FF0000"/>
+          <w:rFonts w:ascii="Times New Roman" w:hAnsi="Times New Roman"/>
+          <w:b/>
+          <w:i/>
+          <w:color w:val="FF0000"/>
+          <w:sz w:val="24"/>
         </w:rPr>
         <w:t>Друга молитва за вірних</w:t>
       </w:r>
@@ -7768,6 +9522,10 @@
         <w:jc w:val="both"/>
       </w:pPr>
       <w:r>
+        <w:rPr>
+          <w:rFonts w:ascii="Times New Roman" w:hAnsi="Times New Roman"/>
+          <w:sz w:val="24"/>
+        </w:rPr>
         <w:t>Владико святий, преблагий, молимо Тебе, багатого в милості, милостивий будь нам, грішним; і сотвори нас достойними прийняти єдинородного твого Сина і Бога нашого, царя слави. Ось бо пречисте його тіло і животворяща кров, що в цей час входять у невидимому супроводі множества воїнства небесного, мають предложитися на цій тайній трапезі, а їх причастя неосудно нам даруй, щоб ми, осяяні ними мисленним оком, стали синами світла і дня.</w:t>
       </w:r>
     </w:p>
@@ -7905,14 +9663,18 @@
       </w:pPr>
       <w:r>
         <w:rPr>
-          <w:i/>
-          <w:color w:val="FF0000"/>
+          <w:rFonts w:ascii="Times New Roman" w:hAnsi="Times New Roman"/>
+          <w:i/>
+          <w:color w:val="FF0000"/>
+          <w:sz w:val="24"/>
         </w:rPr>
         <w:t>Вірні:</w:t>
       </w:r>
       <w:r>
         <w:rPr>
-          <w:b/>
+          <w:rFonts w:ascii="Times New Roman" w:hAnsi="Times New Roman"/>
+          <w:b/>
+          <w:sz w:val="24"/>
         </w:rPr>
         <w:t xml:space="preserve"> Господи, помилуй.</w:t>
       </w:r>
@@ -7923,6 +9685,10 @@
         <w:spacing w:after="120"/>
       </w:pPr>
       <w:r>
+        <w:rPr>
+          <w:rFonts w:ascii="Times New Roman" w:hAnsi="Times New Roman"/>
+          <w:sz w:val="24"/>
+        </w:rPr>
         <w:t>Премудрість.</w:t>
       </w:r>
     </w:p>
@@ -7934,12 +9700,18 @@
       </w:pPr>
       <w:r>
         <w:rPr>
-          <w:i/>
-          <w:color w:val="FF0000"/>
-        </w:rPr>
-        <w:t>Священик:</w:t>
-      </w:r>
-      <w:r>
+          <w:rFonts w:ascii="Times New Roman" w:hAnsi="Times New Roman"/>
+          <w:i/>
+          <w:color w:val="FF0000"/>
+          <w:sz w:val="24"/>
+        </w:rPr>
+        <w:t>Священник:</w:t>
+      </w:r>
+      <w:r>
+        <w:rPr>
+          <w:rFonts w:ascii="Times New Roman" w:hAnsi="Times New Roman"/>
+          <w:sz w:val="24"/>
+        </w:rPr>
         <w:t xml:space="preserve"> За даром Христа твого, що з ним благословен єси, з пресвятим, і благим, і животворящим твоїм Духом, нині і повсякчас, і на віки віків.</w:t>
       </w:r>
     </w:p>
@@ -7953,17 +9725,25 @@
       </w:pPr>
       <w:r>
         <w:rPr>
-          <w:i/>
-          <w:color w:val="FF0000"/>
+          <w:rFonts w:ascii="Times New Roman" w:hAnsi="Times New Roman"/>
+          <w:i/>
+          <w:color w:val="FF0000"/>
+          <w:sz w:val="24"/>
         </w:rPr>
         <w:t>Вірні:</w:t>
       </w:r>
       <w:r>
-        <w:t xml:space="preserve"> </w:t>
-      </w:r>
-      <w:r>
-        <w:rPr>
-          <w:b/>
+        <w:rPr>
+          <w:rFonts w:ascii="Times New Roman" w:hAnsi="Times New Roman"/>
+          <w:sz w:val="24"/>
+        </w:rPr>
+        <w:t xml:space="preserve"> </w:t>
+      </w:r>
+      <w:r>
+        <w:rPr>
+          <w:rFonts w:ascii="Times New Roman" w:hAnsi="Times New Roman"/>
+          <w:b/>
+          <w:sz w:val="24"/>
         </w:rPr>
         <w:t>Амінь.</w:t>
       </w:r>
@@ -8002,7 +9782,9 @@
       </w:pPr>
       <w:r>
         <w:rPr>
-          <w:b/>
+          <w:rFonts w:ascii="Times New Roman" w:hAnsi="Times New Roman"/>
+          <w:b/>
+          <w:sz w:val="24"/>
         </w:rPr>
         <w:t>Нині сили небесні з нами невидимо служать: ось бо входить цар слави, ось жертва тайна совершенна супроводиться у славі. З вірою і любов’ю приступім, щоб нам причасниками життя вічного бути. Алилуя, алилуя, алилуя.</w:t>
       </w:r>
@@ -8015,18 +9797,26 @@
       </w:pPr>
       <w:r>
         <w:rPr>
-          <w:i/>
-          <w:color w:val="FF0000"/>
+          <w:rFonts w:ascii="Times New Roman" w:hAnsi="Times New Roman"/>
+          <w:i/>
+          <w:color w:val="FF0000"/>
+          <w:sz w:val="24"/>
         </w:rPr>
         <w:t>Диякон кадить, а відтак разом зі священиком мовлять:</w:t>
       </w:r>
       <w:r>
+        <w:rPr>
+          <w:rFonts w:ascii="Times New Roman" w:hAnsi="Times New Roman"/>
+          <w:sz w:val="24"/>
+        </w:rPr>
         <w:t xml:space="preserve"> Нині сили небесні... </w:t>
       </w:r>
       <w:r>
         <w:rPr>
-          <w:i/>
-          <w:color w:val="FF0000"/>
+          <w:rFonts w:ascii="Times New Roman" w:hAnsi="Times New Roman"/>
+          <w:i/>
+          <w:color w:val="FF0000"/>
+          <w:sz w:val="24"/>
         </w:rPr>
         <w:t>тричі.</w:t>
       </w:r>
@@ -8043,8 +9833,10 @@
       </w:pPr>
       <w:r>
         <w:rPr>
-          <w:i/>
-          <w:color w:val="FF0000"/>
+          <w:rFonts w:ascii="Times New Roman" w:hAnsi="Times New Roman"/>
+          <w:i/>
+          <w:color w:val="FF0000"/>
+          <w:sz w:val="24"/>
         </w:rPr>
         <w:t>Тоді творять вхід із передшеосвяченими дарами, не мовлячи нічого.</w:t>
       </w:r>
@@ -8062,9 +9854,11 @@
       </w:pPr>
       <w:r>
         <w:rPr>
-          <w:b/>
-          <w:i/>
-          <w:color w:val="FF0000"/>
+          <w:rFonts w:ascii="Times New Roman" w:hAnsi="Times New Roman"/>
+          <w:b/>
+          <w:i/>
+          <w:color w:val="FF0000"/>
+          <w:sz w:val="24"/>
         </w:rPr>
         <w:t>По вході робимо три доземні поклони.</w:t>
       </w:r>
@@ -8117,6 +9911,10 @@
         <w:jc w:val="both"/>
       </w:pPr>
       <w:r>
+        <w:rPr>
+          <w:rFonts w:ascii="Times New Roman" w:hAnsi="Times New Roman"/>
+          <w:sz w:val="24"/>
+        </w:rPr>
         <w:t>Сповнім вечірню молитву нашу Господеві.</w:t>
       </w:r>
     </w:p>
@@ -8131,14 +9929,18 @@
       </w:pPr>
       <w:r>
         <w:rPr>
-          <w:i/>
-          <w:color w:val="FF0000"/>
+          <w:rFonts w:ascii="Times New Roman" w:hAnsi="Times New Roman"/>
+          <w:i/>
+          <w:color w:val="FF0000"/>
+          <w:sz w:val="24"/>
         </w:rPr>
         <w:t>Вірні, на кожне прошення:</w:t>
       </w:r>
       <w:r>
         <w:rPr>
-          <w:b/>
+          <w:rFonts w:ascii="Times New Roman" w:hAnsi="Times New Roman"/>
+          <w:b/>
+          <w:sz w:val="24"/>
         </w:rPr>
         <w:t xml:space="preserve"> Господи, помилуй.</w:t>
       </w:r>
@@ -8150,6 +9952,10 @@
         <w:jc w:val="both"/>
       </w:pPr>
       <w:r>
+        <w:rPr>
+          <w:rFonts w:ascii="Times New Roman" w:hAnsi="Times New Roman"/>
+          <w:sz w:val="24"/>
+        </w:rPr>
         <w:t>За предложені і передшеосвячені чесні дари Господеві помолімся.</w:t>
       </w:r>
     </w:p>
@@ -8160,6 +9966,10 @@
         <w:jc w:val="both"/>
       </w:pPr>
       <w:r>
+        <w:rPr>
+          <w:rFonts w:ascii="Times New Roman" w:hAnsi="Times New Roman"/>
+          <w:sz w:val="24"/>
+        </w:rPr>
         <w:t xml:space="preserve">Щоб чоловіколюбець Бог наш, прийнявши їх у святий, і пренебесний, і мисленний свій жертовник, як приємний запах духовний, зіслав нам божественну благодать і дар Святого Духа, помолімся. </w:t>
       </w:r>
     </w:p>
@@ -8170,6 +9980,10 @@
         <w:jc w:val="both"/>
       </w:pPr>
       <w:r>
+        <w:rPr>
+          <w:rFonts w:ascii="Times New Roman" w:hAnsi="Times New Roman"/>
+          <w:sz w:val="24"/>
+        </w:rPr>
         <w:t>Щоб ізбавитися нам від усякої скорби, гніву й нужди, Господеві помолімся.</w:t>
       </w:r>
     </w:p>
@@ -8185,9 +9999,11 @@
       </w:pPr>
       <w:r>
         <w:rPr>
-          <w:b/>
-          <w:i/>
-          <w:color w:val="FF0000"/>
+          <w:rFonts w:ascii="Times New Roman" w:hAnsi="Times New Roman"/>
+          <w:b/>
+          <w:i/>
+          <w:color w:val="FF0000"/>
+          <w:sz w:val="24"/>
         </w:rPr>
         <w:t>Молитва по поставленні Святих Таїн</w:t>
       </w:r>
@@ -8200,13 +10016,18 @@
       </w:pPr>
       <w:r>
         <w:rPr>
-          <w:i/>
-          <w:color w:val="FF0000"/>
-        </w:rPr>
-        <w:lastRenderedPageBreak/>
-        <w:t>Священик:</w:t>
-      </w:r>
-      <w:r>
+          <w:rFonts w:ascii="Times New Roman" w:hAnsi="Times New Roman"/>
+          <w:i/>
+          <w:color w:val="FF0000"/>
+          <w:sz w:val="24"/>
+        </w:rPr>
+        <w:t>Священник:</w:t>
+      </w:r>
+      <w:r>
+        <w:rPr>
+          <w:rFonts w:ascii="Times New Roman" w:hAnsi="Times New Roman"/>
+          <w:sz w:val="24"/>
+        </w:rPr>
         <w:t xml:space="preserve"> Боже невимовних і невидимих таїн, у Тебе є сховані скарби премудрости й розуму; Ти відкрив нам служіння цій служби і з-за багатого твого чоловіколюбія поставив нас, грішних, приносити Тобі дари й жертви за наші гріхи і людські невідання. Ти сам, невидимий царю, що твориш діла великі й недослідні, славні й надзвичайні, яким немає числа, споглянь на нас, недостойних рабів твоїх, що стоять перед цим святим жертовником, як перед херувимським твоїм престолом, на якому єдинородний твій Син і Бог наш спочиває під страшними таїнствами, що лежать перед нами.</w:t>
       </w:r>
     </w:p>
@@ -8217,6 +10038,10 @@
         <w:jc w:val="both"/>
       </w:pPr>
       <w:r>
+        <w:rPr>
+          <w:rFonts w:ascii="Times New Roman" w:hAnsi="Times New Roman"/>
+          <w:sz w:val="24"/>
+        </w:rPr>
         <w:t>Визволивши і нас, і вірних людей твоїх від усякої нечистоти, освяти душі і тіла всіх нас освяченням невід’ємним, щоб ми з чистим сумлінням, з незасоромленим лицем, з просвіченим серцем причащаючись цих божественних святощів і оживотворювані ними, з’єдналися з самим Христом твоїм, істинним Богом нашим, що сказав: Хто їсть моє тіло і хто п’є мою кров, у мені перебуває і я в ньому; щоб ми, як поселиться і житиме в нас Слово Твоє, Господи, стали храмом пресвятого й поклоняємого твого Духа, визволені від усякого диявольського підступу, що доконується ділом, або словом, або помислом, і одержали обіцяні нам блага, з усіма святими твоїми, що від віку Тобі благоугодні були.</w:t>
       </w:r>
     </w:p>
@@ -8355,14 +10180,18 @@
       </w:pPr>
       <w:r>
         <w:rPr>
-          <w:i/>
-          <w:color w:val="FF0000"/>
+          <w:rFonts w:ascii="Times New Roman" w:hAnsi="Times New Roman"/>
+          <w:i/>
+          <w:color w:val="FF0000"/>
+          <w:sz w:val="24"/>
         </w:rPr>
         <w:t>Вірні:</w:t>
       </w:r>
       <w:r>
         <w:rPr>
-          <w:b/>
+          <w:rFonts w:ascii="Times New Roman" w:hAnsi="Times New Roman"/>
+          <w:b/>
+          <w:sz w:val="24"/>
         </w:rPr>
         <w:t xml:space="preserve"> Господи, помилуй.</w:t>
       </w:r>
@@ -8374,6 +10203,10 @@
         <w:jc w:val="both"/>
       </w:pPr>
       <w:r>
+        <w:rPr>
+          <w:rFonts w:ascii="Times New Roman" w:hAnsi="Times New Roman"/>
+          <w:sz w:val="24"/>
+        </w:rPr>
         <w:t>Вечора всього звершеного, святого, мирного й безгрішного у Господа просім.</w:t>
       </w:r>
     </w:p>
@@ -8387,21 +10220,27 @@
       </w:pPr>
       <w:r>
         <w:rPr>
+          <w:rFonts w:ascii="Times New Roman" w:hAnsi="Times New Roman"/>
           <w:bCs/>
           <w:i/>
           <w:color w:val="FF0000"/>
+          <w:sz w:val="24"/>
         </w:rPr>
         <w:t>Вірні, на кожне прошенення:</w:t>
       </w:r>
       <w:r>
         <w:rPr>
-          <w:i/>
-        </w:rPr>
-        <w:t xml:space="preserve"> </w:t>
-      </w:r>
-      <w:r>
-        <w:rPr>
-          <w:b/>
+          <w:rFonts w:ascii="Times New Roman" w:hAnsi="Times New Roman"/>
+          <w:i/>
+          <w:sz w:val="24"/>
+        </w:rPr>
+        <w:t xml:space="preserve"> </w:t>
+      </w:r>
+      <w:r>
+        <w:rPr>
+          <w:rFonts w:ascii="Times New Roman" w:hAnsi="Times New Roman"/>
+          <w:b/>
+          <w:sz w:val="24"/>
         </w:rPr>
         <w:t>Подай, Господи.</w:t>
       </w:r>
@@ -8413,6 +10252,10 @@
         <w:jc w:val="both"/>
       </w:pPr>
       <w:r>
+        <w:rPr>
+          <w:rFonts w:ascii="Times New Roman" w:hAnsi="Times New Roman"/>
+          <w:sz w:val="24"/>
+        </w:rPr>
         <w:t>Ангела миру, вірного наставника, хоронителя душ і тілес наших у Господа просім.</w:t>
       </w:r>
     </w:p>
@@ -8423,6 +10266,10 @@
         <w:jc w:val="both"/>
       </w:pPr>
       <w:r>
+        <w:rPr>
+          <w:rFonts w:ascii="Times New Roman" w:hAnsi="Times New Roman"/>
+          <w:sz w:val="24"/>
+        </w:rPr>
         <w:t>Прощення й відпущення гріхів і прогрішень наших у Господа просім.</w:t>
       </w:r>
     </w:p>
@@ -8433,6 +10280,10 @@
         <w:jc w:val="both"/>
       </w:pPr>
       <w:r>
+        <w:rPr>
+          <w:rFonts w:ascii="Times New Roman" w:hAnsi="Times New Roman"/>
+          <w:sz w:val="24"/>
+        </w:rPr>
         <w:t>Доброго й пожиточного душам нашим і миру для світу у Господа просім.</w:t>
       </w:r>
     </w:p>
@@ -8443,6 +10294,10 @@
         <w:jc w:val="both"/>
       </w:pPr>
       <w:r>
+        <w:rPr>
+          <w:rFonts w:ascii="Times New Roman" w:hAnsi="Times New Roman"/>
+          <w:sz w:val="24"/>
+        </w:rPr>
         <w:t>Осталий час життя нашого в мирі й покаянні скінчити у Господа просім.</w:t>
       </w:r>
     </w:p>
@@ -8453,6 +10308,10 @@
         <w:jc w:val="both"/>
       </w:pPr>
       <w:r>
+        <w:rPr>
+          <w:rFonts w:ascii="Times New Roman" w:hAnsi="Times New Roman"/>
+          <w:sz w:val="24"/>
+        </w:rPr>
         <w:t>Християнської кончини життя нашого, безболісної, бездоганної, мирної, і доброго одвіту на страшнім судищі Христовім просім.</w:t>
       </w:r>
     </w:p>
@@ -8463,6 +10322,10 @@
         <w:jc w:val="both"/>
       </w:pPr>
       <w:r>
+        <w:rPr>
+          <w:rFonts w:ascii="Times New Roman" w:hAnsi="Times New Roman"/>
+          <w:sz w:val="24"/>
+        </w:rPr>
         <w:t xml:space="preserve">Єдність віри і причастя Святого Духа випросивши, самі себе, і один одного, і все життя наше Христу Богові віддаймо. </w:t>
       </w:r>
     </w:p>
@@ -8477,14 +10340,18 @@
       </w:pPr>
       <w:r>
         <w:rPr>
-          <w:i/>
-          <w:color w:val="FF0000"/>
+          <w:rFonts w:ascii="Times New Roman" w:hAnsi="Times New Roman"/>
+          <w:i/>
+          <w:color w:val="FF0000"/>
+          <w:sz w:val="24"/>
         </w:rPr>
         <w:t>Вірні:</w:t>
       </w:r>
       <w:r>
         <w:rPr>
-          <w:b/>
+          <w:rFonts w:ascii="Times New Roman" w:hAnsi="Times New Roman"/>
+          <w:b/>
+          <w:sz w:val="24"/>
         </w:rPr>
         <w:t xml:space="preserve"> Тобі, Господи.</w:t>
       </w:r>
@@ -8524,12 +10391,18 @@
       </w:pPr>
       <w:r>
         <w:rPr>
-          <w:i/>
-          <w:color w:val="FF0000"/>
-        </w:rPr>
-        <w:t>Священик:</w:t>
-      </w:r>
-      <w:r>
+          <w:rFonts w:ascii="Times New Roman" w:hAnsi="Times New Roman"/>
+          <w:i/>
+          <w:color w:val="FF0000"/>
+          <w:sz w:val="24"/>
+        </w:rPr>
+        <w:t>Священник:</w:t>
+      </w:r>
+      <w:r>
+        <w:rPr>
+          <w:rFonts w:ascii="Times New Roman" w:hAnsi="Times New Roman"/>
+          <w:sz w:val="24"/>
+        </w:rPr>
         <w:t xml:space="preserve"> І сподоби нас, Владико, зі сміливістю, неосудно сміти призивати Тебе, небесного Бога Отця, і мовити.</w:t>
       </w:r>
     </w:p>
@@ -8544,14 +10417,18 @@
       </w:pPr>
       <w:r>
         <w:rPr>
-          <w:i/>
-          <w:color w:val="FF0000"/>
+          <w:rFonts w:ascii="Times New Roman" w:hAnsi="Times New Roman"/>
+          <w:i/>
+          <w:color w:val="FF0000"/>
+          <w:sz w:val="24"/>
         </w:rPr>
         <w:t>Вірні:</w:t>
       </w:r>
       <w:r>
         <w:rPr>
-          <w:b/>
+          <w:rFonts w:ascii="Times New Roman" w:hAnsi="Times New Roman"/>
+          <w:b/>
+          <w:sz w:val="24"/>
         </w:rPr>
         <w:t xml:space="preserve"> Отче наш, що єси на небесах, нехай святиться ім’я Твоє, нехай прийде царство Твоє, нехай буде воля твоя, як на небі, так і на землі. Хліб наш насущний дай нам сьогодні; і прости нам провини наші, як і ми прощаємо винуватцям нашим; і не введи нас у спокусу, але визволи нас від лукавого.</w:t>
       </w:r>
@@ -8564,12 +10441,18 @@
       </w:pPr>
       <w:r>
         <w:rPr>
-          <w:i/>
-          <w:color w:val="FF0000"/>
-        </w:rPr>
-        <w:t>Священик:</w:t>
-      </w:r>
-      <w:r>
+          <w:rFonts w:ascii="Times New Roman" w:hAnsi="Times New Roman"/>
+          <w:i/>
+          <w:color w:val="FF0000"/>
+          <w:sz w:val="24"/>
+        </w:rPr>
+        <w:t>Священник:</w:t>
+      </w:r>
+      <w:r>
+        <w:rPr>
+          <w:rFonts w:ascii="Times New Roman" w:hAnsi="Times New Roman"/>
+          <w:sz w:val="24"/>
+        </w:rPr>
         <w:t xml:space="preserve"> Бо Твоє єсть царство, і сила, і слава, Отця, і Сина, і Святого Духа, нині і повсякчас і на віки віків.</w:t>
       </w:r>
     </w:p>
@@ -8584,14 +10467,18 @@
       </w:pPr>
       <w:r>
         <w:rPr>
-          <w:i/>
-          <w:color w:val="FF0000"/>
+          <w:rFonts w:ascii="Times New Roman" w:hAnsi="Times New Roman"/>
+          <w:i/>
+          <w:color w:val="FF0000"/>
+          <w:sz w:val="24"/>
         </w:rPr>
         <w:t>Вірні:</w:t>
       </w:r>
       <w:r>
         <w:rPr>
-          <w:b/>
+          <w:rFonts w:ascii="Times New Roman" w:hAnsi="Times New Roman"/>
+          <w:b/>
+          <w:sz w:val="24"/>
         </w:rPr>
         <w:t xml:space="preserve"> Амінь.</w:t>
       </w:r>
@@ -8604,12 +10491,18 @@
       </w:pPr>
       <w:r>
         <w:rPr>
-          <w:i/>
-          <w:color w:val="FF0000"/>
-        </w:rPr>
-        <w:t>Священик:</w:t>
-      </w:r>
-      <w:r>
+          <w:rFonts w:ascii="Times New Roman" w:hAnsi="Times New Roman"/>
+          <w:i/>
+          <w:color w:val="FF0000"/>
+          <w:sz w:val="24"/>
+        </w:rPr>
+        <w:t>Священник:</w:t>
+      </w:r>
+      <w:r>
+        <w:rPr>
+          <w:rFonts w:ascii="Times New Roman" w:hAnsi="Times New Roman"/>
+          <w:sz w:val="24"/>
+        </w:rPr>
         <w:t xml:space="preserve"> Мир всім.</w:t>
       </w:r>
     </w:p>
@@ -8624,14 +10517,18 @@
       </w:pPr>
       <w:r>
         <w:rPr>
-          <w:i/>
-          <w:color w:val="FF0000"/>
+          <w:rFonts w:ascii="Times New Roman" w:hAnsi="Times New Roman"/>
+          <w:i/>
+          <w:color w:val="FF0000"/>
+          <w:sz w:val="24"/>
         </w:rPr>
         <w:t>Вірні:</w:t>
       </w:r>
       <w:r>
         <w:rPr>
-          <w:b/>
+          <w:rFonts w:ascii="Times New Roman" w:hAnsi="Times New Roman"/>
+          <w:b/>
+          <w:sz w:val="24"/>
         </w:rPr>
         <w:t xml:space="preserve"> І духові твоєму.</w:t>
       </w:r>
@@ -8643,6 +10540,10 @@
         <w:jc w:val="both"/>
       </w:pPr>
       <w:r>
+        <w:rPr>
+          <w:rFonts w:ascii="Times New Roman" w:hAnsi="Times New Roman"/>
+          <w:sz w:val="24"/>
+        </w:rPr>
         <w:t>Голови ваші Господові приклоніть.</w:t>
       </w:r>
     </w:p>
@@ -8656,15 +10557,19 @@
       </w:pPr>
       <w:r>
         <w:rPr>
-          <w:i/>
-          <w:color w:val="FF0000"/>
+          <w:rFonts w:ascii="Times New Roman" w:hAnsi="Times New Roman"/>
+          <w:i/>
+          <w:color w:val="FF0000"/>
+          <w:sz w:val="24"/>
         </w:rPr>
         <w:lastRenderedPageBreak/>
         <w:t>Вірні:</w:t>
       </w:r>
       <w:r>
         <w:rPr>
-          <w:b/>
+          <w:rFonts w:ascii="Times New Roman" w:hAnsi="Times New Roman"/>
+          <w:b/>
+          <w:sz w:val="24"/>
         </w:rPr>
         <w:t xml:space="preserve"> Тобі, Господи.</w:t>
       </w:r>
@@ -8677,12 +10582,18 @@
       </w:pPr>
       <w:r>
         <w:rPr>
-          <w:i/>
-          <w:color w:val="FF0000"/>
-        </w:rPr>
-        <w:t>Священик:</w:t>
-      </w:r>
-      <w:r>
+          <w:rFonts w:ascii="Times New Roman" w:hAnsi="Times New Roman"/>
+          <w:i/>
+          <w:color w:val="FF0000"/>
+          <w:sz w:val="24"/>
+        </w:rPr>
+        <w:t>Священник:</w:t>
+      </w:r>
+      <w:r>
+        <w:rPr>
+          <w:rFonts w:ascii="Times New Roman" w:hAnsi="Times New Roman"/>
+          <w:sz w:val="24"/>
+        </w:rPr>
         <w:t xml:space="preserve"> Боже, єдиний благий і милосердний, що живеш на висотах і споглядаєш на смиренних, споглянь милосердним оком на всіх людей твоїх, і захорони їх, і сподоби всіх нас неосудно причаститися цих твоїх животворящих таїн, бо перед тобою ми схилили свої голови, очікуючи від Тебе багатої милости.</w:t>
       </w:r>
     </w:p>
@@ -8693,6 +10604,10 @@
         <w:jc w:val="both"/>
       </w:pPr>
       <w:r>
+        <w:rPr>
+          <w:rFonts w:ascii="Times New Roman" w:hAnsi="Times New Roman"/>
+          <w:sz w:val="24"/>
+        </w:rPr>
         <w:t>Благодаттю, і щедротами, і чоловіколюбієм єдинородного Сина твого, що з ним благословен єси, з пресвятим, і благим, і животворящим твоїм Духом, нині і повсякчас, і на віки віків.</w:t>
       </w:r>
     </w:p>
@@ -8707,14 +10622,18 @@
       </w:pPr>
       <w:r>
         <w:rPr>
-          <w:i/>
-          <w:color w:val="FF0000"/>
+          <w:rFonts w:ascii="Times New Roman" w:hAnsi="Times New Roman"/>
+          <w:i/>
+          <w:color w:val="FF0000"/>
+          <w:sz w:val="24"/>
         </w:rPr>
         <w:t>Вірні:</w:t>
       </w:r>
       <w:r>
         <w:rPr>
-          <w:b/>
+          <w:rFonts w:ascii="Times New Roman" w:hAnsi="Times New Roman"/>
+          <w:b/>
+          <w:sz w:val="24"/>
         </w:rPr>
         <w:t xml:space="preserve"> Амінь.</w:t>
       </w:r>
@@ -8727,12 +10646,18 @@
       </w:pPr>
       <w:r>
         <w:rPr>
-          <w:i/>
-          <w:color w:val="FF0000"/>
-        </w:rPr>
-        <w:t>Священик:</w:t>
-      </w:r>
-      <w:r>
+          <w:rFonts w:ascii="Times New Roman" w:hAnsi="Times New Roman"/>
+          <w:i/>
+          <w:color w:val="FF0000"/>
+          <w:sz w:val="24"/>
+        </w:rPr>
+        <w:t>Священник:</w:t>
+      </w:r>
+      <w:r>
+        <w:rPr>
+          <w:rFonts w:ascii="Times New Roman" w:hAnsi="Times New Roman"/>
+          <w:sz w:val="24"/>
+        </w:rPr>
         <w:t xml:space="preserve"> Зглянься, Господи Ісусе Христе, Боже наш, від святого жилища твого і від престолу слави царства твого і прийди, щоб освятити нас, Ти, що вгорі з Отцем сидиш і тут з нами невидимо перебуваєш, і сподоби нас могутньою Твоєю рукою подіти нам пречисте Твоє тіло і чесну кров, а через нас усім людям.</w:t>
       </w:r>
     </w:p>
@@ -8747,19 +10672,25 @@
       </w:pPr>
       <w:r>
         <w:rPr>
-          <w:i/>
-          <w:color w:val="FF0000"/>
-        </w:rPr>
-        <w:t>Священик і диякон поклоняються тричі, мовлячи:</w:t>
-      </w:r>
-    </w:p>
-    <w:p>
-      <w:pPr>
-        <w:widowControl w:val="0"/>
-        <w:spacing w:after="120"/>
-        <w:jc w:val="both"/>
-      </w:pPr>
-      <w:r>
+          <w:rFonts w:ascii="Times New Roman" w:hAnsi="Times New Roman"/>
+          <w:i/>
+          <w:color w:val="FF0000"/>
+          <w:sz w:val="24"/>
+        </w:rPr>
+        <w:t>Священник і диякон поклоняються тричі, мовлячи:</w:t>
+      </w:r>
+    </w:p>
+    <w:p>
+      <w:pPr>
+        <w:widowControl w:val="0"/>
+        <w:spacing w:after="120"/>
+        <w:jc w:val="both"/>
+      </w:pPr>
+      <w:r>
+        <w:rPr>
+          <w:rFonts w:ascii="Times New Roman" w:hAnsi="Times New Roman"/>
+          <w:sz w:val="24"/>
+        </w:rPr>
         <w:t>Боже, милостивий будь мені, грішному.</w:t>
       </w:r>
     </w:p>
@@ -8797,18 +10728,26 @@
       </w:pPr>
       <w:r>
         <w:rPr>
-          <w:i/>
-          <w:color w:val="FF0000"/>
+          <w:rFonts w:ascii="Times New Roman" w:hAnsi="Times New Roman"/>
+          <w:i/>
+          <w:color w:val="FF0000"/>
+          <w:sz w:val="24"/>
         </w:rPr>
         <w:t>Диякон:</w:t>
       </w:r>
       <w:r>
         <w:rPr>
-          <w:color w:val="FF0000"/>
-        </w:rPr>
-        <w:t xml:space="preserve"> </w:t>
-      </w:r>
-      <w:r>
+          <w:rFonts w:ascii="Times New Roman" w:hAnsi="Times New Roman"/>
+          <w:color w:val="FF0000"/>
+          <w:sz w:val="24"/>
+        </w:rPr>
+        <w:t xml:space="preserve"> </w:t>
+      </w:r>
+      <w:r>
+        <w:rPr>
+          <w:rFonts w:ascii="Times New Roman" w:hAnsi="Times New Roman"/>
+          <w:sz w:val="24"/>
+        </w:rPr>
         <w:t>Будьмо уважні,</w:t>
       </w:r>
     </w:p>
@@ -8820,12 +10759,18 @@
       </w:pPr>
       <w:r>
         <w:rPr>
-          <w:i/>
-          <w:color w:val="FF0000"/>
-        </w:rPr>
-        <w:t>Священик:</w:t>
-      </w:r>
-      <w:r>
+          <w:rFonts w:ascii="Times New Roman" w:hAnsi="Times New Roman"/>
+          <w:i/>
+          <w:color w:val="FF0000"/>
+          <w:sz w:val="24"/>
+        </w:rPr>
+        <w:t>Священник:</w:t>
+      </w:r>
+      <w:r>
+        <w:rPr>
+          <w:rFonts w:ascii="Times New Roman" w:hAnsi="Times New Roman"/>
+          <w:sz w:val="24"/>
+        </w:rPr>
         <w:t xml:space="preserve"> Передшеосвячене святеє святим.</w:t>
       </w:r>
     </w:p>
@@ -8840,14 +10785,18 @@
       </w:pPr>
       <w:r>
         <w:rPr>
-          <w:i/>
-          <w:color w:val="FF0000"/>
+          <w:rFonts w:ascii="Times New Roman" w:hAnsi="Times New Roman"/>
+          <w:i/>
+          <w:color w:val="FF0000"/>
+          <w:sz w:val="24"/>
         </w:rPr>
         <w:t>Вірні:</w:t>
       </w:r>
       <w:r>
         <w:rPr>
-          <w:b/>
+          <w:rFonts w:ascii="Times New Roman" w:hAnsi="Times New Roman"/>
+          <w:b/>
+          <w:sz w:val="24"/>
         </w:rPr>
         <w:t xml:space="preserve"> Єдин свят, єдин Господь, Ісус Христос, на славу Бога Отця. Амінь.</w:t>
       </w:r>
@@ -8863,14 +10812,18 @@
       </w:pPr>
       <w:r>
         <w:rPr>
-          <w:i/>
-          <w:color w:val="FF0000"/>
+          <w:rFonts w:ascii="Times New Roman" w:hAnsi="Times New Roman"/>
+          <w:i/>
+          <w:color w:val="FF0000"/>
+          <w:sz w:val="24"/>
         </w:rPr>
         <w:t>Причасний:</w:t>
       </w:r>
       <w:r>
         <w:rPr>
-          <w:b/>
+          <w:rFonts w:ascii="Times New Roman" w:hAnsi="Times New Roman"/>
+          <w:b/>
+          <w:sz w:val="24"/>
         </w:rPr>
         <w:t xml:space="preserve"> Споживіте і збагніте, що благий Господь. Алилуя, алилуя, алилуя.</w:t>
       </w:r>
@@ -8887,9 +10840,11 @@
       </w:pPr>
       <w:r>
         <w:rPr>
-          <w:b/>
-          <w:i/>
-          <w:color w:val="FF0000"/>
+          <w:rFonts w:ascii="Times New Roman" w:hAnsi="Times New Roman"/>
+          <w:b/>
+          <w:i/>
+          <w:color w:val="FF0000"/>
+          <w:sz w:val="24"/>
         </w:rPr>
         <w:t>Молитва приготування до святого причастя</w:t>
       </w:r>
@@ -10591,23 +12546,33 @@
       </w:pPr>
       <w:r>
         <w:rPr>
-          <w:i/>
-          <w:color w:val="FF0000"/>
+          <w:rFonts w:ascii="Times New Roman" w:hAnsi="Times New Roman"/>
+          <w:i/>
+          <w:color w:val="FF0000"/>
+          <w:sz w:val="24"/>
         </w:rPr>
         <w:t>Диякон, узявши чашу і обернувшись до людей, мовить:</w:t>
       </w:r>
       <w:r>
         <w:rPr>
-          <w:i/>
-        </w:rPr>
-        <w:t xml:space="preserve"> </w:t>
-      </w:r>
-      <w:r>
+          <w:rFonts w:ascii="Times New Roman" w:hAnsi="Times New Roman"/>
+          <w:i/>
+          <w:sz w:val="24"/>
+        </w:rPr>
+        <w:t xml:space="preserve"> </w:t>
+      </w:r>
+      <w:r>
+        <w:rPr>
+          <w:rFonts w:ascii="Times New Roman" w:hAnsi="Times New Roman"/>
+          <w:sz w:val="24"/>
+        </w:rPr>
         <w:t>Приступіте</w:t>
       </w:r>
       <w:r>
         <w:rPr>
-          <w:i/>
+          <w:rFonts w:ascii="Times New Roman" w:hAnsi="Times New Roman"/>
+          <w:i/>
+          <w:sz w:val="24"/>
         </w:rPr>
         <w:t>.</w:t>
       </w:r>
@@ -10622,20 +12587,26 @@
       </w:pPr>
       <w:r>
         <w:rPr>
-          <w:i/>
-          <w:color w:val="FF0000"/>
+          <w:rFonts w:ascii="Times New Roman" w:hAnsi="Times New Roman"/>
+          <w:i/>
+          <w:color w:val="FF0000"/>
+          <w:sz w:val="24"/>
         </w:rPr>
         <w:t>Вірні:</w:t>
       </w:r>
       <w:r>
         <w:rPr>
-          <w:i/>
-        </w:rPr>
-        <w:t xml:space="preserve"> </w:t>
-      </w:r>
-      <w:r>
-        <w:rPr>
+          <w:rFonts w:ascii="Times New Roman" w:hAnsi="Times New Roman"/>
+          <w:i/>
+          <w:sz w:val="24"/>
+        </w:rPr>
+        <w:t xml:space="preserve"> </w:t>
+      </w:r>
+      <w:r>
+        <w:rPr>
+          <w:rFonts w:ascii="Times New Roman" w:hAnsi="Times New Roman"/>
           <w:bCs/>
+          <w:sz w:val="24"/>
         </w:rPr>
         <w:t>Благословлю Господа на всякий час. Алилуя.</w:t>
       </w:r>
@@ -10652,8 +12623,10 @@
       </w:pPr>
       <w:r>
         <w:rPr>
-          <w:i/>
-          <w:color w:val="FF0000"/>
+          <w:rFonts w:ascii="Times New Roman" w:hAnsi="Times New Roman"/>
+          <w:i/>
+          <w:color w:val="FF0000"/>
+          <w:sz w:val="24"/>
         </w:rPr>
         <w:t>Причастя вірних відбувається, як на Літургії Івана Золотоустого.</w:t>
       </w:r>
@@ -10666,28 +12639,42 @@
       </w:pPr>
       <w:r>
         <w:rPr>
-          <w:i/>
-          <w:color w:val="FF0000"/>
-        </w:rPr>
-        <w:t>Священик, причащаючи, мовить:</w:t>
-      </w:r>
-      <w:r>
+          <w:rFonts w:ascii="Times New Roman" w:hAnsi="Times New Roman"/>
+          <w:i/>
+          <w:color w:val="FF0000"/>
+          <w:sz w:val="24"/>
+        </w:rPr>
+        <w:t>Священник, причащаючи, мовить:</w:t>
+      </w:r>
+      <w:r>
+        <w:rPr>
+          <w:rFonts w:ascii="Times New Roman" w:hAnsi="Times New Roman"/>
+          <w:sz w:val="24"/>
+        </w:rPr>
         <w:t xml:space="preserve"> Чесного, і пресвятого, і пречистого тіла Господа, і Бога, і Спаса нашого Ісуса Христа причащається раб Божий (раба Божа) </w:t>
       </w:r>
       <w:r>
         <w:rPr>
-          <w:i/>
-          <w:color w:val="FF0000"/>
+          <w:rFonts w:ascii="Times New Roman" w:hAnsi="Times New Roman"/>
+          <w:i/>
+          <w:color w:val="FF0000"/>
+          <w:sz w:val="24"/>
         </w:rPr>
         <w:t>(ім’я)</w:t>
       </w:r>
       <w:r>
         <w:rPr>
-          <w:i/>
+          <w:rFonts w:ascii="Times New Roman" w:hAnsi="Times New Roman"/>
+          <w:i/>
+          <w:sz w:val="24"/>
         </w:rPr>
         <w:t>,</w:t>
       </w:r>
       <w:r>
+        <w:rPr>
+          <w:rFonts w:ascii="Times New Roman" w:hAnsi="Times New Roman"/>
+          <w:sz w:val="24"/>
+        </w:rPr>
         <w:t xml:space="preserve"> на відпущення гріхів своїх і на життя вічне. Амінь.</w:t>
       </w:r>
     </w:p>
@@ -10702,8 +12689,10 @@
       </w:pPr>
       <w:r>
         <w:rPr>
-          <w:i/>
-          <w:color w:val="FF0000"/>
+          <w:rFonts w:ascii="Times New Roman" w:hAnsi="Times New Roman"/>
+          <w:i/>
+          <w:color w:val="FF0000"/>
+          <w:sz w:val="24"/>
         </w:rPr>
         <w:t>Після обкадження дарів священик, узявши чашу і обернувшись до людей, мовить:</w:t>
       </w:r>
@@ -10715,6 +12704,10 @@
         <w:jc w:val="both"/>
       </w:pPr>
       <w:r>
+        <w:rPr>
+          <w:rFonts w:ascii="Times New Roman" w:hAnsi="Times New Roman"/>
+          <w:sz w:val="24"/>
+        </w:rPr>
         <w:lastRenderedPageBreak/>
         <w:t>Благословен Бог, що просвічує й освячує нас.</w:t>
       </w:r>
@@ -10726,6 +12719,10 @@
         <w:jc w:val="both"/>
       </w:pPr>
       <w:r>
+        <w:rPr>
+          <w:rFonts w:ascii="Times New Roman" w:hAnsi="Times New Roman"/>
+          <w:sz w:val="24"/>
+        </w:rPr>
         <w:t>Завжди, нині і повсякчас, і на віки віків.</w:t>
       </w:r>
     </w:p>
@@ -10740,8 +12737,10 @@
       </w:pPr>
       <w:r>
         <w:rPr>
-          <w:i/>
-          <w:color w:val="FF0000"/>
+          <w:rFonts w:ascii="Times New Roman" w:hAnsi="Times New Roman"/>
+          <w:i/>
+          <w:color w:val="FF0000"/>
+          <w:sz w:val="24"/>
         </w:rPr>
         <w:t>І відносить святе до проскомидійника.</w:t>
       </w:r>
@@ -10757,17 +12756,25 @@
       </w:pPr>
       <w:r>
         <w:rPr>
-          <w:i/>
-          <w:color w:val="FF0000"/>
+          <w:rFonts w:ascii="Times New Roman" w:hAnsi="Times New Roman"/>
+          <w:i/>
+          <w:color w:val="FF0000"/>
+          <w:sz w:val="24"/>
         </w:rPr>
         <w:t>Вірні:</w:t>
       </w:r>
       <w:r>
-        <w:t xml:space="preserve"> </w:t>
-      </w:r>
-      <w:r>
-        <w:rPr>
-          <w:b/>
+        <w:rPr>
+          <w:rFonts w:ascii="Times New Roman" w:hAnsi="Times New Roman"/>
+          <w:sz w:val="24"/>
+        </w:rPr>
+        <w:t xml:space="preserve"> </w:t>
+      </w:r>
+      <w:r>
+        <w:rPr>
+          <w:rFonts w:ascii="Times New Roman" w:hAnsi="Times New Roman"/>
+          <w:b/>
+          <w:sz w:val="24"/>
         </w:rPr>
         <w:t>Амінь. Благодаримо Тебе, Христе Боже наш, що сподобив єси нас бути причасниками твого пречистого тіла і Твоєї чесної крови, пролитої за ввесь світ, на відпущення гріхів – таїнства твого промислу. Алилуя, алилуя, алилуя.</w:t>
       </w:r>
@@ -10834,6 +12841,10 @@
         <w:jc w:val="both"/>
       </w:pPr>
       <w:r>
+        <w:rPr>
+          <w:rFonts w:ascii="Times New Roman" w:hAnsi="Times New Roman"/>
+          <w:sz w:val="24"/>
+        </w:rPr>
         <w:t>Прості, прийнявши божественних, святих, пречистих, безсмертних, небесних і животворящих, страшних Христових таїн, достойно благодарім Господа.</w:t>
       </w:r>
     </w:p>
@@ -10845,14 +12856,18 @@
       </w:pPr>
       <w:r>
         <w:rPr>
-          <w:i/>
-          <w:color w:val="FF0000"/>
+          <w:rFonts w:ascii="Times New Roman" w:hAnsi="Times New Roman"/>
+          <w:i/>
+          <w:color w:val="FF0000"/>
+          <w:sz w:val="24"/>
         </w:rPr>
         <w:t>Вірні:</w:t>
       </w:r>
       <w:r>
         <w:rPr>
-          <w:b/>
+          <w:rFonts w:ascii="Times New Roman" w:hAnsi="Times New Roman"/>
+          <w:b/>
+          <w:sz w:val="24"/>
         </w:rPr>
         <w:t xml:space="preserve"> Господи, помилуй.</w:t>
       </w:r>
@@ -10988,14 +13003,18 @@
       </w:pPr>
       <w:r>
         <w:rPr>
-          <w:i/>
-          <w:color w:val="FF0000"/>
+          <w:rFonts w:ascii="Times New Roman" w:hAnsi="Times New Roman"/>
+          <w:i/>
+          <w:color w:val="FF0000"/>
+          <w:sz w:val="24"/>
         </w:rPr>
         <w:t>Вірні:</w:t>
       </w:r>
       <w:r>
         <w:rPr>
-          <w:b/>
+          <w:rFonts w:ascii="Times New Roman" w:hAnsi="Times New Roman"/>
+          <w:b/>
+          <w:sz w:val="24"/>
         </w:rPr>
         <w:t xml:space="preserve"> Господи, помилуй.</w:t>
       </w:r>
@@ -11006,6 +13025,10 @@
         <w:spacing w:after="120"/>
       </w:pPr>
       <w:r>
+        <w:rPr>
+          <w:rFonts w:ascii="Times New Roman" w:hAnsi="Times New Roman"/>
+          <w:sz w:val="24"/>
+        </w:rPr>
         <w:t>Вечір весь звершений, святий, мирний і безгрішний випросивши, самі себе, і один одного, і все життя наше Христу Богові віддаймо.</w:t>
       </w:r>
     </w:p>
@@ -11019,14 +13042,18 @@
       </w:pPr>
       <w:r>
         <w:rPr>
-          <w:i/>
-          <w:color w:val="FF0000"/>
+          <w:rFonts w:ascii="Times New Roman" w:hAnsi="Times New Roman"/>
+          <w:i/>
+          <w:color w:val="FF0000"/>
+          <w:sz w:val="24"/>
         </w:rPr>
         <w:t>Вірні:</w:t>
       </w:r>
       <w:r>
         <w:rPr>
-          <w:b/>
+          <w:rFonts w:ascii="Times New Roman" w:hAnsi="Times New Roman"/>
+          <w:b/>
+          <w:sz w:val="24"/>
         </w:rPr>
         <w:t xml:space="preserve"> Тобі Господи.</w:t>
       </w:r>
@@ -11043,9 +13070,11 @@
       </w:pPr>
       <w:r>
         <w:rPr>
-          <w:b/>
-          <w:i/>
-          <w:color w:val="FF0000"/>
+          <w:rFonts w:ascii="Times New Roman" w:hAnsi="Times New Roman"/>
+          <w:b/>
+          <w:i/>
+          <w:color w:val="FF0000"/>
+          <w:sz w:val="24"/>
         </w:rPr>
         <w:t>Молитва благодарення</w:t>
       </w:r>
@@ -11058,12 +13087,18 @@
       </w:pPr>
       <w:r>
         <w:rPr>
-          <w:i/>
-          <w:color w:val="FF0000"/>
-        </w:rPr>
-        <w:t>Священик:</w:t>
-      </w:r>
-      <w:r>
+          <w:rFonts w:ascii="Times New Roman" w:hAnsi="Times New Roman"/>
+          <w:i/>
+          <w:color w:val="FF0000"/>
+          <w:sz w:val="24"/>
+        </w:rPr>
+        <w:t>Священник:</w:t>
+      </w:r>
+      <w:r>
+        <w:rPr>
+          <w:rFonts w:ascii="Times New Roman" w:hAnsi="Times New Roman"/>
+          <w:sz w:val="24"/>
+        </w:rPr>
         <w:t xml:space="preserve"> Благодаримо Тебе, Спаса всіх Бога, за всі блага, які Ти подав нам, і за причастя святого тіла і крови Христа твого, і молимось до Тебе, Владико Людинолюбче: Захорони нас під покровом крил твоїх, і дай нам аж до останнього нашого віддиху достойно причащатися твоїх святощів, на просвічення душі і тіла, у насліддя небесного царства.</w:t>
       </w:r>
     </w:p>
@@ -11074,6 +13109,10 @@
         <w:jc w:val="both"/>
       </w:pPr>
       <w:r>
+        <w:rPr>
+          <w:rFonts w:ascii="Times New Roman" w:hAnsi="Times New Roman"/>
+          <w:sz w:val="24"/>
+        </w:rPr>
         <w:t xml:space="preserve">Бо Ти єси освячення наше і Тобі славу возсилаємо, Отцю, і Сину, і Святому Духові, нині і повсякчас, і на віки віків. </w:t>
       </w:r>
     </w:p>
@@ -11085,14 +13124,18 @@
       </w:pPr>
       <w:r>
         <w:rPr>
-          <w:i/>
-          <w:color w:val="FF0000"/>
+          <w:rFonts w:ascii="Times New Roman" w:hAnsi="Times New Roman"/>
+          <w:i/>
+          <w:color w:val="FF0000"/>
+          <w:sz w:val="24"/>
         </w:rPr>
         <w:t>Вірні:</w:t>
       </w:r>
       <w:r>
         <w:rPr>
-          <w:b/>
+          <w:rFonts w:ascii="Times New Roman" w:hAnsi="Times New Roman"/>
+          <w:b/>
+          <w:sz w:val="24"/>
         </w:rPr>
         <w:t xml:space="preserve"> Амінь.</w:t>
       </w:r>
@@ -11104,12 +13147,18 @@
       </w:pPr>
       <w:r>
         <w:rPr>
-          <w:i/>
-          <w:color w:val="FF0000"/>
-        </w:rPr>
-        <w:t>Священик:</w:t>
-      </w:r>
-      <w:r>
+          <w:rFonts w:ascii="Times New Roman" w:hAnsi="Times New Roman"/>
+          <w:i/>
+          <w:color w:val="FF0000"/>
+          <w:sz w:val="24"/>
+        </w:rPr>
+        <w:t>Священник:</w:t>
+      </w:r>
+      <w:r>
+        <w:rPr>
+          <w:rFonts w:ascii="Times New Roman" w:hAnsi="Times New Roman"/>
+          <w:sz w:val="24"/>
+        </w:rPr>
         <w:t xml:space="preserve"> В мирі вийдім. </w:t>
       </w:r>
     </w:p>
@@ -11123,14 +13172,18 @@
       </w:pPr>
       <w:r>
         <w:rPr>
-          <w:i/>
-          <w:color w:val="FF0000"/>
+          <w:rFonts w:ascii="Times New Roman" w:hAnsi="Times New Roman"/>
+          <w:i/>
+          <w:color w:val="FF0000"/>
+          <w:sz w:val="24"/>
         </w:rPr>
         <w:t>Вірні:</w:t>
       </w:r>
       <w:r>
         <w:rPr>
-          <w:b/>
+          <w:rFonts w:ascii="Times New Roman" w:hAnsi="Times New Roman"/>
+          <w:b/>
+          <w:sz w:val="24"/>
         </w:rPr>
         <w:t xml:space="preserve"> В імені Господнім. </w:t>
       </w:r>
@@ -11141,6 +13194,10 @@
         <w:spacing w:after="120"/>
       </w:pPr>
       <w:r>
+        <w:rPr>
+          <w:rFonts w:ascii="Times New Roman" w:hAnsi="Times New Roman"/>
+          <w:sz w:val="24"/>
+        </w:rPr>
         <w:t xml:space="preserve">Господеві помолімся. </w:t>
       </w:r>
     </w:p>
@@ -11154,14 +13211,18 @@
       </w:pPr>
       <w:r>
         <w:rPr>
-          <w:i/>
-          <w:color w:val="FF0000"/>
+          <w:rFonts w:ascii="Times New Roman" w:hAnsi="Times New Roman"/>
+          <w:i/>
+          <w:color w:val="FF0000"/>
+          <w:sz w:val="24"/>
         </w:rPr>
         <w:t>Вірні:</w:t>
       </w:r>
       <w:r>
         <w:rPr>
-          <w:b/>
+          <w:rFonts w:ascii="Times New Roman" w:hAnsi="Times New Roman"/>
+          <w:b/>
+          <w:sz w:val="24"/>
         </w:rPr>
         <w:t xml:space="preserve"> Господи, помилуй.</w:t>
       </w:r>
@@ -11215,12 +13276,18 @@
       </w:pPr>
       <w:r>
         <w:rPr>
-          <w:i/>
-          <w:color w:val="FF0000"/>
-        </w:rPr>
-        <w:t>Священик:</w:t>
-      </w:r>
-      <w:r>
+          <w:rFonts w:ascii="Times New Roman" w:hAnsi="Times New Roman"/>
+          <w:i/>
+          <w:color w:val="FF0000"/>
+          <w:sz w:val="24"/>
+        </w:rPr>
+        <w:t>Священник:</w:t>
+      </w:r>
+      <w:r>
+        <w:rPr>
+          <w:rFonts w:ascii="Times New Roman" w:hAnsi="Times New Roman"/>
+          <w:sz w:val="24"/>
+        </w:rPr>
         <w:t xml:space="preserve"> Владико вседержителю, Ти всю твар премудрістю створив і невимовним твоїм промислом і великою благістю ввів нас у ці священні дні на очищення душ і тілес, на здержання пристрастей, для надії воскресіння.</w:t>
       </w:r>
     </w:p>
@@ -11231,6 +13298,10 @@
         <w:jc w:val="both"/>
       </w:pPr>
       <w:r>
+        <w:rPr>
+          <w:rFonts w:ascii="Times New Roman" w:hAnsi="Times New Roman"/>
+          <w:sz w:val="24"/>
+        </w:rPr>
         <w:t>Ти в сорока днях вручив скрижалі, Богом писані письмена, угодникові Твоєму Мойсеєві.</w:t>
       </w:r>
     </w:p>
@@ -11241,6 +13312,10 @@
         <w:jc w:val="both"/>
       </w:pPr>
       <w:r>
+        <w:rPr>
+          <w:rFonts w:ascii="Times New Roman" w:hAnsi="Times New Roman"/>
+          <w:sz w:val="24"/>
+        </w:rPr>
         <w:t>Подай і нам, благий, добрим подвигом подвизатися, час посту завершити, віру неподільну зберегти, голови невидимих зміїв сокрушити, і переможцями гріха явитись, і неосудно достигнути поклонитися святому воскресінню.</w:t>
       </w:r>
     </w:p>
@@ -11251,6 +13326,10 @@
         <w:jc w:val="both"/>
       </w:pPr>
       <w:r>
+        <w:rPr>
+          <w:rFonts w:ascii="Times New Roman" w:hAnsi="Times New Roman"/>
+          <w:sz w:val="24"/>
+        </w:rPr>
         <w:t>Бо благословилося і прославилося пречесне й величне ім’я Твоє, Отця, і Сина, і Святого Духа, нині і повсякчас, і на віки віків.</w:t>
       </w:r>
     </w:p>
@@ -11267,21 +13346,27 @@
       </w:pPr>
       <w:r>
         <w:rPr>
-          <w:i/>
-          <w:color w:val="FF0000"/>
+          <w:rFonts w:ascii="Times New Roman" w:hAnsi="Times New Roman"/>
+          <w:i/>
+          <w:color w:val="FF0000"/>
+          <w:sz w:val="24"/>
         </w:rPr>
         <w:t>Вірні:</w:t>
       </w:r>
       <w:r>
         <w:rPr>
-          <w:b/>
+          <w:rFonts w:ascii="Times New Roman" w:hAnsi="Times New Roman"/>
+          <w:b/>
+          <w:sz w:val="24"/>
         </w:rPr>
         <w:t xml:space="preserve"> Амінь. Будь ім’я Господнє благословенне від нині і до віку </w:t>
       </w:r>
       <w:r>
         <w:rPr>
-          <w:i/>
-          <w:color w:val="FF0000"/>
+          <w:rFonts w:ascii="Times New Roman" w:hAnsi="Times New Roman"/>
+          <w:i/>
+          <w:color w:val="FF0000"/>
+          <w:sz w:val="24"/>
         </w:rPr>
         <w:t>(3 р.)</w:t>
       </w:r>
@@ -11321,6 +13406,10 @@
         <w:jc w:val="both"/>
       </w:pPr>
       <w:r>
+        <w:rPr>
+          <w:rFonts w:ascii="Times New Roman" w:hAnsi="Times New Roman"/>
+          <w:sz w:val="24"/>
+        </w:rPr>
         <w:t>Благословлю Господа на всякий час, завжди хвала його в устах моїх.</w:t>
       </w:r>
     </w:p>
@@ -11331,6 +13420,10 @@
         <w:jc w:val="both"/>
       </w:pPr>
       <w:r>
+        <w:rPr>
+          <w:rFonts w:ascii="Times New Roman" w:hAnsi="Times New Roman"/>
+          <w:sz w:val="24"/>
+        </w:rPr>
         <w:t>У Господі похвалиться душа моя, нехай почують лагідні і возвеселяться.</w:t>
       </w:r>
     </w:p>
@@ -11341,6 +13434,10 @@
         <w:jc w:val="both"/>
       </w:pPr>
       <w:r>
+        <w:rPr>
+          <w:rFonts w:ascii="Times New Roman" w:hAnsi="Times New Roman"/>
+          <w:sz w:val="24"/>
+        </w:rPr>
         <w:t>Возвеличте Господа зо мною, і вознесімо ім’я його вкупі.</w:t>
       </w:r>
     </w:p>
@@ -11351,6 +13448,10 @@
         <w:jc w:val="both"/>
       </w:pPr>
       <w:r>
+        <w:rPr>
+          <w:rFonts w:ascii="Times New Roman" w:hAnsi="Times New Roman"/>
+          <w:sz w:val="24"/>
+        </w:rPr>
         <w:t>Я шукав Господа, і він вислухав мене, і від усіх скорбот моїх ізбавив мене.</w:t>
       </w:r>
     </w:p>
@@ -11361,6 +13462,10 @@
         <w:jc w:val="both"/>
       </w:pPr>
       <w:r>
+        <w:rPr>
+          <w:rFonts w:ascii="Times New Roman" w:hAnsi="Times New Roman"/>
+          <w:sz w:val="24"/>
+        </w:rPr>
         <w:t>Приступіть до нього і просвітіться, і лиця ваші не постидаються.</w:t>
       </w:r>
     </w:p>
@@ -11371,6 +13476,10 @@
         <w:jc w:val="both"/>
       </w:pPr>
       <w:r>
+        <w:rPr>
+          <w:rFonts w:ascii="Times New Roman" w:hAnsi="Times New Roman"/>
+          <w:sz w:val="24"/>
+        </w:rPr>
         <w:t>Оцей убогий візвав, і Господь вислухав його, і від усіх скорбот його спас його.</w:t>
       </w:r>
     </w:p>
@@ -11381,6 +13490,10 @@
         <w:jc w:val="both"/>
       </w:pPr>
       <w:r>
+        <w:rPr>
+          <w:rFonts w:ascii="Times New Roman" w:hAnsi="Times New Roman"/>
+          <w:sz w:val="24"/>
+        </w:rPr>
         <w:t>Ополчиться ангел Господень навкруг тих, що бояться його, і ізбавить їх.</w:t>
       </w:r>
     </w:p>
@@ -11391,6 +13504,10 @@
         <w:jc w:val="both"/>
       </w:pPr>
       <w:r>
+        <w:rPr>
+          <w:rFonts w:ascii="Times New Roman" w:hAnsi="Times New Roman"/>
+          <w:sz w:val="24"/>
+        </w:rPr>
         <w:t>Вкусіте і видіте, що благий Господь; блажен муж, що уповає на нього.</w:t>
       </w:r>
     </w:p>
@@ -11401,6 +13518,10 @@
         <w:jc w:val="both"/>
       </w:pPr>
       <w:r>
+        <w:rPr>
+          <w:rFonts w:ascii="Times New Roman" w:hAnsi="Times New Roman"/>
+          <w:sz w:val="24"/>
+        </w:rPr>
         <w:t>Бійтеся Господа, всі святії його, бо нема недостатку в тих, що бояться його.</w:t>
       </w:r>
     </w:p>
@@ -11411,6 +13532,10 @@
         <w:jc w:val="both"/>
       </w:pPr>
       <w:r>
+        <w:rPr>
+          <w:rFonts w:ascii="Times New Roman" w:hAnsi="Times New Roman"/>
+          <w:sz w:val="24"/>
+        </w:rPr>
         <w:t>Багаті збідніли і зголодніли, а тим, що шукають Господа, не забракне ніякого добра.</w:t>
       </w:r>
     </w:p>
@@ -11421,6 +13546,10 @@
         <w:jc w:val="both"/>
       </w:pPr>
       <w:r>
+        <w:rPr>
+          <w:rFonts w:ascii="Times New Roman" w:hAnsi="Times New Roman"/>
+          <w:sz w:val="24"/>
+        </w:rPr>
         <w:t>Прийдіте, чада, послухайте мене, страху Господнього навчу вас.</w:t>
       </w:r>
     </w:p>
@@ -11431,6 +13560,10 @@
         <w:jc w:val="both"/>
       </w:pPr>
       <w:r>
+        <w:rPr>
+          <w:rFonts w:ascii="Times New Roman" w:hAnsi="Times New Roman"/>
+          <w:sz w:val="24"/>
+        </w:rPr>
         <w:t>Хто є той чоловік, що люблячи життя, бажає видіти дні благі?</w:t>
       </w:r>
     </w:p>
@@ -11441,6 +13574,10 @@
         <w:jc w:val="both"/>
       </w:pPr>
       <w:r>
+        <w:rPr>
+          <w:rFonts w:ascii="Times New Roman" w:hAnsi="Times New Roman"/>
+          <w:sz w:val="24"/>
+        </w:rPr>
         <w:t>Стримай язик твій від зла і губи твої, щоб не говорити лести.</w:t>
       </w:r>
     </w:p>
@@ -11451,6 +13588,10 @@
         <w:jc w:val="both"/>
       </w:pPr>
       <w:r>
+        <w:rPr>
+          <w:rFonts w:ascii="Times New Roman" w:hAnsi="Times New Roman"/>
+          <w:sz w:val="24"/>
+        </w:rPr>
         <w:t>Відхилися від зла і твори добро, шукай миру і біжи за ним.</w:t>
       </w:r>
     </w:p>
@@ -11461,6 +13602,10 @@
         <w:jc w:val="both"/>
       </w:pPr>
       <w:r>
+        <w:rPr>
+          <w:rFonts w:ascii="Times New Roman" w:hAnsi="Times New Roman"/>
+          <w:sz w:val="24"/>
+        </w:rPr>
         <w:t>Очі Господні на праведних, а уші його на молитву їх.</w:t>
       </w:r>
     </w:p>
@@ -11471,6 +13616,10 @@
         <w:jc w:val="both"/>
       </w:pPr>
       <w:r>
+        <w:rPr>
+          <w:rFonts w:ascii="Times New Roman" w:hAnsi="Times New Roman"/>
+          <w:sz w:val="24"/>
+        </w:rPr>
         <w:t>Лице ж Господнє проти тих, що творять зло, щоб викоренити з землі пам’ять їх.</w:t>
       </w:r>
     </w:p>
@@ -11481,6 +13630,10 @@
         <w:jc w:val="both"/>
       </w:pPr>
       <w:r>
+        <w:rPr>
+          <w:rFonts w:ascii="Times New Roman" w:hAnsi="Times New Roman"/>
+          <w:sz w:val="24"/>
+        </w:rPr>
         <w:t>Візвали праведні і Господь вислухав їх, і від усіх скорбот їх ізбавив їх.</w:t>
       </w:r>
     </w:p>
@@ -11491,6 +13644,10 @@
         <w:jc w:val="both"/>
       </w:pPr>
       <w:r>
+        <w:rPr>
+          <w:rFonts w:ascii="Times New Roman" w:hAnsi="Times New Roman"/>
+          <w:sz w:val="24"/>
+        </w:rPr>
         <w:t>Близький Господь до сокрушених серцем, і смиренних духом спасе.</w:t>
       </w:r>
     </w:p>
@@ -11501,6 +13658,10 @@
         <w:jc w:val="both"/>
       </w:pPr>
       <w:r>
+        <w:rPr>
+          <w:rFonts w:ascii="Times New Roman" w:hAnsi="Times New Roman"/>
+          <w:sz w:val="24"/>
+        </w:rPr>
         <w:t>Багато скорбот у праведних, і від усіх них ізбавить їх Господь.</w:t>
       </w:r>
     </w:p>
@@ -11511,6 +13672,10 @@
         <w:jc w:val="both"/>
       </w:pPr>
       <w:r>
+        <w:rPr>
+          <w:rFonts w:ascii="Times New Roman" w:hAnsi="Times New Roman"/>
+          <w:sz w:val="24"/>
+        </w:rPr>
         <w:t>Охороняє Господь усі кості їх, ні одна з них не сокрушиться.</w:t>
       </w:r>
     </w:p>
@@ -11521,6 +13686,10 @@
         <w:jc w:val="both"/>
       </w:pPr>
       <w:r>
+        <w:rPr>
+          <w:rFonts w:ascii="Times New Roman" w:hAnsi="Times New Roman"/>
+          <w:sz w:val="24"/>
+        </w:rPr>
         <w:t>Смерть грішників люта, і ті, що ненавидять праведного, згрішать.</w:t>
       </w:r>
     </w:p>
@@ -11531,6 +13700,10 @@
         <w:jc w:val="both"/>
       </w:pPr>
       <w:r>
+        <w:rPr>
+          <w:rFonts w:ascii="Times New Roman" w:hAnsi="Times New Roman"/>
+          <w:sz w:val="24"/>
+        </w:rPr>
         <w:t>Ізбавить Господь душі рабів своїх, і не згрішать усі, що уповають на нього.</w:t>
       </w:r>
     </w:p>
@@ -11546,9 +13719,11 @@
       </w:pPr>
       <w:r>
         <w:rPr>
-          <w:b/>
-          <w:i/>
-          <w:color w:val="FF0000"/>
+          <w:rFonts w:ascii="Times New Roman" w:hAnsi="Times New Roman"/>
+          <w:b/>
+          <w:i/>
+          <w:color w:val="FF0000"/>
+          <w:sz w:val="24"/>
         </w:rPr>
         <w:t>Молитва на споживання святих дарів</w:t>
       </w:r>
@@ -11560,6 +13735,10 @@
         <w:jc w:val="both"/>
       </w:pPr>
       <w:r>
+        <w:rPr>
+          <w:rFonts w:ascii="Times New Roman" w:hAnsi="Times New Roman"/>
+          <w:sz w:val="24"/>
+        </w:rPr>
         <w:t>Господи Боже наш, що ввів нас у ці священні дні і зробив нас причасниками страшних твоїх таїн, приєднай нас до твого словесного стада і вчини нас наслідниками твого царства, нині і повсякчас, і на віки віків. Амінь.</w:t>
       </w:r>
     </w:p>
@@ -11597,13 +13776,19 @@
       </w:pPr>
       <w:r>
         <w:rPr>
+          <w:rFonts w:ascii="Times New Roman" w:hAnsi="Times New Roman"/>
           <w:i/>
           <w:iCs/>
           <w:color w:val="FF0000"/>
-        </w:rPr>
-        <w:t>Священик:</w:t>
-      </w:r>
-      <w:r>
+          <w:sz w:val="24"/>
+        </w:rPr>
+        <w:t>Священник:</w:t>
+      </w:r>
+      <w:r>
+        <w:rPr>
+          <w:rFonts w:ascii="Times New Roman" w:hAnsi="Times New Roman"/>
+          <w:sz w:val="24"/>
+        </w:rPr>
         <w:t xml:space="preserve"> Благословення Господнє на вас, того благодаттю і чоловіколюбієм, завжди, нині і повсякчас, і на віки віків.</w:t>
       </w:r>
     </w:p>
@@ -11617,20 +13802,26 @@
       </w:pPr>
       <w:r>
         <w:rPr>
-          <w:i/>
-          <w:color w:val="FF0000"/>
+          <w:rFonts w:ascii="Times New Roman" w:hAnsi="Times New Roman"/>
+          <w:i/>
+          <w:color w:val="FF0000"/>
+          <w:sz w:val="24"/>
         </w:rPr>
         <w:t>Вірні:</w:t>
       </w:r>
       <w:r>
         <w:rPr>
-          <w:i/>
-        </w:rPr>
-        <w:t xml:space="preserve"> </w:t>
-      </w:r>
-      <w:r>
-        <w:rPr>
-          <w:b/>
+          <w:rFonts w:ascii="Times New Roman" w:hAnsi="Times New Roman"/>
+          <w:i/>
+          <w:sz w:val="24"/>
+        </w:rPr>
+        <w:t xml:space="preserve"> </w:t>
+      </w:r>
+      <w:r>
+        <w:rPr>
+          <w:rFonts w:ascii="Times New Roman" w:hAnsi="Times New Roman"/>
+          <w:b/>
+          <w:sz w:val="24"/>
         </w:rPr>
         <w:t>Амінь.</w:t>
       </w:r>
@@ -11642,6 +13833,10 @@
         <w:jc w:val="both"/>
       </w:pPr>
       <w:r>
+        <w:rPr>
+          <w:rFonts w:ascii="Times New Roman" w:hAnsi="Times New Roman"/>
+          <w:sz w:val="24"/>
+        </w:rPr>
         <w:t>Премудрість.</w:t>
       </w:r>
     </w:p>
@@ -11653,14 +13848,18 @@
       </w:pPr>
       <w:r>
         <w:rPr>
-          <w:i/>
-          <w:color w:val="FF0000"/>
+          <w:rFonts w:ascii="Times New Roman" w:hAnsi="Times New Roman"/>
+          <w:i/>
+          <w:color w:val="FF0000"/>
+          <w:sz w:val="24"/>
         </w:rPr>
         <w:t>Вірні:</w:t>
       </w:r>
       <w:r>
         <w:rPr>
-          <w:b/>
+          <w:rFonts w:ascii="Times New Roman" w:hAnsi="Times New Roman"/>
+          <w:b/>
+          <w:sz w:val="24"/>
         </w:rPr>
         <w:t xml:space="preserve"> Чеснішу від херувимів і незрівнянно славнішу від серафимів, що без зотління Бога Слово породила, сущу Богородицю, Тебе величаємо.</w:t>
       </w:r>
@@ -11672,12 +13871,18 @@
       </w:pPr>
       <w:r>
         <w:rPr>
-          <w:i/>
-          <w:color w:val="FF0000"/>
-        </w:rPr>
-        <w:t>Священик:</w:t>
-      </w:r>
-      <w:r>
+          <w:rFonts w:ascii="Times New Roman" w:hAnsi="Times New Roman"/>
+          <w:i/>
+          <w:color w:val="FF0000"/>
+          <w:sz w:val="24"/>
+        </w:rPr>
+        <w:t>Священник:</w:t>
+      </w:r>
+      <w:r>
+        <w:rPr>
+          <w:rFonts w:ascii="Times New Roman" w:hAnsi="Times New Roman"/>
+          <w:sz w:val="24"/>
+        </w:rPr>
         <w:t xml:space="preserve"> Слава Тобі, Христе Боже, уповання наше, слава Тобі.</w:t>
       </w:r>
     </w:p>
@@ -11689,35 +13894,45 @@
       </w:pPr>
       <w:r>
         <w:rPr>
-          <w:i/>
-          <w:color w:val="FF0000"/>
+          <w:rFonts w:ascii="Times New Roman" w:hAnsi="Times New Roman"/>
+          <w:i/>
+          <w:color w:val="FF0000"/>
+          <w:sz w:val="24"/>
         </w:rPr>
         <w:t>Вірні:</w:t>
       </w:r>
       <w:r>
         <w:rPr>
-          <w:b/>
+          <w:rFonts w:ascii="Times New Roman" w:hAnsi="Times New Roman"/>
+          <w:b/>
+          <w:sz w:val="24"/>
         </w:rPr>
         <w:t xml:space="preserve"> Слава Отцю, і Сину, і Святому Духові, і нині, і повсякчас, і на віки віків. Амінь. Господи, помилуй </w:t>
       </w:r>
       <w:r>
         <w:rPr>
+          <w:rFonts w:ascii="Times New Roman" w:hAnsi="Times New Roman"/>
           <w:bCs/>
           <w:i/>
           <w:color w:val="FF0000"/>
+          <w:sz w:val="24"/>
         </w:rPr>
         <w:t>(3 р.)</w:t>
       </w:r>
       <w:r>
         <w:rPr>
-          <w:b/>
-          <w:i/>
-        </w:rPr>
-        <w:t xml:space="preserve"> </w:t>
-      </w:r>
-      <w:r>
-        <w:rPr>
-          <w:b/>
+          <w:rFonts w:ascii="Times New Roman" w:hAnsi="Times New Roman"/>
+          <w:b/>
+          <w:i/>
+          <w:sz w:val="24"/>
+        </w:rPr>
+        <w:t xml:space="preserve"> </w:t>
+      </w:r>
+      <w:r>
+        <w:rPr>
+          <w:rFonts w:ascii="Times New Roman" w:hAnsi="Times New Roman"/>
+          <w:b/>
+          <w:sz w:val="24"/>
         </w:rPr>
         <w:t>Благослови.</w:t>
       </w:r>
@@ -11729,35 +13944,50 @@
       </w:pPr>
       <w:r>
         <w:rPr>
+          <w:rFonts w:ascii="Times New Roman" w:hAnsi="Times New Roman"/>
           <w:i/>
           <w:iCs/>
           <w:color w:val="FF0000"/>
-        </w:rPr>
-        <w:lastRenderedPageBreak/>
-        <w:t>Священик:</w:t>
-      </w:r>
-      <w:r>
+          <w:sz w:val="24"/>
+        </w:rPr>
+        <w:t>Священник:</w:t>
+      </w:r>
+      <w:r>
+        <w:rPr>
+          <w:rFonts w:ascii="Times New Roman" w:hAnsi="Times New Roman"/>
+          <w:sz w:val="24"/>
+        </w:rPr>
         <w:t xml:space="preserve"> Христос, істинний Бог наш, молитвами пречистої своєї Матері, силою чесного і животворного хреста, святих славних і всехвальних апостолів, і святого </w:t>
       </w:r>
       <w:r>
         <w:rPr>
+          <w:rFonts w:ascii="Times New Roman" w:hAnsi="Times New Roman"/>
           <w:i/>
           <w:iCs/>
           <w:color w:val="FF0000"/>
+          <w:sz w:val="24"/>
         </w:rPr>
         <w:t>(ім'я, якого є храм),</w:t>
       </w:r>
       <w:r>
-        <w:t xml:space="preserve"> </w:t>
-      </w:r>
-      <w:r>
-        <w:rPr>
+        <w:rPr>
+          <w:rFonts w:ascii="Times New Roman" w:hAnsi="Times New Roman"/>
+          <w:sz w:val="24"/>
+        </w:rPr>
+        <w:t xml:space="preserve"> </w:t>
+      </w:r>
+      <w:r>
+        <w:rPr>
+          <w:rFonts w:ascii="Times New Roman" w:hAnsi="Times New Roman"/>
+          <w:sz w:val="24"/>
           <w:lang w:val="uk-UA"/>
         </w:rPr>
         <w:t xml:space="preserve">і </w:t>
       </w:r>
       <w:r>
         <w:rPr>
+          <w:rFonts w:ascii="Times New Roman" w:hAnsi="Times New Roman"/>
+          <w:sz w:val="24"/>
           <w:highlight w:val="yellow"/>
           <w:lang w:val="uk-UA"/>
         </w:rPr>
@@ -11765,11 +13995,17 @@
       </w:r>
       <w:r>
         <w:rPr>
+          <w:rFonts w:ascii="Times New Roman" w:hAnsi="Times New Roman"/>
+          <w:sz w:val="24"/>
           <w:highlight w:val="yellow"/>
         </w:rPr>
         <w:t>вятого священномученика Василія, пресвітера Анкирського</w:t>
       </w:r>
       <w:r>
+        <w:rPr>
+          <w:rFonts w:ascii="Times New Roman" w:hAnsi="Times New Roman"/>
+          <w:sz w:val="24"/>
+        </w:rPr>
         <w:t>, і всіх святих, помилує і спасе нас, як благий і людинолюбний.</w:t>
       </w:r>
     </w:p>
@@ -11783,20 +14019,26 @@
       </w:pPr>
       <w:r>
         <w:rPr>
-          <w:i/>
-          <w:color w:val="FF0000"/>
+          <w:rFonts w:ascii="Times New Roman" w:hAnsi="Times New Roman"/>
+          <w:i/>
+          <w:color w:val="FF0000"/>
+          <w:sz w:val="24"/>
         </w:rPr>
         <w:t>Вірні:</w:t>
       </w:r>
       <w:r>
         <w:rPr>
-          <w:i/>
-        </w:rPr>
-        <w:t xml:space="preserve"> </w:t>
-      </w:r>
-      <w:r>
-        <w:rPr>
-          <w:b/>
+          <w:rFonts w:ascii="Times New Roman" w:hAnsi="Times New Roman"/>
+          <w:i/>
+          <w:sz w:val="24"/>
+        </w:rPr>
+        <w:t xml:space="preserve"> </w:t>
+      </w:r>
+      <w:r>
+        <w:rPr>
+          <w:rFonts w:ascii="Times New Roman" w:hAnsi="Times New Roman"/>
+          <w:b/>
+          <w:sz w:val="24"/>
         </w:rPr>
         <w:t>Амінь.</w:t>
       </w:r>
